--- a/Operating environments and system programming/Course Work/ПОЯСНИТЕЛЬНАЯ ЗАПИСКА.docx
+++ b/Operating environments and system programming/Course Work/ПОЯСНИТЕЛЬНАЯ ЗАПИСКА.docx
@@ -4,7 +4,7 @@
   <w:body>
     <w:p>
       <w:pPr>
-        <w:spacing w:line="360" w:lineRule="auto"/>
+        <w:spacing w:line="240" w:lineRule="auto"/>
         <w:ind w:firstLine="709"/>
         <w:jc w:val="center"/>
         <w:rPr>
@@ -22,7 +22,7 @@
     </w:p>
     <w:p>
       <w:pPr>
-        <w:spacing w:line="480" w:lineRule="auto"/>
+        <w:spacing w:line="240" w:lineRule="auto"/>
         <w:jc w:val="center"/>
         <w:rPr>
           <w:rFonts w:eastAsia="Times New Roman" w:cs="Times New Roman"/>
@@ -66,7 +66,7 @@
     </w:p>
     <w:p>
       <w:pPr>
-        <w:spacing w:line="360" w:lineRule="auto"/>
+        <w:spacing w:line="240" w:lineRule="auto"/>
         <w:jc w:val="left"/>
         <w:rPr>
           <w:rFonts w:eastAsia="Times New Roman" w:cs="Times New Roman"/>
@@ -81,7 +81,7 @@
     </w:p>
     <w:p>
       <w:pPr>
-        <w:spacing w:line="360" w:lineRule="auto"/>
+        <w:spacing w:line="240" w:lineRule="auto"/>
         <w:jc w:val="left"/>
         <w:rPr>
           <w:rFonts w:eastAsia="Times New Roman" w:cs="Times New Roman"/>
@@ -96,7 +96,7 @@
     </w:p>
     <w:p>
       <w:pPr>
-        <w:spacing w:line="360" w:lineRule="auto"/>
+        <w:spacing w:line="240" w:lineRule="auto"/>
         <w:jc w:val="left"/>
         <w:rPr>
           <w:rFonts w:eastAsia="Times New Roman" w:cs="Times New Roman"/>
@@ -181,6 +181,7 @@
     </w:p>
     <w:p>
       <w:pPr>
+        <w:spacing w:line="240" w:lineRule="auto"/>
         <w:jc w:val="center"/>
         <w:rPr>
           <w:rFonts w:eastAsia="Times New Roman" w:cs="Times New Roman"/>
@@ -199,6 +200,7 @@
     </w:p>
     <w:p>
       <w:pPr>
+        <w:spacing w:line="240" w:lineRule="auto"/>
         <w:jc w:val="center"/>
         <w:rPr>
           <w:rFonts w:eastAsia="Times New Roman" w:cs="Times New Roman"/>
@@ -210,7 +212,7 @@
     </w:p>
     <w:p>
       <w:pPr>
-        <w:spacing w:line="360" w:lineRule="auto"/>
+        <w:spacing w:line="240" w:lineRule="auto"/>
         <w:jc w:val="center"/>
         <w:rPr>
           <w:rFonts w:eastAsia="Times New Roman" w:cs="Times New Roman"/>
@@ -247,6 +249,7 @@
     </w:p>
     <w:p>
       <w:pPr>
+        <w:spacing w:line="240" w:lineRule="auto"/>
         <w:jc w:val="center"/>
         <w:rPr>
           <w:rFonts w:eastAsia="Times New Roman" w:cs="Times New Roman"/>
@@ -261,6 +264,7 @@
     </w:p>
     <w:p>
       <w:pPr>
+        <w:spacing w:line="240" w:lineRule="auto"/>
         <w:jc w:val="center"/>
         <w:rPr>
           <w:rFonts w:eastAsia="Times New Roman" w:cs="Times New Roman"/>
@@ -270,6 +274,7 @@
     </w:p>
     <w:p>
       <w:pPr>
+        <w:spacing w:line="240" w:lineRule="auto"/>
         <w:jc w:val="center"/>
         <w:rPr>
           <w:rFonts w:eastAsia="Times New Roman" w:cs="Times New Roman"/>
@@ -279,6 +284,7 @@
     </w:p>
     <w:p>
       <w:pPr>
+        <w:spacing w:line="240" w:lineRule="auto"/>
         <w:jc w:val="center"/>
         <w:rPr>
           <w:rFonts w:eastAsia="Times New Roman" w:cs="Times New Roman"/>
@@ -288,6 +294,7 @@
     </w:p>
     <w:p>
       <w:pPr>
+        <w:spacing w:line="240" w:lineRule="auto"/>
         <w:jc w:val="center"/>
         <w:rPr>
           <w:rFonts w:eastAsia="Times New Roman" w:cs="Times New Roman"/>
@@ -297,7 +304,7 @@
     </w:p>
     <w:p>
       <w:pPr>
-        <w:spacing w:line="480" w:lineRule="auto"/>
+        <w:spacing w:line="240" w:lineRule="auto"/>
         <w:ind w:firstLine="709"/>
         <w:rPr>
           <w:rFonts w:eastAsia="Times New Roman" w:cs="Times New Roman"/>
@@ -390,7 +397,7 @@
     </w:p>
     <w:p>
       <w:pPr>
-        <w:spacing w:line="480" w:lineRule="auto"/>
+        <w:spacing w:line="240" w:lineRule="auto"/>
         <w:ind w:firstLine="709"/>
         <w:rPr>
           <w:rFonts w:eastAsia="Times New Roman" w:cs="Times New Roman"/>
@@ -483,18 +490,20 @@
     </w:p>
     <w:p>
       <w:pPr>
-        <w:spacing w:line="480" w:lineRule="auto"/>
+        <w:spacing w:line="240" w:lineRule="auto"/>
         <w:ind w:firstLine="709"/>
         <w:rPr>
           <w:rFonts w:eastAsia="Times New Roman" w:cs="Times New Roman"/>
         </w:rPr>
       </w:pPr>
+      <w:proofErr w:type="spellStart"/>
       <w:r>
         <w:rPr>
           <w:rFonts w:eastAsia="Times New Roman" w:cs="Times New Roman"/>
         </w:rPr>
         <w:t>Нормоконтролёр</w:t>
       </w:r>
+      <w:proofErr w:type="spellEnd"/>
       <w:r>
         <w:rPr>
           <w:rFonts w:eastAsia="Times New Roman" w:cs="Times New Roman"/>
@@ -576,6 +585,7 @@
     </w:p>
     <w:p>
       <w:pPr>
+        <w:spacing w:line="240" w:lineRule="auto"/>
         <w:jc w:val="center"/>
         <w:rPr>
           <w:rFonts w:eastAsia="Times New Roman" w:cs="Times New Roman"/>
@@ -602,6 +612,7 @@
     </w:p>
     <w:p>
       <w:pPr>
+        <w:spacing w:line="240" w:lineRule="auto"/>
         <w:jc w:val="center"/>
         <w:rPr>
           <w:rFonts w:eastAsia="Times New Roman" w:cs="Times New Roman"/>
@@ -610,6 +621,7 @@
     </w:p>
     <w:p>
       <w:pPr>
+        <w:spacing w:line="240" w:lineRule="auto"/>
         <w:jc w:val="center"/>
         <w:rPr>
           <w:rFonts w:eastAsia="Times New Roman" w:cs="Times New Roman"/>
@@ -618,6 +630,7 @@
     </w:p>
     <w:p>
       <w:pPr>
+        <w:spacing w:line="240" w:lineRule="auto"/>
         <w:jc w:val="center"/>
         <w:rPr>
           <w:rFonts w:eastAsia="Times New Roman" w:cs="Times New Roman"/>
@@ -626,6 +639,7 @@
     </w:p>
     <w:p>
       <w:pPr>
+        <w:spacing w:line="240" w:lineRule="auto"/>
         <w:jc w:val="center"/>
         <w:rPr>
           <w:rFonts w:eastAsia="Times New Roman" w:cs="Times New Roman"/>
@@ -646,6 +660,7 @@
     </w:p>
     <w:p>
       <w:pPr>
+        <w:spacing w:line="240" w:lineRule="auto"/>
         <w:jc w:val="center"/>
         <w:rPr>
           <w:rFonts w:eastAsia="Times New Roman" w:cs="Times New Roman"/>
@@ -695,6 +710,7 @@
       <w:sdtContent>
         <w:p>
           <w:pPr>
+            <w:spacing w:line="240" w:lineRule="auto"/>
             <w:ind w:firstLine="709"/>
             <w:jc w:val="center"/>
             <w:rPr>
@@ -716,18 +732,8 @@
         </w:p>
         <w:p>
           <w:pPr>
-            <w:ind w:firstLine="709"/>
-            <w:jc w:val="center"/>
-            <w:rPr>
-              <w:rFonts w:cs="Times New Roman"/>
-              <w:b/>
-              <w:szCs w:val="28"/>
-            </w:rPr>
-          </w:pPr>
-        </w:p>
-        <w:p>
-          <w:pPr>
             <w:pStyle w:val="11"/>
+            <w:spacing w:after="0"/>
             <w:rPr>
               <w:rFonts w:asciiTheme="minorHAnsi" w:eastAsiaTheme="minorEastAsia" w:hAnsiTheme="minorHAnsi" w:cstheme="minorBidi"/>
               <w:noProof/>
@@ -785,6 +791,7 @@
         <w:p>
           <w:pPr>
             <w:pStyle w:val="11"/>
+            <w:spacing w:after="0"/>
             <w:rPr>
               <w:rFonts w:asciiTheme="minorHAnsi" w:eastAsiaTheme="minorEastAsia" w:hAnsiTheme="minorHAnsi" w:cstheme="minorBidi"/>
               <w:noProof/>
@@ -853,7 +860,7 @@
         <w:p>
           <w:pPr>
             <w:pStyle w:val="21"/>
-            <w:spacing w:line="240" w:lineRule="auto"/>
+            <w:spacing w:after="0" w:line="240" w:lineRule="auto"/>
             <w:rPr>
               <w:rFonts w:asciiTheme="minorHAnsi" w:eastAsiaTheme="minorEastAsia" w:hAnsiTheme="minorHAnsi" w:cstheme="minorBidi"/>
               <w:noProof/>
@@ -920,7 +927,7 @@
         <w:p>
           <w:pPr>
             <w:pStyle w:val="21"/>
-            <w:spacing w:line="240" w:lineRule="auto"/>
+            <w:spacing w:after="0" w:line="240" w:lineRule="auto"/>
             <w:rPr>
               <w:noProof/>
               <w:szCs w:val="28"/>
@@ -966,6 +973,7 @@
         <w:p>
           <w:pPr>
             <w:pStyle w:val="11"/>
+            <w:spacing w:after="0"/>
             <w:rPr>
               <w:rFonts w:asciiTheme="minorHAnsi" w:eastAsiaTheme="minorEastAsia" w:hAnsiTheme="minorHAnsi" w:cstheme="minorBidi"/>
               <w:noProof/>
@@ -1009,7 +1017,7 @@
         <w:p>
           <w:pPr>
             <w:pStyle w:val="21"/>
-            <w:spacing w:line="240" w:lineRule="auto"/>
+            <w:spacing w:after="0" w:line="240" w:lineRule="auto"/>
             <w:rPr>
               <w:rFonts w:asciiTheme="minorHAnsi" w:eastAsiaTheme="minorEastAsia" w:hAnsiTheme="minorHAnsi" w:cstheme="minorBidi"/>
               <w:noProof/>
@@ -1067,7 +1075,7 @@
         <w:p>
           <w:pPr>
             <w:pStyle w:val="21"/>
-            <w:spacing w:line="240" w:lineRule="auto"/>
+            <w:spacing w:after="0" w:line="240" w:lineRule="auto"/>
           </w:pPr>
           <w:hyperlink w:anchor="_Toc121715384" w:history="1">
             <w:r>
@@ -1127,6 +1135,7 @@
         <w:p>
           <w:pPr>
             <w:pStyle w:val="11"/>
+            <w:spacing w:after="0"/>
             <w:rPr>
               <w:rFonts w:asciiTheme="minorHAnsi" w:eastAsiaTheme="minorEastAsia" w:hAnsiTheme="minorHAnsi" w:cstheme="minorBidi"/>
               <w:noProof/>
@@ -1176,7 +1185,7 @@
         <w:p>
           <w:pPr>
             <w:pStyle w:val="21"/>
-            <w:spacing w:line="240" w:lineRule="auto"/>
+            <w:spacing w:after="0" w:line="240" w:lineRule="auto"/>
             <w:rPr>
               <w:rFonts w:asciiTheme="minorHAnsi" w:eastAsiaTheme="minorEastAsia" w:hAnsiTheme="minorHAnsi" w:cstheme="minorBidi"/>
               <w:noProof/>
@@ -1233,7 +1242,7 @@
         <w:p>
           <w:pPr>
             <w:pStyle w:val="21"/>
-            <w:spacing w:line="240" w:lineRule="auto"/>
+            <w:spacing w:after="0" w:line="240" w:lineRule="auto"/>
             <w:rPr>
               <w:noProof/>
               <w:szCs w:val="28"/>
@@ -1324,9 +1333,7 @@
         <w:p>
           <w:pPr>
             <w:pStyle w:val="11"/>
-            <w:rPr>
-              <w:lang w:val="en-US"/>
-            </w:rPr>
+            <w:spacing w:after="0"/>
           </w:pPr>
           <w:r>
             <w:fldChar w:fldCharType="begin"/>
@@ -1378,7 +1385,7 @@
         <w:p>
           <w:pPr>
             <w:pStyle w:val="21"/>
-            <w:spacing w:line="240" w:lineRule="auto"/>
+            <w:spacing w:after="0" w:line="240" w:lineRule="auto"/>
             <w:rPr>
               <w:rFonts w:asciiTheme="minorHAnsi" w:eastAsiaTheme="minorEastAsia" w:hAnsiTheme="minorHAnsi" w:cstheme="minorBidi"/>
               <w:noProof/>
@@ -1393,7 +1400,7 @@
                 <w:rStyle w:val="a9"/>
                 <w:noProof/>
                 <w:szCs w:val="28"/>
-                <w:lang w:val="en-US" w:eastAsia="en-US"/>
+                <w:lang w:eastAsia="en-US"/>
               </w:rPr>
               <w:t>4</w:t>
             </w:r>
@@ -1404,16 +1411,7 @@
                 <w:szCs w:val="28"/>
                 <w:lang w:eastAsia="en-US"/>
               </w:rPr>
-              <w:t xml:space="preserve">.1 </w:t>
-            </w:r>
-            <w:r>
-              <w:rPr>
-                <w:rStyle w:val="a9"/>
-                <w:noProof/>
-                <w:szCs w:val="28"/>
-                <w:lang w:eastAsia="en-US"/>
-              </w:rPr>
-              <w:t>Обработка ввода пользователя</w:t>
+              <w:t>.1 Обработка ввода пользователя</w:t>
             </w:r>
             <w:r>
               <w:rPr>
@@ -1435,7 +1433,7 @@
         <w:p>
           <w:pPr>
             <w:pStyle w:val="21"/>
-            <w:spacing w:line="240" w:lineRule="auto"/>
+            <w:spacing w:after="0" w:line="240" w:lineRule="auto"/>
             <w:rPr>
               <w:noProof/>
               <w:szCs w:val="28"/>
@@ -1447,7 +1445,7 @@
                 <w:rStyle w:val="a9"/>
                 <w:noProof/>
                 <w:szCs w:val="28"/>
-                <w:lang w:val="en-US" w:eastAsia="en-US"/>
+                <w:lang w:eastAsia="en-US"/>
               </w:rPr>
               <w:t>4</w:t>
             </w:r>
@@ -1458,16 +1456,7 @@
                 <w:szCs w:val="28"/>
                 <w:lang w:eastAsia="en-US"/>
               </w:rPr>
-              <w:t xml:space="preserve">.2 </w:t>
-            </w:r>
-            <w:r>
-              <w:rPr>
-                <w:rStyle w:val="a9"/>
-                <w:noProof/>
-                <w:szCs w:val="28"/>
-                <w:lang w:eastAsia="en-US"/>
-              </w:rPr>
-              <w:t>Логика отрисовки дерева</w:t>
+              <w:t>.2 Логика отрисовки дерева</w:t>
             </w:r>
             <w:r>
               <w:rPr>
@@ -1489,7 +1478,7 @@
         <w:p>
           <w:pPr>
             <w:pStyle w:val="21"/>
-            <w:spacing w:line="240" w:lineRule="auto"/>
+            <w:spacing w:after="0" w:line="240" w:lineRule="auto"/>
             <w:rPr>
               <w:noProof/>
               <w:szCs w:val="28"/>
@@ -1501,7 +1490,7 @@
                 <w:rStyle w:val="a9"/>
                 <w:noProof/>
                 <w:szCs w:val="28"/>
-                <w:lang w:val="en-US" w:eastAsia="en-US"/>
+                <w:lang w:eastAsia="en-US"/>
               </w:rPr>
               <w:t>4</w:t>
             </w:r>
@@ -1512,16 +1501,7 @@
                 <w:szCs w:val="28"/>
                 <w:lang w:eastAsia="en-US"/>
               </w:rPr>
-              <w:t xml:space="preserve">.3 </w:t>
-            </w:r>
-            <w:r>
-              <w:rPr>
-                <w:rStyle w:val="a9"/>
-                <w:noProof/>
-                <w:szCs w:val="28"/>
-                <w:lang w:eastAsia="en-US"/>
-              </w:rPr>
-              <w:t>Реализация файловых операций</w:t>
+              <w:t>.3 Реализация файловых операций</w:t>
             </w:r>
             <w:r>
               <w:rPr>
@@ -1543,6 +1523,7 @@
         <w:p>
           <w:pPr>
             <w:pStyle w:val="11"/>
+            <w:spacing w:after="0"/>
           </w:pPr>
           <w:hyperlink w:anchor="_Toc121715394" w:history="1">
             <w:r>
@@ -1579,7 +1560,7 @@
         <w:p>
           <w:pPr>
             <w:pStyle w:val="21"/>
-            <w:spacing w:line="240" w:lineRule="auto"/>
+            <w:spacing w:after="0" w:line="240" w:lineRule="auto"/>
             <w:rPr>
               <w:noProof/>
               <w:szCs w:val="28"/>
@@ -1642,7 +1623,7 @@
         <w:p>
           <w:pPr>
             <w:pStyle w:val="21"/>
-            <w:spacing w:line="240" w:lineRule="auto"/>
+            <w:spacing w:after="0" w:line="240" w:lineRule="auto"/>
             <w:rPr>
               <w:noProof/>
               <w:szCs w:val="28"/>
@@ -1715,6 +1696,7 @@
         <w:p>
           <w:pPr>
             <w:pStyle w:val="11"/>
+            <w:spacing w:after="0"/>
             <w:rPr>
               <w:rFonts w:asciiTheme="minorHAnsi" w:eastAsiaTheme="minorEastAsia" w:hAnsiTheme="minorHAnsi" w:cstheme="minorBidi"/>
               <w:noProof/>
@@ -1760,6 +1742,7 @@
         <w:p>
           <w:pPr>
             <w:pStyle w:val="11"/>
+            <w:spacing w:after="0"/>
             <w:rPr>
               <w:rFonts w:asciiTheme="minorHAnsi" w:eastAsiaTheme="minorEastAsia" w:hAnsiTheme="minorHAnsi" w:cstheme="minorBidi"/>
               <w:noProof/>
@@ -1810,6 +1793,7 @@
         <w:p>
           <w:pPr>
             <w:pStyle w:val="11"/>
+            <w:spacing w:after="0"/>
             <w:rPr>
               <w:rFonts w:asciiTheme="minorHAnsi" w:eastAsiaTheme="minorEastAsia" w:hAnsiTheme="minorHAnsi" w:cstheme="minorBidi"/>
               <w:noProof/>
@@ -1868,6 +1852,7 @@
         <w:p>
           <w:pPr>
             <w:pStyle w:val="11"/>
+            <w:spacing w:after="0"/>
             <w:rPr>
               <w:rFonts w:asciiTheme="minorHAnsi" w:eastAsiaTheme="minorEastAsia" w:hAnsiTheme="minorHAnsi" w:cstheme="minorBidi"/>
               <w:noProof/>
@@ -1954,6 +1939,7 @@
         <w:p>
           <w:pPr>
             <w:pStyle w:val="11"/>
+            <w:spacing w:after="0"/>
             <w:rPr>
               <w:rFonts w:asciiTheme="minorHAnsi" w:eastAsiaTheme="minorEastAsia" w:hAnsiTheme="minorHAnsi" w:cstheme="minorBidi"/>
               <w:noProof/>
@@ -2070,6 +2056,7 @@
         <w:p>
           <w:pPr>
             <w:pStyle w:val="11"/>
+            <w:spacing w:after="0"/>
             <w:rPr>
               <w:noProof/>
             </w:rPr>
@@ -2126,6 +2113,11 @@
         <w:p>
           <w:pPr>
             <w:pStyle w:val="11"/>
+            <w:spacing w:after="0"/>
+            <w:rPr>
+              <w:noProof/>
+              <w:lang w:val="en-US"/>
+            </w:rPr>
           </w:pPr>
           <w:r>
             <w:fldChar w:fldCharType="end"/>
@@ -2184,7 +2176,7 @@
       <w:pPr>
         <w:widowControl/>
         <w:suppressAutoHyphens w:val="0"/>
-        <w:spacing w:after="160" w:line="259" w:lineRule="auto"/>
+        <w:spacing w:after="160" w:line="240" w:lineRule="auto"/>
         <w:jc w:val="left"/>
         <w:rPr>
           <w:rFonts w:eastAsiaTheme="majorEastAsia" w:cstheme="majorBidi"/>
@@ -2206,6 +2198,7 @@
     <w:p>
       <w:pPr>
         <w:pStyle w:val="1"/>
+        <w:spacing w:line="240" w:lineRule="auto"/>
         <w:ind w:left="0" w:firstLine="0"/>
         <w:jc w:val="center"/>
         <w:rPr>
@@ -2224,14 +2217,16 @@
     </w:p>
     <w:p>
       <w:pPr>
-        <w:rPr>
-          <w:highlight w:val="yellow"/>
-          <w:lang w:eastAsia="en-US" w:bidi="ar-SA"/>
-        </w:rPr>
-      </w:pPr>
-    </w:p>
-    <w:p>
-      <w:pPr>
+        <w:spacing w:line="240" w:lineRule="auto"/>
+        <w:rPr>
+          <w:highlight w:val="yellow"/>
+          <w:lang w:eastAsia="en-US" w:bidi="ar-SA"/>
+        </w:rPr>
+      </w:pPr>
+    </w:p>
+    <w:p>
+      <w:pPr>
+        <w:spacing w:line="240" w:lineRule="auto"/>
         <w:ind w:firstLine="709"/>
         <w:rPr>
           <w:lang w:eastAsia="en-US"/>
@@ -2242,11 +2237,18 @@
         <w:rPr>
           <w:lang w:eastAsia="en-US"/>
         </w:rPr>
-        <w:t>Взаимодействие человека с вычислительной машиной на протяжении всей истории развития вычислительной техники оставалось ключевым фактором, определяющим эффективность её использования. На заре компьютерной эры, в эпоху операционных систем с интерфейсом командной строки, таких как CP/M и MS-DOS, управление файловой системой требовало от пользователя знания специфического синтаксиса команд и было сопряжено с высокой вероятностью ошибок.</w:t>
-      </w:r>
-    </w:p>
-    <w:p>
-      <w:pPr>
+        <w:t>На заре компьютерной эры, в эпоху операционных систем с интерфейсом командной строки, таких как CP/M и MS-DOS, управление файловой системой требовало от пользователя знания специфического синтаксиса команд и было сопряжено с высокой вероятностью ошибок.</w:t>
+      </w:r>
+      <w:r>
+        <w:rPr>
+          <w:lang w:eastAsia="en-US"/>
+        </w:rPr>
+        <w:t xml:space="preserve"> </w:t>
+      </w:r>
+    </w:p>
+    <w:p>
+      <w:pPr>
+        <w:spacing w:line="240" w:lineRule="auto"/>
         <w:ind w:firstLine="709"/>
         <w:rPr>
           <w:lang w:eastAsia="en-US"/>
@@ -2282,9 +2284,100 @@
         </w:rPr>
         <w:t>.</w:t>
       </w:r>
-    </w:p>
-    <w:p>
-      <w:pPr>
+      <w:r>
+        <w:rPr>
+          <w:lang w:eastAsia="en-US"/>
+        </w:rPr>
+        <w:t xml:space="preserve"> </w:t>
+      </w:r>
+      <w:r>
+        <w:rPr>
+          <w:lang w:eastAsia="en-US"/>
+        </w:rPr>
+        <w:t xml:space="preserve">Удачная концепция Norton Commander породила множество клонов и альтернативных реализаций, таких как </w:t>
+      </w:r>
+      <w:proofErr w:type="spellStart"/>
+      <w:r>
+        <w:rPr>
+          <w:lang w:eastAsia="en-US"/>
+        </w:rPr>
+        <w:t>Volcov</w:t>
+      </w:r>
+      <w:proofErr w:type="spellEnd"/>
+      <w:r>
+        <w:rPr>
+          <w:lang w:eastAsia="en-US"/>
+        </w:rPr>
+        <w:t xml:space="preserve"> Commander, FAR Manager, </w:t>
+      </w:r>
+      <w:proofErr w:type="spellStart"/>
+      <w:r>
+        <w:rPr>
+          <w:lang w:eastAsia="en-US"/>
+        </w:rPr>
+        <w:t>Midnight</w:t>
+      </w:r>
+      <w:proofErr w:type="spellEnd"/>
+      <w:r>
+        <w:rPr>
+          <w:lang w:eastAsia="en-US"/>
+        </w:rPr>
+        <w:t xml:space="preserve"> Commander для Unix-подобных систем, а также DOS Navigator молдавской компании </w:t>
+      </w:r>
+      <w:proofErr w:type="spellStart"/>
+      <w:r>
+        <w:rPr>
+          <w:lang w:eastAsia="en-US"/>
+        </w:rPr>
+        <w:t>RITLabs</w:t>
+      </w:r>
+      <w:proofErr w:type="spellEnd"/>
+      <w:r>
+        <w:rPr>
+          <w:lang w:eastAsia="en-US"/>
+        </w:rPr>
+        <w:t xml:space="preserve">, который расширил функциональность предшественника, добавив поддержку работы с </w:t>
+      </w:r>
+      <w:r>
+        <w:rPr>
+          <w:lang w:val="ru-BY"/>
+        </w:rPr>
+        <w:t>«</w:t>
+      </w:r>
+      <w:r>
+        <w:rPr>
+          <w:lang w:eastAsia="en-US"/>
+        </w:rPr>
+        <w:t>корзиной</w:t>
+      </w:r>
+      <w:r>
+        <w:rPr>
+          <w:lang w:val="ru-BY"/>
+        </w:rPr>
+        <w:t>»</w:t>
+      </w:r>
+      <w:r>
+        <w:rPr>
+          <w:lang w:eastAsia="en-US"/>
+        </w:rPr>
+        <w:t xml:space="preserve"> и</w:t>
+      </w:r>
+      <w:r>
+        <w:rPr>
+          <w:lang w:eastAsia="en-US"/>
+        </w:rPr>
+        <w:t xml:space="preserve"> множеством панелей</w:t>
+      </w:r>
+      <w:r>
+        <w:rPr>
+          <w:lang w:eastAsia="en-US"/>
+        </w:rPr>
+        <w:t>.</w:t>
+      </w:r>
+    </w:p>
+    <w:p>
+      <w:pPr>
+        <w:spacing w:line="240" w:lineRule="auto"/>
         <w:ind w:firstLine="709"/>
         <w:rPr>
           <w:lang w:eastAsia="en-US"/>
@@ -2294,150 +2387,54 @@
         <w:rPr>
           <w:lang w:eastAsia="en-US"/>
         </w:rPr>
-        <w:t xml:space="preserve">Удачная концепция Norton Commander породила множество клонов и альтернативных реализаций, таких как Volcov Commander, FAR Manager, Midnight Commander для Unix-подобных систем, а также DOS Navigator молдавской компании RITLabs, который расширил функциональность предшественника, добавив поддержку работы с </w:t>
-      </w:r>
-      <w:r>
-        <w:rPr>
-          <w:lang w:val="ru-BY"/>
-        </w:rPr>
-        <w:t>«</w:t>
+        <w:t xml:space="preserve">Несмотря на повсеместное распространение графических интерфейсов, интерес к консольным файловым менеджерам не угас. Их основными преимуществами остаются высокая скорость работы, минимальное потребление системных ресурсов и возможность эффективного управления файлами без использования мыши, что особенно ценится системными администраторами и разработчиками, работающими с удалёнными серверами через текстовые терминалы. Эволюция этих инструментов продолжается, они обрастают новыми функциями, сохраняя при этом свою основную идею </w:t>
       </w:r>
       <w:r>
         <w:rPr>
           <w:lang w:eastAsia="en-US"/>
         </w:rPr>
-        <w:t>корзиной</w:t>
-      </w:r>
-      <w:r>
-        <w:rPr>
-          <w:lang w:val="ru-BY"/>
-        </w:rPr>
-        <w:t>»</w:t>
+        <w:t xml:space="preserve">– </w:t>
       </w:r>
       <w:r>
         <w:rPr>
           <w:lang w:eastAsia="en-US"/>
         </w:rPr>
-        <w:t xml:space="preserve"> и</w:t>
+        <w:t>предоставление пользователю удобного и предсказуемого контроля над файловой системой</w:t>
       </w:r>
       <w:r>
         <w:rPr>
           <w:lang w:eastAsia="en-US"/>
         </w:rPr>
-        <w:t xml:space="preserve"> множеством панелей</w:t>
+        <w:t xml:space="preserve"> </w:t>
       </w:r>
       <w:r>
         <w:rPr>
           <w:lang w:eastAsia="en-US"/>
         </w:rPr>
+        <w:t>[2]</w:t>
+      </w:r>
+      <w:r>
+        <w:rPr>
+          <w:lang w:eastAsia="en-US"/>
+        </w:rPr>
         <w:t>.</w:t>
       </w:r>
-    </w:p>
-    <w:p>
-      <w:pPr>
-        <w:ind w:firstLine="709"/>
+      <w:r>
         <w:rPr>
           <w:lang w:eastAsia="en-US"/>
         </w:rPr>
-      </w:pPr>
+        <w:t xml:space="preserve"> </w:t>
+      </w:r>
       <w:r>
         <w:rPr>
           <w:lang w:eastAsia="en-US"/>
         </w:rPr>
-        <w:t xml:space="preserve">Несмотря на повсеместное распространение графических интерфейсов, интерес к консольным файловым менеджерам не угас и в современную эпоху. Их основными преимуществами остаются высокая скорость работы, минимальное потребление системных ресурсов и возможность эффективного управления файлами без использования мыши, что особенно ценится системными администраторами и разработчиками, работающими с удалёнными серверами через текстовые терминалы. Эволюция этих инструментов продолжается, они обрастают новыми функциями, такими как поддержка работы с архивами, сетевыми протоколами и встроенные механизмы поиска, сохраняя при этом свою основную идею </w:t>
-      </w:r>
-      <w:r>
-        <w:rPr>
-          <w:lang w:eastAsia="en-US"/>
-        </w:rPr>
-        <w:t>–</w:t>
-      </w:r>
-      <w:r>
-        <w:rPr>
-          <w:lang w:eastAsia="en-US"/>
-        </w:rPr>
-        <w:t xml:space="preserve"> </w:t>
-      </w:r>
-      <w:r>
-        <w:rPr>
-          <w:lang w:eastAsia="en-US"/>
-        </w:rPr>
-        <w:t>предоставление пользователю удобного и предсказуемого контроля над файловой системой</w:t>
-      </w:r>
-      <w:r>
-        <w:rPr>
-          <w:lang w:eastAsia="en-US"/>
-        </w:rPr>
-        <w:t xml:space="preserve"> </w:t>
-      </w:r>
-      <w:r>
-        <w:rPr>
-          <w:lang w:eastAsia="en-US"/>
-        </w:rPr>
-        <w:t>[2]</w:t>
-      </w:r>
-      <w:r>
-        <w:rPr>
-          <w:lang w:eastAsia="en-US"/>
-        </w:rPr>
-        <w:t>.</w:t>
-      </w:r>
-      <w:r>
-        <w:rPr>
-          <w:lang w:eastAsia="en-US"/>
-        </w:rPr>
-        <w:t xml:space="preserve"> </w:t>
-      </w:r>
-      <w:r>
-        <w:rPr>
-          <w:lang w:eastAsia="en-US"/>
-        </w:rPr>
-        <w:t>Параллельно с развитием файловых менеджеров совершенствовались и другие классы консольных программ, в первую очередь текстовые редакторы.</w:t>
-      </w:r>
-    </w:p>
-    <w:p>
-      <w:pPr>
-        <w:ind w:firstLine="709"/>
-        <w:rPr>
-          <w:lang w:eastAsia="en-US"/>
-        </w:rPr>
-      </w:pPr>
-      <w:r>
-        <w:rPr>
-          <w:lang w:eastAsia="en-US"/>
-        </w:rPr>
-        <w:t xml:space="preserve">Редакторы vi (и его современная реализация Vim), Emacs, Nano стали неотъемлемой частью экосистемы Unix-подобных систем, предлагая разработчикам и администраторам мощные средства для работы с кодом и конфигурацией непосредственно в терминале. Современные тенденции в </w:t>
-      </w:r>
-      <w:r>
-        <w:rPr>
-          <w:lang w:eastAsia="en-US"/>
-        </w:rPr>
-        <w:lastRenderedPageBreak/>
-        <w:t>построении консольных интерфейсов демонстрируют сближение подходов: всё чаще используются многооконность, поддержка мыши, настраиваемые цветовые схемы и интуитивные сочетания клавиш. Опыт создания таких файловых менеджеров, как ranger, nnn или lf, показывает, что грамотно спроектированный текстовый интерфейс может быть не менее удобным, чем графический, оставаясь при этом лёгким и быстрым.</w:t>
-      </w:r>
-      <w:r>
-        <w:rPr>
-          <w:lang w:val="ru-BY" w:eastAsia="en-US"/>
-        </w:rPr>
-        <w:t xml:space="preserve"> </w:t>
-      </w:r>
-    </w:p>
-    <w:p>
-      <w:pPr>
-        <w:ind w:firstLine="709"/>
-        <w:rPr>
-          <w:lang w:eastAsia="en-US"/>
-        </w:rPr>
-      </w:pPr>
-      <w:r>
-        <w:rPr>
-          <w:lang w:eastAsia="en-US"/>
-        </w:rPr>
-        <w:t>Именно в этом контексте возникает необходимость в создании современных инструментов, сочетающих классические принципы с актуальными требованиями к надёжности и обработке ошибок. Целью данной курсовой работы является разработка интерактивного консольного приложения-навигатора по файловой системе с древовидным отображением каталогов. Приложение должно обеспечивать базовые операции управления файлами и каталогами – просмотр, копирование, перемещение, удаление и создание – используя для этого системные вызовы, что гарантирует корректное взаимодействие с операционной системой.</w:t>
-      </w:r>
-    </w:p>
-    <w:p>
-      <w:pPr>
+        <w:t xml:space="preserve">Именно в этом контексте возникает необходимость в создании современных инструментов, сочетающих классические принципы с актуальными требованиями к надёжности и обработке ошибок. </w:t>
+      </w:r>
+    </w:p>
+    <w:p>
+      <w:pPr>
+        <w:spacing w:line="240" w:lineRule="auto"/>
         <w:ind w:firstLine="709"/>
         <w:rPr>
           <w:rFonts w:ascii="Segoe UI" w:hAnsi="Segoe UI" w:cs="Segoe UI"/>
@@ -2449,14 +2446,40 @@
         <w:rPr>
           <w:lang w:eastAsia="en-US"/>
         </w:rPr>
-        <w:t>Ключевым требованием к разрабатываемому программному обеспечению является тщательная обработка нештатных ситуаций: программа должна явно сообщать пользователю об ошибках, связанных с недостаточными правами доступа, невозможностью доступа к занятому файлу или отсутствием запрашиваемого пути, что соответствует современным стандартам модели безопасности, управляемой дескрипторами и списками контроля доступа. Реализация проекта на языке C++ с использованием инструментов автоматизации сборки CMake позволит создать эффективное решение, которое может быть легко протестировано с помощью встроенных сценариев (тесты производительности и корректности завершения). В результате будет создан инструмент, демонстрирующий не только классические принципы организации двухпанельных файловых менеджеров, восходящие к Norton Commander, но и отвечающий современным требованиям к обработке ошибок, тестированию и удобству использования в среде разработки.</w:t>
+        <w:t>Целью данной курсовой работы является разработка интерактивного консольного приложения-навигатора по файловой системе с древовидным отображением каталогов. Приложение должно обеспечивать базовые операции управления файлами и каталогами – просмотр, копирование, перемещение, удаление и создание – используя для этого системные вызовы, что гарантирует корректное взаимодействие с операционной системой.</w:t>
+      </w:r>
+      <w:r>
+        <w:rPr>
+          <w:lang w:eastAsia="en-US"/>
+        </w:rPr>
+        <w:t xml:space="preserve"> </w:t>
+      </w:r>
+      <w:r>
+        <w:rPr>
+          <w:lang w:eastAsia="en-US"/>
+        </w:rPr>
+        <w:t xml:space="preserve">Ключевым требованием к разрабатываемому программному обеспечению является тщательная обработка нештатных ситуаций: программа должна явно сообщать пользователю об ошибках, связанных с недостаточными правами доступа, невозможностью доступа к занятому файлу или отсутствием запрашиваемого пути, что соответствует современным стандартам модели безопасности, управляемой дескрипторами и списками контроля доступа. Реализация проекта на языке C++ с использованием инструментов автоматизации сборки </w:t>
+      </w:r>
+      <w:proofErr w:type="spellStart"/>
+      <w:r>
+        <w:rPr>
+          <w:lang w:eastAsia="en-US"/>
+        </w:rPr>
+        <w:t>CMake</w:t>
+      </w:r>
+      <w:proofErr w:type="spellEnd"/>
+      <w:r>
+        <w:rPr>
+          <w:lang w:eastAsia="en-US"/>
+        </w:rPr>
+        <w:t xml:space="preserve"> позволит создать эффективное решение.</w:t>
       </w:r>
     </w:p>
     <w:p>
       <w:pPr>
         <w:widowControl/>
         <w:suppressAutoHyphens w:val="0"/>
-        <w:spacing w:after="160" w:line="259" w:lineRule="auto"/>
+        <w:spacing w:after="160" w:line="240" w:lineRule="auto"/>
         <w:jc w:val="left"/>
         <w:rPr>
           <w:highlight w:val="yellow"/>
@@ -2473,7 +2496,1930 @@
     </w:p>
     <w:p>
       <w:pPr>
+        <w:pStyle w:val="1"/>
+        <w:spacing w:line="240" w:lineRule="auto"/>
+      </w:pPr>
+      <w:r>
+        <w:rPr>
+          <w:sz w:val="32"/>
+        </w:rPr>
+        <w:lastRenderedPageBreak/>
+        <w:t xml:space="preserve">1 </w:t>
+      </w:r>
+      <w:bookmarkEnd w:id="3"/>
+      <w:r>
+        <w:rPr>
+          <w:sz w:val="32"/>
+        </w:rPr>
+        <w:t xml:space="preserve">АРХИТЕКТУРА </w:t>
+      </w:r>
+      <w:r>
+        <w:rPr>
+          <w:sz w:val="32"/>
+        </w:rPr>
+        <w:t>ПРОГРАММНОГО</w:t>
+      </w:r>
+      <w:r>
+        <w:rPr>
+          <w:sz w:val="32"/>
+        </w:rPr>
+        <w:t xml:space="preserve"> </w:t>
+      </w:r>
+      <w:r>
+        <w:rPr>
+          <w:sz w:val="32"/>
+        </w:rPr>
+        <w:t>ОБЕСПЕЧЕНИЯ</w:t>
+      </w:r>
+    </w:p>
+    <w:p>
+      <w:pPr>
+        <w:spacing w:line="240" w:lineRule="auto"/>
         <w:ind w:firstLine="709"/>
+        <w:rPr>
+          <w:highlight w:val="yellow"/>
+          <w:lang w:eastAsia="en-US" w:bidi="ar-SA"/>
+        </w:rPr>
+      </w:pPr>
+    </w:p>
+    <w:p>
+      <w:pPr>
+        <w:pStyle w:val="2"/>
+        <w:numPr>
+          <w:ilvl w:val="1"/>
+          <w:numId w:val="51"/>
+        </w:numPr>
+        <w:spacing w:line="240" w:lineRule="auto"/>
+        <w:rPr>
+          <w:lang w:eastAsia="en-US" w:bidi="ar-SA"/>
+        </w:rPr>
+      </w:pPr>
+      <w:r>
+        <w:rPr>
+          <w:lang w:eastAsia="en-US" w:bidi="ar-SA"/>
+        </w:rPr>
+        <w:t>Архитектура TUI-приложения</w:t>
+      </w:r>
+    </w:p>
+    <w:p>
+      <w:pPr>
+        <w:spacing w:line="240" w:lineRule="auto"/>
+        <w:rPr>
+          <w:highlight w:val="yellow"/>
+          <w:lang w:eastAsia="en-US" w:bidi="ar-SA"/>
+        </w:rPr>
+      </w:pPr>
+    </w:p>
+    <w:bookmarkEnd w:id="1"/>
+    <w:p>
+      <w:pPr>
+        <w:spacing w:line="240" w:lineRule="auto"/>
+        <w:ind w:firstLine="709"/>
+        <w:rPr>
+          <w:lang w:val="ru-BY" w:eastAsia="en-US" w:bidi="ar-SA"/>
+        </w:rPr>
+      </w:pPr>
+      <w:r>
+        <w:rPr>
+          <w:lang w:val="ru-BY" w:eastAsia="en-US" w:bidi="ar-SA"/>
+        </w:rPr>
+        <w:t>Терминальный пользовательский интерфейс</w:t>
+      </w:r>
+      <w:r>
+        <w:rPr>
+          <w:lang w:val="ru-BY" w:eastAsia="en-US" w:bidi="ar-SA"/>
+        </w:rPr>
+        <w:t xml:space="preserve"> (</w:t>
+      </w:r>
+      <w:r>
+        <w:rPr>
+          <w:lang w:val="en-US" w:eastAsia="en-US" w:bidi="ar-SA"/>
+        </w:rPr>
+        <w:t>TUI</w:t>
+      </w:r>
+      <w:r>
+        <w:rPr>
+          <w:lang w:eastAsia="en-US" w:bidi="ar-SA"/>
+        </w:rPr>
+        <w:t>)</w:t>
+      </w:r>
+      <w:r>
+        <w:rPr>
+          <w:lang w:val="ru-BY" w:eastAsia="en-US" w:bidi="ar-SA"/>
+        </w:rPr>
+        <w:t xml:space="preserve"> представляет собой промежуточный слой между командной строкой и графическим интерфейсом, обеспечивающий интерактивность в пределах текстового терминала. Архитектура TUI-приложения базируется на трёхуровневом разделении: управление терминалом, обработка событий и логика отображения.</w:t>
+      </w:r>
+    </w:p>
+    <w:p>
+      <w:pPr>
+        <w:spacing w:line="240" w:lineRule="auto"/>
+        <w:ind w:firstLine="709"/>
+        <w:rPr>
+          <w:lang w:val="ru-BY" w:eastAsia="en-US" w:bidi="ar-SA"/>
+        </w:rPr>
+      </w:pPr>
+      <w:r>
+        <w:rPr>
+          <w:lang w:val="ru-BY" w:eastAsia="en-US" w:bidi="ar-SA"/>
+        </w:rPr>
+        <w:t xml:space="preserve">Первый уровень отвечает за перевод терминала в </w:t>
+      </w:r>
+      <w:r>
+        <w:rPr>
+          <w:lang w:val="ru-BY"/>
+        </w:rPr>
+        <w:t>«</w:t>
+      </w:r>
+      <w:r>
+        <w:rPr>
+          <w:lang w:val="ru-BY" w:eastAsia="en-US" w:bidi="ar-SA"/>
+        </w:rPr>
+        <w:t>сырой</w:t>
+      </w:r>
+      <w:r>
+        <w:rPr>
+          <w:lang w:val="ru-BY"/>
+        </w:rPr>
+        <w:t>»</w:t>
+      </w:r>
+      <w:r>
+        <w:rPr>
+          <w:lang w:eastAsia="en-US"/>
+        </w:rPr>
+        <w:t xml:space="preserve"> </w:t>
+      </w:r>
+      <w:r>
+        <w:rPr>
+          <w:lang w:val="ru-BY" w:eastAsia="en-US" w:bidi="ar-SA"/>
+        </w:rPr>
+        <w:t>режим, где ввод передаётся напрямую приложению без буферизации, отключение эхо-печати и переключение на альтерна</w:t>
+      </w:r>
+      <w:r>
+        <w:rPr>
+          <w:lang w:val="ru-BY" w:eastAsia="en-US" w:bidi="ar-SA"/>
+        </w:rPr>
+        <w:t>тивный</w:t>
+      </w:r>
+      <w:r>
+        <w:rPr>
+          <w:lang w:val="ru-BY" w:eastAsia="en-US" w:bidi="ar-SA"/>
+        </w:rPr>
+        <w:t xml:space="preserve"> экран для сохранения истории основного терминала. Этот уровень также реализует корректное восстановление состояния терминала при аварийном завершении.</w:t>
+      </w:r>
+    </w:p>
+    <w:p>
+      <w:pPr>
+        <w:spacing w:line="240" w:lineRule="auto"/>
+        <w:ind w:firstLine="709"/>
+        <w:rPr>
+          <w:lang w:val="ru-BY" w:eastAsia="en-US" w:bidi="ar-SA"/>
+        </w:rPr>
+      </w:pPr>
+      <w:r>
+        <w:rPr>
+          <w:lang w:val="ru-BY" w:eastAsia="en-US" w:bidi="ar-SA"/>
+        </w:rPr>
+        <w:t xml:space="preserve">Событийная модель современных TUI строится на асинхронной обработке ввода. Вместо синхронного опроса с блокировкой цикла отрисовки применяются каналы и отдельные потоки для чтения событий. Система различает несколько типов событий: клавиатурные комбинации с модификаторами, события мыши, сигналы изменения размера окна и пользовательские таймеры. Критически важным является внедрение тиков </w:t>
+      </w:r>
+      <w:r>
+        <w:rPr>
+          <w:lang w:val="ru-BY" w:eastAsia="en-US" w:bidi="ar-SA"/>
+        </w:rPr>
+        <w:t>–</w:t>
+      </w:r>
+      <w:r>
+        <w:rPr>
+          <w:lang w:val="ru-BY" w:eastAsia="en-US" w:bidi="ar-SA"/>
+        </w:rPr>
+        <w:t xml:space="preserve"> фиксированных временных интервалов, определяющих частоту обновления логики приложения, что отделено от частоты перерисовки экрана. Такой подход предотвращает блокировку интерфейса при выполнении длительных операций ввода-вывода.</w:t>
+      </w:r>
+      <w:r>
+        <w:rPr>
+          <w:lang w:val="ru-BY" w:eastAsia="en-US" w:bidi="ar-SA"/>
+        </w:rPr>
+        <w:t xml:space="preserve"> </w:t>
+      </w:r>
+      <w:r>
+        <w:rPr>
+          <w:lang w:val="ru-BY" w:eastAsia="en-US" w:bidi="ar-SA"/>
+        </w:rPr>
+        <w:t xml:space="preserve">Архитектура логики приложения в современных фреймворках следует паттерну Model-View-Update, заимствованному из </w:t>
+      </w:r>
+      <w:proofErr w:type="spellStart"/>
+      <w:r>
+        <w:rPr>
+          <w:lang w:val="ru-BY" w:eastAsia="en-US" w:bidi="ar-SA"/>
+        </w:rPr>
+        <w:t>Elm</w:t>
+      </w:r>
+      <w:proofErr w:type="spellEnd"/>
+      <w:r>
+        <w:rPr>
+          <w:lang w:eastAsia="en-US" w:bidi="ar-SA"/>
+        </w:rPr>
+        <w:t xml:space="preserve"> [3]</w:t>
+      </w:r>
+      <w:r>
+        <w:rPr>
+          <w:lang w:val="ru-BY" w:eastAsia="en-US" w:bidi="ar-SA"/>
+        </w:rPr>
+        <w:t xml:space="preserve">. Модель (Model) представляет структуру данных, полностью описывающую состояние приложения в текущий момент. Функция обновления (Update) получает сообщение и текущую модель, возвращая новую модель и, опционально, команду для выполнения побочных эффектов. Команды инкапсулируют асинхронные операции </w:t>
+      </w:r>
+      <w:r>
+        <w:rPr>
+          <w:lang w:val="ru-BY" w:eastAsia="en-US" w:bidi="ar-SA"/>
+        </w:rPr>
+        <w:t>–</w:t>
+      </w:r>
+      <w:r>
+        <w:rPr>
+          <w:lang w:val="ru-BY" w:eastAsia="en-US" w:bidi="ar-SA"/>
+        </w:rPr>
+        <w:t xml:space="preserve"> чтение файловой системы, выполнение внешних процессов, таймеры </w:t>
+      </w:r>
+      <w:r>
+        <w:rPr>
+          <w:lang w:val="ru-BY" w:eastAsia="en-US" w:bidi="ar-SA"/>
+        </w:rPr>
+        <w:t>–</w:t>
+      </w:r>
+      <w:r>
+        <w:rPr>
+          <w:lang w:val="ru-BY" w:eastAsia="en-US" w:bidi="ar-SA"/>
+        </w:rPr>
+        <w:t xml:space="preserve"> и по завершении генерируют новое сообщение, возвращая управление в Update. Представление (View) </w:t>
+      </w:r>
+      <w:r>
+        <w:rPr>
+          <w:lang w:val="ru-BY" w:eastAsia="en-US" w:bidi="ar-SA"/>
+        </w:rPr>
+        <w:t>–</w:t>
+      </w:r>
+      <w:r>
+        <w:rPr>
+          <w:lang w:val="ru-BY" w:eastAsia="en-US" w:bidi="ar-SA"/>
+        </w:rPr>
+        <w:t xml:space="preserve"> чистая функция, преобразующая текущую модель в строковое представление интерфейса с ANSI-последовательностями для цвета и форматирования.</w:t>
+      </w:r>
+    </w:p>
+    <w:p>
+      <w:pPr>
+        <w:spacing w:line="240" w:lineRule="auto"/>
+        <w:ind w:firstLine="709"/>
+        <w:rPr>
+          <w:lang w:val="ru-BY" w:eastAsia="en-US" w:bidi="ar-SA"/>
+        </w:rPr>
+      </w:pPr>
+      <w:r>
+        <w:rPr>
+          <w:lang w:val="ru-BY" w:eastAsia="en-US" w:bidi="ar-SA"/>
+        </w:rPr>
+        <w:t xml:space="preserve">Рендеринг в TUI требует оптимизации из-за ограничений терминалов. Современные реализации применяют дифференциальный рендеринг с тремя стратегиями обновления экрана. Хирургическое обновление изменяет только строки, содержимое которых действительно изменилось. Частичное обновление применяется при изменении количества строк или структурных сдвигах в видимой области </w:t>
+      </w:r>
+      <w:r>
+        <w:rPr>
+          <w:lang w:val="ru-BY" w:eastAsia="en-US" w:bidi="ar-SA"/>
+        </w:rPr>
+        <w:t>–</w:t>
+      </w:r>
+      <w:r>
+        <w:rPr>
+          <w:lang w:val="ru-BY" w:eastAsia="en-US" w:bidi="ar-SA"/>
+        </w:rPr>
+        <w:t xml:space="preserve"> очищается область от первого изменения до конца экрана и выполняется перерисовка. Полное обновление происходит только при изменениях выше видимой области, в </w:t>
+      </w:r>
+      <w:proofErr w:type="spellStart"/>
+      <w:r>
+        <w:rPr>
+          <w:lang w:val="ru-BY" w:eastAsia="en-US" w:bidi="ar-SA"/>
+        </w:rPr>
+        <w:t>скролл</w:t>
+      </w:r>
+      <w:proofErr w:type="spellEnd"/>
+      <w:r>
+        <w:rPr>
+          <w:lang w:val="ru-BY" w:eastAsia="en-US" w:bidi="ar-SA"/>
+        </w:rPr>
+        <w:t>-буфере терминала. Для измерения эффективности используются метрики: количество перерисованных строк и среднее значение на кадр.</w:t>
+      </w:r>
+      <w:r>
+        <w:rPr>
+          <w:lang w:val="ru-BY" w:eastAsia="en-US" w:bidi="ar-SA"/>
+        </w:rPr>
+        <w:t xml:space="preserve"> </w:t>
+      </w:r>
+      <w:r>
+        <w:rPr>
+          <w:lang w:val="ru-BY" w:eastAsia="en-US" w:bidi="ar-SA"/>
+        </w:rPr>
+        <w:t xml:space="preserve">Компонентный подход реализуется через иерархическую структуру, где каждый компонент </w:t>
+      </w:r>
+      <w:r>
+        <w:rPr>
+          <w:lang w:val="ru-BY" w:eastAsia="en-US" w:bidi="ar-SA"/>
+        </w:rPr>
+        <w:lastRenderedPageBreak/>
+        <w:t>инкапсулирует собственную логику рендеринга и обработки событий</w:t>
+      </w:r>
+      <w:r>
+        <w:rPr>
+          <w:lang w:val="ru-BY" w:eastAsia="en-US" w:bidi="ar-SA"/>
+        </w:rPr>
+        <w:t xml:space="preserve">. </w:t>
+      </w:r>
+      <w:r>
+        <w:rPr>
+          <w:lang w:val="ru-BY" w:eastAsia="en-US" w:bidi="ar-SA"/>
+        </w:rPr>
+        <w:t>Корневой компонент управляет дочерними элементами, делегируя фокус ввода и координируя обновления.</w:t>
+      </w:r>
+    </w:p>
+    <w:p>
+      <w:pPr>
+        <w:spacing w:line="240" w:lineRule="auto"/>
+        <w:ind w:firstLine="709"/>
+        <w:rPr>
+          <w:lang w:val="en-US" w:eastAsia="en-US" w:bidi="ar-SA"/>
+        </w:rPr>
+      </w:pPr>
+      <w:r>
+        <w:rPr>
+          <w:lang w:val="ru-BY" w:eastAsia="en-US" w:bidi="ar-SA"/>
+        </w:rPr>
+        <w:t>Для древовидного представления файловой системы используются специализированные компоненты, поддерживающие виртуальную прокрутку при работе с большими каталогами. Каждый компонент имеет уникальный идентификатор, что позволяет системе рендеринга отслеживать изменения позиций и применять оптимальную стратегию обновления.</w:t>
+      </w:r>
+      <w:r>
+        <w:rPr>
+          <w:lang w:val="ru-BY" w:eastAsia="en-US" w:bidi="ar-SA"/>
+        </w:rPr>
+        <w:t xml:space="preserve"> </w:t>
+      </w:r>
+      <w:r>
+        <w:rPr>
+          <w:lang w:val="ru-BY" w:eastAsia="en-US" w:bidi="ar-SA"/>
+        </w:rPr>
+        <w:t xml:space="preserve">Обработка </w:t>
+      </w:r>
+      <w:proofErr w:type="spellStart"/>
+      <w:r>
+        <w:rPr>
+          <w:lang w:val="ru-BY" w:eastAsia="en-US" w:bidi="ar-SA"/>
+        </w:rPr>
+        <w:t>Unicode</w:t>
+      </w:r>
+      <w:proofErr w:type="spellEnd"/>
+      <w:r>
+        <w:rPr>
+          <w:lang w:val="ru-BY" w:eastAsia="en-US" w:bidi="ar-SA"/>
+        </w:rPr>
+        <w:t xml:space="preserve"> и измерение ширины символов требуют особого внимания, поскольку символы восточноазиатских языков и эмодзи занимают две позиции курсора. Современные библиотеки используют специализированные функции для корректного вычисления физической ширины строки без учёта управляющих последовательностей.</w:t>
+      </w:r>
+    </w:p>
+    <w:p>
+      <w:pPr>
+        <w:spacing w:line="240" w:lineRule="auto"/>
+        <w:ind w:firstLine="709"/>
+        <w:rPr>
+          <w:highlight w:val="yellow"/>
+          <w:lang w:eastAsia="en-US" w:bidi="ar-SA"/>
+        </w:rPr>
+      </w:pPr>
+    </w:p>
+    <w:p>
+      <w:pPr>
+        <w:pStyle w:val="2"/>
+        <w:spacing w:line="240" w:lineRule="auto"/>
+        <w:rPr>
+          <w:highlight w:val="yellow"/>
+          <w:lang w:eastAsia="en-US" w:bidi="ar-SA"/>
+        </w:rPr>
+      </w:pPr>
+      <w:bookmarkStart w:id="4" w:name="_Toc121715381"/>
+      <w:bookmarkStart w:id="5" w:name="_Hlk164899721"/>
+      <w:r>
+        <w:rPr>
+          <w:lang w:eastAsia="en-US" w:bidi="ar-SA"/>
+        </w:rPr>
+        <w:t xml:space="preserve">1.2 </w:t>
+      </w:r>
+      <w:bookmarkEnd w:id="4"/>
+      <w:r>
+        <w:rPr>
+          <w:lang w:eastAsia="en-US" w:bidi="ar-SA"/>
+        </w:rPr>
+        <w:t>М</w:t>
+      </w:r>
+      <w:r>
+        <w:rPr>
+          <w:lang w:eastAsia="en-US" w:bidi="ar-SA"/>
+        </w:rPr>
+        <w:t>одель представления файловой системы в памяти</w:t>
+      </w:r>
+    </w:p>
+    <w:p>
+      <w:pPr>
+        <w:spacing w:line="240" w:lineRule="auto"/>
+        <w:rPr>
+          <w:highlight w:val="yellow"/>
+          <w:lang w:eastAsia="en-US" w:bidi="ar-SA"/>
+        </w:rPr>
+      </w:pPr>
+    </w:p>
+    <w:bookmarkEnd w:id="5"/>
+    <w:p>
+      <w:pPr>
+        <w:spacing w:line="240" w:lineRule="auto"/>
+        <w:ind w:firstLine="709"/>
+        <w:rPr>
+          <w:lang w:val="ru-BY"/>
+        </w:rPr>
+      </w:pPr>
+      <w:r>
+        <w:rPr>
+          <w:lang w:val="ru-BY"/>
+        </w:rPr>
+        <w:t xml:space="preserve">Модель представления файловой системы в памяти в UNIX-подобных операционных системах строится вокруг концепции виртуальной файловой системы (VFS), которая представляет собой уровень абстракции ядра, обеспечивающий единый интерфейс для работы с различными файловыми системами. VFS скрывает от пользовательских процессов детали реализации конкретных файловых систем, предоставляя унифицированный набор системных вызовов – </w:t>
+      </w:r>
+      <w:proofErr w:type="spellStart"/>
+      <w:r>
+        <w:rPr>
+          <w:lang w:val="ru-BY"/>
+        </w:rPr>
+        <w:t>open</w:t>
+      </w:r>
+      <w:proofErr w:type="spellEnd"/>
+      <w:r>
+        <w:rPr>
+          <w:lang w:val="ru-BY"/>
+        </w:rPr>
+        <w:t xml:space="preserve">, </w:t>
+      </w:r>
+      <w:proofErr w:type="spellStart"/>
+      <w:r>
+        <w:rPr>
+          <w:lang w:val="ru-BY"/>
+        </w:rPr>
+        <w:t>read</w:t>
+      </w:r>
+      <w:proofErr w:type="spellEnd"/>
+      <w:r>
+        <w:rPr>
+          <w:lang w:val="ru-BY"/>
+        </w:rPr>
+        <w:t xml:space="preserve">, </w:t>
+      </w:r>
+      <w:proofErr w:type="spellStart"/>
+      <w:r>
+        <w:rPr>
+          <w:lang w:val="ru-BY"/>
+        </w:rPr>
+        <w:t>write</w:t>
+      </w:r>
+      <w:proofErr w:type="spellEnd"/>
+      <w:r>
+        <w:rPr>
+          <w:lang w:val="ru-BY"/>
+        </w:rPr>
+        <w:t xml:space="preserve">, </w:t>
+      </w:r>
+      <w:proofErr w:type="spellStart"/>
+      <w:r>
+        <w:rPr>
+          <w:lang w:val="ru-BY"/>
+        </w:rPr>
+        <w:t>stat</w:t>
+      </w:r>
+      <w:proofErr w:type="spellEnd"/>
+      <w:r>
+        <w:rPr>
+          <w:lang w:val="ru-BY"/>
+        </w:rPr>
+        <w:t>. Архитектура VFS реализует объектно-ориентированный подход на языке C: каждая файловая система предоставляет структуры с указателями на функции, которые реализуют операции над файловыми объектами, что позволяет ядру работать с любыми файловыми системами через единый интерфейс</w:t>
+      </w:r>
+      <w:r>
+        <w:rPr>
+          <w:lang w:val="ru-BY"/>
+        </w:rPr>
+        <w:t xml:space="preserve"> [4]</w:t>
+      </w:r>
+      <w:r>
+        <w:rPr>
+          <w:lang w:val="ru-BY"/>
+        </w:rPr>
+        <w:t>.</w:t>
+      </w:r>
+    </w:p>
+    <w:p>
+      <w:pPr>
+        <w:spacing w:line="240" w:lineRule="auto"/>
+        <w:ind w:firstLine="709"/>
+      </w:pPr>
+      <w:r>
+        <w:rPr>
+          <w:lang w:val="ru-BY"/>
+        </w:rPr>
+        <w:t>Центральной структурой, описывающей конкретный файл или каталог, является индексный дескриптор (</w:t>
+      </w:r>
+      <w:proofErr w:type="spellStart"/>
+      <w:r>
+        <w:rPr>
+          <w:lang w:val="ru-BY"/>
+        </w:rPr>
+        <w:t>inode</w:t>
+      </w:r>
+      <w:proofErr w:type="spellEnd"/>
+      <w:r>
+        <w:rPr>
+          <w:lang w:val="ru-BY"/>
+        </w:rPr>
+        <w:t xml:space="preserve">). Каждый </w:t>
+      </w:r>
+      <w:proofErr w:type="spellStart"/>
+      <w:r>
+        <w:rPr>
+          <w:lang w:val="ru-BY"/>
+        </w:rPr>
+        <w:t>inode</w:t>
+      </w:r>
+      <w:proofErr w:type="spellEnd"/>
+      <w:r>
+        <w:rPr>
+          <w:lang w:val="ru-BY"/>
+        </w:rPr>
+        <w:t xml:space="preserve"> хранит полные метаданные объекта: его тип (регулярный файл, каталог, символическая ссылка, устройство), права доступа (владелец, группа, биты разрешений </w:t>
+      </w:r>
+      <w:proofErr w:type="spellStart"/>
+      <w:r>
+        <w:rPr>
+          <w:lang w:val="ru-BY"/>
+        </w:rPr>
+        <w:t>rwx</w:t>
+      </w:r>
+      <w:proofErr w:type="spellEnd"/>
+      <w:r>
+        <w:rPr>
+          <w:lang w:val="ru-BY"/>
+        </w:rPr>
+        <w:t xml:space="preserve">), временные метки (последний доступ, модификация данных, изменение метаданных), счётчик жёстких ссылок и информацию о расположении блоков данных на диске. В Linux поля </w:t>
+      </w:r>
+      <w:proofErr w:type="spellStart"/>
+      <w:r>
+        <w:rPr>
+          <w:lang w:val="ru-BY"/>
+        </w:rPr>
+        <w:t>inode</w:t>
+      </w:r>
+      <w:proofErr w:type="spellEnd"/>
+      <w:r>
+        <w:rPr>
+          <w:lang w:val="ru-BY"/>
+        </w:rPr>
+        <w:t xml:space="preserve"> включают </w:t>
+      </w:r>
+      <w:proofErr w:type="spellStart"/>
+      <w:r>
+        <w:rPr>
+          <w:lang w:val="ru-BY"/>
+        </w:rPr>
+        <w:t>i_mode</w:t>
+      </w:r>
+      <w:proofErr w:type="spellEnd"/>
+      <w:r>
+        <w:rPr>
+          <w:lang w:val="ru-BY"/>
+        </w:rPr>
+        <w:t xml:space="preserve">, </w:t>
+      </w:r>
+      <w:proofErr w:type="spellStart"/>
+      <w:r>
+        <w:rPr>
+          <w:lang w:val="ru-BY"/>
+        </w:rPr>
+        <w:t>i_uid</w:t>
+      </w:r>
+      <w:proofErr w:type="spellEnd"/>
+      <w:r>
+        <w:rPr>
+          <w:lang w:val="ru-BY"/>
+        </w:rPr>
+        <w:t>/</w:t>
+      </w:r>
+      <w:proofErr w:type="spellStart"/>
+      <w:r>
+        <w:rPr>
+          <w:lang w:val="ru-BY"/>
+        </w:rPr>
+        <w:t>i_gid</w:t>
+      </w:r>
+      <w:proofErr w:type="spellEnd"/>
+      <w:r>
+        <w:rPr>
+          <w:lang w:val="ru-BY"/>
+        </w:rPr>
+        <w:t xml:space="preserve">, </w:t>
+      </w:r>
+      <w:proofErr w:type="spellStart"/>
+      <w:r>
+        <w:rPr>
+          <w:lang w:val="ru-BY"/>
+        </w:rPr>
+        <w:t>i_size</w:t>
+      </w:r>
+      <w:proofErr w:type="spellEnd"/>
+      <w:r>
+        <w:rPr>
+          <w:lang w:val="ru-BY"/>
+        </w:rPr>
+        <w:t xml:space="preserve">, </w:t>
+      </w:r>
+      <w:proofErr w:type="spellStart"/>
+      <w:r>
+        <w:rPr>
+          <w:lang w:val="ru-BY"/>
+        </w:rPr>
+        <w:t>i_atime</w:t>
+      </w:r>
+      <w:proofErr w:type="spellEnd"/>
+      <w:r>
+        <w:rPr>
+          <w:lang w:val="ru-BY"/>
+        </w:rPr>
+        <w:t>/</w:t>
+      </w:r>
+      <w:proofErr w:type="spellStart"/>
+      <w:r>
+        <w:rPr>
+          <w:lang w:val="ru-BY"/>
+        </w:rPr>
+        <w:t>i_ctime</w:t>
+      </w:r>
+      <w:proofErr w:type="spellEnd"/>
+      <w:r>
+        <w:rPr>
+          <w:lang w:val="ru-BY"/>
+        </w:rPr>
+        <w:t>/</w:t>
+      </w:r>
+      <w:proofErr w:type="spellStart"/>
+      <w:r>
+        <w:rPr>
+          <w:lang w:val="ru-BY"/>
+        </w:rPr>
+        <w:t>i_mtime</w:t>
+      </w:r>
+      <w:proofErr w:type="spellEnd"/>
+      <w:r>
+        <w:rPr>
+          <w:lang w:val="ru-BY"/>
+        </w:rPr>
+        <w:t xml:space="preserve">, </w:t>
+      </w:r>
+      <w:proofErr w:type="spellStart"/>
+      <w:r>
+        <w:rPr>
+          <w:lang w:val="ru-BY"/>
+        </w:rPr>
+        <w:t>i_blocks</w:t>
+      </w:r>
+      <w:proofErr w:type="spellEnd"/>
+      <w:r>
+        <w:rPr>
+          <w:lang w:val="ru-BY"/>
+        </w:rPr>
+        <w:t xml:space="preserve">. </w:t>
+      </w:r>
+      <w:proofErr w:type="spellStart"/>
+      <w:r>
+        <w:rPr>
+          <w:lang w:val="ru-BY"/>
+        </w:rPr>
+        <w:t>Inode</w:t>
+      </w:r>
+      <w:proofErr w:type="spellEnd"/>
+      <w:r>
+        <w:rPr>
+          <w:lang w:val="ru-BY"/>
+        </w:rPr>
+        <w:t xml:space="preserve"> существуют как на диске, так и в памяти, куда они загружаются при обращении к файлу</w:t>
+      </w:r>
+      <w:r>
+        <w:rPr>
+          <w:lang w:val="ru-BY"/>
+        </w:rPr>
+        <w:t xml:space="preserve"> [5]</w:t>
+      </w:r>
+      <w:r>
+        <w:rPr>
+          <w:lang w:val="ru-BY"/>
+        </w:rPr>
+        <w:t>.</w:t>
+      </w:r>
+    </w:p>
+    <w:p>
+      <w:pPr>
+        <w:spacing w:line="240" w:lineRule="auto"/>
+        <w:ind w:firstLine="709"/>
+        <w:rPr>
+          <w:lang w:val="ru-BY"/>
+        </w:rPr>
+      </w:pPr>
+      <w:r>
+        <w:rPr>
+          <w:lang w:val="ru-BY"/>
+        </w:rPr>
+        <w:t xml:space="preserve">Для ускорения преобразования имён файлов в </w:t>
+      </w:r>
+      <w:proofErr w:type="spellStart"/>
+      <w:r>
+        <w:rPr>
+          <w:lang w:val="ru-BY"/>
+        </w:rPr>
+        <w:t>inode</w:t>
+      </w:r>
+      <w:proofErr w:type="spellEnd"/>
+      <w:r>
+        <w:rPr>
+          <w:lang w:val="ru-BY"/>
+        </w:rPr>
+        <w:t xml:space="preserve"> VFS использует кэш каталогов. Объект </w:t>
+      </w:r>
+      <w:proofErr w:type="spellStart"/>
+      <w:r>
+        <w:rPr>
+          <w:lang w:val="ru-BY"/>
+        </w:rPr>
+        <w:t>dentry</w:t>
+      </w:r>
+      <w:proofErr w:type="spellEnd"/>
+      <w:r>
+        <w:rPr>
+          <w:lang w:val="ru-BY"/>
+        </w:rPr>
+        <w:t xml:space="preserve"> представляет компоненту пути </w:t>
+      </w:r>
+      <w:r>
+        <w:rPr>
+          <w:lang w:val="ru-BY"/>
+        </w:rPr>
+        <w:t>–</w:t>
+      </w:r>
+      <w:r>
+        <w:rPr>
+          <w:lang w:val="ru-BY"/>
+        </w:rPr>
+        <w:t xml:space="preserve"> имя файла в контексте родительского каталога </w:t>
+      </w:r>
+      <w:r>
+        <w:rPr>
+          <w:lang w:val="ru-BY"/>
+        </w:rPr>
+        <w:t>–</w:t>
+      </w:r>
+      <w:r>
+        <w:rPr>
+          <w:lang w:val="ru-BY"/>
+        </w:rPr>
+        <w:t xml:space="preserve"> и содержит указатель на соответствующий </w:t>
+      </w:r>
+      <w:proofErr w:type="spellStart"/>
+      <w:r>
+        <w:rPr>
+          <w:lang w:val="ru-BY"/>
+        </w:rPr>
+        <w:t>inode</w:t>
+      </w:r>
+      <w:proofErr w:type="spellEnd"/>
+      <w:r>
+        <w:rPr>
+          <w:lang w:val="ru-BY"/>
+        </w:rPr>
+        <w:t xml:space="preserve">. Кэш </w:t>
+      </w:r>
+      <w:proofErr w:type="spellStart"/>
+      <w:r>
+        <w:rPr>
+          <w:lang w:val="ru-BY"/>
+        </w:rPr>
+        <w:t>dentries</w:t>
+      </w:r>
+      <w:proofErr w:type="spellEnd"/>
+      <w:r>
+        <w:rPr>
+          <w:lang w:val="ru-BY"/>
+        </w:rPr>
+        <w:t xml:space="preserve"> хранит уже разрешённые имена, что позволяет при повторном обращении по тому же пути избежать повторного чтения каталогов с диска. </w:t>
+      </w:r>
+      <w:proofErr w:type="spellStart"/>
+      <w:r>
+        <w:rPr>
+          <w:lang w:val="ru-BY"/>
+        </w:rPr>
+        <w:t>Dentries</w:t>
+      </w:r>
+      <w:proofErr w:type="spellEnd"/>
+      <w:r>
+        <w:rPr>
+          <w:lang w:val="ru-BY"/>
+        </w:rPr>
+        <w:t xml:space="preserve"> организованы в хеш-таблицы для быстрого поиска и связаны в иерархическую структуру, отражающую дерево каталогов. Поскольку </w:t>
+      </w:r>
+      <w:proofErr w:type="spellStart"/>
+      <w:r>
+        <w:rPr>
+          <w:lang w:val="ru-BY"/>
+        </w:rPr>
+        <w:t>dentries</w:t>
+      </w:r>
+      <w:proofErr w:type="spellEnd"/>
+      <w:r>
+        <w:rPr>
+          <w:lang w:val="ru-BY"/>
+        </w:rPr>
+        <w:t xml:space="preserve"> существуют только в памяти и никогда не сохраняются на диск, они обеспечивают значительный прирост производительности при </w:t>
+      </w:r>
+      <w:r>
+        <w:rPr>
+          <w:lang w:val="ru-BY"/>
+        </w:rPr>
+        <w:lastRenderedPageBreak/>
+        <w:t>работе с файловыми путями.</w:t>
+      </w:r>
+    </w:p>
+    <w:p>
+      <w:pPr>
+        <w:spacing w:line="240" w:lineRule="auto"/>
+        <w:ind w:firstLine="709"/>
+        <w:rPr>
+          <w:lang w:val="ru-BY"/>
+        </w:rPr>
+      </w:pPr>
+      <w:r>
+        <w:rPr>
+          <w:lang w:val="ru-BY"/>
+        </w:rPr>
+        <w:t xml:space="preserve">Процесс разрешения пути реализуется через последовательный обход компонент имени с использованием </w:t>
+      </w:r>
+      <w:proofErr w:type="spellStart"/>
+      <w:r>
+        <w:rPr>
+          <w:lang w:val="ru-BY"/>
+        </w:rPr>
+        <w:t>dcache</w:t>
+      </w:r>
+      <w:proofErr w:type="spellEnd"/>
+      <w:r>
+        <w:rPr>
+          <w:lang w:val="ru-BY"/>
+        </w:rPr>
+        <w:t xml:space="preserve"> и </w:t>
+      </w:r>
+      <w:proofErr w:type="spellStart"/>
+      <w:r>
+        <w:rPr>
+          <w:lang w:val="ru-BY"/>
+        </w:rPr>
+        <w:t>inode</w:t>
+      </w:r>
+      <w:proofErr w:type="spellEnd"/>
+      <w:r>
+        <w:rPr>
+          <w:lang w:val="ru-BY"/>
+        </w:rPr>
+        <w:t xml:space="preserve">-объектов. Разрешение начинается либо с корневого каталога процесса (для абсолютных путей), либо с текущего рабочего каталога (для относительных). Для каждой компоненты пути система проверяет права доступа на поиск в текущем каталоге, затем выполняет поиск соответствующей записи в </w:t>
+      </w:r>
+      <w:proofErr w:type="spellStart"/>
+      <w:r>
+        <w:rPr>
+          <w:lang w:val="ru-BY"/>
+        </w:rPr>
+        <w:t>dcache</w:t>
+      </w:r>
+      <w:proofErr w:type="spellEnd"/>
+      <w:r>
+        <w:rPr>
+          <w:lang w:val="ru-BY"/>
+        </w:rPr>
+        <w:t xml:space="preserve">. При обнаружении символической ссылки ядро рекурсивно разрешает её содержимое. Завершающая компонента пути обрабатывается в соответствии с семантикой вызываемого системного вызова </w:t>
+      </w:r>
+      <w:r>
+        <w:rPr>
+          <w:lang w:val="ru-BY"/>
+        </w:rPr>
+        <w:t xml:space="preserve">– </w:t>
+      </w:r>
+      <w:r>
+        <w:rPr>
+          <w:lang w:val="ru-BY"/>
+        </w:rPr>
+        <w:t xml:space="preserve">может требоваться создание нового файла или просто получение </w:t>
+      </w:r>
+      <w:proofErr w:type="spellStart"/>
+      <w:r>
+        <w:rPr>
+          <w:lang w:val="ru-BY"/>
+        </w:rPr>
+        <w:t>inode</w:t>
+      </w:r>
+      <w:proofErr w:type="spellEnd"/>
+      <w:r>
+        <w:rPr>
+          <w:lang w:val="ru-BY"/>
+        </w:rPr>
+        <w:t xml:space="preserve"> существующего.</w:t>
+      </w:r>
+    </w:p>
+    <w:p>
+      <w:pPr>
+        <w:spacing w:line="240" w:lineRule="auto"/>
+        <w:ind w:firstLine="709"/>
+        <w:rPr>
+          <w:lang w:val="ru-BY"/>
+        </w:rPr>
+      </w:pPr>
+      <w:r>
+        <w:rPr>
+          <w:lang w:val="ru-BY"/>
+        </w:rPr>
+        <w:t xml:space="preserve">Трёхуровневая модель представления открытых файлов связывает процесс с конкретными файловыми объектами. На первом уровне находится процесс-специфичная таблица файловых дескрипторов, где каждому открытому файлу сопоставлен целочисленный дескриптор. Элемент этой таблицы указывает на глобальную таблицу файлов, содержащую для каждого открытого экземпляра файла текущую позицию чтения/записи, флаги открытия и указатель на </w:t>
+      </w:r>
+      <w:proofErr w:type="spellStart"/>
+      <w:r>
+        <w:rPr>
+          <w:lang w:val="ru-BY"/>
+        </w:rPr>
+        <w:t>inode</w:t>
+      </w:r>
+      <w:proofErr w:type="spellEnd"/>
+      <w:r>
+        <w:rPr>
+          <w:lang w:val="ru-BY"/>
+        </w:rPr>
+        <w:t xml:space="preserve">. Несколько файловых дескрипторов (в том числе в разных процессах) могут ссылаться на одну запись в таблице файлов, или разные записи в таблице файлов могут ссылаться на один </w:t>
+      </w:r>
+      <w:proofErr w:type="spellStart"/>
+      <w:r>
+        <w:rPr>
+          <w:lang w:val="ru-BY"/>
+        </w:rPr>
+        <w:t>inode</w:t>
+      </w:r>
+      <w:proofErr w:type="spellEnd"/>
+      <w:r>
+        <w:rPr>
+          <w:lang w:val="ru-BY"/>
+        </w:rPr>
+        <w:t xml:space="preserve"> (при жёстких ссылках). Такая трёхуровневая организация обеспечивает разделение доступа и независимые позиции при одновременной работе с одним файлом из нескольких процессов.</w:t>
+      </w:r>
+    </w:p>
+    <w:p>
+      <w:pPr>
+        <w:spacing w:line="240" w:lineRule="auto"/>
+        <w:ind w:firstLine="709"/>
+        <w:rPr>
+          <w:lang w:val="ru-BY"/>
+        </w:rPr>
+      </w:pPr>
+      <w:r>
+        <w:rPr>
+          <w:lang w:val="ru-BY"/>
+        </w:rPr>
+        <w:t xml:space="preserve">Кэширование и синхронизация данных реализуются через механизмы грязных страниц и отложенной записи. </w:t>
+      </w:r>
+      <w:proofErr w:type="spellStart"/>
+      <w:r>
+        <w:rPr>
+          <w:lang w:val="ru-BY"/>
+        </w:rPr>
+        <w:t>Inode</w:t>
+      </w:r>
+      <w:proofErr w:type="spellEnd"/>
+      <w:r>
+        <w:rPr>
+          <w:lang w:val="ru-BY"/>
+        </w:rPr>
+        <w:t xml:space="preserve">, содержимое которых было изменено в памяти, помечаются как </w:t>
+      </w:r>
+      <w:r>
+        <w:rPr>
+          <w:lang w:val="ru-BY"/>
+        </w:rPr>
+        <w:t>«</w:t>
+      </w:r>
+      <w:r>
+        <w:rPr>
+          <w:lang w:val="ru-BY"/>
+        </w:rPr>
+        <w:t>грязные</w:t>
+      </w:r>
+      <w:r>
+        <w:rPr>
+          <w:lang w:val="ru-BY"/>
+        </w:rPr>
+        <w:t>»</w:t>
+      </w:r>
+      <w:r>
+        <w:rPr>
+          <w:lang w:val="ru-BY"/>
+        </w:rPr>
+        <w:t xml:space="preserve"> и помещаются в список </w:t>
+      </w:r>
+      <w:proofErr w:type="spellStart"/>
+      <w:r>
+        <w:rPr>
+          <w:lang w:val="ru-BY"/>
+        </w:rPr>
+        <w:t>суперблока</w:t>
+      </w:r>
+      <w:proofErr w:type="spellEnd"/>
+      <w:r>
+        <w:rPr>
+          <w:lang w:val="ru-BY"/>
+        </w:rPr>
+        <w:t xml:space="preserve">. Периодически или при нехватке памяти ядро инициирует синхронизацию, записывая изменённые блоки на диск. Это позволяет объединять множество мелких операций записи в более крупные и эффективные транзакции. В Linux кэш </w:t>
+      </w:r>
+      <w:proofErr w:type="spellStart"/>
+      <w:r>
+        <w:rPr>
+          <w:lang w:val="ru-BY"/>
+        </w:rPr>
+        <w:t>inode</w:t>
+      </w:r>
+      <w:proofErr w:type="spellEnd"/>
+      <w:r>
+        <w:rPr>
+          <w:lang w:val="ru-BY"/>
+        </w:rPr>
+        <w:t xml:space="preserve"> организован как SLAB-кэш (</w:t>
+      </w:r>
+      <w:proofErr w:type="spellStart"/>
+      <w:r>
+        <w:rPr>
+          <w:lang w:val="ru-BY"/>
+        </w:rPr>
+        <w:t>inode_cachep</w:t>
+      </w:r>
+      <w:proofErr w:type="spellEnd"/>
+      <w:r>
+        <w:rPr>
+          <w:lang w:val="ru-BY"/>
+        </w:rPr>
+        <w:t xml:space="preserve">), управляющий выделением и освобождением памяти под структуры </w:t>
+      </w:r>
+      <w:proofErr w:type="spellStart"/>
+      <w:r>
+        <w:rPr>
+          <w:lang w:val="ru-BY"/>
+        </w:rPr>
+        <w:t>inode</w:t>
+      </w:r>
+      <w:proofErr w:type="spellEnd"/>
+      <w:r>
+        <w:rPr>
+          <w:lang w:val="ru-BY"/>
+        </w:rPr>
+        <w:t xml:space="preserve">, а глобальные списки </w:t>
+      </w:r>
+      <w:proofErr w:type="spellStart"/>
+      <w:r>
+        <w:rPr>
+          <w:lang w:val="ru-BY"/>
+        </w:rPr>
+        <w:t>inode_in_use</w:t>
+      </w:r>
+      <w:proofErr w:type="spellEnd"/>
+      <w:r>
+        <w:rPr>
+          <w:lang w:val="ru-BY"/>
+        </w:rPr>
+        <w:t xml:space="preserve"> и </w:t>
+      </w:r>
+      <w:proofErr w:type="spellStart"/>
+      <w:r>
+        <w:rPr>
+          <w:lang w:val="ru-BY"/>
+        </w:rPr>
+        <w:t>inode_unused</w:t>
+      </w:r>
+      <w:proofErr w:type="spellEnd"/>
+      <w:r>
+        <w:rPr>
+          <w:lang w:val="ru-BY"/>
+        </w:rPr>
+        <w:t xml:space="preserve"> поддерживают актуальное состояние всех загруженных индексных дескрипторов.</w:t>
+      </w:r>
+    </w:p>
+    <w:p>
+      <w:pPr>
+        <w:spacing w:line="240" w:lineRule="auto"/>
+        <w:ind w:firstLine="709"/>
+        <w:rPr>
+          <w:highlight w:val="yellow"/>
+          <w:lang w:val="be-BY"/>
+        </w:rPr>
+      </w:pPr>
+      <w:r>
+        <w:rPr>
+          <w:lang w:val="ru-BY"/>
+        </w:rPr>
+        <w:t xml:space="preserve">Связь между </w:t>
+      </w:r>
+      <w:proofErr w:type="spellStart"/>
+      <w:r>
+        <w:rPr>
+          <w:lang w:val="ru-BY"/>
+        </w:rPr>
+        <w:t>inode</w:t>
+      </w:r>
+      <w:proofErr w:type="spellEnd"/>
+      <w:r>
+        <w:rPr>
+          <w:lang w:val="ru-BY"/>
+        </w:rPr>
+        <w:t xml:space="preserve"> в памяти и дисковым представлением осуществляется через </w:t>
+      </w:r>
+      <w:proofErr w:type="spellStart"/>
+      <w:r>
+        <w:rPr>
+          <w:lang w:val="ru-BY"/>
+        </w:rPr>
+        <w:t>суперблок</w:t>
+      </w:r>
+      <w:proofErr w:type="spellEnd"/>
+      <w:r>
+        <w:rPr>
+          <w:lang w:val="ru-BY"/>
+        </w:rPr>
+        <w:t xml:space="preserve"> файловой системы, который содержит методы </w:t>
+      </w:r>
+      <w:proofErr w:type="spellStart"/>
+      <w:r>
+        <w:rPr>
+          <w:lang w:val="ru-BY"/>
+        </w:rPr>
+        <w:t>alloc_inode</w:t>
+      </w:r>
+      <w:proofErr w:type="spellEnd"/>
+      <w:r>
+        <w:rPr>
+          <w:lang w:val="ru-BY"/>
+        </w:rPr>
+        <w:t xml:space="preserve">, </w:t>
+      </w:r>
+      <w:proofErr w:type="spellStart"/>
+      <w:r>
+        <w:rPr>
+          <w:lang w:val="ru-BY"/>
+        </w:rPr>
+        <w:t>destroy_inode</w:t>
+      </w:r>
+      <w:proofErr w:type="spellEnd"/>
+      <w:r>
+        <w:rPr>
+          <w:lang w:val="ru-BY"/>
+        </w:rPr>
+        <w:t xml:space="preserve">, </w:t>
+      </w:r>
+      <w:proofErr w:type="spellStart"/>
+      <w:r>
+        <w:rPr>
+          <w:lang w:val="ru-BY"/>
+        </w:rPr>
+        <w:t>write_inode</w:t>
+      </w:r>
+      <w:proofErr w:type="spellEnd"/>
+      <w:r>
+        <w:rPr>
+          <w:lang w:val="ru-BY"/>
+        </w:rPr>
+        <w:t xml:space="preserve">, </w:t>
+      </w:r>
+      <w:proofErr w:type="spellStart"/>
+      <w:r>
+        <w:rPr>
+          <w:lang w:val="ru-BY"/>
+        </w:rPr>
+        <w:t>dirty_inode</w:t>
+      </w:r>
+      <w:proofErr w:type="spellEnd"/>
+      <w:r>
+        <w:rPr>
+          <w:lang w:val="ru-BY"/>
+        </w:rPr>
+        <w:t xml:space="preserve"> и другие. Конкретная файловая система реализует эти методы, выполняя преобразование полей универсального </w:t>
+      </w:r>
+      <w:proofErr w:type="spellStart"/>
+      <w:r>
+        <w:rPr>
+          <w:lang w:val="ru-BY"/>
+        </w:rPr>
+        <w:t>inode</w:t>
+      </w:r>
+      <w:proofErr w:type="spellEnd"/>
+      <w:r>
+        <w:rPr>
+          <w:lang w:val="ru-BY"/>
+        </w:rPr>
+        <w:t xml:space="preserve"> VFS в специфичную для ФС структуру на диске. Для хранения частной информации в </w:t>
+      </w:r>
+      <w:proofErr w:type="spellStart"/>
+      <w:r>
+        <w:rPr>
+          <w:lang w:val="ru-BY"/>
+        </w:rPr>
+        <w:t>inode</w:t>
+      </w:r>
+      <w:proofErr w:type="spellEnd"/>
+      <w:r>
+        <w:rPr>
+          <w:lang w:val="ru-BY"/>
+        </w:rPr>
+        <w:t xml:space="preserve"> предусмотрено специальное поле-объединени</w:t>
+      </w:r>
+      <w:r>
+        <w:rPr>
+          <w:lang w:val="ru-BY"/>
+        </w:rPr>
+        <w:t>е</w:t>
+      </w:r>
+      <w:r>
+        <w:rPr>
+          <w:lang w:val="ru-BY"/>
+        </w:rPr>
+        <w:t>, позволяющее каждой файловой системе прикреплять свои данные к общему VFS-</w:t>
+      </w:r>
+      <w:proofErr w:type="spellStart"/>
+      <w:r>
+        <w:rPr>
+          <w:lang w:val="ru-BY"/>
+        </w:rPr>
+        <w:t>inode</w:t>
+      </w:r>
+      <w:proofErr w:type="spellEnd"/>
+      <w:r>
+        <w:rPr>
+          <w:lang w:val="ru-BY"/>
+        </w:rPr>
+        <w:t xml:space="preserve">. В случае файловых систем, не поддерживающих нативную концепцию </w:t>
+      </w:r>
+      <w:proofErr w:type="spellStart"/>
+      <w:r>
+        <w:rPr>
+          <w:lang w:val="ru-BY"/>
+        </w:rPr>
+        <w:t>inode</w:t>
+      </w:r>
+      <w:proofErr w:type="spellEnd"/>
+      <w:r>
+        <w:rPr>
+          <w:lang w:val="ru-BY"/>
+        </w:rPr>
+        <w:t>, VFS-структуры строятся динамически на основе информации, извлечённой из каталогов, что полностью прозрачно для пользовательских приложений.</w:t>
+      </w:r>
+      <w:r>
+        <w:rPr>
+          <w:highlight w:val="yellow"/>
+          <w:lang w:val="be-BY"/>
+        </w:rPr>
+        <w:br w:type="page"/>
+      </w:r>
+    </w:p>
+    <w:p>
+      <w:pPr>
+        <w:pStyle w:val="1"/>
+        <w:spacing w:line="240" w:lineRule="auto"/>
+        <w:rPr>
+          <w:sz w:val="32"/>
+          <w:highlight w:val="yellow"/>
+        </w:rPr>
+      </w:pPr>
+      <w:bookmarkStart w:id="6" w:name="_Toc121715382"/>
+      <w:bookmarkStart w:id="7" w:name="_Hlk164899917"/>
+      <w:r>
+        <w:rPr>
+          <w:sz w:val="32"/>
+          <w:highlight w:val="yellow"/>
+        </w:rPr>
+        <w:lastRenderedPageBreak/>
+        <w:t>2</w:t>
+      </w:r>
+      <w:r>
+        <w:rPr>
+          <w:sz w:val="32"/>
+          <w:highlight w:val="yellow"/>
+        </w:rPr>
+        <w:t xml:space="preserve"> </w:t>
+      </w:r>
+      <w:bookmarkEnd w:id="6"/>
+      <w:r>
+        <w:rPr>
+          <w:sz w:val="32"/>
+          <w:highlight w:val="yellow"/>
+        </w:rPr>
+        <w:t>ПЛАТФОРМА ПРОГРАММНОГО ОБЕСПЕЧЕНИЯ</w:t>
+      </w:r>
+    </w:p>
+    <w:p>
+      <w:pPr>
+        <w:spacing w:line="240" w:lineRule="auto"/>
+        <w:ind w:firstLine="709"/>
+        <w:rPr>
+          <w:highlight w:val="yellow"/>
+          <w:lang w:eastAsia="en-US" w:bidi="ar-SA"/>
+        </w:rPr>
+      </w:pPr>
+    </w:p>
+    <w:p>
+      <w:pPr>
+        <w:pStyle w:val="2"/>
+        <w:spacing w:line="240" w:lineRule="auto"/>
+        <w:rPr>
+          <w:highlight w:val="yellow"/>
+          <w:lang w:eastAsia="en-US" w:bidi="ar-SA"/>
+        </w:rPr>
+      </w:pPr>
+      <w:bookmarkStart w:id="8" w:name="_Toc121715383"/>
+      <w:r>
+        <w:rPr>
+          <w:highlight w:val="yellow"/>
+          <w:lang w:eastAsia="en-US" w:bidi="ar-SA"/>
+        </w:rPr>
+        <w:t xml:space="preserve">2.1 </w:t>
+      </w:r>
+      <w:bookmarkEnd w:id="8"/>
+      <w:r>
+        <w:rPr>
+          <w:lang w:eastAsia="en-US" w:bidi="ar-SA"/>
+        </w:rPr>
+        <w:t>Библиотеки управления терминалом</w:t>
+      </w:r>
+    </w:p>
+    <w:p>
+      <w:pPr>
+        <w:spacing w:line="240" w:lineRule="auto"/>
+        <w:ind w:firstLine="709"/>
+        <w:rPr>
+          <w:highlight w:val="yellow"/>
+          <w:lang w:eastAsia="en-US" w:bidi="ar-SA"/>
+        </w:rPr>
+      </w:pPr>
+    </w:p>
+    <w:p>
+      <w:pPr>
+        <w:spacing w:line="240" w:lineRule="auto"/>
+        <w:ind w:firstLine="709"/>
+        <w:rPr>
+          <w:highlight w:val="yellow"/>
+          <w:lang w:eastAsia="en-US"/>
+        </w:rPr>
+      </w:pPr>
+      <w:r>
+        <w:rPr>
+          <w:highlight w:val="yellow"/>
+          <w:lang w:eastAsia="en-US"/>
+        </w:rPr>
+        <w:t xml:space="preserve">Программное </w:t>
+      </w:r>
+    </w:p>
+    <w:p>
+      <w:pPr>
+        <w:spacing w:line="240" w:lineRule="auto"/>
+        <w:ind w:firstLine="709"/>
+        <w:rPr>
+          <w:highlight w:val="yellow"/>
+          <w:lang w:eastAsia="en-US" w:bidi="ar-SA"/>
+        </w:rPr>
+      </w:pPr>
+    </w:p>
+    <w:p>
+      <w:pPr>
+        <w:pStyle w:val="2"/>
+        <w:spacing w:line="240" w:lineRule="auto"/>
+        <w:rPr>
+          <w:highlight w:val="yellow"/>
+          <w:lang w:eastAsia="en-US" w:bidi="ar-SA"/>
+        </w:rPr>
+      </w:pPr>
+      <w:bookmarkStart w:id="9" w:name="_Toc121715384"/>
+      <w:r>
+        <w:rPr>
+          <w:highlight w:val="yellow"/>
+          <w:lang w:eastAsia="en-US" w:bidi="ar-SA"/>
+        </w:rPr>
+        <w:t xml:space="preserve">2.2 </w:t>
+      </w:r>
+      <w:bookmarkEnd w:id="9"/>
+      <w:r>
+        <w:rPr>
+          <w:lang w:eastAsia="en-US" w:bidi="ar-SA"/>
+        </w:rPr>
+        <w:t>Системные API файловой системы</w:t>
+      </w:r>
+    </w:p>
+    <w:p>
+      <w:pPr>
+        <w:spacing w:line="240" w:lineRule="auto"/>
+        <w:ind w:firstLine="709"/>
+        <w:rPr>
+          <w:highlight w:val="yellow"/>
+          <w:lang w:eastAsia="en-US" w:bidi="ar-SA"/>
+        </w:rPr>
+      </w:pPr>
+    </w:p>
+    <w:p>
+      <w:pPr>
+        <w:widowControl/>
+        <w:suppressAutoHyphens w:val="0"/>
+        <w:spacing w:line="240" w:lineRule="auto"/>
+        <w:ind w:firstLine="709"/>
+        <w:rPr>
+          <w:highlight w:val="yellow"/>
+        </w:rPr>
+      </w:pPr>
+      <w:r>
+        <w:rPr>
+          <w:highlight w:val="yellow"/>
+        </w:rPr>
+        <w:t xml:space="preserve">История </w:t>
+      </w:r>
+      <w:bookmarkStart w:id="10" w:name="_Toc121715390"/>
+      <w:bookmarkStart w:id="11" w:name="_Hlk164900091"/>
+      <w:bookmarkStart w:id="12" w:name="_Hlk164900281"/>
+    </w:p>
+    <w:p>
+      <w:pPr>
+        <w:widowControl/>
+        <w:suppressAutoHyphens w:val="0"/>
+        <w:spacing w:after="160" w:line="240" w:lineRule="auto"/>
+        <w:jc w:val="left"/>
+        <w:rPr>
+          <w:highlight w:val="yellow"/>
+        </w:rPr>
+      </w:pPr>
+      <w:r>
+        <w:rPr>
+          <w:highlight w:val="yellow"/>
+        </w:rPr>
+        <w:br w:type="page"/>
+      </w:r>
+    </w:p>
+    <w:p>
+      <w:pPr>
+        <w:pStyle w:val="1"/>
+        <w:spacing w:line="240" w:lineRule="auto"/>
+        <w:rPr>
+          <w:sz w:val="32"/>
+          <w:highlight w:val="yellow"/>
+        </w:rPr>
+      </w:pPr>
+      <w:r>
+        <w:rPr>
+          <w:sz w:val="32"/>
+          <w:highlight w:val="yellow"/>
+        </w:rPr>
+        <w:lastRenderedPageBreak/>
+        <w:t>3</w:t>
+      </w:r>
+      <w:r>
+        <w:rPr>
+          <w:sz w:val="32"/>
+          <w:highlight w:val="yellow"/>
+        </w:rPr>
+        <w:t xml:space="preserve"> </w:t>
+      </w:r>
+      <w:bookmarkEnd w:id="10"/>
+      <w:r>
+        <w:rPr>
+          <w:sz w:val="32"/>
+          <w:highlight w:val="yellow"/>
+        </w:rPr>
+        <w:t>ТЕОРЕТИЧЕСКОЕ ОБОСНОВАНИЕ РАЗРАБОТКИ ПРОГРАММНОГО ПРОДУКТА</w:t>
+      </w:r>
+    </w:p>
+    <w:bookmarkEnd w:id="11"/>
+    <w:p>
+      <w:pPr>
+        <w:pStyle w:val="a7"/>
+        <w:numPr>
+          <w:ilvl w:val="0"/>
+          <w:numId w:val="0"/>
+        </w:numPr>
+        <w:spacing w:after="0" w:line="240" w:lineRule="auto"/>
+        <w:ind w:firstLine="709"/>
+        <w:rPr>
+          <w:rFonts w:eastAsia="Microsoft Sans Serif" w:cs="Microsoft Sans Serif"/>
+          <w:b w:val="0"/>
+          <w:color w:val="000000"/>
+          <w:szCs w:val="24"/>
+          <w:highlight w:val="yellow"/>
+          <w:lang w:eastAsia="en-US" w:bidi="ar-SA"/>
+        </w:rPr>
+      </w:pPr>
+    </w:p>
+    <w:p>
+      <w:pPr>
+        <w:pStyle w:val="2"/>
+        <w:spacing w:line="240" w:lineRule="auto"/>
+        <w:rPr>
+          <w:highlight w:val="yellow"/>
+          <w:lang w:eastAsia="en-US" w:bidi="ar-SA"/>
+        </w:rPr>
+      </w:pPr>
+      <w:bookmarkStart w:id="13" w:name="_Toc121715391"/>
+      <w:r>
+        <w:rPr>
+          <w:highlight w:val="yellow"/>
+          <w:lang w:eastAsia="en-US" w:bidi="ar-SA"/>
+        </w:rPr>
+        <w:t>3.1</w:t>
+      </w:r>
+      <w:r>
+        <w:rPr>
+          <w:highlight w:val="yellow"/>
+          <w:lang w:eastAsia="en-US" w:bidi="ar-SA"/>
+        </w:rPr>
+        <w:t xml:space="preserve"> </w:t>
+      </w:r>
+      <w:bookmarkEnd w:id="13"/>
+      <w:r>
+        <w:rPr>
+          <w:lang w:eastAsia="en-US" w:bidi="ar-SA"/>
+        </w:rPr>
+        <w:t>Иерархическая структура файловых систем</w:t>
+      </w:r>
+    </w:p>
+    <w:p>
+      <w:pPr>
+        <w:spacing w:line="240" w:lineRule="auto"/>
+        <w:ind w:firstLine="709"/>
+        <w:rPr>
+          <w:highlight w:val="yellow"/>
+          <w:lang w:eastAsia="en-US" w:bidi="ar-SA"/>
+        </w:rPr>
+      </w:pPr>
+    </w:p>
+    <w:p>
+      <w:pPr>
+        <w:pStyle w:val="aa"/>
+        <w:spacing w:line="240" w:lineRule="auto"/>
+        <w:ind w:left="0" w:firstLine="709"/>
+        <w:rPr>
+          <w:lang w:eastAsia="en-US"/>
+        </w:rPr>
+      </w:pPr>
+      <w:r>
+        <w:rPr>
+          <w:highlight w:val="yellow"/>
+          <w:lang w:eastAsia="en-US"/>
+        </w:rPr>
+        <w:t xml:space="preserve">Контактное </w:t>
+      </w:r>
+    </w:p>
+    <w:p>
+      <w:pPr>
+        <w:pStyle w:val="aa"/>
+        <w:spacing w:line="240" w:lineRule="auto"/>
+        <w:ind w:left="0" w:firstLine="709"/>
+        <w:rPr>
+          <w:highlight w:val="yellow"/>
+          <w:lang w:eastAsia="en-US" w:bidi="ar-SA"/>
+        </w:rPr>
+      </w:pPr>
+    </w:p>
+    <w:p>
+      <w:pPr>
+        <w:pStyle w:val="2"/>
+        <w:spacing w:line="240" w:lineRule="auto"/>
+        <w:rPr>
+          <w:lang w:eastAsia="en-US" w:bidi="ar-SA"/>
+        </w:rPr>
+      </w:pPr>
+      <w:bookmarkStart w:id="14" w:name="_Toc121715392"/>
+      <w:bookmarkEnd w:id="12"/>
+      <w:r>
+        <w:rPr>
+          <w:highlight w:val="yellow"/>
+          <w:lang w:eastAsia="en-US" w:bidi="ar-SA"/>
+        </w:rPr>
+        <w:t xml:space="preserve">3.2 </w:t>
+      </w:r>
+      <w:bookmarkEnd w:id="14"/>
+      <w:r>
+        <w:rPr>
+          <w:lang w:eastAsia="en-US" w:bidi="ar-SA"/>
+        </w:rPr>
+        <w:t>Права доступа в Unix</w:t>
+      </w:r>
+    </w:p>
+    <w:p>
+      <w:pPr>
+        <w:spacing w:line="240" w:lineRule="auto"/>
+        <w:rPr>
+          <w:highlight w:val="yellow"/>
+          <w:lang w:eastAsia="en-US" w:bidi="ar-SA"/>
+        </w:rPr>
+      </w:pPr>
+    </w:p>
+    <w:p>
+      <w:pPr>
+        <w:spacing w:line="240" w:lineRule="auto"/>
+        <w:ind w:firstLine="709"/>
+        <w:rPr>
+          <w:sz w:val="32"/>
+        </w:rPr>
+      </w:pPr>
+      <w:r>
+        <w:rPr>
+          <w:bCs/>
+          <w:highlight w:val="yellow"/>
+          <w:lang w:val="ru-BY" w:eastAsia="en-US"/>
+        </w:rPr>
+        <w:t xml:space="preserve">Программное </w:t>
+      </w:r>
+      <w:bookmarkStart w:id="15" w:name="_Toc121715394"/>
+    </w:p>
+    <w:p>
+      <w:pPr>
+        <w:spacing w:line="240" w:lineRule="auto"/>
+        <w:ind w:firstLine="709"/>
+        <w:rPr>
+          <w:bCs/>
+          <w:highlight w:val="yellow"/>
+          <w:lang w:val="ru-BY" w:eastAsia="en-US"/>
+        </w:rPr>
+      </w:pPr>
+      <w:r>
+        <w:rPr>
+          <w:sz w:val="32"/>
+          <w:highlight w:val="yellow"/>
+        </w:rPr>
+        <w:br w:type="page"/>
+      </w:r>
+    </w:p>
+    <w:p>
+      <w:pPr>
+        <w:pStyle w:val="1"/>
+        <w:spacing w:line="240" w:lineRule="auto"/>
+        <w:rPr>
+          <w:sz w:val="32"/>
+          <w:highlight w:val="yellow"/>
+        </w:rPr>
+      </w:pPr>
+      <w:r>
+        <w:rPr>
+          <w:sz w:val="32"/>
+          <w:highlight w:val="yellow"/>
+        </w:rPr>
+        <w:lastRenderedPageBreak/>
+        <w:t xml:space="preserve">4 </w:t>
+      </w:r>
+      <w:bookmarkEnd w:id="15"/>
+      <w:r>
+        <w:rPr>
+          <w:sz w:val="32"/>
+          <w:highlight w:val="yellow"/>
+        </w:rPr>
+        <w:t xml:space="preserve">ПРОЕКТИРОВАНИЕ ФУНКЦИОНАЛЬНЫХ </w:t>
+      </w:r>
+    </w:p>
+    <w:p>
+      <w:pPr>
+        <w:pStyle w:val="1"/>
+        <w:spacing w:line="240" w:lineRule="auto"/>
+        <w:rPr>
+          <w:sz w:val="32"/>
+          <w:highlight w:val="yellow"/>
+        </w:rPr>
+      </w:pPr>
+      <w:r>
+        <w:rPr>
+          <w:sz w:val="32"/>
+          <w:highlight w:val="yellow"/>
+        </w:rPr>
+        <w:t xml:space="preserve">   </w:t>
+      </w:r>
+      <w:r>
+        <w:rPr>
+          <w:sz w:val="32"/>
+          <w:highlight w:val="yellow"/>
+        </w:rPr>
+        <w:t>ВОЗМОЖНОСТЕЙ ПРОГРАММЫ</w:t>
+      </w:r>
+    </w:p>
+    <w:p>
+      <w:pPr>
+        <w:spacing w:line="240" w:lineRule="auto"/>
+        <w:ind w:firstLine="709"/>
+        <w:rPr>
+          <w:highlight w:val="yellow"/>
+        </w:rPr>
+      </w:pPr>
+    </w:p>
+    <w:p>
+      <w:pPr>
+        <w:pStyle w:val="2"/>
+        <w:spacing w:line="240" w:lineRule="auto"/>
+        <w:rPr>
+          <w:highlight w:val="yellow"/>
+          <w:lang w:eastAsia="en-US" w:bidi="ar-SA"/>
+        </w:rPr>
+      </w:pPr>
+      <w:r>
+        <w:rPr>
+          <w:highlight w:val="yellow"/>
+          <w:lang w:eastAsia="en-US" w:bidi="ar-SA"/>
+        </w:rPr>
+        <w:t>4</w:t>
+      </w:r>
+      <w:r>
+        <w:rPr>
+          <w:highlight w:val="yellow"/>
+          <w:lang w:eastAsia="en-US" w:bidi="ar-SA"/>
+        </w:rPr>
+        <w:t xml:space="preserve">.1 </w:t>
+      </w:r>
+      <w:r>
+        <w:rPr>
+          <w:lang w:eastAsia="en-US"/>
+        </w:rPr>
+        <w:t>Обработка ввода пользователя</w:t>
+      </w:r>
+    </w:p>
+    <w:p>
+      <w:pPr>
+        <w:spacing w:line="240" w:lineRule="auto"/>
+        <w:ind w:firstLine="709"/>
+        <w:rPr>
+          <w:highlight w:val="yellow"/>
+          <w:lang w:eastAsia="en-US" w:bidi="ar-SA"/>
+        </w:rPr>
+      </w:pPr>
+    </w:p>
+    <w:p>
+      <w:pPr>
+        <w:pStyle w:val="aa"/>
+        <w:spacing w:line="240" w:lineRule="auto"/>
+        <w:ind w:left="0" w:firstLine="709"/>
+        <w:rPr>
+          <w:lang w:eastAsia="en-US"/>
+        </w:rPr>
+      </w:pPr>
+      <w:r>
+        <w:rPr>
+          <w:highlight w:val="yellow"/>
+          <w:lang w:eastAsia="en-US"/>
+        </w:rPr>
+        <w:t xml:space="preserve">Контактное </w:t>
+      </w:r>
+    </w:p>
+    <w:p>
+      <w:pPr>
+        <w:pStyle w:val="aa"/>
+        <w:spacing w:line="240" w:lineRule="auto"/>
+        <w:ind w:left="0" w:firstLine="709"/>
+        <w:rPr>
+          <w:highlight w:val="yellow"/>
+          <w:lang w:eastAsia="en-US" w:bidi="ar-SA"/>
+        </w:rPr>
+      </w:pPr>
+    </w:p>
+    <w:p>
+      <w:pPr>
+        <w:pStyle w:val="2"/>
+        <w:spacing w:line="240" w:lineRule="auto"/>
+        <w:rPr>
+          <w:lang w:eastAsia="en-US" w:bidi="ar-SA"/>
+        </w:rPr>
+      </w:pPr>
+      <w:r>
+        <w:rPr>
+          <w:highlight w:val="yellow"/>
+          <w:lang w:eastAsia="en-US" w:bidi="ar-SA"/>
+        </w:rPr>
+        <w:t>4</w:t>
+      </w:r>
+      <w:r>
+        <w:rPr>
+          <w:highlight w:val="yellow"/>
+          <w:lang w:eastAsia="en-US" w:bidi="ar-SA"/>
+        </w:rPr>
+        <w:t xml:space="preserve">.2 </w:t>
+      </w:r>
+      <w:r>
+        <w:rPr>
+          <w:lang w:eastAsia="en-US"/>
+        </w:rPr>
+        <w:t>Логика отрисовки дерева</w:t>
+      </w:r>
+    </w:p>
+    <w:p>
+      <w:pPr>
+        <w:spacing w:line="240" w:lineRule="auto"/>
+        <w:rPr>
+          <w:highlight w:val="yellow"/>
+          <w:lang w:eastAsia="en-US" w:bidi="ar-SA"/>
+        </w:rPr>
+      </w:pPr>
+    </w:p>
+    <w:p>
+      <w:pPr>
+        <w:spacing w:line="240" w:lineRule="auto"/>
+        <w:ind w:firstLine="709"/>
+        <w:rPr>
+          <w:bCs/>
+          <w:lang w:val="ru-BY" w:eastAsia="en-US"/>
+        </w:rPr>
+      </w:pPr>
+      <w:r>
+        <w:rPr>
+          <w:bCs/>
+          <w:highlight w:val="yellow"/>
+          <w:lang w:val="ru-BY" w:eastAsia="en-US"/>
+        </w:rPr>
+        <w:t xml:space="preserve">Программное </w:t>
+      </w:r>
+    </w:p>
+    <w:p>
+      <w:pPr>
+        <w:spacing w:line="240" w:lineRule="auto"/>
+        <w:ind w:firstLine="709"/>
+        <w:rPr>
+          <w:bCs/>
+          <w:lang w:val="ru-BY" w:eastAsia="en-US"/>
+        </w:rPr>
+      </w:pPr>
+    </w:p>
+    <w:p>
+      <w:pPr>
+        <w:pStyle w:val="2"/>
+        <w:spacing w:line="240" w:lineRule="auto"/>
+        <w:rPr>
+          <w:highlight w:val="yellow"/>
+          <w:lang w:eastAsia="en-US" w:bidi="ar-SA"/>
+        </w:rPr>
+      </w:pPr>
+      <w:r>
+        <w:rPr>
+          <w:highlight w:val="yellow"/>
+          <w:lang w:eastAsia="en-US" w:bidi="ar-SA"/>
+        </w:rPr>
+        <w:t>4</w:t>
+      </w:r>
+      <w:r>
+        <w:rPr>
+          <w:highlight w:val="yellow"/>
+          <w:lang w:eastAsia="en-US" w:bidi="ar-SA"/>
+        </w:rPr>
+        <w:t xml:space="preserve">.2 </w:t>
+      </w:r>
+      <w:r>
+        <w:rPr>
+          <w:lang w:eastAsia="en-US"/>
+        </w:rPr>
+        <w:t>Реализация файловых операций</w:t>
+      </w:r>
+    </w:p>
+    <w:p>
+      <w:pPr>
+        <w:spacing w:line="240" w:lineRule="auto"/>
+        <w:ind w:firstLine="709"/>
+        <w:rPr>
+          <w:sz w:val="32"/>
+        </w:rPr>
+      </w:pPr>
+      <w:r>
+        <w:rPr>
+          <w:bCs/>
+          <w:highlight w:val="yellow"/>
+          <w:lang w:val="ru-BY" w:eastAsia="en-US"/>
+        </w:rPr>
+        <w:t xml:space="preserve">Программное </w:t>
+      </w:r>
+    </w:p>
+    <w:p>
+      <w:pPr>
+        <w:spacing w:line="240" w:lineRule="auto"/>
+        <w:ind w:firstLine="709"/>
+        <w:rPr>
+          <w:sz w:val="32"/>
+        </w:rPr>
+      </w:pPr>
+    </w:p>
+    <w:p>
+      <w:pPr>
+        <w:spacing w:line="240" w:lineRule="auto"/>
+        <w:ind w:firstLine="709"/>
+        <w:rPr>
+          <w:highlight w:val="yellow"/>
+        </w:rPr>
+      </w:pPr>
+    </w:p>
+    <w:bookmarkEnd w:id="7"/>
+    <w:p>
+      <w:pPr>
+        <w:widowControl/>
+        <w:suppressAutoHyphens w:val="0"/>
+        <w:spacing w:after="160" w:line="240" w:lineRule="auto"/>
+        <w:jc w:val="left"/>
         <w:rPr>
           <w:rFonts w:eastAsiaTheme="majorEastAsia" w:cstheme="majorBidi"/>
           <w:b/>
@@ -2484,1597 +4430,378 @@
           <w:lang w:eastAsia="en-US" w:bidi="ar-SA"/>
         </w:rPr>
       </w:pPr>
+      <w:r>
+        <w:rPr>
+          <w:sz w:val="32"/>
+          <w:highlight w:val="yellow"/>
+        </w:rPr>
+        <w:br w:type="page"/>
+      </w:r>
     </w:p>
     <w:p>
       <w:pPr>
         <w:pStyle w:val="1"/>
-      </w:pPr>
-      <w:r>
+        <w:spacing w:line="240" w:lineRule="auto"/>
         <w:rPr>
           <w:sz w:val="32"/>
-        </w:rPr>
-        <w:t xml:space="preserve">1 </w:t>
-      </w:r>
-      <w:bookmarkEnd w:id="3"/>
+          <w:highlight w:val="yellow"/>
+        </w:rPr>
+      </w:pPr>
       <w:r>
         <w:rPr>
           <w:sz w:val="32"/>
-        </w:rPr>
-        <w:t xml:space="preserve">АРХИТЕКТУРА </w:t>
+          <w:highlight w:val="yellow"/>
+        </w:rPr>
+        <w:lastRenderedPageBreak/>
+        <w:t>5</w:t>
       </w:r>
       <w:r>
         <w:rPr>
           <w:sz w:val="32"/>
-        </w:rPr>
-        <w:t>ПРОГРАММНОГО</w:t>
+          <w:highlight w:val="yellow"/>
+        </w:rPr>
+        <w:t xml:space="preserve"> </w:t>
       </w:r>
       <w:r>
         <w:rPr>
           <w:sz w:val="32"/>
+          <w:highlight w:val="yellow"/>
+        </w:rPr>
+        <w:t>АРХИТЕКТУРА РАЗРАБАТЫВАЕМОЙ ПРОГРАММЫ</w:t>
+      </w:r>
+    </w:p>
+    <w:p>
+      <w:pPr>
+        <w:spacing w:line="240" w:lineRule="auto"/>
+        <w:rPr>
+          <w:highlight w:val="yellow"/>
+        </w:rPr>
+      </w:pPr>
+    </w:p>
+    <w:p>
+      <w:pPr>
+        <w:pStyle w:val="2"/>
+        <w:spacing w:line="240" w:lineRule="auto"/>
+        <w:rPr>
+          <w:highlight w:val="yellow"/>
+          <w:lang w:eastAsia="en-US" w:bidi="ar-SA"/>
+        </w:rPr>
+      </w:pPr>
+      <w:r>
+        <w:rPr>
+          <w:highlight w:val="yellow"/>
+          <w:lang w:eastAsia="en-US" w:bidi="ar-SA"/>
+        </w:rPr>
+        <w:t xml:space="preserve">5.1 </w:t>
+      </w:r>
+      <w:r>
+        <w:rPr>
+          <w:highlight w:val="yellow"/>
+          <w:lang w:eastAsia="en-US"/>
+        </w:rPr>
+        <w:t>Описание функциональной схемы навигатора</w:t>
+      </w:r>
+    </w:p>
+    <w:p>
+      <w:pPr>
+        <w:spacing w:line="240" w:lineRule="auto"/>
+        <w:rPr>
+          <w:highlight w:val="yellow"/>
+        </w:rPr>
+      </w:pPr>
+    </w:p>
+    <w:p>
+      <w:pPr>
+        <w:spacing w:line="240" w:lineRule="auto"/>
+        <w:rPr>
+          <w:highlight w:val="yellow"/>
+        </w:rPr>
+      </w:pPr>
+    </w:p>
+    <w:p>
+      <w:pPr>
+        <w:pStyle w:val="2"/>
+        <w:spacing w:line="240" w:lineRule="auto"/>
+        <w:rPr>
+          <w:highlight w:val="yellow"/>
+          <w:lang w:eastAsia="en-US" w:bidi="ar-SA"/>
+        </w:rPr>
+      </w:pPr>
+      <w:r>
+        <w:rPr>
+          <w:highlight w:val="yellow"/>
+          <w:lang w:eastAsia="en-US" w:bidi="ar-SA"/>
+        </w:rPr>
+        <w:t xml:space="preserve">5.2 </w:t>
+      </w:r>
+      <w:r>
+        <w:rPr>
+          <w:highlight w:val="yellow"/>
+          <w:lang w:eastAsia="en-US"/>
+        </w:rPr>
+        <w:t>Описание блок-схемы алгоритма обработки событий ввода и</w:t>
+      </w:r>
+      <w:r>
+        <w:rPr>
+          <w:highlight w:val="yellow"/>
+          <w:lang w:eastAsia="en-US"/>
+        </w:rPr>
+        <w:br/>
+        <w:t xml:space="preserve">      перерисовки экрана</w:t>
+      </w:r>
+    </w:p>
+    <w:p>
+      <w:pPr>
+        <w:spacing w:line="240" w:lineRule="auto"/>
+        <w:ind w:firstLine="709"/>
+        <w:jc w:val="center"/>
+        <w:rPr>
+          <w:highlight w:val="yellow"/>
+        </w:rPr>
+      </w:pPr>
+    </w:p>
+    <w:p>
+      <w:pPr>
+        <w:spacing w:line="240" w:lineRule="auto"/>
+        <w:ind w:firstLine="709"/>
+        <w:rPr>
+          <w:lang w:val="ru-BY" w:eastAsia="en-US" w:bidi="ar-SA"/>
+        </w:rPr>
+      </w:pPr>
+      <w:r>
+        <w:rPr>
+          <w:highlight w:val="yellow"/>
+          <w:lang w:val="ru-BY" w:eastAsia="en-US" w:bidi="ar-SA"/>
+        </w:rPr>
+        <w:t xml:space="preserve">Функциональная </w:t>
+      </w:r>
+      <w:bookmarkStart w:id="16" w:name="_Toc121715401"/>
+    </w:p>
+    <w:p>
+      <w:pPr>
+        <w:spacing w:line="240" w:lineRule="auto"/>
+        <w:ind w:firstLine="709"/>
+        <w:rPr>
+          <w:highlight w:val="yellow"/>
+          <w:lang w:val="ru-BY" w:eastAsia="en-US" w:bidi="ar-SA"/>
+        </w:rPr>
+      </w:pPr>
+      <w:r>
+        <w:rPr>
+          <w:highlight w:val="yellow"/>
+          <w:lang w:val="ru-BY" w:eastAsia="en-US" w:bidi="ar-SA"/>
+        </w:rPr>
+        <w:br w:type="page"/>
+      </w:r>
+    </w:p>
+    <w:p>
+      <w:pPr>
+        <w:pStyle w:val="1"/>
+        <w:spacing w:line="240" w:lineRule="auto"/>
+        <w:ind w:left="0" w:firstLine="0"/>
+        <w:jc w:val="center"/>
+        <w:rPr>
+          <w:sz w:val="32"/>
+          <w:szCs w:val="28"/>
+          <w:highlight w:val="yellow"/>
+        </w:rPr>
+      </w:pPr>
+      <w:r>
+        <w:rPr>
+          <w:sz w:val="32"/>
+          <w:szCs w:val="28"/>
+          <w:highlight w:val="yellow"/>
+        </w:rPr>
+        <w:lastRenderedPageBreak/>
+        <w:t>ЗАКЛЮЧЕНИЕ</w:t>
+      </w:r>
+      <w:bookmarkEnd w:id="16"/>
+    </w:p>
+    <w:p>
+      <w:pPr>
+        <w:spacing w:line="240" w:lineRule="auto"/>
+        <w:ind w:firstLine="709"/>
+        <w:rPr>
+          <w:highlight w:val="yellow"/>
+          <w:lang w:eastAsia="en-US" w:bidi="ar-SA"/>
+        </w:rPr>
+      </w:pPr>
+    </w:p>
+    <w:p>
+      <w:pPr>
+        <w:spacing w:line="240" w:lineRule="auto"/>
+        <w:ind w:firstLine="709"/>
+        <w:rPr>
+          <w:highlight w:val="yellow"/>
+        </w:rPr>
+      </w:pPr>
+      <w:bookmarkStart w:id="17" w:name="_Toc121715402"/>
+      <w:r>
+        <w:rPr>
+          <w:highlight w:val="yellow"/>
+          <w:lang w:val="ru-BY" w:eastAsia="en-US" w:bidi="ar-SA"/>
+        </w:rPr>
+        <w:t xml:space="preserve">В ходе выполнения курсового проекта был разработан, собран и протестирован прототип бесконтактного дозатора жидкостей на базе микроконтроллера </w:t>
+      </w:r>
+      <w:proofErr w:type="spellStart"/>
+      <w:r>
+        <w:rPr>
+          <w:highlight w:val="yellow"/>
+        </w:rPr>
+        <w:t>Arduino</w:t>
+      </w:r>
+      <w:proofErr w:type="spellEnd"/>
+      <w:r>
+        <w:rPr>
+          <w:highlight w:val="yellow"/>
         </w:rPr>
         <w:t xml:space="preserve"> </w:t>
       </w:r>
-      <w:r>
-        <w:rPr>
-          <w:sz w:val="32"/>
-        </w:rPr>
-        <w:t>ОБЕСПЕЧЕНИЯ</w:t>
-      </w:r>
-    </w:p>
-    <w:p>
-      <w:pPr>
+      <w:proofErr w:type="spellStart"/>
+      <w:r>
+        <w:rPr>
+          <w:highlight w:val="yellow"/>
+        </w:rPr>
+        <w:t>Nano</w:t>
+      </w:r>
+      <w:proofErr w:type="spellEnd"/>
+      <w:r>
+        <w:rPr>
+          <w:highlight w:val="yellow"/>
+        </w:rPr>
+        <w:t>.</w:t>
+      </w:r>
+    </w:p>
+    <w:p>
+      <w:pPr>
+        <w:spacing w:line="240" w:lineRule="auto"/>
         <w:ind w:firstLine="709"/>
         <w:rPr>
           <w:highlight w:val="yellow"/>
-          <w:lang w:eastAsia="en-US" w:bidi="ar-SA"/>
-        </w:rPr>
-      </w:pPr>
-    </w:p>
-    <w:p>
-      <w:pPr>
-        <w:pStyle w:val="2"/>
-        <w:numPr>
-          <w:ilvl w:val="1"/>
-          <w:numId w:val="51"/>
-        </w:numPr>
-        <w:rPr>
-          <w:lang w:eastAsia="en-US" w:bidi="ar-SA"/>
-        </w:rPr>
-      </w:pPr>
-      <w:r>
-        <w:rPr>
-          <w:lang w:eastAsia="en-US" w:bidi="ar-SA"/>
-        </w:rPr>
-        <w:t>Архитектура TUI-приложения</w:t>
-      </w:r>
-    </w:p>
-    <w:p>
-      <w:pPr>
-        <w:rPr>
-          <w:highlight w:val="yellow"/>
-          <w:lang w:eastAsia="en-US" w:bidi="ar-SA"/>
-        </w:rPr>
-      </w:pPr>
-    </w:p>
-    <w:bookmarkEnd w:id="1"/>
-    <w:p>
-      <w:pPr>
+          <w:lang w:val="ru-BY" w:eastAsia="en-US" w:bidi="ar-SA"/>
+        </w:rPr>
+      </w:pPr>
+      <w:r>
+        <w:rPr>
+          <w:highlight w:val="yellow"/>
+        </w:rPr>
+        <w:t>Ключевым результатом работы стала реализация алгоритма дозирования, ориентированного на надёжное обнаружение рук и воспроизводимую подачу</w:t>
+      </w:r>
+      <w:r>
+        <w:rPr>
+          <w:highlight w:val="yellow"/>
+          <w:lang w:val="ru-BY" w:eastAsia="en-US" w:bidi="ar-SA"/>
+        </w:rPr>
+        <w:t xml:space="preserve"> объёма за счёт управления насосом по времени. Использование двух независимых датчиков расстояния позволило снизить вероятность ложных срабатываний и повысить устойчивость к случайным объектам в зоне установки. Неблокирующая организация программы на основе архитектуры </w:t>
+      </w:r>
+      <w:proofErr w:type="spellStart"/>
+      <w:r>
+        <w:rPr>
+          <w:highlight w:val="yellow"/>
+          <w:lang w:val="ru-BY" w:eastAsia="en-US" w:bidi="ar-SA"/>
+        </w:rPr>
+        <w:t>setup</w:t>
+      </w:r>
+      <w:proofErr w:type="spellEnd"/>
+      <w:r>
+        <w:rPr>
+          <w:highlight w:val="yellow"/>
+          <w:lang w:val="ru-BY" w:eastAsia="en-US" w:bidi="ar-SA"/>
+        </w:rPr>
+        <w:t>()/</w:t>
+      </w:r>
+      <w:proofErr w:type="spellStart"/>
+      <w:r>
+        <w:rPr>
+          <w:highlight w:val="yellow"/>
+          <w:lang w:val="ru-BY" w:eastAsia="en-US" w:bidi="ar-SA"/>
+        </w:rPr>
+        <w:t>loop</w:t>
+      </w:r>
+      <w:proofErr w:type="spellEnd"/>
+      <w:r>
+        <w:rPr>
+          <w:highlight w:val="yellow"/>
+          <w:lang w:val="ru-BY" w:eastAsia="en-US" w:bidi="ar-SA"/>
+        </w:rPr>
+        <w:t xml:space="preserve">() и счётчика </w:t>
+      </w:r>
+      <w:proofErr w:type="spellStart"/>
+      <w:r>
+        <w:rPr>
+          <w:highlight w:val="yellow"/>
+          <w:lang w:val="ru-BY" w:eastAsia="en-US" w:bidi="ar-SA"/>
+        </w:rPr>
+        <w:t>millis</w:t>
+      </w:r>
+      <w:proofErr w:type="spellEnd"/>
+      <w:r>
+        <w:rPr>
+          <w:highlight w:val="yellow"/>
+          <w:lang w:val="ru-BY" w:eastAsia="en-US" w:bidi="ar-SA"/>
+        </w:rPr>
+        <w:t>() обеспечила корректное совмещение задач опроса датчиков, управления исполнительным механизмом и обновления индикации без потери отзывчивости системы.</w:t>
+      </w:r>
+    </w:p>
+    <w:p>
+      <w:pPr>
+        <w:spacing w:line="240" w:lineRule="auto"/>
         <w:ind w:firstLine="709"/>
         <w:rPr>
+          <w:highlight w:val="yellow"/>
           <w:lang w:val="ru-BY" w:eastAsia="en-US" w:bidi="ar-SA"/>
         </w:rPr>
       </w:pPr>
       <w:r>
         <w:rPr>
+          <w:highlight w:val="yellow"/>
           <w:lang w:val="ru-BY" w:eastAsia="en-US" w:bidi="ar-SA"/>
         </w:rPr>
-        <w:t>Терминальный пользовательский интерфейс представляет собой промежуточный слой между командной строкой и графическим интерфейсом, обеспечивающий интерактивность в пределах текстового терминала. Архитектура TUI-приложения базируется на трёхуровневом разделении: управление терминалом, обработка событий и логика отображения.</w:t>
-      </w:r>
-    </w:p>
-    <w:p>
-      <w:pPr>
+        <w:t>Проведённое тестирование показало, что разработанное программное обеспечение адекватно реагирует на основные эксплуатационные сценарии: нормальную работу при наличии рук в зоне, досрочное прекращение подачи при их отводе, отказ одного или обоих датчиков. В каждом из случаев система демонстрирует предсказуемое поведение, информирует пользователя о текущем состоянии и предотвращает неконтролируемую подачу жидкости, что особенно важно для задач гигиены и безопасной эксплуатации в бытовых и общественных пространствах.</w:t>
+      </w:r>
+    </w:p>
+    <w:p>
+      <w:pPr>
+        <w:spacing w:line="240" w:lineRule="auto"/>
         <w:ind w:firstLine="709"/>
         <w:rPr>
+          <w:highlight w:val="yellow"/>
           <w:lang w:val="ru-BY" w:eastAsia="en-US" w:bidi="ar-SA"/>
         </w:rPr>
       </w:pPr>
       <w:r>
         <w:rPr>
+          <w:highlight w:val="yellow"/>
           <w:lang w:val="ru-BY" w:eastAsia="en-US" w:bidi="ar-SA"/>
         </w:rPr>
-        <w:t xml:space="preserve">Первый уровень отвечает за перевод терминала в </w:t>
-      </w:r>
-      <w:r>
-        <w:rPr>
-          <w:lang w:val="ru-BY"/>
-        </w:rPr>
-        <w:t>«</w:t>
-      </w:r>
-      <w:r>
-        <w:rPr>
+        <w:t>Полученный прототип может рассматриваться как основа для дальнейшего развития: возможна интеграция более гибких режимов настройки чувствительности и объёма дозы, расширение средств диагностики и индикации, добавление сетевых интерфейсов для учёта срабатываний и удалённого мониторинга.</w:t>
+      </w:r>
+    </w:p>
+    <w:p>
+      <w:pPr>
+        <w:spacing w:line="240" w:lineRule="auto"/>
+        <w:ind w:firstLine="709"/>
+        <w:rPr>
+          <w:highlight w:val="yellow"/>
           <w:lang w:val="ru-BY" w:eastAsia="en-US" w:bidi="ar-SA"/>
         </w:rPr>
-        <w:t>сырой</w:t>
-      </w:r>
-      <w:r>
-        <w:rPr>
-          <w:lang w:val="ru-BY"/>
-        </w:rPr>
-        <w:t>»</w:t>
-      </w:r>
-      <w:r>
-        <w:rPr>
-          <w:lang w:eastAsia="en-US"/>
-        </w:rPr>
-        <w:t xml:space="preserve"> </w:t>
-      </w:r>
-      <w:r>
-        <w:rPr>
+      </w:pPr>
+      <w:r>
+        <w:rPr>
+          <w:highlight w:val="yellow"/>
           <w:lang w:val="ru-BY" w:eastAsia="en-US" w:bidi="ar-SA"/>
         </w:rPr>
-        <w:t xml:space="preserve">режим (raw mode), где ввод передаётся напрямую приложению без буферизации, отключение </w:t>
-      </w:r>
-      <w:proofErr w:type="gramStart"/>
-      <w:r>
-        <w:rPr>
-          <w:lang w:val="ru-BY" w:eastAsia="en-US" w:bidi="ar-SA"/>
-        </w:rPr>
-        <w:t>эхо-печати</w:t>
-      </w:r>
-      <w:proofErr w:type="gramEnd"/>
-      <w:r>
-        <w:rPr>
-          <w:lang w:val="ru-BY" w:eastAsia="en-US" w:bidi="ar-SA"/>
-        </w:rPr>
-        <w:t xml:space="preserve"> и переключение на альтерна</w:t>
-      </w:r>
-      <w:r>
-        <w:rPr>
-          <w:lang w:val="ru-BY" w:eastAsia="en-US" w:bidi="ar-SA"/>
-        </w:rPr>
-        <w:t>тивный</w:t>
-      </w:r>
-      <w:r>
-        <w:rPr>
-          <w:lang w:val="ru-BY" w:eastAsia="en-US" w:bidi="ar-SA"/>
-        </w:rPr>
-        <w:t xml:space="preserve"> экран (alternate screen buffer) для сохранения истории основного терминала. Этот уровень также реализует корректное восстановление состояния терминала при аварийном завершении.</w:t>
-      </w:r>
-    </w:p>
-    <w:p>
-      <w:pPr>
-        <w:ind w:firstLine="709"/>
-        <w:rPr>
-          <w:lang w:val="ru-BY" w:eastAsia="en-US" w:bidi="ar-SA"/>
-        </w:rPr>
-      </w:pPr>
-      <w:r>
-        <w:rPr>
-          <w:lang w:val="ru-BY" w:eastAsia="en-US" w:bidi="ar-SA"/>
-        </w:rPr>
-        <w:t xml:space="preserve">Событийная модель современных TUI строится на асинхронной обработке ввода. Вместо синхронного опроса с блокировкой цикла отрисовки применяются каналы и отдельные потоки для чтения событий. Система различает несколько типов событий: клавиатурные комбинации с модификаторами, события мыши, сигналы изменения размера окна и пользовательские таймеры. Критически важным является внедрение тиков </w:t>
-      </w:r>
-      <w:r>
-        <w:rPr>
-          <w:lang w:val="ru-BY" w:eastAsia="en-US" w:bidi="ar-SA"/>
-        </w:rPr>
-        <w:t>–</w:t>
-      </w:r>
-      <w:r>
-        <w:rPr>
-          <w:lang w:val="ru-BY" w:eastAsia="en-US" w:bidi="ar-SA"/>
-        </w:rPr>
-        <w:t xml:space="preserve"> фиксированных временных интервалов, определяющих частоту обновления логики приложения, что отделено от частоты перерисовки экрана. Такой подход предотвращает блокировку интерфейса при выполнении длительных операций ввода-вывода.</w:t>
-      </w:r>
-    </w:p>
-    <w:p>
-      <w:pPr>
-        <w:ind w:firstLine="709"/>
-        <w:rPr>
-          <w:lang w:val="ru-BY" w:eastAsia="en-US" w:bidi="ar-SA"/>
-        </w:rPr>
-      </w:pPr>
-      <w:r>
-        <w:rPr>
-          <w:lang w:val="ru-BY" w:eastAsia="en-US" w:bidi="ar-SA"/>
-        </w:rPr>
-        <w:t>Архитектура логики приложения в современных фреймворках (Bubble Tea, Ratatui) следует паттерну Model-View-Update, заимствованному из Elm</w:t>
-      </w:r>
-      <w:r>
-        <w:rPr>
-          <w:lang w:eastAsia="en-US" w:bidi="ar-SA"/>
-        </w:rPr>
-        <w:t xml:space="preserve"> [3]</w:t>
-      </w:r>
-      <w:r>
-        <w:rPr>
-          <w:lang w:val="ru-BY" w:eastAsia="en-US" w:bidi="ar-SA"/>
-        </w:rPr>
-        <w:t xml:space="preserve">. Модель (Model) представляет структуру данных, полностью описывающую состояние приложения в текущий момент. Функция обновления (Update) получает сообщение и текущую модель, возвращая новую модель и, опционально, команду для выполнения побочных эффектов. Команды инкапсулируют асинхронные операции </w:t>
-      </w:r>
-      <w:r>
-        <w:rPr>
-          <w:lang w:val="ru-BY" w:eastAsia="en-US" w:bidi="ar-SA"/>
-        </w:rPr>
-        <w:t>–</w:t>
-      </w:r>
-      <w:r>
-        <w:rPr>
-          <w:lang w:val="ru-BY" w:eastAsia="en-US" w:bidi="ar-SA"/>
-        </w:rPr>
-        <w:t xml:space="preserve"> чтение файловой системы, выполнение внешних процессов, таймеры </w:t>
-      </w:r>
-      <w:r>
-        <w:rPr>
-          <w:lang w:val="ru-BY" w:eastAsia="en-US" w:bidi="ar-SA"/>
-        </w:rPr>
-        <w:t>–</w:t>
-      </w:r>
-      <w:r>
-        <w:rPr>
-          <w:lang w:val="ru-BY" w:eastAsia="en-US" w:bidi="ar-SA"/>
-        </w:rPr>
-        <w:t xml:space="preserve"> и по завершении генерируют новое сообщение, возвращая управление в Update. Представление (View) </w:t>
-      </w:r>
-      <w:r>
-        <w:rPr>
-          <w:lang w:val="ru-BY" w:eastAsia="en-US" w:bidi="ar-SA"/>
-        </w:rPr>
-        <w:t>–</w:t>
-      </w:r>
-      <w:r>
-        <w:rPr>
-          <w:lang w:val="ru-BY" w:eastAsia="en-US" w:bidi="ar-SA"/>
-        </w:rPr>
-        <w:t xml:space="preserve"> чистая функция, преобразующая текущую модель в строковое представление интерфейса с ANSI-последовательностями для цвета и форматирования.</w:t>
-      </w:r>
-    </w:p>
-    <w:p>
-      <w:pPr>
-        <w:ind w:firstLine="709"/>
-        <w:rPr>
-          <w:lang w:val="ru-BY" w:eastAsia="en-US" w:bidi="ar-SA"/>
-        </w:rPr>
-      </w:pPr>
-      <w:r>
-        <w:rPr>
-          <w:lang w:val="ru-BY" w:eastAsia="en-US" w:bidi="ar-SA"/>
-        </w:rPr>
-        <w:t xml:space="preserve">Рендеринг в TUI требует оптимизации из-за ограничений терминалов. Современные реализации применяют дифференциальный рендеринг с тремя </w:t>
-      </w:r>
-      <w:r>
-        <w:rPr>
-          <w:lang w:val="ru-BY" w:eastAsia="en-US" w:bidi="ar-SA"/>
-        </w:rPr>
-        <w:lastRenderedPageBreak/>
-        <w:t xml:space="preserve">стратегиями обновления экрана. Хирургическое обновление изменяет только строки, содержимое которых действительно изменилось (типично 1-2 строки при анимации или перемещении курсора). Частичное обновление применяется при изменении количества строк или структурных сдвигах в видимой области </w:t>
-      </w:r>
-      <w:r>
-        <w:rPr>
-          <w:lang w:val="ru-BY" w:eastAsia="en-US" w:bidi="ar-SA"/>
-        </w:rPr>
-        <w:t>–</w:t>
-      </w:r>
-      <w:r>
-        <w:rPr>
-          <w:lang w:val="ru-BY" w:eastAsia="en-US" w:bidi="ar-SA"/>
-        </w:rPr>
-        <w:t xml:space="preserve"> очищается область от первого изменения до конца экрана и выполняется перерисовка. Полное обновление происходит только при изменениях выше видимой области, в скролл-буфере терминала. Для измерения эффективности используются метрики: количество перерисованных строк и среднее значение на кадр.</w:t>
-      </w:r>
-    </w:p>
-    <w:p>
-      <w:pPr>
-        <w:ind w:firstLine="709"/>
-        <w:rPr>
-          <w:lang w:val="ru-BY" w:eastAsia="en-US" w:bidi="ar-SA"/>
-        </w:rPr>
-      </w:pPr>
-      <w:r>
-        <w:rPr>
-          <w:lang w:val="ru-BY" w:eastAsia="en-US" w:bidi="ar-SA"/>
-        </w:rPr>
-        <w:t>Компонентный подход реализуется через иерархическую структуру, где каждый компонент инкапсулирует собственную логику рендеринга и обработки событий</w:t>
-      </w:r>
-      <w:r>
-        <w:rPr>
-          <w:lang w:val="ru-BY" w:eastAsia="en-US" w:bidi="ar-SA"/>
-        </w:rPr>
-        <w:t xml:space="preserve">. </w:t>
-      </w:r>
-      <w:r>
-        <w:rPr>
-          <w:lang w:val="ru-BY" w:eastAsia="en-US" w:bidi="ar-SA"/>
-        </w:rPr>
-        <w:t>Корневой компонент управляет дочерними элементами, делегируя фокус ввода и координируя обновления. Для древовидного представления файловой системы используются специализированные компоненты, поддерживающие виртуальную прокрутку (virtual scrolling) при работе с большими каталогами. Каждый компонент имеет уникальный идентификатор, что позволяет системе рендеринга отслеживать изменения позиций и применять оптимальную стратегию обновления.</w:t>
-      </w:r>
-    </w:p>
-    <w:p>
-      <w:pPr>
-        <w:ind w:firstLine="709"/>
-        <w:rPr>
-          <w:lang w:val="ru-BY" w:eastAsia="en-US" w:bidi="ar-SA"/>
-        </w:rPr>
-      </w:pPr>
-      <w:r>
-        <w:rPr>
-          <w:lang w:val="ru-BY" w:eastAsia="en-US" w:bidi="ar-SA"/>
-        </w:rPr>
-        <w:t xml:space="preserve">Обработка Unicode и измерение ширины символов требуют особого внимания, поскольку символы восточноазиатских языков и эмодзи занимают две позиции курсора. Современные библиотеки используют специализированные функции для корректного вычисления физической ширины строки без учёта управляющих последовательностей. Дополнительно реализуется поддержка буферизации вывода с учётом ANSI-последовательностей, что позволяет избежать </w:t>
-      </w:r>
-      <w:r>
-        <w:rPr>
-          <w:lang w:val="ru-BY" w:eastAsia="en-US" w:bidi="ar-SA"/>
-        </w:rPr>
-        <w:t>«</w:t>
-      </w:r>
-      <w:r>
-        <w:rPr>
-          <w:lang w:val="ru-BY" w:eastAsia="en-US" w:bidi="ar-SA"/>
-        </w:rPr>
-        <w:t>разрыва</w:t>
-      </w:r>
-      <w:r>
-        <w:rPr>
-          <w:lang w:val="ru-BY"/>
-        </w:rPr>
-        <w:t>»</w:t>
-      </w:r>
-      <w:r>
-        <w:rPr>
-          <w:lang w:val="ru-BY" w:eastAsia="en-US" w:bidi="ar-SA"/>
-        </w:rPr>
-        <w:t xml:space="preserve"> цветового оформления при частичных обновлениях экрана.</w:t>
-      </w:r>
-    </w:p>
-    <w:p>
-      <w:pPr>
-        <w:ind w:firstLine="709"/>
-        <w:rPr>
-          <w:lang w:val="ru-BY" w:eastAsia="en-US" w:bidi="ar-SA"/>
-        </w:rPr>
-      </w:pPr>
-      <w:r>
-        <w:rPr>
-          <w:lang w:val="ru-BY" w:eastAsia="en-US" w:bidi="ar-SA"/>
-        </w:rPr>
-        <w:t>Тестирование TUI-приложений обеспечивается через виртуальные терминалы, эмулирующие поведение реального терминала с заданными размерами и возможностями. Такие эмуляторы позволяют выполнять снимки экрана после последовательности событий и сравнивать с эталонными вариантами, что критически важно для регрессионного тестирования интерфейсов со сложной структурой.</w:t>
-      </w:r>
-    </w:p>
-    <w:p>
-      <w:pPr>
-        <w:ind w:firstLine="709"/>
-        <w:rPr>
-          <w:highlight w:val="yellow"/>
-          <w:lang w:eastAsia="en-US" w:bidi="ar-SA"/>
-        </w:rPr>
-      </w:pPr>
-    </w:p>
-    <w:p>
-      <w:pPr>
-        <w:pStyle w:val="2"/>
-        <w:rPr>
-          <w:highlight w:val="yellow"/>
-          <w:lang w:eastAsia="en-US" w:bidi="ar-SA"/>
-        </w:rPr>
-      </w:pPr>
-      <w:bookmarkStart w:id="4" w:name="_Toc121715381"/>
-      <w:bookmarkStart w:id="5" w:name="_Hlk164899721"/>
-      <w:r>
-        <w:rPr>
-          <w:lang w:eastAsia="en-US" w:bidi="ar-SA"/>
-        </w:rPr>
-        <w:t xml:space="preserve">1.2 </w:t>
-      </w:r>
-      <w:bookmarkEnd w:id="4"/>
-      <w:r>
-        <w:rPr>
-          <w:lang w:eastAsia="en-US" w:bidi="ar-SA"/>
-        </w:rPr>
-        <w:t>М</w:t>
-      </w:r>
-      <w:r>
-        <w:rPr>
-          <w:lang w:eastAsia="en-US" w:bidi="ar-SA"/>
-        </w:rPr>
-        <w:t>одель представления файловой системы в памяти</w:t>
-      </w:r>
-    </w:p>
-    <w:p>
-      <w:pPr>
-        <w:rPr>
-          <w:highlight w:val="yellow"/>
-          <w:lang w:eastAsia="en-US" w:bidi="ar-SA"/>
-        </w:rPr>
-      </w:pPr>
-    </w:p>
-    <w:bookmarkEnd w:id="5"/>
-    <w:p>
-      <w:pPr>
-        <w:ind w:firstLine="709"/>
-        <w:rPr>
-          <w:lang w:val="ru-BY"/>
-        </w:rPr>
-      </w:pPr>
-      <w:r>
-        <w:rPr>
-          <w:lang w:val="ru-BY"/>
-        </w:rPr>
-        <w:t xml:space="preserve">Модель представления файловой системы в памяти в UNIX-подобных операционных системах строится вокруг концепции виртуальной файловой системы (Virtual File System </w:t>
-      </w:r>
-      <w:r>
-        <w:rPr>
-          <w:lang w:val="ru-BY"/>
-        </w:rPr>
-        <w:t>–</w:t>
-      </w:r>
-      <w:r>
-        <w:rPr>
-          <w:lang w:val="ru-BY"/>
-        </w:rPr>
-        <w:t xml:space="preserve"> VFS), которая представляет собой уровень абстракции ядра, обеспечивающий единый интерфейс для работы с </w:t>
-      </w:r>
-      <w:r>
-        <w:rPr>
-          <w:lang w:val="ru-BY"/>
-        </w:rPr>
-        <w:lastRenderedPageBreak/>
-        <w:t xml:space="preserve">различными файловыми системами. VFS скрывает от пользовательских процессов детали реализации конкретных файловых систем, предоставляя унифицированный набор системных вызовов </w:t>
-      </w:r>
-      <w:r>
-        <w:rPr>
-          <w:lang w:val="ru-BY"/>
-        </w:rPr>
-        <w:t>–</w:t>
-      </w:r>
-      <w:r>
-        <w:rPr>
-          <w:lang w:val="ru-BY"/>
-        </w:rPr>
-        <w:t xml:space="preserve"> open, read, write, stat. Архитектура VFS реализует объектно-ориентированный подход на языке C: каждая файловая система предоставляет структуры с указателями на функции, которые реализуют операции над файловыми объектами, что позволяет ядру работать с любыми файловыми системами через единый интерфейс</w:t>
-      </w:r>
-      <w:r>
-        <w:rPr>
-          <w:lang w:val="ru-BY"/>
-        </w:rPr>
-        <w:t xml:space="preserve"> [4]</w:t>
-      </w:r>
-      <w:r>
-        <w:rPr>
-          <w:lang w:val="ru-BY"/>
-        </w:rPr>
-        <w:t>.</w:t>
-      </w:r>
-    </w:p>
-    <w:p>
-      <w:pPr>
-        <w:ind w:firstLine="709"/>
-      </w:pPr>
-      <w:r>
-        <w:rPr>
-          <w:lang w:val="ru-BY"/>
-        </w:rPr>
-        <w:t xml:space="preserve">Центральной структурой, описывающей конкретный файл или каталог в памяти, является индексный дескриптор (inode </w:t>
-      </w:r>
-      <w:r>
-        <w:rPr>
-          <w:lang w:val="ru-BY"/>
-        </w:rPr>
-        <w:t>–</w:t>
-      </w:r>
-      <w:r>
-        <w:rPr>
-          <w:lang w:val="ru-BY"/>
-        </w:rPr>
-        <w:t xml:space="preserve"> index node). Каждый inode хранит полные метаданные объекта: его тип (регулярный файл, каталог, символическая ссылка, устройство), права доступа (владелец, группа, биты разрешений rwx), временные метки (последний доступ, модификация данных, изменение метаданных), счётчик жёстких ссылок и информацию о расположении блоков данных на диске. В Linux поля inode включают i_mode (тип и права), i_uid/i_gid (идентификаторы владельца), i_size (размер), i_atime/i_ctime/i_mtime (временные метки), i_blocks (количество блоков). Inode существуют как на диске (в таблице индексов файловой системы), так и в памяти (кэш inode), куда они загружаются при обращении к файлу</w:t>
-      </w:r>
-      <w:r>
-        <w:rPr>
-          <w:lang w:val="ru-BY"/>
-        </w:rPr>
-        <w:t xml:space="preserve"> [5]</w:t>
-      </w:r>
-      <w:r>
-        <w:rPr>
-          <w:lang w:val="ru-BY"/>
-        </w:rPr>
-        <w:t>.</w:t>
-      </w:r>
-    </w:p>
-    <w:p>
-      <w:pPr>
-        <w:ind w:firstLine="709"/>
-        <w:rPr>
-          <w:lang w:val="ru-BY"/>
-        </w:rPr>
-      </w:pPr>
-      <w:r>
-        <w:rPr>
-          <w:lang w:val="ru-BY"/>
-        </w:rPr>
-        <w:t xml:space="preserve">Для ускорения преобразования имён файлов в inode VFS использует кэш каталогов (dentry cache или dcache). Объект dentry (directory entry) представляет компоненту пути </w:t>
-      </w:r>
-      <w:r>
-        <w:rPr>
-          <w:lang w:val="ru-BY"/>
-        </w:rPr>
-        <w:t>–</w:t>
-      </w:r>
-      <w:r>
-        <w:rPr>
-          <w:lang w:val="ru-BY"/>
-        </w:rPr>
-        <w:t xml:space="preserve"> имя файла в контексте родительского каталога </w:t>
-      </w:r>
-      <w:r>
-        <w:rPr>
-          <w:lang w:val="ru-BY"/>
-        </w:rPr>
-        <w:t>–</w:t>
-      </w:r>
-      <w:r>
-        <w:rPr>
-          <w:lang w:val="ru-BY"/>
-        </w:rPr>
-        <w:t xml:space="preserve"> и содержит указатель на соответствующий inode. Кэш dentries хранит уже разрешённые имена, что позволяет при повторном обращении по тому же пути избежать повторного чтения каталогов с диска. Dentries организованы в хеш-таблицы для быстрого поиска и связаны в иерархическую структуру, отражающую дерево каталогов. Поскольку dentries существуют только в памяти и никогда не сохраняются на диск, они обеспечивают значительный прирост производительности при работе с файловыми путями.</w:t>
-      </w:r>
-    </w:p>
-    <w:p>
-      <w:pPr>
-        <w:ind w:firstLine="709"/>
-        <w:rPr>
-          <w:lang w:val="ru-BY"/>
-        </w:rPr>
-      </w:pPr>
-      <w:r>
-        <w:rPr>
-          <w:lang w:val="ru-BY"/>
-        </w:rPr>
-        <w:t xml:space="preserve">Процесс разрешения пути (path resolution) реализуется через последовательный обход компонент имени с использованием dcache и inode-объектов. Разрешение начинается либо с корневого каталога процесса (для абсолютных путей), либо с текущего рабочего каталога (для относительных). Для каждой компоненты пути система проверяет права доступа на поиск (execute permission) в текущем каталоге, затем выполняет поиск соответствующей записи в dcache. При обнаружении символической ссылки ядро рекурсивно разрешает её содержимое (с ограничением в 40 ссылок для защиты от циклов). Завершающая компонента пути обрабатывается в соответствии с семантикой вызываемого системного вызова </w:t>
-      </w:r>
-      <w:r>
-        <w:rPr>
-          <w:lang w:val="ru-BY"/>
-        </w:rPr>
-        <w:t xml:space="preserve">– </w:t>
-      </w:r>
-      <w:r>
-        <w:rPr>
-          <w:lang w:val="ru-BY"/>
-        </w:rPr>
-        <w:t xml:space="preserve">может требоваться создание нового файла или просто получение inode </w:t>
-      </w:r>
-      <w:r>
-        <w:rPr>
-          <w:lang w:val="ru-BY"/>
-        </w:rPr>
-        <w:lastRenderedPageBreak/>
-        <w:t>существующего.</w:t>
-      </w:r>
-    </w:p>
-    <w:p>
-      <w:pPr>
-        <w:ind w:firstLine="709"/>
-        <w:rPr>
-          <w:lang w:val="ru-BY"/>
-        </w:rPr>
-      </w:pPr>
-      <w:r>
-        <w:rPr>
-          <w:lang w:val="ru-BY"/>
-        </w:rPr>
-        <w:t>Трёхуровневая модель представления открытых файлов связывает процесс с конкретными файловыми объектами. На первом уровне находится процесс-специфичная таблица файловых дескрипторов (file descriptor table), где каждому открытому файлу сопоставлен целочисленный дескриптор. Элемент этой таблицы указывает на глобальную таблицу файлов (file table), содержащую для каждого открытого экземпляра файла текущую позицию чтения/записи (file offset), флаги открытия и указатель на inode. Несколько файловых дескрипторов (в том числе в разных процессах) могут ссылаться на одну запись в таблице файлов (например, после fork), или разные записи в таблице файлов могут ссылаться на один inode (при жёстких ссылках). Такая трёхуровневая организация обеспечивает разделение доступа и независимые позиции при одновременной работе с одним файлом из нескольких процессов.</w:t>
-      </w:r>
-    </w:p>
-    <w:p>
-      <w:pPr>
-        <w:ind w:firstLine="709"/>
-        <w:rPr>
-          <w:lang w:val="ru-BY"/>
-        </w:rPr>
-      </w:pPr>
-      <w:r>
-        <w:rPr>
-          <w:lang w:val="ru-BY"/>
-        </w:rPr>
-        <w:t xml:space="preserve">Кэширование и синхронизация данных реализуются через механизмы грязных страниц (dirty pages) и отложенной записи. Inode, содержимое которых было изменено в памяти, помечаются как </w:t>
-      </w:r>
-      <w:r>
-        <w:rPr>
-          <w:lang w:val="ru-BY"/>
-        </w:rPr>
-        <w:t>«</w:t>
-      </w:r>
-      <w:r>
-        <w:rPr>
-          <w:lang w:val="ru-BY"/>
-        </w:rPr>
-        <w:t>грязные</w:t>
-      </w:r>
-      <w:r>
-        <w:rPr>
-          <w:lang w:val="ru-BY"/>
-        </w:rPr>
-        <w:t>»</w:t>
-      </w:r>
-      <w:r>
-        <w:rPr>
-          <w:lang w:val="ru-BY"/>
-        </w:rPr>
-        <w:t xml:space="preserve"> (I_DIRTY) и помещаются в список sb</w:t>
-      </w:r>
-      <w:proofErr w:type="gramStart"/>
-      <w:r>
-        <w:rPr>
-          <w:lang w:val="ru-BY"/>
-        </w:rPr>
-        <w:t>-&gt;s</w:t>
-      </w:r>
-      <w:proofErr w:type="gramEnd"/>
-      <w:r>
-        <w:rPr>
-          <w:lang w:val="ru-BY"/>
-        </w:rPr>
-        <w:t>_dirty суперблока . Периодически или при нехватке памяти ядро инициирует синхронизацию, записывая изменённые блоки на диск. Это позволяет объединять множество мелких операций записи в более крупные и эффективные транзакции. В Linux кэш inode организован как SLAB-кэш (inode_cachep), управляющий выделением и освобождением памяти под структуры inode, а глобальные списки inode_in_use и inode_unused поддерживают актуальное состояние всех загруженных индексных дескрипторов.</w:t>
-      </w:r>
-    </w:p>
-    <w:p>
-      <w:pPr>
-        <w:ind w:firstLine="709"/>
-        <w:rPr>
-          <w:lang w:val="ru-BY"/>
-        </w:rPr>
-      </w:pPr>
-      <w:r>
-        <w:rPr>
-          <w:lang w:val="ru-BY"/>
-        </w:rPr>
-        <w:t>Связь между inode в памяти и дисковым представлением осуществляется через суперблок файловой системы, который содержит методы alloc_inode, destroy_inode, write_inode, dirty_inode и другие. Конкретная файловая система реализует эти методы, выполняя преобразование полей универсального inode VFS в специфичную для ФС структуру на диске. Для хранения частной информации в inode предусмотрено специальное поле-объединение (union), позволяющее каждой файловой системе прикреплять свои данные к общему VFS-inode. В случае файловых систем, не поддерживающих нативную концепцию inode, VFS-структуры строятся динамически на основе информации, извлечённой из каталогов, что полностью прозрачно для пользовательских приложений.</w:t>
-      </w:r>
-    </w:p>
-    <w:p>
-      <w:pPr>
-        <w:ind w:firstLine="709"/>
-        <w:rPr>
-          <w:highlight w:val="yellow"/>
-          <w:lang w:val="ru-BY"/>
-        </w:rPr>
-      </w:pPr>
+        <w:t>Результаты курсового проекта подтверждают практическую применимость выбранного подхода к построению бесконтактных дозаторов и демонстрируют, что сочетание простой аппаратной платформы и продуманной программной логики позволяет решить задачу автоматизированной и гигиеничной подачи жидкостей.</w:t>
+      </w:r>
     </w:p>
     <w:p>
       <w:pPr>
         <w:widowControl/>
         <w:suppressAutoHyphens w:val="0"/>
-        <w:spacing w:after="160" w:line="259" w:lineRule="auto"/>
-        <w:jc w:val="left"/>
-        <w:rPr>
-          <w:highlight w:val="yellow"/>
-          <w:lang w:val="be-BY"/>
-        </w:rPr>
-      </w:pPr>
-      <w:r>
-        <w:rPr>
-          <w:highlight w:val="yellow"/>
-          <w:lang w:val="be-BY"/>
-        </w:rPr>
-        <w:br w:type="page"/>
-      </w:r>
-    </w:p>
-    <w:p>
-      <w:pPr>
-        <w:pStyle w:val="1"/>
-        <w:rPr>
-          <w:sz w:val="32"/>
-          <w:highlight w:val="yellow"/>
-        </w:rPr>
-      </w:pPr>
-      <w:bookmarkStart w:id="6" w:name="_Toc121715382"/>
-      <w:bookmarkStart w:id="7" w:name="_Hlk164899917"/>
-      <w:r>
-        <w:rPr>
-          <w:sz w:val="32"/>
-          <w:highlight w:val="yellow"/>
-        </w:rPr>
-        <w:lastRenderedPageBreak/>
-        <w:t>2</w:t>
-      </w:r>
-      <w:r>
-        <w:rPr>
-          <w:sz w:val="32"/>
-          <w:highlight w:val="yellow"/>
-        </w:rPr>
-        <w:t xml:space="preserve"> </w:t>
-      </w:r>
-      <w:bookmarkEnd w:id="6"/>
-      <w:r>
-        <w:rPr>
-          <w:sz w:val="32"/>
-          <w:highlight w:val="yellow"/>
-        </w:rPr>
-        <w:t>ПЛАТФОРМА ПРОГРАММНОГО ОБЕСПЕЧЕНИЯ</w:t>
-      </w:r>
-    </w:p>
-    <w:p>
-      <w:pPr>
-        <w:ind w:firstLine="709"/>
-        <w:rPr>
-          <w:highlight w:val="yellow"/>
-          <w:lang w:eastAsia="en-US" w:bidi="ar-SA"/>
-        </w:rPr>
-      </w:pPr>
-    </w:p>
-    <w:p>
-      <w:pPr>
-        <w:pStyle w:val="2"/>
-        <w:rPr>
-          <w:highlight w:val="yellow"/>
-          <w:lang w:eastAsia="en-US" w:bidi="ar-SA"/>
-        </w:rPr>
-      </w:pPr>
-      <w:bookmarkStart w:id="8" w:name="_Toc121715383"/>
-      <w:r>
-        <w:rPr>
-          <w:highlight w:val="yellow"/>
-          <w:lang w:eastAsia="en-US" w:bidi="ar-SA"/>
-        </w:rPr>
-        <w:t xml:space="preserve">2.1 </w:t>
-      </w:r>
-      <w:bookmarkEnd w:id="8"/>
-      <w:r>
-        <w:rPr>
-          <w:lang w:eastAsia="en-US" w:bidi="ar-SA"/>
-        </w:rPr>
-        <w:t>Библиотеки управления терминалом</w:t>
-      </w:r>
-    </w:p>
-    <w:p>
-      <w:pPr>
-        <w:ind w:firstLine="709"/>
-        <w:rPr>
-          <w:highlight w:val="yellow"/>
-          <w:lang w:eastAsia="en-US" w:bidi="ar-SA"/>
-        </w:rPr>
-      </w:pPr>
-    </w:p>
-    <w:p>
-      <w:pPr>
-        <w:ind w:firstLine="709"/>
-        <w:rPr>
-          <w:highlight w:val="yellow"/>
-          <w:lang w:eastAsia="en-US"/>
-        </w:rPr>
-      </w:pPr>
-      <w:r>
-        <w:rPr>
-          <w:highlight w:val="yellow"/>
-          <w:lang w:eastAsia="en-US"/>
-        </w:rPr>
-        <w:t xml:space="preserve">Программное </w:t>
-      </w:r>
-    </w:p>
-    <w:p>
-      <w:pPr>
-        <w:ind w:firstLine="709"/>
-        <w:rPr>
-          <w:highlight w:val="yellow"/>
-          <w:lang w:eastAsia="en-US" w:bidi="ar-SA"/>
-        </w:rPr>
-      </w:pPr>
-    </w:p>
-    <w:p>
-      <w:pPr>
-        <w:pStyle w:val="2"/>
-        <w:rPr>
-          <w:highlight w:val="yellow"/>
-          <w:lang w:eastAsia="en-US" w:bidi="ar-SA"/>
-        </w:rPr>
-      </w:pPr>
-      <w:bookmarkStart w:id="9" w:name="_Toc121715384"/>
-      <w:r>
-        <w:rPr>
-          <w:highlight w:val="yellow"/>
-          <w:lang w:eastAsia="en-US" w:bidi="ar-SA"/>
-        </w:rPr>
-        <w:t xml:space="preserve">2.2 </w:t>
-      </w:r>
-      <w:bookmarkEnd w:id="9"/>
-      <w:r>
-        <w:rPr>
-          <w:lang w:eastAsia="en-US" w:bidi="ar-SA"/>
-        </w:rPr>
-        <w:t>Системные API файловой системы</w:t>
-      </w:r>
-    </w:p>
-    <w:p>
-      <w:pPr>
-        <w:ind w:firstLine="709"/>
-        <w:rPr>
-          <w:highlight w:val="yellow"/>
-          <w:lang w:eastAsia="en-US" w:bidi="ar-SA"/>
-        </w:rPr>
-      </w:pPr>
-    </w:p>
-    <w:p>
-      <w:pPr>
-        <w:widowControl/>
-        <w:suppressAutoHyphens w:val="0"/>
-        <w:ind w:firstLine="709"/>
-        <w:rPr>
-          <w:highlight w:val="yellow"/>
-        </w:rPr>
-      </w:pPr>
-      <w:r>
-        <w:rPr>
-          <w:highlight w:val="yellow"/>
-        </w:rPr>
-        <w:t xml:space="preserve">История </w:t>
-      </w:r>
-      <w:bookmarkStart w:id="10" w:name="_Toc121715390"/>
-      <w:bookmarkStart w:id="11" w:name="_Hlk164900091"/>
-      <w:bookmarkStart w:id="12" w:name="_Hlk164900281"/>
-    </w:p>
-    <w:p>
-      <w:pPr>
-        <w:widowControl/>
-        <w:suppressAutoHyphens w:val="0"/>
-        <w:spacing w:after="160" w:line="259" w:lineRule="auto"/>
-        <w:jc w:val="left"/>
-        <w:rPr>
-          <w:highlight w:val="yellow"/>
-        </w:rPr>
-      </w:pPr>
-      <w:r>
-        <w:rPr>
-          <w:highlight w:val="yellow"/>
-        </w:rPr>
-        <w:br w:type="page"/>
-      </w:r>
-    </w:p>
-    <w:p>
-      <w:pPr>
-        <w:pStyle w:val="1"/>
-        <w:rPr>
-          <w:sz w:val="32"/>
-          <w:highlight w:val="yellow"/>
-        </w:rPr>
-      </w:pPr>
-      <w:r>
-        <w:rPr>
-          <w:sz w:val="32"/>
-          <w:highlight w:val="yellow"/>
-        </w:rPr>
-        <w:lastRenderedPageBreak/>
-        <w:t>3</w:t>
-      </w:r>
-      <w:r>
-        <w:rPr>
-          <w:sz w:val="32"/>
-          <w:highlight w:val="yellow"/>
-        </w:rPr>
-        <w:t xml:space="preserve"> </w:t>
-      </w:r>
-      <w:bookmarkEnd w:id="10"/>
-      <w:r>
-        <w:rPr>
-          <w:sz w:val="32"/>
-          <w:highlight w:val="yellow"/>
-        </w:rPr>
-        <w:t>ТЕОРЕТИЧЕСКОЕ ОБОСНОВАНИЕ РАЗРАБОТКИ ПРОГРАММНОГО ПРОДУКТА</w:t>
-      </w:r>
-    </w:p>
-    <w:bookmarkEnd w:id="11"/>
-    <w:p>
-      <w:pPr>
-        <w:pStyle w:val="a7"/>
-        <w:numPr>
-          <w:ilvl w:val="0"/>
-          <w:numId w:val="0"/>
-        </w:numPr>
-        <w:spacing w:after="0"/>
-        <w:ind w:firstLine="709"/>
-        <w:rPr>
-          <w:rFonts w:eastAsia="Microsoft Sans Serif" w:cs="Microsoft Sans Serif"/>
-          <w:b w:val="0"/>
-          <w:color w:val="000000"/>
-          <w:szCs w:val="24"/>
-          <w:highlight w:val="yellow"/>
-          <w:lang w:eastAsia="en-US" w:bidi="ar-SA"/>
-        </w:rPr>
-      </w:pPr>
-    </w:p>
-    <w:p>
-      <w:pPr>
-        <w:pStyle w:val="2"/>
-        <w:rPr>
-          <w:highlight w:val="yellow"/>
-          <w:lang w:eastAsia="en-US" w:bidi="ar-SA"/>
-        </w:rPr>
-      </w:pPr>
-      <w:bookmarkStart w:id="13" w:name="_Toc121715391"/>
-      <w:r>
-        <w:rPr>
-          <w:highlight w:val="yellow"/>
-          <w:lang w:eastAsia="en-US" w:bidi="ar-SA"/>
-        </w:rPr>
-        <w:t>3.1</w:t>
-      </w:r>
-      <w:r>
-        <w:rPr>
-          <w:highlight w:val="yellow"/>
-          <w:lang w:eastAsia="en-US" w:bidi="ar-SA"/>
-        </w:rPr>
-        <w:t xml:space="preserve"> </w:t>
-      </w:r>
-      <w:bookmarkEnd w:id="13"/>
-      <w:r>
-        <w:rPr>
-          <w:lang w:eastAsia="en-US" w:bidi="ar-SA"/>
-        </w:rPr>
-        <w:t>Иерархическая структура файловых систем</w:t>
-      </w:r>
-    </w:p>
-    <w:p>
-      <w:pPr>
-        <w:ind w:firstLine="709"/>
-        <w:rPr>
-          <w:highlight w:val="yellow"/>
-          <w:lang w:eastAsia="en-US" w:bidi="ar-SA"/>
-        </w:rPr>
-      </w:pPr>
-    </w:p>
-    <w:p>
-      <w:pPr>
-        <w:pStyle w:val="aa"/>
-        <w:ind w:left="0" w:firstLine="709"/>
-        <w:rPr>
-          <w:lang w:eastAsia="en-US"/>
-        </w:rPr>
-      </w:pPr>
-      <w:r>
-        <w:rPr>
-          <w:highlight w:val="yellow"/>
-          <w:lang w:eastAsia="en-US"/>
-        </w:rPr>
-        <w:t xml:space="preserve">Контактное </w:t>
-      </w:r>
-    </w:p>
-    <w:p>
-      <w:pPr>
-        <w:pStyle w:val="aa"/>
-        <w:ind w:left="0" w:firstLine="709"/>
-        <w:rPr>
-          <w:highlight w:val="yellow"/>
-          <w:lang w:eastAsia="en-US" w:bidi="ar-SA"/>
-        </w:rPr>
-      </w:pPr>
-    </w:p>
-    <w:p>
-      <w:pPr>
-        <w:pStyle w:val="2"/>
-        <w:rPr>
-          <w:lang w:eastAsia="en-US" w:bidi="ar-SA"/>
-        </w:rPr>
-      </w:pPr>
-      <w:bookmarkStart w:id="14" w:name="_Toc121715392"/>
-      <w:bookmarkEnd w:id="12"/>
-      <w:r>
-        <w:rPr>
-          <w:highlight w:val="yellow"/>
-          <w:lang w:eastAsia="en-US" w:bidi="ar-SA"/>
-        </w:rPr>
-        <w:t xml:space="preserve">3.2 </w:t>
-      </w:r>
-      <w:bookmarkEnd w:id="14"/>
-      <w:r>
-        <w:rPr>
-          <w:lang w:eastAsia="en-US" w:bidi="ar-SA"/>
-        </w:rPr>
-        <w:t>Права доступа в Unix</w:t>
-      </w:r>
-    </w:p>
-    <w:p>
-      <w:pPr>
-        <w:rPr>
-          <w:highlight w:val="yellow"/>
-          <w:lang w:eastAsia="en-US" w:bidi="ar-SA"/>
-        </w:rPr>
-      </w:pPr>
-    </w:p>
-    <w:p>
-      <w:pPr>
-        <w:ind w:firstLine="709"/>
-        <w:rPr>
-          <w:sz w:val="32"/>
-        </w:rPr>
-      </w:pPr>
-      <w:r>
-        <w:rPr>
-          <w:bCs/>
-          <w:highlight w:val="yellow"/>
-          <w:lang w:val="ru-BY" w:eastAsia="en-US"/>
-        </w:rPr>
-        <w:t xml:space="preserve">Программное </w:t>
-      </w:r>
-      <w:bookmarkStart w:id="15" w:name="_Toc121715394"/>
-    </w:p>
-    <w:p>
-      <w:pPr>
-        <w:ind w:firstLine="709"/>
-        <w:rPr>
-          <w:bCs/>
-          <w:highlight w:val="yellow"/>
-          <w:lang w:val="ru-BY" w:eastAsia="en-US"/>
-        </w:rPr>
-      </w:pPr>
-      <w:r>
-        <w:rPr>
-          <w:sz w:val="32"/>
-          <w:highlight w:val="yellow"/>
-        </w:rPr>
-        <w:br w:type="page"/>
-      </w:r>
-    </w:p>
-    <w:p>
-      <w:pPr>
-        <w:pStyle w:val="1"/>
-        <w:rPr>
-          <w:sz w:val="32"/>
-          <w:highlight w:val="yellow"/>
-        </w:rPr>
-      </w:pPr>
-      <w:r>
-        <w:rPr>
-          <w:sz w:val="32"/>
-          <w:highlight w:val="yellow"/>
-        </w:rPr>
-        <w:lastRenderedPageBreak/>
-        <w:t xml:space="preserve">4 </w:t>
-      </w:r>
-      <w:bookmarkEnd w:id="15"/>
-      <w:r>
-        <w:rPr>
-          <w:sz w:val="32"/>
-          <w:highlight w:val="yellow"/>
-        </w:rPr>
-        <w:t xml:space="preserve">ПРОЕКТИРОВАНИЕ ФУНКЦИОНАЛЬНЫХ </w:t>
-      </w:r>
-    </w:p>
-    <w:p>
-      <w:pPr>
-        <w:pStyle w:val="1"/>
-        <w:rPr>
-          <w:sz w:val="32"/>
-          <w:highlight w:val="yellow"/>
-        </w:rPr>
-      </w:pPr>
-      <w:r>
-        <w:rPr>
-          <w:sz w:val="32"/>
-          <w:highlight w:val="yellow"/>
-        </w:rPr>
-        <w:t xml:space="preserve">   </w:t>
-      </w:r>
-      <w:r>
-        <w:rPr>
-          <w:sz w:val="32"/>
-          <w:highlight w:val="yellow"/>
-        </w:rPr>
-        <w:t>ВОЗМОЖНОСТЕЙ ПРОГРАММЫ</w:t>
-      </w:r>
-    </w:p>
-    <w:p>
-      <w:pPr>
-        <w:ind w:firstLine="709"/>
-        <w:rPr>
-          <w:highlight w:val="yellow"/>
-        </w:rPr>
-      </w:pPr>
-    </w:p>
-    <w:p>
-      <w:pPr>
-        <w:pStyle w:val="2"/>
-        <w:rPr>
-          <w:highlight w:val="yellow"/>
-          <w:lang w:eastAsia="en-US" w:bidi="ar-SA"/>
-        </w:rPr>
-      </w:pPr>
-      <w:r>
-        <w:rPr>
-          <w:highlight w:val="yellow"/>
-          <w:lang w:eastAsia="en-US" w:bidi="ar-SA"/>
-        </w:rPr>
-        <w:t>4</w:t>
-      </w:r>
-      <w:r>
-        <w:rPr>
-          <w:highlight w:val="yellow"/>
-          <w:lang w:eastAsia="en-US" w:bidi="ar-SA"/>
-        </w:rPr>
-        <w:t xml:space="preserve">.1 </w:t>
-      </w:r>
-      <w:r>
-        <w:rPr>
-          <w:lang w:eastAsia="en-US"/>
-        </w:rPr>
-        <w:t>Обработка ввода пользователя</w:t>
-      </w:r>
-    </w:p>
-    <w:p>
-      <w:pPr>
-        <w:ind w:firstLine="709"/>
-        <w:rPr>
-          <w:highlight w:val="yellow"/>
-          <w:lang w:eastAsia="en-US" w:bidi="ar-SA"/>
-        </w:rPr>
-      </w:pPr>
-    </w:p>
-    <w:p>
-      <w:pPr>
-        <w:pStyle w:val="aa"/>
-        <w:ind w:left="0" w:firstLine="709"/>
-        <w:rPr>
-          <w:lang w:eastAsia="en-US"/>
-        </w:rPr>
-      </w:pPr>
-      <w:r>
-        <w:rPr>
-          <w:highlight w:val="yellow"/>
-          <w:lang w:eastAsia="en-US"/>
-        </w:rPr>
-        <w:t xml:space="preserve">Контактное </w:t>
-      </w:r>
-    </w:p>
-    <w:p>
-      <w:pPr>
-        <w:pStyle w:val="aa"/>
-        <w:ind w:left="0" w:firstLine="709"/>
-        <w:rPr>
-          <w:highlight w:val="yellow"/>
-          <w:lang w:eastAsia="en-US" w:bidi="ar-SA"/>
-        </w:rPr>
-      </w:pPr>
-    </w:p>
-    <w:p>
-      <w:pPr>
-        <w:pStyle w:val="2"/>
-        <w:rPr>
-          <w:lang w:eastAsia="en-US" w:bidi="ar-SA"/>
-        </w:rPr>
-      </w:pPr>
-      <w:r>
-        <w:rPr>
-          <w:highlight w:val="yellow"/>
-          <w:lang w:eastAsia="en-US" w:bidi="ar-SA"/>
-        </w:rPr>
-        <w:t>4</w:t>
-      </w:r>
-      <w:r>
-        <w:rPr>
-          <w:highlight w:val="yellow"/>
-          <w:lang w:eastAsia="en-US" w:bidi="ar-SA"/>
-        </w:rPr>
-        <w:t xml:space="preserve">.2 </w:t>
-      </w:r>
-      <w:r>
-        <w:rPr>
-          <w:lang w:eastAsia="en-US"/>
-        </w:rPr>
-        <w:t>Логика отрисовки дерева</w:t>
-      </w:r>
-    </w:p>
-    <w:p>
-      <w:pPr>
-        <w:rPr>
-          <w:highlight w:val="yellow"/>
-          <w:lang w:eastAsia="en-US" w:bidi="ar-SA"/>
-        </w:rPr>
-      </w:pPr>
-    </w:p>
-    <w:p>
-      <w:pPr>
-        <w:ind w:firstLine="709"/>
-        <w:rPr>
-          <w:bCs/>
-          <w:lang w:val="ru-BY" w:eastAsia="en-US"/>
-        </w:rPr>
-      </w:pPr>
-      <w:r>
-        <w:rPr>
-          <w:bCs/>
-          <w:highlight w:val="yellow"/>
-          <w:lang w:val="ru-BY" w:eastAsia="en-US"/>
-        </w:rPr>
-        <w:t xml:space="preserve">Программное </w:t>
-      </w:r>
-    </w:p>
-    <w:p>
-      <w:pPr>
-        <w:ind w:firstLine="709"/>
-        <w:rPr>
-          <w:bCs/>
-          <w:lang w:val="ru-BY" w:eastAsia="en-US"/>
-        </w:rPr>
-      </w:pPr>
-    </w:p>
-    <w:p>
-      <w:pPr>
-        <w:pStyle w:val="2"/>
-        <w:rPr>
-          <w:highlight w:val="yellow"/>
-          <w:lang w:eastAsia="en-US" w:bidi="ar-SA"/>
-        </w:rPr>
-      </w:pPr>
-      <w:r>
-        <w:rPr>
-          <w:highlight w:val="yellow"/>
-          <w:lang w:eastAsia="en-US" w:bidi="ar-SA"/>
-        </w:rPr>
-        <w:t>4</w:t>
-      </w:r>
-      <w:r>
-        <w:rPr>
-          <w:highlight w:val="yellow"/>
-          <w:lang w:eastAsia="en-US" w:bidi="ar-SA"/>
-        </w:rPr>
-        <w:t xml:space="preserve">.2 </w:t>
-      </w:r>
-      <w:r>
-        <w:rPr>
-          <w:lang w:eastAsia="en-US"/>
-        </w:rPr>
-        <w:t>Реализация файловых операций</w:t>
-      </w:r>
-    </w:p>
-    <w:p>
-      <w:pPr>
-        <w:ind w:firstLine="709"/>
-        <w:rPr>
-          <w:sz w:val="32"/>
-        </w:rPr>
-      </w:pPr>
-      <w:r>
-        <w:rPr>
-          <w:bCs/>
-          <w:highlight w:val="yellow"/>
-          <w:lang w:val="ru-BY" w:eastAsia="en-US"/>
-        </w:rPr>
-        <w:t xml:space="preserve">Программное </w:t>
-      </w:r>
-    </w:p>
-    <w:p>
-      <w:pPr>
-        <w:ind w:firstLine="709"/>
-        <w:rPr>
-          <w:sz w:val="32"/>
-        </w:rPr>
-      </w:pPr>
-    </w:p>
-    <w:p>
-      <w:pPr>
-        <w:ind w:firstLine="709"/>
-        <w:rPr>
-          <w:highlight w:val="yellow"/>
-        </w:rPr>
-      </w:pPr>
-    </w:p>
-    <w:bookmarkEnd w:id="7"/>
-    <w:p>
-      <w:pPr>
-        <w:widowControl/>
-        <w:suppressAutoHyphens w:val="0"/>
-        <w:spacing w:after="160" w:line="259" w:lineRule="auto"/>
-        <w:jc w:val="left"/>
-        <w:rPr>
-          <w:rFonts w:eastAsiaTheme="majorEastAsia" w:cstheme="majorBidi"/>
-          <w:b/>
-          <w:color w:val="auto"/>
-          <w:sz w:val="32"/>
-          <w:szCs w:val="32"/>
-          <w:highlight w:val="yellow"/>
-          <w:lang w:eastAsia="en-US" w:bidi="ar-SA"/>
-        </w:rPr>
-      </w:pPr>
-      <w:r>
-        <w:rPr>
-          <w:sz w:val="32"/>
-          <w:highlight w:val="yellow"/>
-        </w:rPr>
-        <w:br w:type="page"/>
-      </w:r>
-    </w:p>
-    <w:p>
-      <w:pPr>
-        <w:pStyle w:val="1"/>
-        <w:rPr>
-          <w:sz w:val="32"/>
-          <w:highlight w:val="yellow"/>
-        </w:rPr>
-      </w:pPr>
-      <w:r>
-        <w:rPr>
-          <w:sz w:val="32"/>
-          <w:highlight w:val="yellow"/>
-        </w:rPr>
-        <w:lastRenderedPageBreak/>
-        <w:t>5</w:t>
-      </w:r>
-      <w:r>
-        <w:rPr>
-          <w:sz w:val="32"/>
-          <w:highlight w:val="yellow"/>
-        </w:rPr>
-        <w:t xml:space="preserve"> </w:t>
-      </w:r>
-      <w:r>
-        <w:rPr>
-          <w:sz w:val="32"/>
-          <w:highlight w:val="yellow"/>
-        </w:rPr>
-        <w:t>АРХИТЕКТУРА РАЗРАБАТЫВАЕМОЙ ПРОГРАММЫ</w:t>
-      </w:r>
-    </w:p>
-    <w:p>
-      <w:pPr>
-        <w:rPr>
-          <w:highlight w:val="yellow"/>
-        </w:rPr>
-      </w:pPr>
-    </w:p>
-    <w:p>
-      <w:pPr>
-        <w:pStyle w:val="2"/>
-        <w:rPr>
-          <w:highlight w:val="yellow"/>
-          <w:lang w:eastAsia="en-US" w:bidi="ar-SA"/>
-        </w:rPr>
-      </w:pPr>
-      <w:r>
-        <w:rPr>
-          <w:highlight w:val="yellow"/>
-          <w:lang w:eastAsia="en-US" w:bidi="ar-SA"/>
-        </w:rPr>
-        <w:t xml:space="preserve">5.1 </w:t>
-      </w:r>
-      <w:r>
-        <w:rPr>
-          <w:highlight w:val="yellow"/>
-          <w:lang w:eastAsia="en-US"/>
-        </w:rPr>
-        <w:t>Описание функциональной схемы навигатора</w:t>
-      </w:r>
-    </w:p>
-    <w:p>
-      <w:pPr>
-        <w:rPr>
-          <w:highlight w:val="yellow"/>
-        </w:rPr>
-      </w:pPr>
-    </w:p>
-    <w:p>
-      <w:pPr>
-        <w:rPr>
-          <w:highlight w:val="yellow"/>
-        </w:rPr>
-      </w:pPr>
-    </w:p>
-    <w:p>
-      <w:pPr>
-        <w:pStyle w:val="2"/>
-        <w:rPr>
-          <w:highlight w:val="yellow"/>
-          <w:lang w:eastAsia="en-US" w:bidi="ar-SA"/>
-        </w:rPr>
-      </w:pPr>
-      <w:r>
-        <w:rPr>
-          <w:highlight w:val="yellow"/>
-          <w:lang w:eastAsia="en-US" w:bidi="ar-SA"/>
-        </w:rPr>
-        <w:t xml:space="preserve">5.2 </w:t>
-      </w:r>
-      <w:r>
-        <w:rPr>
-          <w:highlight w:val="yellow"/>
-          <w:lang w:eastAsia="en-US"/>
-        </w:rPr>
-        <w:t>Описание блок-схемы алгоритма обработки событий ввода и</w:t>
-      </w:r>
-      <w:r>
-        <w:rPr>
-          <w:highlight w:val="yellow"/>
-          <w:lang w:eastAsia="en-US"/>
-        </w:rPr>
-        <w:br/>
-        <w:t xml:space="preserve">      перерисовки экрана</w:t>
-      </w:r>
-    </w:p>
-    <w:p>
-      <w:pPr>
+        <w:spacing w:after="160" w:line="240" w:lineRule="auto"/>
         <w:ind w:firstLine="709"/>
         <w:jc w:val="center"/>
         <w:rPr>
-          <w:highlight w:val="yellow"/>
-        </w:rPr>
-      </w:pPr>
-    </w:p>
-    <w:p>
-      <w:pPr>
-        <w:ind w:firstLine="709"/>
-        <w:rPr>
-          <w:lang w:val="ru-BY" w:eastAsia="en-US" w:bidi="ar-SA"/>
-        </w:rPr>
-      </w:pPr>
-      <w:r>
-        <w:rPr>
-          <w:highlight w:val="yellow"/>
-          <w:lang w:val="ru-BY" w:eastAsia="en-US" w:bidi="ar-SA"/>
-        </w:rPr>
-        <w:t xml:space="preserve">Функциональная </w:t>
-      </w:r>
-      <w:bookmarkStart w:id="16" w:name="_Toc121715401"/>
-    </w:p>
-    <w:p>
-      <w:pPr>
-        <w:ind w:firstLine="709"/>
-        <w:rPr>
-          <w:highlight w:val="yellow"/>
-          <w:lang w:val="ru-BY" w:eastAsia="en-US" w:bidi="ar-SA"/>
-        </w:rPr>
-      </w:pPr>
-      <w:r>
-        <w:rPr>
-          <w:highlight w:val="yellow"/>
-          <w:lang w:val="ru-BY" w:eastAsia="en-US" w:bidi="ar-SA"/>
-        </w:rPr>
-        <w:br w:type="page"/>
-      </w:r>
-    </w:p>
-    <w:p>
-      <w:pPr>
-        <w:pStyle w:val="1"/>
-        <w:ind w:left="0" w:firstLine="0"/>
-        <w:jc w:val="center"/>
-        <w:rPr>
-          <w:sz w:val="32"/>
-          <w:szCs w:val="28"/>
-          <w:highlight w:val="yellow"/>
-        </w:rPr>
-      </w:pPr>
-      <w:r>
-        <w:rPr>
-          <w:sz w:val="32"/>
-          <w:szCs w:val="28"/>
-          <w:highlight w:val="yellow"/>
-        </w:rPr>
-        <w:lastRenderedPageBreak/>
-        <w:t>ЗАКЛЮЧЕНИЕ</w:t>
-      </w:r>
-      <w:bookmarkEnd w:id="16"/>
-    </w:p>
-    <w:p>
-      <w:pPr>
-        <w:ind w:firstLine="709"/>
-        <w:rPr>
-          <w:highlight w:val="yellow"/>
-          <w:lang w:eastAsia="en-US" w:bidi="ar-SA"/>
-        </w:rPr>
-      </w:pPr>
-    </w:p>
-    <w:p>
-      <w:pPr>
-        <w:ind w:firstLine="709"/>
-        <w:rPr>
-          <w:highlight w:val="yellow"/>
-        </w:rPr>
-      </w:pPr>
-      <w:bookmarkStart w:id="17" w:name="_Toc121715402"/>
-      <w:r>
-        <w:rPr>
-          <w:highlight w:val="yellow"/>
-          <w:lang w:val="ru-BY" w:eastAsia="en-US" w:bidi="ar-SA"/>
-        </w:rPr>
-        <w:t xml:space="preserve">В ходе выполнения курсового проекта был разработан, собран и протестирован прототип бесконтактного дозатора жидкостей на базе микроконтроллера </w:t>
-      </w:r>
-      <w:r>
-        <w:rPr>
-          <w:highlight w:val="yellow"/>
-        </w:rPr>
-        <w:t>Arduino Nano.</w:t>
-      </w:r>
-    </w:p>
-    <w:p>
-      <w:pPr>
-        <w:ind w:firstLine="709"/>
-        <w:rPr>
-          <w:highlight w:val="yellow"/>
-          <w:lang w:val="ru-BY" w:eastAsia="en-US" w:bidi="ar-SA"/>
-        </w:rPr>
-      </w:pPr>
-      <w:r>
-        <w:rPr>
-          <w:highlight w:val="yellow"/>
-        </w:rPr>
-        <w:t>Ключевым результатом работы стала реализация алгоритма дозирования, ориентированного на надёжное обнаружение рук и воспроизводимую подачу</w:t>
-      </w:r>
-      <w:r>
-        <w:rPr>
-          <w:highlight w:val="yellow"/>
-          <w:lang w:val="ru-BY" w:eastAsia="en-US" w:bidi="ar-SA"/>
-        </w:rPr>
-        <w:t xml:space="preserve"> объёма за счёт управления насосом по времени. Использование двух независимых датчиков расстояния позволило снизить вероятность ложных срабатываний и повысить устойчивость к случайным объектам в зоне установки. Неблокирующая организация программы на основе архитектуры setup()/</w:t>
-      </w:r>
-      <w:proofErr w:type="gramStart"/>
-      <w:r>
-        <w:rPr>
-          <w:highlight w:val="yellow"/>
-          <w:lang w:val="ru-BY" w:eastAsia="en-US" w:bidi="ar-SA"/>
-        </w:rPr>
-        <w:t>loop(</w:t>
-      </w:r>
-      <w:proofErr w:type="gramEnd"/>
-      <w:r>
-        <w:rPr>
-          <w:highlight w:val="yellow"/>
-          <w:lang w:val="ru-BY" w:eastAsia="en-US" w:bidi="ar-SA"/>
-        </w:rPr>
-        <w:t>) и счётчика millis() обеспечила корректное совмещение задач опроса датчиков, управления исполнительным механизмом и обновления индикации без потери отзывчивости системы.</w:t>
-      </w:r>
-    </w:p>
-    <w:p>
-      <w:pPr>
-        <w:ind w:firstLine="709"/>
-        <w:rPr>
-          <w:highlight w:val="yellow"/>
-          <w:lang w:val="ru-BY" w:eastAsia="en-US" w:bidi="ar-SA"/>
-        </w:rPr>
-      </w:pPr>
-      <w:r>
-        <w:rPr>
-          <w:highlight w:val="yellow"/>
-          <w:lang w:val="ru-BY" w:eastAsia="en-US" w:bidi="ar-SA"/>
-        </w:rPr>
-        <w:t>Проведённое тестирование показало, что разработанное программное обеспечение адекватно реагирует на основные эксплуатационные сценарии: нормальную работу при наличии рук в зоне, досрочное прекращение подачи при их отводе, отказ одного или обоих датчиков. В каждом из случаев система демонстрирует предсказуемое поведение, информирует пользователя о текущем состоянии и предотвращает неконтролируемую подачу жидкости, что особенно важно для задач гигиены и безопасной эксплуатации в бытовых и общественных пространствах.</w:t>
-      </w:r>
-    </w:p>
-    <w:p>
-      <w:pPr>
-        <w:ind w:firstLine="709"/>
-        <w:rPr>
-          <w:highlight w:val="yellow"/>
-          <w:lang w:val="ru-BY" w:eastAsia="en-US" w:bidi="ar-SA"/>
-        </w:rPr>
-      </w:pPr>
-      <w:r>
-        <w:rPr>
-          <w:highlight w:val="yellow"/>
-          <w:lang w:val="ru-BY" w:eastAsia="en-US" w:bidi="ar-SA"/>
-        </w:rPr>
-        <w:t>Полученный прототип может рассматриваться как основа для дальнейшего развития: возможна интеграция более гибких режимов настройки чувствительности и объёма дозы, расширение средств диагностики и индикации, добавление сетевых интерфейсов для учёта срабатываний и удалённого мониторинга.</w:t>
-      </w:r>
-    </w:p>
-    <w:p>
-      <w:pPr>
-        <w:ind w:firstLine="709"/>
-        <w:rPr>
-          <w:highlight w:val="yellow"/>
-          <w:lang w:val="ru-BY" w:eastAsia="en-US" w:bidi="ar-SA"/>
-        </w:rPr>
-      </w:pPr>
-      <w:r>
-        <w:rPr>
-          <w:highlight w:val="yellow"/>
-          <w:lang w:val="ru-BY" w:eastAsia="en-US" w:bidi="ar-SA"/>
-        </w:rPr>
-        <w:t>Результаты курсового проекта подтверждают практическую применимость выбранного подхода к построению бесконтактных дозаторов и демонстрируют, что сочетание простой аппаратной платформы и продуманной программной логики позволяет решить задачу автоматизированной и гигиеничной подачи жидкостей.</w:t>
-      </w:r>
-    </w:p>
-    <w:p>
-      <w:pPr>
-        <w:widowControl/>
-        <w:suppressAutoHyphens w:val="0"/>
-        <w:spacing w:after="160" w:line="259" w:lineRule="auto"/>
-        <w:ind w:firstLine="709"/>
-        <w:jc w:val="center"/>
-        <w:rPr>
           <w:b/>
           <w:highlight w:val="yellow"/>
           <w:lang w:val="be-BY" w:eastAsia="en-US" w:bidi="ar-SA"/>
@@ -4112,14 +4839,16 @@
     </w:p>
     <w:p>
       <w:pPr>
-        <w:rPr>
-          <w:highlight w:val="yellow"/>
-          <w:lang w:eastAsia="en-US" w:bidi="ar-SA"/>
-        </w:rPr>
-      </w:pPr>
-    </w:p>
-    <w:p>
-      <w:pPr>
+        <w:spacing w:line="240" w:lineRule="auto"/>
+        <w:rPr>
+          <w:highlight w:val="yellow"/>
+          <w:lang w:eastAsia="en-US" w:bidi="ar-SA"/>
+        </w:rPr>
+      </w:pPr>
+    </w:p>
+    <w:p>
+      <w:pPr>
+        <w:spacing w:line="240" w:lineRule="auto"/>
         <w:ind w:firstLine="709"/>
         <w:rPr>
           <w:rStyle w:val="a9"/>
@@ -4305,41 +5034,52 @@
     </w:p>
     <w:p>
       <w:pPr>
+        <w:spacing w:line="240" w:lineRule="auto"/>
         <w:ind w:firstLine="709"/>
+        <w:rPr>
+          <w:rStyle w:val="a9"/>
+          <w:color w:val="auto"/>
+          <w:u w:val="none"/>
+          <w:lang w:eastAsia="en-US" w:bidi="ar-SA"/>
+        </w:rPr>
+      </w:pPr>
+      <w:r>
+        <w:rPr>
+          <w:rStyle w:val="a9"/>
+          <w:color w:val="auto"/>
+          <w:u w:val="none"/>
+          <w:lang w:eastAsia="en-US" w:bidi="ar-SA"/>
+        </w:rPr>
+        <w:t>[</w:t>
+      </w:r>
+      <w:r>
+        <w:rPr>
+          <w:rStyle w:val="a9"/>
+          <w:color w:val="auto"/>
+          <w:u w:val="none"/>
+          <w:lang w:eastAsia="en-US" w:bidi="ar-SA"/>
+        </w:rPr>
+        <w:t>2</w:t>
+      </w:r>
+      <w:r>
+        <w:rPr>
+          <w:rStyle w:val="a9"/>
+          <w:color w:val="auto"/>
+          <w:u w:val="none"/>
+          <w:lang w:eastAsia="en-US" w:bidi="ar-SA"/>
+        </w:rPr>
+        <w:t>]</w:t>
+      </w:r>
+      <w:r>
         <w:rPr>
           <w:rStyle w:val="a9"/>
           <w:color w:val="auto"/>
           <w:u w:val="none"/>
           <w:lang w:val="en-US" w:eastAsia="en-US" w:bidi="ar-SA"/>
         </w:rPr>
-      </w:pPr>
-      <w:r>
-        <w:rPr>
-          <w:rStyle w:val="a9"/>
-          <w:color w:val="auto"/>
-          <w:u w:val="none"/>
-          <w:lang w:eastAsia="en-US" w:bidi="ar-SA"/>
-        </w:rPr>
-        <w:t>[</w:t>
-      </w:r>
-      <w:r>
-        <w:rPr>
-          <w:rStyle w:val="a9"/>
-          <w:color w:val="auto"/>
-          <w:u w:val="none"/>
-          <w:lang w:eastAsia="en-US" w:bidi="ar-SA"/>
-        </w:rPr>
-        <w:t>2</w:t>
-      </w:r>
-      <w:r>
-        <w:rPr>
-          <w:rStyle w:val="a9"/>
-          <w:color w:val="auto"/>
-          <w:u w:val="none"/>
-          <w:lang w:eastAsia="en-US" w:bidi="ar-SA"/>
-        </w:rPr>
-        <w:t>]</w:t>
-      </w:r>
+        <w:t> </w:t>
+      </w:r>
+      <w:proofErr w:type="spellStart"/>
       <w:r>
         <w:rPr>
           <w:rStyle w:val="a9"/>
@@ -4347,7 +5087,77 @@
           <w:u w:val="none"/>
           <w:lang w:val="en-US" w:eastAsia="en-US" w:bidi="ar-SA"/>
         </w:rPr>
-        <w:t> </w:t>
+        <w:t>Tecmint</w:t>
+      </w:r>
+      <w:proofErr w:type="spellEnd"/>
+      <w:r>
+        <w:rPr>
+          <w:rStyle w:val="a9"/>
+          <w:color w:val="auto"/>
+          <w:u w:val="none"/>
+          <w:lang w:eastAsia="en-US" w:bidi="ar-SA"/>
+        </w:rPr>
+        <w:t xml:space="preserve"> [Электронный ресурс]. – Режим доступа:</w:t>
+      </w:r>
+      <w:r>
+        <w:t xml:space="preserve"> </w:t>
+      </w:r>
+      <w:r>
+        <w:rPr>
+          <w:rStyle w:val="a9"/>
+          <w:color w:val="auto"/>
+          <w:u w:val="none"/>
+          <w:lang w:eastAsia="en-US" w:bidi="ar-SA"/>
+        </w:rPr>
+        <w:t>https://www.tecmint.com/linux-terminal-file-managers/</w:t>
+      </w:r>
+      <w:r>
+        <w:rPr>
+          <w:rStyle w:val="a9"/>
+          <w:color w:val="auto"/>
+          <w:u w:val="none"/>
+          <w:lang w:eastAsia="en-US" w:bidi="ar-SA"/>
+        </w:rPr>
+        <w:t>. – Дата доступа: 24.02.2026.</w:t>
+      </w:r>
+    </w:p>
+    <w:p>
+      <w:pPr>
+        <w:spacing w:line="240" w:lineRule="auto"/>
+        <w:ind w:firstLine="709"/>
+        <w:rPr>
+          <w:rStyle w:val="a9"/>
+          <w:color w:val="auto"/>
+          <w:u w:val="none"/>
+          <w:lang w:eastAsia="en-US" w:bidi="ar-SA"/>
+        </w:rPr>
+      </w:pPr>
+      <w:r>
+        <w:rPr>
+          <w:rStyle w:val="a9"/>
+          <w:color w:val="auto"/>
+          <w:u w:val="none"/>
+          <w:lang w:eastAsia="en-US" w:bidi="ar-SA"/>
+        </w:rPr>
+        <w:t>[</w:t>
+      </w:r>
+      <w:r>
+        <w:rPr>
+          <w:rStyle w:val="a9"/>
+          <w:color w:val="auto"/>
+          <w:u w:val="none"/>
+          <w:lang w:eastAsia="en-US" w:bidi="ar-SA"/>
+        </w:rPr>
+        <w:t>3</w:t>
+      </w:r>
+      <w:r>
+        <w:rPr>
+          <w:rStyle w:val="a9"/>
+          <w:color w:val="auto"/>
+          <w:u w:val="none"/>
+          <w:lang w:eastAsia="en-US" w:bidi="ar-SA"/>
+        </w:rPr>
+        <w:t>]</w:t>
       </w:r>
       <w:r>
         <w:rPr>
@@ -4356,75 +5166,7 @@
           <w:u w:val="none"/>
           <w:lang w:val="en-US" w:eastAsia="en-US" w:bidi="ar-SA"/>
         </w:rPr>
-        <w:t>Tecmint</w:t>
-      </w:r>
-      <w:r>
-        <w:rPr>
-          <w:rStyle w:val="a9"/>
-          <w:color w:val="auto"/>
-          <w:u w:val="none"/>
-          <w:lang w:eastAsia="en-US" w:bidi="ar-SA"/>
-        </w:rPr>
-        <w:t xml:space="preserve"> [Электронный ресурс]. – Режим доступа:</w:t>
-      </w:r>
-      <w:r>
-        <w:t xml:space="preserve"> </w:t>
-      </w:r>
-      <w:r>
-        <w:rPr>
-          <w:rStyle w:val="a9"/>
-          <w:color w:val="auto"/>
-          <w:u w:val="none"/>
-          <w:lang w:eastAsia="en-US" w:bidi="ar-SA"/>
-        </w:rPr>
-        <w:t>https://www.tecmint.com/linux-terminal-file-managers/</w:t>
-      </w:r>
-      <w:r>
-        <w:rPr>
-          <w:rStyle w:val="a9"/>
-          <w:color w:val="auto"/>
-          <w:u w:val="none"/>
-          <w:lang w:eastAsia="en-US" w:bidi="ar-SA"/>
-        </w:rPr>
-        <w:t>. – Дата доступа: 24.02.2026.</w:t>
-      </w:r>
-    </w:p>
-    <w:p>
-      <w:pPr>
-        <w:ind w:firstLine="709"/>
-        <w:rPr>
-          <w:rStyle w:val="a9"/>
-          <w:color w:val="auto"/>
-          <w:u w:val="none"/>
-          <w:lang w:eastAsia="en-US" w:bidi="ar-SA"/>
-        </w:rPr>
-      </w:pPr>
-      <w:r>
-        <w:rPr>
-          <w:rStyle w:val="a9"/>
-          <w:color w:val="auto"/>
-          <w:u w:val="none"/>
-          <w:lang w:eastAsia="en-US" w:bidi="ar-SA"/>
-        </w:rPr>
-        <w:t>[</w:t>
-      </w:r>
-      <w:r>
-        <w:rPr>
-          <w:rStyle w:val="a9"/>
-          <w:color w:val="auto"/>
-          <w:u w:val="none"/>
-          <w:lang w:eastAsia="en-US" w:bidi="ar-SA"/>
-        </w:rPr>
-        <w:t>3</w:t>
-      </w:r>
-      <w:r>
-        <w:rPr>
-          <w:rStyle w:val="a9"/>
-          <w:color w:val="auto"/>
-          <w:u w:val="none"/>
-          <w:lang w:eastAsia="en-US" w:bidi="ar-SA"/>
-        </w:rPr>
-        <w:t>]</w:t>
+        <w:t> </w:t>
       </w:r>
       <w:r>
         <w:rPr>
@@ -4433,7 +5175,73 @@
           <w:u w:val="none"/>
           <w:lang w:val="en-US" w:eastAsia="en-US" w:bidi="ar-SA"/>
         </w:rPr>
-        <w:t> </w:t>
+        <w:t>GitHub</w:t>
+      </w:r>
+      <w:r>
+        <w:rPr>
+          <w:rStyle w:val="a9"/>
+          <w:color w:val="auto"/>
+          <w:u w:val="none"/>
+          <w:lang w:eastAsia="en-US" w:bidi="ar-SA"/>
+        </w:rPr>
+        <w:t xml:space="preserve"> [Электронный ресурс]. – Режим доступа:</w:t>
+      </w:r>
+      <w:r>
+        <w:t xml:space="preserve"> </w:t>
+      </w:r>
+      <w:r>
+        <w:rPr>
+          <w:color w:val="auto"/>
+        </w:rPr>
+        <w:t>https://github.com/yetone/bubbletea</w:t>
+      </w:r>
+      <w:r>
+        <w:rPr>
+          <w:rStyle w:val="a9"/>
+          <w:color w:val="auto"/>
+          <w:u w:val="none"/>
+          <w:lang w:eastAsia="en-US" w:bidi="ar-SA"/>
+        </w:rPr>
+        <w:t>. – Дата доступа: 24.02.2026.</w:t>
+      </w:r>
+    </w:p>
+    <w:p>
+      <w:pPr>
+        <w:spacing w:line="240" w:lineRule="auto"/>
+        <w:ind w:firstLine="709"/>
+        <w:rPr>
+          <w:rStyle w:val="a9"/>
+          <w:color w:val="auto"/>
+          <w:u w:val="none"/>
+          <w:lang w:eastAsia="en-US" w:bidi="ar-SA"/>
+        </w:rPr>
+      </w:pPr>
+      <w:r>
+        <w:rPr>
+          <w:rStyle w:val="a9"/>
+          <w:color w:val="auto"/>
+          <w:u w:val="none"/>
+          <w:lang w:eastAsia="en-US" w:bidi="ar-SA"/>
+        </w:rPr>
+        <w:t>[</w:t>
+      </w:r>
+      <w:r>
+        <w:rPr>
+          <w:rStyle w:val="a9"/>
+          <w:color w:val="auto"/>
+          <w:u w:val="none"/>
+          <w:lang w:eastAsia="en-US" w:bidi="ar-SA"/>
+        </w:rPr>
+        <w:t>4</w:t>
+      </w:r>
+      <w:r>
+        <w:rPr>
+          <w:rStyle w:val="a9"/>
+          <w:color w:val="auto"/>
+          <w:u w:val="none"/>
+          <w:lang w:eastAsia="en-US" w:bidi="ar-SA"/>
+        </w:rPr>
+        <w:t>]</w:t>
       </w:r>
       <w:r>
         <w:rPr>
@@ -4442,46 +5250,17 @@
           <w:u w:val="none"/>
           <w:lang w:val="en-US" w:eastAsia="en-US" w:bidi="ar-SA"/>
         </w:rPr>
-        <w:t>GitHub</w:t>
-      </w:r>
-      <w:r>
-        <w:rPr>
-          <w:rStyle w:val="a9"/>
-          <w:color w:val="auto"/>
-          <w:u w:val="none"/>
-          <w:lang w:eastAsia="en-US" w:bidi="ar-SA"/>
-        </w:rPr>
-        <w:t xml:space="preserve"> [Электронный ресурс]. – Режим доступа:</w:t>
-      </w:r>
-      <w:r>
-        <w:t xml:space="preserve"> </w:t>
-      </w:r>
-      <w:r>
-        <w:rPr>
-          <w:color w:val="auto"/>
-        </w:rPr>
-        <w:t>https://github.com/yetone/bubbletea</w:t>
-      </w:r>
-      <w:r>
-        <w:rPr>
-          <w:rStyle w:val="a9"/>
-          <w:color w:val="auto"/>
-          <w:u w:val="none"/>
-          <w:lang w:eastAsia="en-US" w:bidi="ar-SA"/>
-        </w:rPr>
-        <w:t>. – Дата доступа: 24.02.2026.</w:t>
-      </w:r>
-    </w:p>
-    <w:p>
-      <w:pPr>
-        <w:ind w:firstLine="709"/>
+        <w:t> </w:t>
+      </w:r>
+      <w:r>
         <w:rPr>
           <w:rStyle w:val="a9"/>
           <w:color w:val="auto"/>
           <w:u w:val="none"/>
           <w:lang w:val="en-US" w:eastAsia="en-US" w:bidi="ar-SA"/>
         </w:rPr>
-      </w:pPr>
+        <w:t>University</w:t>
+      </w:r>
       <w:r>
         <w:rPr>
           <w:rStyle w:val="a9"/>
@@ -4489,25 +5268,7 @@
           <w:u w:val="none"/>
           <w:lang w:eastAsia="en-US" w:bidi="ar-SA"/>
         </w:rPr>
-        <w:t>[</w:t>
-      </w:r>
-      <w:r>
-        <w:rPr>
-          <w:rStyle w:val="a9"/>
-          <w:color w:val="auto"/>
-          <w:u w:val="none"/>
-          <w:lang w:eastAsia="en-US" w:bidi="ar-SA"/>
-        </w:rPr>
-        <w:t>4</w:t>
-      </w:r>
-      <w:r>
-        <w:rPr>
-          <w:rStyle w:val="a9"/>
-          <w:color w:val="auto"/>
-          <w:u w:val="none"/>
-          <w:lang w:eastAsia="en-US" w:bidi="ar-SA"/>
-        </w:rPr>
-        <w:t>]</w:t>
+        <w:t xml:space="preserve"> </w:t>
       </w:r>
       <w:r>
         <w:rPr>
@@ -4516,7 +5277,16 @@
           <w:u w:val="none"/>
           <w:lang w:val="en-US" w:eastAsia="en-US" w:bidi="ar-SA"/>
         </w:rPr>
-        <w:t> </w:t>
+        <w:t>of</w:t>
+      </w:r>
+      <w:r>
+        <w:rPr>
+          <w:rStyle w:val="a9"/>
+          <w:color w:val="auto"/>
+          <w:u w:val="none"/>
+          <w:lang w:eastAsia="en-US" w:bidi="ar-SA"/>
+        </w:rPr>
+        <w:t xml:space="preserve"> </w:t>
       </w:r>
       <w:r>
         <w:rPr>
@@ -4525,7 +5295,7 @@
           <w:u w:val="none"/>
           <w:lang w:val="en-US" w:eastAsia="en-US" w:bidi="ar-SA"/>
         </w:rPr>
-        <w:t>University</w:t>
+        <w:t>Hawaii</w:t>
       </w:r>
       <w:r>
         <w:rPr>
@@ -4534,7 +5304,72 @@
           <w:u w:val="none"/>
           <w:lang w:eastAsia="en-US" w:bidi="ar-SA"/>
         </w:rPr>
+        <w:t xml:space="preserve"> [Электронный ресурс]. – Режим доступа:</w:t>
+      </w:r>
+      <w:r>
+        <w:rPr>
+          <w:rStyle w:val="10"/>
+          <w:color w:val="auto"/>
+          <w:lang w:eastAsia="en-US" w:bidi="ar-SA"/>
+        </w:rPr>
         <w:t xml:space="preserve"> </w:t>
+      </w:r>
+      <w:r>
+        <w:rPr>
+          <w:rStyle w:val="a9"/>
+          <w:color w:val="auto"/>
+          <w:u w:val="none"/>
+          <w:lang w:eastAsia="en-US" w:bidi="ar-SA"/>
+        </w:rPr>
+        <w:t>https://www2.hawaii.edu/~esb/2004spring.ics412/mar31.html</w:t>
+      </w:r>
+      <w:r>
+        <w:rPr>
+          <w:rStyle w:val="a9"/>
+          <w:color w:val="auto"/>
+          <w:u w:val="none"/>
+          <w:lang w:eastAsia="en-US" w:bidi="ar-SA"/>
+        </w:rPr>
+        <w:t>. – Дата доступа: 24.02.2026.</w:t>
+      </w:r>
+    </w:p>
+    <w:p>
+      <w:pPr>
+        <w:spacing w:line="240" w:lineRule="auto"/>
+        <w:ind w:firstLine="709"/>
+        <w:rPr>
+          <w:rStyle w:val="a9"/>
+          <w:color w:val="auto"/>
+          <w:u w:val="none"/>
+          <w:lang w:eastAsia="en-US" w:bidi="ar-SA"/>
+        </w:rPr>
+      </w:pPr>
+      <w:r>
+        <w:rPr>
+          <w:rStyle w:val="a9"/>
+          <w:color w:val="auto"/>
+          <w:u w:val="none"/>
+          <w:lang w:eastAsia="en-US" w:bidi="ar-SA"/>
+        </w:rPr>
+        <w:t>[</w:t>
+      </w:r>
+      <w:r>
+        <w:rPr>
+          <w:rStyle w:val="a9"/>
+          <w:color w:val="auto"/>
+          <w:u w:val="none"/>
+          <w:lang w:eastAsia="en-US" w:bidi="ar-SA"/>
+        </w:rPr>
+        <w:t>5</w:t>
+      </w:r>
+      <w:r>
+        <w:rPr>
+          <w:rStyle w:val="a9"/>
+          <w:color w:val="auto"/>
+          <w:u w:val="none"/>
+          <w:lang w:eastAsia="en-US" w:bidi="ar-SA"/>
+        </w:rPr>
+        <w:t>]</w:t>
       </w:r>
       <w:r>
         <w:rPr>
@@ -4543,7 +5378,7 @@
           <w:u w:val="none"/>
           <w:lang w:val="en-US" w:eastAsia="en-US" w:bidi="ar-SA"/>
         </w:rPr>
-        <w:t>of</w:t>
+        <w:t> </w:t>
       </w:r>
       <w:r>
         <w:rPr>
@@ -4552,16 +5387,30 @@
           <w:u w:val="none"/>
           <w:lang w:eastAsia="en-US" w:bidi="ar-SA"/>
         </w:rPr>
-        <w:t xml:space="preserve"> </w:t>
+        <w:t>Специальная астрофизическая обсерватория</w:t>
       </w:r>
       <w:r>
         <w:rPr>
           <w:rStyle w:val="a9"/>
           <w:color w:val="auto"/>
           <w:u w:val="none"/>
-          <w:lang w:val="en-US" w:eastAsia="en-US" w:bidi="ar-SA"/>
-        </w:rPr>
-        <w:t>Hawaii</w:t>
+          <w:lang w:eastAsia="en-US" w:bidi="ar-SA"/>
+        </w:rPr>
+        <w:t xml:space="preserve"> [Электронный ресурс]. – Режим доступа:</w:t>
+      </w:r>
+      <w:r>
+        <w:rPr>
+          <w:rStyle w:val="10"/>
+          <w:color w:val="auto"/>
+          <w:lang w:eastAsia="en-US" w:bidi="ar-SA"/>
+        </w:rPr>
+        <w:t xml:space="preserve"> </w:t>
+      </w:r>
+      <w:r>
+        <w:rPr>
+          <w:color w:val="auto"/>
+        </w:rPr>
+        <w:t>https://jet.sao.ru/hq/sts/linux/doc/kernel/kernel24/lki-3.html#ss3.3</w:t>
       </w:r>
       <w:r>
         <w:rPr>
@@ -4570,171 +5419,61 @@
           <w:u w:val="none"/>
           <w:lang w:eastAsia="en-US" w:bidi="ar-SA"/>
         </w:rPr>
-        <w:t xml:space="preserve"> [Электронный ресурс]. – Режим доступа:</w:t>
-      </w:r>
-      <w:r>
-        <w:rPr>
-          <w:rStyle w:val="10"/>
-          <w:color w:val="auto"/>
-          <w:lang w:eastAsia="en-US" w:bidi="ar-SA"/>
-        </w:rPr>
-        <w:t xml:space="preserve"> </w:t>
-      </w:r>
-      <w:r>
+        <w:t>. – Дата доступа: 24.02.2026.</w:t>
+      </w:r>
+    </w:p>
+    <w:p>
+      <w:pPr>
+        <w:spacing w:line="240" w:lineRule="auto"/>
+        <w:ind w:firstLine="709"/>
         <w:rPr>
           <w:rStyle w:val="a9"/>
           <w:color w:val="auto"/>
           <w:u w:val="none"/>
           <w:lang w:eastAsia="en-US" w:bidi="ar-SA"/>
         </w:rPr>
-        <w:t>https://www2.hawaii.edu/~esb/2004spring.ics412/mar31.html</w:t>
-      </w:r>
-      <w:r>
+      </w:pPr>
+    </w:p>
+    <w:p>
+      <w:pPr>
+        <w:spacing w:line="240" w:lineRule="auto"/>
+        <w:ind w:firstLine="709"/>
         <w:rPr>
           <w:rStyle w:val="a9"/>
           <w:color w:val="auto"/>
           <w:u w:val="none"/>
           <w:lang w:eastAsia="en-US" w:bidi="ar-SA"/>
         </w:rPr>
-        <w:t>. – Дата доступа: 24.02.2026.</w:t>
-      </w:r>
-    </w:p>
-    <w:p>
-      <w:pPr>
+      </w:pPr>
+    </w:p>
+    <w:p>
+      <w:pPr>
+        <w:spacing w:line="240" w:lineRule="auto"/>
         <w:ind w:firstLine="709"/>
+        <w:rPr>
+          <w:color w:val="auto"/>
+          <w:highlight w:val="yellow"/>
+        </w:rPr>
+      </w:pPr>
+    </w:p>
+    <w:p>
+      <w:pPr>
+        <w:spacing w:line="240" w:lineRule="auto"/>
         <w:rPr>
           <w:rStyle w:val="a9"/>
           <w:color w:val="auto"/>
+          <w:highlight w:val="yellow"/>
           <w:u w:val="none"/>
-          <w:lang w:eastAsia="en-US" w:bidi="ar-SA"/>
         </w:rPr>
       </w:pPr>
       <w:r>
         <w:rPr>
           <w:rStyle w:val="a9"/>
           <w:color w:val="auto"/>
+          <w:highlight w:val="yellow"/>
           <w:u w:val="none"/>
           <w:lang w:eastAsia="en-US" w:bidi="ar-SA"/>
         </w:rPr>
-        <w:t>[</w:t>
-      </w:r>
-      <w:r>
-        <w:rPr>
-          <w:rStyle w:val="a9"/>
-          <w:color w:val="auto"/>
-          <w:u w:val="none"/>
-          <w:lang w:eastAsia="en-US" w:bidi="ar-SA"/>
-        </w:rPr>
-        <w:t>5</w:t>
-      </w:r>
-      <w:r>
-        <w:rPr>
-          <w:rStyle w:val="a9"/>
-          <w:color w:val="auto"/>
-          <w:u w:val="none"/>
-          <w:lang w:eastAsia="en-US" w:bidi="ar-SA"/>
-        </w:rPr>
-        <w:t>]</w:t>
-      </w:r>
-      <w:r>
-        <w:rPr>
-          <w:rStyle w:val="a9"/>
-          <w:color w:val="auto"/>
-          <w:u w:val="none"/>
-          <w:lang w:val="en-US" w:eastAsia="en-US" w:bidi="ar-SA"/>
-        </w:rPr>
-        <w:t> </w:t>
-      </w:r>
-      <w:r>
-        <w:rPr>
-          <w:rStyle w:val="a9"/>
-          <w:color w:val="auto"/>
-          <w:u w:val="none"/>
-          <w:lang w:eastAsia="en-US" w:bidi="ar-SA"/>
-        </w:rPr>
-        <w:t>Специальная астрофизическая обсерватория</w:t>
-      </w:r>
-      <w:r>
-        <w:rPr>
-          <w:rStyle w:val="a9"/>
-          <w:color w:val="auto"/>
-          <w:u w:val="none"/>
-          <w:lang w:eastAsia="en-US" w:bidi="ar-SA"/>
-        </w:rPr>
-        <w:t xml:space="preserve"> [Электронный ресурс]. – Режим доступа:</w:t>
-      </w:r>
-      <w:r>
-        <w:rPr>
-          <w:rStyle w:val="10"/>
-          <w:color w:val="auto"/>
-          <w:lang w:eastAsia="en-US" w:bidi="ar-SA"/>
-        </w:rPr>
-        <w:t xml:space="preserve"> </w:t>
-      </w:r>
-      <w:r>
-        <w:rPr>
-          <w:color w:val="auto"/>
-        </w:rPr>
-        <w:t>https://jet.sao.ru/hq/sts/linux/doc/kernel/kernel24/lki-3.html#ss3.3</w:t>
-      </w:r>
-      <w:r>
-        <w:rPr>
-          <w:rStyle w:val="a9"/>
-          <w:color w:val="auto"/>
-          <w:u w:val="none"/>
-          <w:lang w:eastAsia="en-US" w:bidi="ar-SA"/>
-        </w:rPr>
-        <w:t>. – Дата доступа: 24.02.2026.</w:t>
-      </w:r>
-    </w:p>
-    <w:p>
-      <w:pPr>
-        <w:ind w:firstLine="709"/>
-        <w:rPr>
-          <w:rStyle w:val="a9"/>
-          <w:color w:val="auto"/>
-          <w:u w:val="none"/>
-          <w:lang w:eastAsia="en-US" w:bidi="ar-SA"/>
-        </w:rPr>
-      </w:pPr>
-    </w:p>
-    <w:p>
-      <w:pPr>
-        <w:ind w:firstLine="709"/>
-        <w:rPr>
-          <w:rStyle w:val="a9"/>
-          <w:color w:val="auto"/>
-          <w:u w:val="none"/>
-          <w:lang w:eastAsia="en-US" w:bidi="ar-SA"/>
-        </w:rPr>
-      </w:pPr>
-    </w:p>
-    <w:p>
-      <w:pPr>
-        <w:ind w:firstLine="709"/>
-        <w:rPr>
-          <w:color w:val="auto"/>
-          <w:highlight w:val="yellow"/>
-        </w:rPr>
-      </w:pPr>
-    </w:p>
-    <w:p>
-      <w:pPr>
-        <w:rPr>
-          <w:rStyle w:val="a9"/>
-          <w:color w:val="auto"/>
-          <w:highlight w:val="yellow"/>
-          <w:u w:val="none"/>
-        </w:rPr>
-      </w:pPr>
-      <w:r>
-        <w:rPr>
-          <w:rStyle w:val="a9"/>
-          <w:color w:val="auto"/>
-          <w:highlight w:val="yellow"/>
-          <w:u w:val="none"/>
-          <w:lang w:eastAsia="en-US" w:bidi="ar-SA"/>
-        </w:rPr>
         <w:br w:type="page"/>
       </w:r>
       <w:bookmarkStart w:id="18" w:name="_Toc121715403"/>
@@ -4742,7 +5481,7 @@
     <w:p>
       <w:pPr>
         <w:pStyle w:val="aff"/>
-        <w:spacing w:after="0"/>
+        <w:spacing w:after="0" w:line="240" w:lineRule="auto"/>
         <w:jc w:val="center"/>
       </w:pPr>
       <w:bookmarkStart w:id="19" w:name="_Toc121715404"/>
@@ -4758,7 +5497,7 @@
     <w:p>
       <w:pPr>
         <w:pStyle w:val="aff"/>
-        <w:spacing w:after="0"/>
+        <w:spacing w:after="0" w:line="240" w:lineRule="auto"/>
         <w:jc w:val="center"/>
       </w:pPr>
       <w:r>
@@ -4768,7 +5507,7 @@
     <w:p>
       <w:pPr>
         <w:pStyle w:val="aff"/>
-        <w:spacing w:after="0"/>
+        <w:spacing w:after="0" w:line="240" w:lineRule="auto"/>
         <w:jc w:val="center"/>
       </w:pPr>
       <w:r>
@@ -4777,6 +5516,7 @@
     </w:p>
     <w:p>
       <w:pPr>
+        <w:spacing w:line="240" w:lineRule="auto"/>
         <w:rPr>
           <w:rFonts w:ascii="Courier New" w:eastAsia="Times New Roman" w:hAnsi="Courier New" w:cs="Courier New"/>
           <w:szCs w:val="28"/>
@@ -4790,7 +5530,7 @@
       <w:pPr>
         <w:widowControl/>
         <w:suppressAutoHyphens w:val="0"/>
-        <w:spacing w:after="160" w:line="259" w:lineRule="auto"/>
+        <w:spacing w:after="160" w:line="240" w:lineRule="auto"/>
         <w:jc w:val="left"/>
         <w:rPr>
           <w:rFonts w:ascii="Courier New" w:eastAsia="Consolas" w:hAnsi="Courier New" w:cs="Courier New"/>
@@ -4798,7 +5538,7 @@
           <w:sz w:val="20"/>
           <w:szCs w:val="20"/>
           <w:highlight w:val="yellow"/>
-          <w:lang w:val="en-US" w:eastAsia="zh-CN" w:bidi="ar"/>
+          <w:lang w:eastAsia="zh-CN" w:bidi="ar"/>
         </w:rPr>
       </w:pPr>
       <w:r>
@@ -4808,16 +5548,82 @@
           <w:sz w:val="20"/>
           <w:szCs w:val="20"/>
           <w:highlight w:val="yellow"/>
+          <w:lang w:eastAsia="zh-CN" w:bidi="ar"/>
+        </w:rPr>
+        <w:t>#</w:t>
+      </w:r>
+      <w:r>
+        <w:rPr>
+          <w:rFonts w:ascii="Courier New" w:eastAsia="Consolas" w:hAnsi="Courier New" w:cs="Courier New"/>
+          <w:color w:val="auto"/>
+          <w:sz w:val="20"/>
+          <w:szCs w:val="20"/>
+          <w:highlight w:val="yellow"/>
           <w:lang w:val="en-US" w:eastAsia="zh-CN" w:bidi="ar"/>
         </w:rPr>
-        <w:t>#include &lt;Wire.h&gt;</w:t>
+        <w:t>include</w:t>
+      </w:r>
+      <w:r>
+        <w:rPr>
+          <w:rFonts w:ascii="Courier New" w:eastAsia="Consolas" w:hAnsi="Courier New" w:cs="Courier New"/>
+          <w:color w:val="auto"/>
+          <w:sz w:val="20"/>
+          <w:szCs w:val="20"/>
+          <w:highlight w:val="yellow"/>
+          <w:lang w:eastAsia="zh-CN" w:bidi="ar"/>
+        </w:rPr>
+        <w:t xml:space="preserve"> &lt;</w:t>
+      </w:r>
+      <w:r>
+        <w:rPr>
+          <w:rFonts w:ascii="Courier New" w:eastAsia="Consolas" w:hAnsi="Courier New" w:cs="Courier New"/>
+          <w:color w:val="auto"/>
+          <w:sz w:val="20"/>
+          <w:szCs w:val="20"/>
+          <w:highlight w:val="yellow"/>
+          <w:lang w:val="en-US" w:eastAsia="zh-CN" w:bidi="ar"/>
+        </w:rPr>
+        <w:t>Wire</w:t>
+      </w:r>
+      <w:r>
+        <w:rPr>
+          <w:rFonts w:ascii="Courier New" w:eastAsia="Consolas" w:hAnsi="Courier New" w:cs="Courier New"/>
+          <w:color w:val="auto"/>
+          <w:sz w:val="20"/>
+          <w:szCs w:val="20"/>
+          <w:highlight w:val="yellow"/>
+          <w:lang w:eastAsia="zh-CN" w:bidi="ar"/>
+        </w:rPr>
+        <w:t>.</w:t>
+      </w:r>
+      <w:r>
+        <w:rPr>
+          <w:rFonts w:ascii="Courier New" w:eastAsia="Consolas" w:hAnsi="Courier New" w:cs="Courier New"/>
+          <w:color w:val="auto"/>
+          <w:sz w:val="20"/>
+          <w:szCs w:val="20"/>
+          <w:highlight w:val="yellow"/>
+          <w:lang w:val="en-US" w:eastAsia="zh-CN" w:bidi="ar"/>
+        </w:rPr>
+        <w:t>h</w:t>
+      </w:r>
+      <w:r>
+        <w:rPr>
+          <w:rFonts w:ascii="Courier New" w:eastAsia="Consolas" w:hAnsi="Courier New" w:cs="Courier New"/>
+          <w:color w:val="auto"/>
+          <w:sz w:val="20"/>
+          <w:szCs w:val="20"/>
+          <w:highlight w:val="yellow"/>
+          <w:lang w:eastAsia="zh-CN" w:bidi="ar"/>
+        </w:rPr>
+        <w:t>&gt;</w:t>
       </w:r>
     </w:p>
     <w:p>
       <w:pPr>
         <w:widowControl/>
         <w:suppressAutoHyphens w:val="0"/>
-        <w:spacing w:after="160" w:line="259" w:lineRule="auto"/>
+        <w:spacing w:after="160" w:line="240" w:lineRule="auto"/>
         <w:jc w:val="left"/>
         <w:rPr>
           <w:rStyle w:val="a9"/>
@@ -4843,6 +5649,7 @@
     <w:p>
       <w:pPr>
         <w:pStyle w:val="1"/>
+        <w:spacing w:line="240" w:lineRule="auto"/>
         <w:ind w:left="0" w:firstLine="0"/>
         <w:jc w:val="center"/>
         <w:rPr>
@@ -4904,262 +5711,295 @@
     </w:p>
     <w:p>
       <w:pPr>
-        <w:rPr>
-          <w:highlight w:val="yellow"/>
-          <w:lang w:eastAsia="en-US" w:bidi="ar-SA"/>
-        </w:rPr>
-      </w:pPr>
-    </w:p>
-    <w:p>
-      <w:pPr>
-        <w:rPr>
-          <w:highlight w:val="yellow"/>
-          <w:lang w:eastAsia="en-US" w:bidi="ar-SA"/>
-        </w:rPr>
-      </w:pPr>
-    </w:p>
-    <w:p>
-      <w:pPr>
-        <w:rPr>
-          <w:highlight w:val="yellow"/>
-          <w:lang w:eastAsia="en-US" w:bidi="ar-SA"/>
-        </w:rPr>
-      </w:pPr>
-    </w:p>
-    <w:p>
-      <w:pPr>
-        <w:rPr>
-          <w:highlight w:val="yellow"/>
-          <w:lang w:eastAsia="en-US" w:bidi="ar-SA"/>
-        </w:rPr>
-      </w:pPr>
-    </w:p>
-    <w:p>
-      <w:pPr>
-        <w:rPr>
-          <w:highlight w:val="yellow"/>
-          <w:lang w:eastAsia="en-US" w:bidi="ar-SA"/>
-        </w:rPr>
-      </w:pPr>
-    </w:p>
-    <w:p>
-      <w:pPr>
-        <w:rPr>
-          <w:highlight w:val="yellow"/>
-          <w:lang w:eastAsia="en-US" w:bidi="ar-SA"/>
-        </w:rPr>
-      </w:pPr>
-    </w:p>
-    <w:p>
-      <w:pPr>
-        <w:rPr>
-          <w:highlight w:val="yellow"/>
-          <w:lang w:eastAsia="en-US" w:bidi="ar-SA"/>
-        </w:rPr>
-      </w:pPr>
-    </w:p>
-    <w:p>
-      <w:pPr>
-        <w:rPr>
-          <w:highlight w:val="yellow"/>
-          <w:lang w:eastAsia="en-US" w:bidi="ar-SA"/>
-        </w:rPr>
-      </w:pPr>
-    </w:p>
-    <w:p>
-      <w:pPr>
-        <w:rPr>
-          <w:highlight w:val="yellow"/>
-          <w:lang w:eastAsia="en-US" w:bidi="ar-SA"/>
-        </w:rPr>
-      </w:pPr>
-    </w:p>
-    <w:p>
-      <w:pPr>
-        <w:rPr>
-          <w:highlight w:val="yellow"/>
-          <w:lang w:eastAsia="en-US" w:bidi="ar-SA"/>
-        </w:rPr>
-      </w:pPr>
-    </w:p>
-    <w:p>
-      <w:pPr>
-        <w:rPr>
-          <w:highlight w:val="yellow"/>
-          <w:lang w:eastAsia="en-US" w:bidi="ar-SA"/>
-        </w:rPr>
-      </w:pPr>
-    </w:p>
-    <w:p>
-      <w:pPr>
-        <w:rPr>
-          <w:highlight w:val="yellow"/>
-          <w:lang w:eastAsia="en-US" w:bidi="ar-SA"/>
-        </w:rPr>
-      </w:pPr>
-    </w:p>
-    <w:p>
-      <w:pPr>
-        <w:rPr>
-          <w:highlight w:val="yellow"/>
-          <w:lang w:eastAsia="en-US" w:bidi="ar-SA"/>
-        </w:rPr>
-      </w:pPr>
-    </w:p>
-    <w:p>
-      <w:pPr>
-        <w:rPr>
-          <w:highlight w:val="yellow"/>
-          <w:lang w:eastAsia="en-US" w:bidi="ar-SA"/>
-        </w:rPr>
-      </w:pPr>
-    </w:p>
-    <w:p>
-      <w:pPr>
-        <w:rPr>
-          <w:highlight w:val="yellow"/>
-          <w:lang w:eastAsia="en-US" w:bidi="ar-SA"/>
-        </w:rPr>
-      </w:pPr>
-    </w:p>
-    <w:p>
-      <w:pPr>
-        <w:rPr>
-          <w:highlight w:val="yellow"/>
-          <w:lang w:eastAsia="en-US" w:bidi="ar-SA"/>
-        </w:rPr>
-      </w:pPr>
-    </w:p>
-    <w:p>
-      <w:pPr>
-        <w:rPr>
-          <w:highlight w:val="yellow"/>
-          <w:lang w:eastAsia="en-US" w:bidi="ar-SA"/>
-        </w:rPr>
-      </w:pPr>
-    </w:p>
-    <w:p>
-      <w:pPr>
-        <w:rPr>
-          <w:highlight w:val="yellow"/>
-          <w:lang w:eastAsia="en-US" w:bidi="ar-SA"/>
-        </w:rPr>
-      </w:pPr>
-    </w:p>
-    <w:p>
-      <w:pPr>
-        <w:rPr>
-          <w:highlight w:val="yellow"/>
-          <w:lang w:eastAsia="en-US" w:bidi="ar-SA"/>
-        </w:rPr>
-      </w:pPr>
-    </w:p>
-    <w:p>
-      <w:pPr>
-        <w:rPr>
-          <w:highlight w:val="yellow"/>
-          <w:lang w:eastAsia="en-US" w:bidi="ar-SA"/>
-        </w:rPr>
-      </w:pPr>
-    </w:p>
-    <w:p>
-      <w:pPr>
-        <w:rPr>
-          <w:highlight w:val="yellow"/>
-          <w:lang w:eastAsia="en-US" w:bidi="ar-SA"/>
-        </w:rPr>
-      </w:pPr>
-    </w:p>
-    <w:p>
-      <w:pPr>
-        <w:rPr>
-          <w:highlight w:val="yellow"/>
-          <w:lang w:eastAsia="en-US" w:bidi="ar-SA"/>
-        </w:rPr>
-      </w:pPr>
-    </w:p>
-    <w:p>
-      <w:pPr>
-        <w:rPr>
-          <w:highlight w:val="yellow"/>
-          <w:lang w:eastAsia="en-US" w:bidi="ar-SA"/>
-        </w:rPr>
-      </w:pPr>
-    </w:p>
-    <w:p>
-      <w:pPr>
-        <w:rPr>
-          <w:highlight w:val="yellow"/>
-          <w:lang w:eastAsia="en-US" w:bidi="ar-SA"/>
-        </w:rPr>
-      </w:pPr>
-    </w:p>
-    <w:p>
-      <w:pPr>
-        <w:rPr>
-          <w:highlight w:val="yellow"/>
-          <w:lang w:eastAsia="en-US" w:bidi="ar-SA"/>
-        </w:rPr>
-      </w:pPr>
-    </w:p>
-    <w:p>
-      <w:pPr>
-        <w:rPr>
-          <w:highlight w:val="yellow"/>
-          <w:lang w:eastAsia="en-US" w:bidi="ar-SA"/>
-        </w:rPr>
-      </w:pPr>
-    </w:p>
-    <w:p>
-      <w:pPr>
-        <w:rPr>
-          <w:highlight w:val="yellow"/>
-          <w:lang w:eastAsia="en-US" w:bidi="ar-SA"/>
-        </w:rPr>
-      </w:pPr>
-    </w:p>
-    <w:p>
-      <w:pPr>
-        <w:rPr>
-          <w:highlight w:val="yellow"/>
-          <w:lang w:eastAsia="en-US" w:bidi="ar-SA"/>
-        </w:rPr>
-      </w:pPr>
-    </w:p>
-    <w:p>
-      <w:pPr>
-        <w:rPr>
-          <w:highlight w:val="yellow"/>
-          <w:lang w:eastAsia="en-US" w:bidi="ar-SA"/>
-        </w:rPr>
-      </w:pPr>
-    </w:p>
-    <w:p>
-      <w:pPr>
-        <w:rPr>
-          <w:highlight w:val="yellow"/>
-          <w:lang w:eastAsia="en-US" w:bidi="ar-SA"/>
-        </w:rPr>
-      </w:pPr>
-    </w:p>
-    <w:p>
-      <w:pPr>
-        <w:rPr>
-          <w:highlight w:val="yellow"/>
-          <w:lang w:eastAsia="en-US" w:bidi="ar-SA"/>
-        </w:rPr>
-      </w:pPr>
-    </w:p>
-    <w:p>
-      <w:pPr>
-        <w:rPr>
-          <w:highlight w:val="yellow"/>
-          <w:lang w:eastAsia="en-US" w:bidi="ar-SA"/>
-        </w:rPr>
-      </w:pPr>
-    </w:p>
-    <w:p>
-      <w:pPr>
+        <w:spacing w:line="240" w:lineRule="auto"/>
+        <w:rPr>
+          <w:highlight w:val="yellow"/>
+          <w:lang w:eastAsia="en-US" w:bidi="ar-SA"/>
+        </w:rPr>
+      </w:pPr>
+    </w:p>
+    <w:p>
+      <w:pPr>
+        <w:spacing w:line="240" w:lineRule="auto"/>
+        <w:rPr>
+          <w:highlight w:val="yellow"/>
+          <w:lang w:eastAsia="en-US" w:bidi="ar-SA"/>
+        </w:rPr>
+      </w:pPr>
+    </w:p>
+    <w:p>
+      <w:pPr>
+        <w:spacing w:line="240" w:lineRule="auto"/>
+        <w:rPr>
+          <w:highlight w:val="yellow"/>
+          <w:lang w:eastAsia="en-US" w:bidi="ar-SA"/>
+        </w:rPr>
+      </w:pPr>
+    </w:p>
+    <w:p>
+      <w:pPr>
+        <w:spacing w:line="240" w:lineRule="auto"/>
+        <w:rPr>
+          <w:highlight w:val="yellow"/>
+          <w:lang w:eastAsia="en-US" w:bidi="ar-SA"/>
+        </w:rPr>
+      </w:pPr>
+    </w:p>
+    <w:p>
+      <w:pPr>
+        <w:spacing w:line="240" w:lineRule="auto"/>
+        <w:rPr>
+          <w:highlight w:val="yellow"/>
+          <w:lang w:eastAsia="en-US" w:bidi="ar-SA"/>
+        </w:rPr>
+      </w:pPr>
+    </w:p>
+    <w:p>
+      <w:pPr>
+        <w:spacing w:line="240" w:lineRule="auto"/>
+        <w:rPr>
+          <w:highlight w:val="yellow"/>
+          <w:lang w:eastAsia="en-US" w:bidi="ar-SA"/>
+        </w:rPr>
+      </w:pPr>
+    </w:p>
+    <w:p>
+      <w:pPr>
+        <w:spacing w:line="240" w:lineRule="auto"/>
+        <w:rPr>
+          <w:highlight w:val="yellow"/>
+          <w:lang w:eastAsia="en-US" w:bidi="ar-SA"/>
+        </w:rPr>
+      </w:pPr>
+    </w:p>
+    <w:p>
+      <w:pPr>
+        <w:spacing w:line="240" w:lineRule="auto"/>
+        <w:rPr>
+          <w:highlight w:val="yellow"/>
+          <w:lang w:eastAsia="en-US" w:bidi="ar-SA"/>
+        </w:rPr>
+      </w:pPr>
+    </w:p>
+    <w:p>
+      <w:pPr>
+        <w:spacing w:line="240" w:lineRule="auto"/>
+        <w:rPr>
+          <w:highlight w:val="yellow"/>
+          <w:lang w:eastAsia="en-US" w:bidi="ar-SA"/>
+        </w:rPr>
+      </w:pPr>
+    </w:p>
+    <w:p>
+      <w:pPr>
+        <w:spacing w:line="240" w:lineRule="auto"/>
+        <w:rPr>
+          <w:highlight w:val="yellow"/>
+          <w:lang w:eastAsia="en-US" w:bidi="ar-SA"/>
+        </w:rPr>
+      </w:pPr>
+    </w:p>
+    <w:p>
+      <w:pPr>
+        <w:spacing w:line="240" w:lineRule="auto"/>
+        <w:rPr>
+          <w:highlight w:val="yellow"/>
+          <w:lang w:eastAsia="en-US" w:bidi="ar-SA"/>
+        </w:rPr>
+      </w:pPr>
+    </w:p>
+    <w:p>
+      <w:pPr>
+        <w:spacing w:line="240" w:lineRule="auto"/>
+        <w:rPr>
+          <w:highlight w:val="yellow"/>
+          <w:lang w:eastAsia="en-US" w:bidi="ar-SA"/>
+        </w:rPr>
+      </w:pPr>
+    </w:p>
+    <w:p>
+      <w:pPr>
+        <w:spacing w:line="240" w:lineRule="auto"/>
+        <w:rPr>
+          <w:highlight w:val="yellow"/>
+          <w:lang w:eastAsia="en-US" w:bidi="ar-SA"/>
+        </w:rPr>
+      </w:pPr>
+    </w:p>
+    <w:p>
+      <w:pPr>
+        <w:spacing w:line="240" w:lineRule="auto"/>
+        <w:rPr>
+          <w:highlight w:val="yellow"/>
+          <w:lang w:eastAsia="en-US" w:bidi="ar-SA"/>
+        </w:rPr>
+      </w:pPr>
+    </w:p>
+    <w:p>
+      <w:pPr>
+        <w:spacing w:line="240" w:lineRule="auto"/>
+        <w:rPr>
+          <w:highlight w:val="yellow"/>
+          <w:lang w:eastAsia="en-US" w:bidi="ar-SA"/>
+        </w:rPr>
+      </w:pPr>
+    </w:p>
+    <w:p>
+      <w:pPr>
+        <w:spacing w:line="240" w:lineRule="auto"/>
+        <w:rPr>
+          <w:highlight w:val="yellow"/>
+          <w:lang w:eastAsia="en-US" w:bidi="ar-SA"/>
+        </w:rPr>
+      </w:pPr>
+    </w:p>
+    <w:p>
+      <w:pPr>
+        <w:spacing w:line="240" w:lineRule="auto"/>
+        <w:rPr>
+          <w:highlight w:val="yellow"/>
+          <w:lang w:eastAsia="en-US" w:bidi="ar-SA"/>
+        </w:rPr>
+      </w:pPr>
+    </w:p>
+    <w:p>
+      <w:pPr>
+        <w:spacing w:line="240" w:lineRule="auto"/>
+        <w:rPr>
+          <w:highlight w:val="yellow"/>
+          <w:lang w:eastAsia="en-US" w:bidi="ar-SA"/>
+        </w:rPr>
+      </w:pPr>
+    </w:p>
+    <w:p>
+      <w:pPr>
+        <w:spacing w:line="240" w:lineRule="auto"/>
+        <w:rPr>
+          <w:highlight w:val="yellow"/>
+          <w:lang w:eastAsia="en-US" w:bidi="ar-SA"/>
+        </w:rPr>
+      </w:pPr>
+    </w:p>
+    <w:p>
+      <w:pPr>
+        <w:spacing w:line="240" w:lineRule="auto"/>
+        <w:rPr>
+          <w:highlight w:val="yellow"/>
+          <w:lang w:eastAsia="en-US" w:bidi="ar-SA"/>
+        </w:rPr>
+      </w:pPr>
+    </w:p>
+    <w:p>
+      <w:pPr>
+        <w:spacing w:line="240" w:lineRule="auto"/>
+        <w:rPr>
+          <w:highlight w:val="yellow"/>
+          <w:lang w:eastAsia="en-US" w:bidi="ar-SA"/>
+        </w:rPr>
+      </w:pPr>
+    </w:p>
+    <w:p>
+      <w:pPr>
+        <w:spacing w:line="240" w:lineRule="auto"/>
+        <w:rPr>
+          <w:highlight w:val="yellow"/>
+          <w:lang w:eastAsia="en-US" w:bidi="ar-SA"/>
+        </w:rPr>
+      </w:pPr>
+    </w:p>
+    <w:p>
+      <w:pPr>
+        <w:spacing w:line="240" w:lineRule="auto"/>
+        <w:rPr>
+          <w:highlight w:val="yellow"/>
+          <w:lang w:eastAsia="en-US" w:bidi="ar-SA"/>
+        </w:rPr>
+      </w:pPr>
+    </w:p>
+    <w:p>
+      <w:pPr>
+        <w:spacing w:line="240" w:lineRule="auto"/>
+        <w:rPr>
+          <w:highlight w:val="yellow"/>
+          <w:lang w:eastAsia="en-US" w:bidi="ar-SA"/>
+        </w:rPr>
+      </w:pPr>
+    </w:p>
+    <w:p>
+      <w:pPr>
+        <w:spacing w:line="240" w:lineRule="auto"/>
+        <w:rPr>
+          <w:highlight w:val="yellow"/>
+          <w:lang w:eastAsia="en-US" w:bidi="ar-SA"/>
+        </w:rPr>
+      </w:pPr>
+    </w:p>
+    <w:p>
+      <w:pPr>
+        <w:spacing w:line="240" w:lineRule="auto"/>
+        <w:rPr>
+          <w:highlight w:val="yellow"/>
+          <w:lang w:eastAsia="en-US" w:bidi="ar-SA"/>
+        </w:rPr>
+      </w:pPr>
+    </w:p>
+    <w:p>
+      <w:pPr>
+        <w:spacing w:line="240" w:lineRule="auto"/>
+        <w:rPr>
+          <w:highlight w:val="yellow"/>
+          <w:lang w:eastAsia="en-US" w:bidi="ar-SA"/>
+        </w:rPr>
+      </w:pPr>
+    </w:p>
+    <w:p>
+      <w:pPr>
+        <w:spacing w:line="240" w:lineRule="auto"/>
+        <w:rPr>
+          <w:highlight w:val="yellow"/>
+          <w:lang w:eastAsia="en-US" w:bidi="ar-SA"/>
+        </w:rPr>
+      </w:pPr>
+    </w:p>
+    <w:p>
+      <w:pPr>
+        <w:spacing w:line="240" w:lineRule="auto"/>
+        <w:rPr>
+          <w:highlight w:val="yellow"/>
+          <w:lang w:eastAsia="en-US" w:bidi="ar-SA"/>
+        </w:rPr>
+      </w:pPr>
+    </w:p>
+    <w:p>
+      <w:pPr>
+        <w:spacing w:line="240" w:lineRule="auto"/>
+        <w:rPr>
+          <w:highlight w:val="yellow"/>
+          <w:lang w:eastAsia="en-US" w:bidi="ar-SA"/>
+        </w:rPr>
+      </w:pPr>
+    </w:p>
+    <w:p>
+      <w:pPr>
+        <w:spacing w:line="240" w:lineRule="auto"/>
+        <w:rPr>
+          <w:highlight w:val="yellow"/>
+          <w:lang w:eastAsia="en-US" w:bidi="ar-SA"/>
+        </w:rPr>
+      </w:pPr>
+    </w:p>
+    <w:p>
+      <w:pPr>
+        <w:spacing w:line="240" w:lineRule="auto"/>
+        <w:rPr>
+          <w:highlight w:val="yellow"/>
+          <w:lang w:eastAsia="en-US" w:bidi="ar-SA"/>
+        </w:rPr>
+      </w:pPr>
+    </w:p>
+    <w:p>
+      <w:pPr>
+        <w:spacing w:line="240" w:lineRule="auto"/>
         <w:rPr>
           <w:highlight w:val="yellow"/>
           <w:lang w:eastAsia="en-US" w:bidi="ar-SA"/>
@@ -5170,7 +6010,7 @@
       <w:pPr>
         <w:widowControl/>
         <w:suppressAutoHyphens w:val="0"/>
-        <w:spacing w:after="160" w:line="259" w:lineRule="auto"/>
+        <w:spacing w:after="160" w:line="240" w:lineRule="auto"/>
         <w:jc w:val="left"/>
         <w:rPr>
           <w:rStyle w:val="a9"/>
@@ -5188,6 +6028,7 @@
     <w:p>
       <w:pPr>
         <w:pStyle w:val="1"/>
+        <w:spacing w:line="240" w:lineRule="auto"/>
         <w:ind w:left="0" w:firstLine="0"/>
         <w:jc w:val="center"/>
         <w:rPr>
@@ -5200,7 +6041,6 @@
           <w:color w:val="auto"/>
           <w:u w:val="none"/>
         </w:rPr>
-        <w:lastRenderedPageBreak/>
         <w:t xml:space="preserve">ПРИЛОЖЕНИЕ </w:t>
       </w:r>
       <w:r>
@@ -5256,262 +6096,295 @@
     </w:p>
     <w:p>
       <w:pPr>
-        <w:rPr>
-          <w:highlight w:val="yellow"/>
-          <w:lang w:eastAsia="en-US" w:bidi="ar-SA"/>
-        </w:rPr>
-      </w:pPr>
-    </w:p>
-    <w:p>
-      <w:pPr>
-        <w:rPr>
-          <w:highlight w:val="yellow"/>
-          <w:lang w:eastAsia="en-US" w:bidi="ar-SA"/>
-        </w:rPr>
-      </w:pPr>
-    </w:p>
-    <w:p>
-      <w:pPr>
-        <w:rPr>
-          <w:highlight w:val="yellow"/>
-          <w:lang w:eastAsia="en-US" w:bidi="ar-SA"/>
-        </w:rPr>
-      </w:pPr>
-    </w:p>
-    <w:p>
-      <w:pPr>
-        <w:rPr>
-          <w:highlight w:val="yellow"/>
-          <w:lang w:eastAsia="en-US" w:bidi="ar-SA"/>
-        </w:rPr>
-      </w:pPr>
-    </w:p>
-    <w:p>
-      <w:pPr>
-        <w:rPr>
-          <w:highlight w:val="yellow"/>
-          <w:lang w:eastAsia="en-US" w:bidi="ar-SA"/>
-        </w:rPr>
-      </w:pPr>
-    </w:p>
-    <w:p>
-      <w:pPr>
-        <w:rPr>
-          <w:highlight w:val="yellow"/>
-          <w:lang w:eastAsia="en-US" w:bidi="ar-SA"/>
-        </w:rPr>
-      </w:pPr>
-    </w:p>
-    <w:p>
-      <w:pPr>
-        <w:rPr>
-          <w:highlight w:val="yellow"/>
-          <w:lang w:eastAsia="en-US" w:bidi="ar-SA"/>
-        </w:rPr>
-      </w:pPr>
-    </w:p>
-    <w:p>
-      <w:pPr>
-        <w:rPr>
-          <w:highlight w:val="yellow"/>
-          <w:lang w:eastAsia="en-US" w:bidi="ar-SA"/>
-        </w:rPr>
-      </w:pPr>
-    </w:p>
-    <w:p>
-      <w:pPr>
-        <w:rPr>
-          <w:highlight w:val="yellow"/>
-          <w:lang w:eastAsia="en-US" w:bidi="ar-SA"/>
-        </w:rPr>
-      </w:pPr>
-    </w:p>
-    <w:p>
-      <w:pPr>
-        <w:rPr>
-          <w:highlight w:val="yellow"/>
-          <w:lang w:eastAsia="en-US" w:bidi="ar-SA"/>
-        </w:rPr>
-      </w:pPr>
-    </w:p>
-    <w:p>
-      <w:pPr>
-        <w:rPr>
-          <w:highlight w:val="yellow"/>
-          <w:lang w:eastAsia="en-US" w:bidi="ar-SA"/>
-        </w:rPr>
-      </w:pPr>
-    </w:p>
-    <w:p>
-      <w:pPr>
-        <w:rPr>
-          <w:highlight w:val="yellow"/>
-          <w:lang w:eastAsia="en-US" w:bidi="ar-SA"/>
-        </w:rPr>
-      </w:pPr>
-    </w:p>
-    <w:p>
-      <w:pPr>
-        <w:rPr>
-          <w:highlight w:val="yellow"/>
-          <w:lang w:eastAsia="en-US" w:bidi="ar-SA"/>
-        </w:rPr>
-      </w:pPr>
-    </w:p>
-    <w:p>
-      <w:pPr>
-        <w:rPr>
-          <w:highlight w:val="yellow"/>
-          <w:lang w:eastAsia="en-US" w:bidi="ar-SA"/>
-        </w:rPr>
-      </w:pPr>
-    </w:p>
-    <w:p>
-      <w:pPr>
-        <w:rPr>
-          <w:highlight w:val="yellow"/>
-          <w:lang w:eastAsia="en-US" w:bidi="ar-SA"/>
-        </w:rPr>
-      </w:pPr>
-    </w:p>
-    <w:p>
-      <w:pPr>
-        <w:rPr>
-          <w:highlight w:val="yellow"/>
-          <w:lang w:eastAsia="en-US" w:bidi="ar-SA"/>
-        </w:rPr>
-      </w:pPr>
-    </w:p>
-    <w:p>
-      <w:pPr>
-        <w:rPr>
-          <w:highlight w:val="yellow"/>
-          <w:lang w:eastAsia="en-US" w:bidi="ar-SA"/>
-        </w:rPr>
-      </w:pPr>
-    </w:p>
-    <w:p>
-      <w:pPr>
-        <w:rPr>
-          <w:highlight w:val="yellow"/>
-          <w:lang w:eastAsia="en-US" w:bidi="ar-SA"/>
-        </w:rPr>
-      </w:pPr>
-    </w:p>
-    <w:p>
-      <w:pPr>
-        <w:rPr>
-          <w:highlight w:val="yellow"/>
-          <w:lang w:eastAsia="en-US" w:bidi="ar-SA"/>
-        </w:rPr>
-      </w:pPr>
-    </w:p>
-    <w:p>
-      <w:pPr>
-        <w:rPr>
-          <w:highlight w:val="yellow"/>
-          <w:lang w:eastAsia="en-US" w:bidi="ar-SA"/>
-        </w:rPr>
-      </w:pPr>
-    </w:p>
-    <w:p>
-      <w:pPr>
-        <w:rPr>
-          <w:highlight w:val="yellow"/>
-          <w:lang w:eastAsia="en-US" w:bidi="ar-SA"/>
-        </w:rPr>
-      </w:pPr>
-    </w:p>
-    <w:p>
-      <w:pPr>
-        <w:rPr>
-          <w:highlight w:val="yellow"/>
-          <w:lang w:eastAsia="en-US" w:bidi="ar-SA"/>
-        </w:rPr>
-      </w:pPr>
-    </w:p>
-    <w:p>
-      <w:pPr>
-        <w:rPr>
-          <w:highlight w:val="yellow"/>
-          <w:lang w:eastAsia="en-US" w:bidi="ar-SA"/>
-        </w:rPr>
-      </w:pPr>
-    </w:p>
-    <w:p>
-      <w:pPr>
-        <w:rPr>
-          <w:highlight w:val="yellow"/>
-          <w:lang w:eastAsia="en-US" w:bidi="ar-SA"/>
-        </w:rPr>
-      </w:pPr>
-    </w:p>
-    <w:p>
-      <w:pPr>
-        <w:rPr>
-          <w:highlight w:val="yellow"/>
-          <w:lang w:eastAsia="en-US" w:bidi="ar-SA"/>
-        </w:rPr>
-      </w:pPr>
-    </w:p>
-    <w:p>
-      <w:pPr>
-        <w:rPr>
-          <w:highlight w:val="yellow"/>
-          <w:lang w:eastAsia="en-US" w:bidi="ar-SA"/>
-        </w:rPr>
-      </w:pPr>
-    </w:p>
-    <w:p>
-      <w:pPr>
-        <w:rPr>
-          <w:highlight w:val="yellow"/>
-          <w:lang w:eastAsia="en-US" w:bidi="ar-SA"/>
-        </w:rPr>
-      </w:pPr>
-    </w:p>
-    <w:p>
-      <w:pPr>
-        <w:rPr>
-          <w:highlight w:val="yellow"/>
-          <w:lang w:eastAsia="en-US" w:bidi="ar-SA"/>
-        </w:rPr>
-      </w:pPr>
-    </w:p>
-    <w:p>
-      <w:pPr>
-        <w:rPr>
-          <w:highlight w:val="yellow"/>
-          <w:lang w:eastAsia="en-US" w:bidi="ar-SA"/>
-        </w:rPr>
-      </w:pPr>
-    </w:p>
-    <w:p>
-      <w:pPr>
-        <w:rPr>
-          <w:highlight w:val="yellow"/>
-          <w:lang w:eastAsia="en-US" w:bidi="ar-SA"/>
-        </w:rPr>
-      </w:pPr>
-    </w:p>
-    <w:p>
-      <w:pPr>
-        <w:rPr>
-          <w:highlight w:val="yellow"/>
-          <w:lang w:eastAsia="en-US" w:bidi="ar-SA"/>
-        </w:rPr>
-      </w:pPr>
-    </w:p>
-    <w:p>
-      <w:pPr>
-        <w:rPr>
-          <w:highlight w:val="yellow"/>
-          <w:lang w:eastAsia="en-US" w:bidi="ar-SA"/>
-        </w:rPr>
-      </w:pPr>
-    </w:p>
-    <w:p>
-      <w:pPr>
+        <w:spacing w:line="240" w:lineRule="auto"/>
+        <w:rPr>
+          <w:highlight w:val="yellow"/>
+          <w:lang w:eastAsia="en-US" w:bidi="ar-SA"/>
+        </w:rPr>
+      </w:pPr>
+    </w:p>
+    <w:p>
+      <w:pPr>
+        <w:spacing w:line="240" w:lineRule="auto"/>
+        <w:rPr>
+          <w:highlight w:val="yellow"/>
+          <w:lang w:eastAsia="en-US" w:bidi="ar-SA"/>
+        </w:rPr>
+      </w:pPr>
+    </w:p>
+    <w:p>
+      <w:pPr>
+        <w:spacing w:line="240" w:lineRule="auto"/>
+        <w:rPr>
+          <w:highlight w:val="yellow"/>
+          <w:lang w:eastAsia="en-US" w:bidi="ar-SA"/>
+        </w:rPr>
+      </w:pPr>
+    </w:p>
+    <w:p>
+      <w:pPr>
+        <w:spacing w:line="240" w:lineRule="auto"/>
+        <w:rPr>
+          <w:highlight w:val="yellow"/>
+          <w:lang w:eastAsia="en-US" w:bidi="ar-SA"/>
+        </w:rPr>
+      </w:pPr>
+    </w:p>
+    <w:p>
+      <w:pPr>
+        <w:spacing w:line="240" w:lineRule="auto"/>
+        <w:rPr>
+          <w:highlight w:val="yellow"/>
+          <w:lang w:eastAsia="en-US" w:bidi="ar-SA"/>
+        </w:rPr>
+      </w:pPr>
+    </w:p>
+    <w:p>
+      <w:pPr>
+        <w:spacing w:line="240" w:lineRule="auto"/>
+        <w:rPr>
+          <w:highlight w:val="yellow"/>
+          <w:lang w:eastAsia="en-US" w:bidi="ar-SA"/>
+        </w:rPr>
+      </w:pPr>
+    </w:p>
+    <w:p>
+      <w:pPr>
+        <w:spacing w:line="240" w:lineRule="auto"/>
+        <w:rPr>
+          <w:highlight w:val="yellow"/>
+          <w:lang w:eastAsia="en-US" w:bidi="ar-SA"/>
+        </w:rPr>
+      </w:pPr>
+    </w:p>
+    <w:p>
+      <w:pPr>
+        <w:spacing w:line="240" w:lineRule="auto"/>
+        <w:rPr>
+          <w:highlight w:val="yellow"/>
+          <w:lang w:eastAsia="en-US" w:bidi="ar-SA"/>
+        </w:rPr>
+      </w:pPr>
+    </w:p>
+    <w:p>
+      <w:pPr>
+        <w:spacing w:line="240" w:lineRule="auto"/>
+        <w:rPr>
+          <w:highlight w:val="yellow"/>
+          <w:lang w:eastAsia="en-US" w:bidi="ar-SA"/>
+        </w:rPr>
+      </w:pPr>
+    </w:p>
+    <w:p>
+      <w:pPr>
+        <w:spacing w:line="240" w:lineRule="auto"/>
+        <w:rPr>
+          <w:highlight w:val="yellow"/>
+          <w:lang w:eastAsia="en-US" w:bidi="ar-SA"/>
+        </w:rPr>
+      </w:pPr>
+    </w:p>
+    <w:p>
+      <w:pPr>
+        <w:spacing w:line="240" w:lineRule="auto"/>
+        <w:rPr>
+          <w:highlight w:val="yellow"/>
+          <w:lang w:eastAsia="en-US" w:bidi="ar-SA"/>
+        </w:rPr>
+      </w:pPr>
+    </w:p>
+    <w:p>
+      <w:pPr>
+        <w:spacing w:line="240" w:lineRule="auto"/>
+        <w:rPr>
+          <w:highlight w:val="yellow"/>
+          <w:lang w:eastAsia="en-US" w:bidi="ar-SA"/>
+        </w:rPr>
+      </w:pPr>
+    </w:p>
+    <w:p>
+      <w:pPr>
+        <w:spacing w:line="240" w:lineRule="auto"/>
+        <w:rPr>
+          <w:highlight w:val="yellow"/>
+          <w:lang w:eastAsia="en-US" w:bidi="ar-SA"/>
+        </w:rPr>
+      </w:pPr>
+    </w:p>
+    <w:p>
+      <w:pPr>
+        <w:spacing w:line="240" w:lineRule="auto"/>
+        <w:rPr>
+          <w:highlight w:val="yellow"/>
+          <w:lang w:eastAsia="en-US" w:bidi="ar-SA"/>
+        </w:rPr>
+      </w:pPr>
+    </w:p>
+    <w:p>
+      <w:pPr>
+        <w:spacing w:line="240" w:lineRule="auto"/>
+        <w:rPr>
+          <w:highlight w:val="yellow"/>
+          <w:lang w:eastAsia="en-US" w:bidi="ar-SA"/>
+        </w:rPr>
+      </w:pPr>
+    </w:p>
+    <w:p>
+      <w:pPr>
+        <w:spacing w:line="240" w:lineRule="auto"/>
+        <w:rPr>
+          <w:highlight w:val="yellow"/>
+          <w:lang w:eastAsia="en-US" w:bidi="ar-SA"/>
+        </w:rPr>
+      </w:pPr>
+    </w:p>
+    <w:p>
+      <w:pPr>
+        <w:spacing w:line="240" w:lineRule="auto"/>
+        <w:rPr>
+          <w:highlight w:val="yellow"/>
+          <w:lang w:eastAsia="en-US" w:bidi="ar-SA"/>
+        </w:rPr>
+      </w:pPr>
+    </w:p>
+    <w:p>
+      <w:pPr>
+        <w:spacing w:line="240" w:lineRule="auto"/>
+        <w:rPr>
+          <w:highlight w:val="yellow"/>
+          <w:lang w:eastAsia="en-US" w:bidi="ar-SA"/>
+        </w:rPr>
+      </w:pPr>
+    </w:p>
+    <w:p>
+      <w:pPr>
+        <w:spacing w:line="240" w:lineRule="auto"/>
+        <w:rPr>
+          <w:highlight w:val="yellow"/>
+          <w:lang w:eastAsia="en-US" w:bidi="ar-SA"/>
+        </w:rPr>
+      </w:pPr>
+    </w:p>
+    <w:p>
+      <w:pPr>
+        <w:spacing w:line="240" w:lineRule="auto"/>
+        <w:rPr>
+          <w:highlight w:val="yellow"/>
+          <w:lang w:eastAsia="en-US" w:bidi="ar-SA"/>
+        </w:rPr>
+      </w:pPr>
+    </w:p>
+    <w:p>
+      <w:pPr>
+        <w:spacing w:line="240" w:lineRule="auto"/>
+        <w:rPr>
+          <w:highlight w:val="yellow"/>
+          <w:lang w:eastAsia="en-US" w:bidi="ar-SA"/>
+        </w:rPr>
+      </w:pPr>
+    </w:p>
+    <w:p>
+      <w:pPr>
+        <w:spacing w:line="240" w:lineRule="auto"/>
+        <w:rPr>
+          <w:highlight w:val="yellow"/>
+          <w:lang w:eastAsia="en-US" w:bidi="ar-SA"/>
+        </w:rPr>
+      </w:pPr>
+    </w:p>
+    <w:p>
+      <w:pPr>
+        <w:spacing w:line="240" w:lineRule="auto"/>
+        <w:rPr>
+          <w:highlight w:val="yellow"/>
+          <w:lang w:eastAsia="en-US" w:bidi="ar-SA"/>
+        </w:rPr>
+      </w:pPr>
+    </w:p>
+    <w:p>
+      <w:pPr>
+        <w:spacing w:line="240" w:lineRule="auto"/>
+        <w:rPr>
+          <w:highlight w:val="yellow"/>
+          <w:lang w:eastAsia="en-US" w:bidi="ar-SA"/>
+        </w:rPr>
+      </w:pPr>
+    </w:p>
+    <w:p>
+      <w:pPr>
+        <w:spacing w:line="240" w:lineRule="auto"/>
+        <w:rPr>
+          <w:highlight w:val="yellow"/>
+          <w:lang w:eastAsia="en-US" w:bidi="ar-SA"/>
+        </w:rPr>
+      </w:pPr>
+    </w:p>
+    <w:p>
+      <w:pPr>
+        <w:spacing w:line="240" w:lineRule="auto"/>
+        <w:rPr>
+          <w:highlight w:val="yellow"/>
+          <w:lang w:eastAsia="en-US" w:bidi="ar-SA"/>
+        </w:rPr>
+      </w:pPr>
+    </w:p>
+    <w:p>
+      <w:pPr>
+        <w:spacing w:line="240" w:lineRule="auto"/>
+        <w:rPr>
+          <w:highlight w:val="yellow"/>
+          <w:lang w:eastAsia="en-US" w:bidi="ar-SA"/>
+        </w:rPr>
+      </w:pPr>
+    </w:p>
+    <w:p>
+      <w:pPr>
+        <w:spacing w:line="240" w:lineRule="auto"/>
+        <w:rPr>
+          <w:highlight w:val="yellow"/>
+          <w:lang w:eastAsia="en-US" w:bidi="ar-SA"/>
+        </w:rPr>
+      </w:pPr>
+    </w:p>
+    <w:p>
+      <w:pPr>
+        <w:spacing w:line="240" w:lineRule="auto"/>
+        <w:rPr>
+          <w:highlight w:val="yellow"/>
+          <w:lang w:eastAsia="en-US" w:bidi="ar-SA"/>
+        </w:rPr>
+      </w:pPr>
+    </w:p>
+    <w:p>
+      <w:pPr>
+        <w:spacing w:line="240" w:lineRule="auto"/>
+        <w:rPr>
+          <w:highlight w:val="yellow"/>
+          <w:lang w:eastAsia="en-US" w:bidi="ar-SA"/>
+        </w:rPr>
+      </w:pPr>
+    </w:p>
+    <w:p>
+      <w:pPr>
+        <w:spacing w:line="240" w:lineRule="auto"/>
+        <w:rPr>
+          <w:highlight w:val="yellow"/>
+          <w:lang w:eastAsia="en-US" w:bidi="ar-SA"/>
+        </w:rPr>
+      </w:pPr>
+    </w:p>
+    <w:p>
+      <w:pPr>
+        <w:spacing w:line="240" w:lineRule="auto"/>
+        <w:rPr>
+          <w:highlight w:val="yellow"/>
+          <w:lang w:eastAsia="en-US" w:bidi="ar-SA"/>
+        </w:rPr>
+      </w:pPr>
+    </w:p>
+    <w:p>
+      <w:pPr>
+        <w:spacing w:line="240" w:lineRule="auto"/>
         <w:rPr>
           <w:highlight w:val="yellow"/>
           <w:lang w:eastAsia="en-US" w:bidi="ar-SA"/>
@@ -5522,7 +6395,7 @@
       <w:pPr>
         <w:widowControl/>
         <w:suppressAutoHyphens w:val="0"/>
-        <w:spacing w:after="160" w:line="259" w:lineRule="auto"/>
+        <w:spacing w:after="160" w:line="240" w:lineRule="auto"/>
         <w:jc w:val="left"/>
         <w:rPr>
           <w:rStyle w:val="a9"/>
@@ -5549,6 +6422,7 @@
     <w:p>
       <w:pPr>
         <w:pStyle w:val="1"/>
+        <w:spacing w:line="240" w:lineRule="auto"/>
         <w:ind w:left="0" w:firstLine="0"/>
         <w:jc w:val="center"/>
         <w:rPr>
@@ -5604,262 +6478,295 @@
     </w:p>
     <w:p>
       <w:pPr>
-        <w:rPr>
-          <w:highlight w:val="yellow"/>
-          <w:lang w:eastAsia="en-US" w:bidi="ar-SA"/>
-        </w:rPr>
-      </w:pPr>
-    </w:p>
-    <w:p>
-      <w:pPr>
-        <w:rPr>
-          <w:highlight w:val="yellow"/>
-          <w:lang w:eastAsia="en-US" w:bidi="ar-SA"/>
-        </w:rPr>
-      </w:pPr>
-    </w:p>
-    <w:p>
-      <w:pPr>
-        <w:rPr>
-          <w:highlight w:val="yellow"/>
-          <w:lang w:eastAsia="en-US" w:bidi="ar-SA"/>
-        </w:rPr>
-      </w:pPr>
-    </w:p>
-    <w:p>
-      <w:pPr>
-        <w:rPr>
-          <w:highlight w:val="yellow"/>
-          <w:lang w:eastAsia="en-US" w:bidi="ar-SA"/>
-        </w:rPr>
-      </w:pPr>
-    </w:p>
-    <w:p>
-      <w:pPr>
-        <w:rPr>
-          <w:highlight w:val="yellow"/>
-          <w:lang w:eastAsia="en-US" w:bidi="ar-SA"/>
-        </w:rPr>
-      </w:pPr>
-    </w:p>
-    <w:p>
-      <w:pPr>
-        <w:rPr>
-          <w:highlight w:val="yellow"/>
-          <w:lang w:eastAsia="en-US" w:bidi="ar-SA"/>
-        </w:rPr>
-      </w:pPr>
-    </w:p>
-    <w:p>
-      <w:pPr>
-        <w:rPr>
-          <w:highlight w:val="yellow"/>
-          <w:lang w:eastAsia="en-US" w:bidi="ar-SA"/>
-        </w:rPr>
-      </w:pPr>
-    </w:p>
-    <w:p>
-      <w:pPr>
-        <w:rPr>
-          <w:highlight w:val="yellow"/>
-          <w:lang w:eastAsia="en-US" w:bidi="ar-SA"/>
-        </w:rPr>
-      </w:pPr>
-    </w:p>
-    <w:p>
-      <w:pPr>
-        <w:rPr>
-          <w:highlight w:val="yellow"/>
-          <w:lang w:eastAsia="en-US" w:bidi="ar-SA"/>
-        </w:rPr>
-      </w:pPr>
-    </w:p>
-    <w:p>
-      <w:pPr>
-        <w:rPr>
-          <w:highlight w:val="yellow"/>
-          <w:lang w:eastAsia="en-US" w:bidi="ar-SA"/>
-        </w:rPr>
-      </w:pPr>
-    </w:p>
-    <w:p>
-      <w:pPr>
-        <w:rPr>
-          <w:highlight w:val="yellow"/>
-          <w:lang w:eastAsia="en-US" w:bidi="ar-SA"/>
-        </w:rPr>
-      </w:pPr>
-    </w:p>
-    <w:p>
-      <w:pPr>
-        <w:rPr>
-          <w:highlight w:val="yellow"/>
-          <w:lang w:eastAsia="en-US" w:bidi="ar-SA"/>
-        </w:rPr>
-      </w:pPr>
-    </w:p>
-    <w:p>
-      <w:pPr>
-        <w:rPr>
-          <w:highlight w:val="yellow"/>
-          <w:lang w:eastAsia="en-US" w:bidi="ar-SA"/>
-        </w:rPr>
-      </w:pPr>
-    </w:p>
-    <w:p>
-      <w:pPr>
-        <w:rPr>
-          <w:highlight w:val="yellow"/>
-          <w:lang w:eastAsia="en-US" w:bidi="ar-SA"/>
-        </w:rPr>
-      </w:pPr>
-    </w:p>
-    <w:p>
-      <w:pPr>
-        <w:rPr>
-          <w:highlight w:val="yellow"/>
-          <w:lang w:eastAsia="en-US" w:bidi="ar-SA"/>
-        </w:rPr>
-      </w:pPr>
-    </w:p>
-    <w:p>
-      <w:pPr>
-        <w:rPr>
-          <w:highlight w:val="yellow"/>
-          <w:lang w:eastAsia="en-US" w:bidi="ar-SA"/>
-        </w:rPr>
-      </w:pPr>
-    </w:p>
-    <w:p>
-      <w:pPr>
-        <w:rPr>
-          <w:highlight w:val="yellow"/>
-          <w:lang w:eastAsia="en-US" w:bidi="ar-SA"/>
-        </w:rPr>
-      </w:pPr>
-    </w:p>
-    <w:p>
-      <w:pPr>
-        <w:rPr>
-          <w:highlight w:val="yellow"/>
-          <w:lang w:eastAsia="en-US" w:bidi="ar-SA"/>
-        </w:rPr>
-      </w:pPr>
-    </w:p>
-    <w:p>
-      <w:pPr>
-        <w:rPr>
-          <w:highlight w:val="yellow"/>
-          <w:lang w:eastAsia="en-US" w:bidi="ar-SA"/>
-        </w:rPr>
-      </w:pPr>
-    </w:p>
-    <w:p>
-      <w:pPr>
-        <w:rPr>
-          <w:highlight w:val="yellow"/>
-          <w:lang w:eastAsia="en-US" w:bidi="ar-SA"/>
-        </w:rPr>
-      </w:pPr>
-    </w:p>
-    <w:p>
-      <w:pPr>
-        <w:rPr>
-          <w:highlight w:val="yellow"/>
-          <w:lang w:eastAsia="en-US" w:bidi="ar-SA"/>
-        </w:rPr>
-      </w:pPr>
-    </w:p>
-    <w:p>
-      <w:pPr>
-        <w:rPr>
-          <w:highlight w:val="yellow"/>
-          <w:lang w:eastAsia="en-US" w:bidi="ar-SA"/>
-        </w:rPr>
-      </w:pPr>
-    </w:p>
-    <w:p>
-      <w:pPr>
-        <w:rPr>
-          <w:highlight w:val="yellow"/>
-          <w:lang w:eastAsia="en-US" w:bidi="ar-SA"/>
-        </w:rPr>
-      </w:pPr>
-    </w:p>
-    <w:p>
-      <w:pPr>
-        <w:rPr>
-          <w:highlight w:val="yellow"/>
-          <w:lang w:eastAsia="en-US" w:bidi="ar-SA"/>
-        </w:rPr>
-      </w:pPr>
-    </w:p>
-    <w:p>
-      <w:pPr>
-        <w:rPr>
-          <w:highlight w:val="yellow"/>
-          <w:lang w:eastAsia="en-US" w:bidi="ar-SA"/>
-        </w:rPr>
-      </w:pPr>
-    </w:p>
-    <w:p>
-      <w:pPr>
-        <w:rPr>
-          <w:highlight w:val="yellow"/>
-          <w:lang w:eastAsia="en-US" w:bidi="ar-SA"/>
-        </w:rPr>
-      </w:pPr>
-    </w:p>
-    <w:p>
-      <w:pPr>
-        <w:rPr>
-          <w:highlight w:val="yellow"/>
-          <w:lang w:eastAsia="en-US" w:bidi="ar-SA"/>
-        </w:rPr>
-      </w:pPr>
-    </w:p>
-    <w:p>
-      <w:pPr>
-        <w:rPr>
-          <w:highlight w:val="yellow"/>
-          <w:lang w:eastAsia="en-US" w:bidi="ar-SA"/>
-        </w:rPr>
-      </w:pPr>
-    </w:p>
-    <w:p>
-      <w:pPr>
-        <w:rPr>
-          <w:highlight w:val="yellow"/>
-          <w:lang w:eastAsia="en-US" w:bidi="ar-SA"/>
-        </w:rPr>
-      </w:pPr>
-    </w:p>
-    <w:p>
-      <w:pPr>
-        <w:rPr>
-          <w:highlight w:val="yellow"/>
-          <w:lang w:eastAsia="en-US" w:bidi="ar-SA"/>
-        </w:rPr>
-      </w:pPr>
-    </w:p>
-    <w:p>
-      <w:pPr>
-        <w:rPr>
-          <w:highlight w:val="yellow"/>
-          <w:lang w:eastAsia="en-US" w:bidi="ar-SA"/>
-        </w:rPr>
-      </w:pPr>
-    </w:p>
-    <w:p>
-      <w:pPr>
-        <w:rPr>
-          <w:highlight w:val="yellow"/>
-          <w:lang w:eastAsia="en-US" w:bidi="ar-SA"/>
-        </w:rPr>
-      </w:pPr>
-    </w:p>
-    <w:p>
-      <w:pPr>
+        <w:spacing w:line="240" w:lineRule="auto"/>
+        <w:rPr>
+          <w:highlight w:val="yellow"/>
+          <w:lang w:eastAsia="en-US" w:bidi="ar-SA"/>
+        </w:rPr>
+      </w:pPr>
+    </w:p>
+    <w:p>
+      <w:pPr>
+        <w:spacing w:line="240" w:lineRule="auto"/>
+        <w:rPr>
+          <w:highlight w:val="yellow"/>
+          <w:lang w:eastAsia="en-US" w:bidi="ar-SA"/>
+        </w:rPr>
+      </w:pPr>
+    </w:p>
+    <w:p>
+      <w:pPr>
+        <w:spacing w:line="240" w:lineRule="auto"/>
+        <w:rPr>
+          <w:highlight w:val="yellow"/>
+          <w:lang w:eastAsia="en-US" w:bidi="ar-SA"/>
+        </w:rPr>
+      </w:pPr>
+    </w:p>
+    <w:p>
+      <w:pPr>
+        <w:spacing w:line="240" w:lineRule="auto"/>
+        <w:rPr>
+          <w:highlight w:val="yellow"/>
+          <w:lang w:eastAsia="en-US" w:bidi="ar-SA"/>
+        </w:rPr>
+      </w:pPr>
+    </w:p>
+    <w:p>
+      <w:pPr>
+        <w:spacing w:line="240" w:lineRule="auto"/>
+        <w:rPr>
+          <w:highlight w:val="yellow"/>
+          <w:lang w:eastAsia="en-US" w:bidi="ar-SA"/>
+        </w:rPr>
+      </w:pPr>
+    </w:p>
+    <w:p>
+      <w:pPr>
+        <w:spacing w:line="240" w:lineRule="auto"/>
+        <w:rPr>
+          <w:highlight w:val="yellow"/>
+          <w:lang w:eastAsia="en-US" w:bidi="ar-SA"/>
+        </w:rPr>
+      </w:pPr>
+    </w:p>
+    <w:p>
+      <w:pPr>
+        <w:spacing w:line="240" w:lineRule="auto"/>
+        <w:rPr>
+          <w:highlight w:val="yellow"/>
+          <w:lang w:eastAsia="en-US" w:bidi="ar-SA"/>
+        </w:rPr>
+      </w:pPr>
+    </w:p>
+    <w:p>
+      <w:pPr>
+        <w:spacing w:line="240" w:lineRule="auto"/>
+        <w:rPr>
+          <w:highlight w:val="yellow"/>
+          <w:lang w:eastAsia="en-US" w:bidi="ar-SA"/>
+        </w:rPr>
+      </w:pPr>
+    </w:p>
+    <w:p>
+      <w:pPr>
+        <w:spacing w:line="240" w:lineRule="auto"/>
+        <w:rPr>
+          <w:highlight w:val="yellow"/>
+          <w:lang w:eastAsia="en-US" w:bidi="ar-SA"/>
+        </w:rPr>
+      </w:pPr>
+    </w:p>
+    <w:p>
+      <w:pPr>
+        <w:spacing w:line="240" w:lineRule="auto"/>
+        <w:rPr>
+          <w:highlight w:val="yellow"/>
+          <w:lang w:eastAsia="en-US" w:bidi="ar-SA"/>
+        </w:rPr>
+      </w:pPr>
+    </w:p>
+    <w:p>
+      <w:pPr>
+        <w:spacing w:line="240" w:lineRule="auto"/>
+        <w:rPr>
+          <w:highlight w:val="yellow"/>
+          <w:lang w:eastAsia="en-US" w:bidi="ar-SA"/>
+        </w:rPr>
+      </w:pPr>
+    </w:p>
+    <w:p>
+      <w:pPr>
+        <w:spacing w:line="240" w:lineRule="auto"/>
+        <w:rPr>
+          <w:highlight w:val="yellow"/>
+          <w:lang w:eastAsia="en-US" w:bidi="ar-SA"/>
+        </w:rPr>
+      </w:pPr>
+    </w:p>
+    <w:p>
+      <w:pPr>
+        <w:spacing w:line="240" w:lineRule="auto"/>
+        <w:rPr>
+          <w:highlight w:val="yellow"/>
+          <w:lang w:eastAsia="en-US" w:bidi="ar-SA"/>
+        </w:rPr>
+      </w:pPr>
+    </w:p>
+    <w:p>
+      <w:pPr>
+        <w:spacing w:line="240" w:lineRule="auto"/>
+        <w:rPr>
+          <w:highlight w:val="yellow"/>
+          <w:lang w:eastAsia="en-US" w:bidi="ar-SA"/>
+        </w:rPr>
+      </w:pPr>
+    </w:p>
+    <w:p>
+      <w:pPr>
+        <w:spacing w:line="240" w:lineRule="auto"/>
+        <w:rPr>
+          <w:highlight w:val="yellow"/>
+          <w:lang w:eastAsia="en-US" w:bidi="ar-SA"/>
+        </w:rPr>
+      </w:pPr>
+    </w:p>
+    <w:p>
+      <w:pPr>
+        <w:spacing w:line="240" w:lineRule="auto"/>
+        <w:rPr>
+          <w:highlight w:val="yellow"/>
+          <w:lang w:eastAsia="en-US" w:bidi="ar-SA"/>
+        </w:rPr>
+      </w:pPr>
+    </w:p>
+    <w:p>
+      <w:pPr>
+        <w:spacing w:line="240" w:lineRule="auto"/>
+        <w:rPr>
+          <w:highlight w:val="yellow"/>
+          <w:lang w:eastAsia="en-US" w:bidi="ar-SA"/>
+        </w:rPr>
+      </w:pPr>
+    </w:p>
+    <w:p>
+      <w:pPr>
+        <w:spacing w:line="240" w:lineRule="auto"/>
+        <w:rPr>
+          <w:highlight w:val="yellow"/>
+          <w:lang w:eastAsia="en-US" w:bidi="ar-SA"/>
+        </w:rPr>
+      </w:pPr>
+    </w:p>
+    <w:p>
+      <w:pPr>
+        <w:spacing w:line="240" w:lineRule="auto"/>
+        <w:rPr>
+          <w:highlight w:val="yellow"/>
+          <w:lang w:eastAsia="en-US" w:bidi="ar-SA"/>
+        </w:rPr>
+      </w:pPr>
+    </w:p>
+    <w:p>
+      <w:pPr>
+        <w:spacing w:line="240" w:lineRule="auto"/>
+        <w:rPr>
+          <w:highlight w:val="yellow"/>
+          <w:lang w:eastAsia="en-US" w:bidi="ar-SA"/>
+        </w:rPr>
+      </w:pPr>
+    </w:p>
+    <w:p>
+      <w:pPr>
+        <w:spacing w:line="240" w:lineRule="auto"/>
+        <w:rPr>
+          <w:highlight w:val="yellow"/>
+          <w:lang w:eastAsia="en-US" w:bidi="ar-SA"/>
+        </w:rPr>
+      </w:pPr>
+    </w:p>
+    <w:p>
+      <w:pPr>
+        <w:spacing w:line="240" w:lineRule="auto"/>
+        <w:rPr>
+          <w:highlight w:val="yellow"/>
+          <w:lang w:eastAsia="en-US" w:bidi="ar-SA"/>
+        </w:rPr>
+      </w:pPr>
+    </w:p>
+    <w:p>
+      <w:pPr>
+        <w:spacing w:line="240" w:lineRule="auto"/>
+        <w:rPr>
+          <w:highlight w:val="yellow"/>
+          <w:lang w:eastAsia="en-US" w:bidi="ar-SA"/>
+        </w:rPr>
+      </w:pPr>
+    </w:p>
+    <w:p>
+      <w:pPr>
+        <w:spacing w:line="240" w:lineRule="auto"/>
+        <w:rPr>
+          <w:highlight w:val="yellow"/>
+          <w:lang w:eastAsia="en-US" w:bidi="ar-SA"/>
+        </w:rPr>
+      </w:pPr>
+    </w:p>
+    <w:p>
+      <w:pPr>
+        <w:spacing w:line="240" w:lineRule="auto"/>
+        <w:rPr>
+          <w:highlight w:val="yellow"/>
+          <w:lang w:eastAsia="en-US" w:bidi="ar-SA"/>
+        </w:rPr>
+      </w:pPr>
+    </w:p>
+    <w:p>
+      <w:pPr>
+        <w:spacing w:line="240" w:lineRule="auto"/>
+        <w:rPr>
+          <w:highlight w:val="yellow"/>
+          <w:lang w:eastAsia="en-US" w:bidi="ar-SA"/>
+        </w:rPr>
+      </w:pPr>
+    </w:p>
+    <w:p>
+      <w:pPr>
+        <w:spacing w:line="240" w:lineRule="auto"/>
+        <w:rPr>
+          <w:highlight w:val="yellow"/>
+          <w:lang w:eastAsia="en-US" w:bidi="ar-SA"/>
+        </w:rPr>
+      </w:pPr>
+    </w:p>
+    <w:p>
+      <w:pPr>
+        <w:spacing w:line="240" w:lineRule="auto"/>
+        <w:rPr>
+          <w:highlight w:val="yellow"/>
+          <w:lang w:eastAsia="en-US" w:bidi="ar-SA"/>
+        </w:rPr>
+      </w:pPr>
+    </w:p>
+    <w:p>
+      <w:pPr>
+        <w:spacing w:line="240" w:lineRule="auto"/>
+        <w:rPr>
+          <w:highlight w:val="yellow"/>
+          <w:lang w:eastAsia="en-US" w:bidi="ar-SA"/>
+        </w:rPr>
+      </w:pPr>
+    </w:p>
+    <w:p>
+      <w:pPr>
+        <w:spacing w:line="240" w:lineRule="auto"/>
+        <w:rPr>
+          <w:highlight w:val="yellow"/>
+          <w:lang w:eastAsia="en-US" w:bidi="ar-SA"/>
+        </w:rPr>
+      </w:pPr>
+    </w:p>
+    <w:p>
+      <w:pPr>
+        <w:spacing w:line="240" w:lineRule="auto"/>
+        <w:rPr>
+          <w:highlight w:val="yellow"/>
+          <w:lang w:eastAsia="en-US" w:bidi="ar-SA"/>
+        </w:rPr>
+      </w:pPr>
+    </w:p>
+    <w:p>
+      <w:pPr>
+        <w:spacing w:line="240" w:lineRule="auto"/>
+        <w:rPr>
+          <w:highlight w:val="yellow"/>
+          <w:lang w:eastAsia="en-US" w:bidi="ar-SA"/>
+        </w:rPr>
+      </w:pPr>
+    </w:p>
+    <w:p>
+      <w:pPr>
+        <w:spacing w:line="240" w:lineRule="auto"/>
         <w:rPr>
           <w:highlight w:val="yellow"/>
           <w:lang w:eastAsia="en-US" w:bidi="ar-SA"/>
@@ -5869,6 +6776,7 @@
     <w:p>
       <w:pPr>
         <w:pStyle w:val="1"/>
+        <w:spacing w:line="240" w:lineRule="auto"/>
         <w:ind w:left="0" w:firstLine="0"/>
         <w:jc w:val="center"/>
         <w:rPr>
@@ -5888,6 +6796,7 @@
     </w:p>
     <w:p>
       <w:pPr>
+        <w:spacing w:line="240" w:lineRule="auto"/>
         <w:jc w:val="center"/>
         <w:rPr>
           <w:rStyle w:val="a9"/>
@@ -5930,6 +6839,7 @@
     </w:p>
     <w:p>
       <w:pPr>
+        <w:spacing w:line="240" w:lineRule="auto"/>
         <w:jc w:val="center"/>
         <w:rPr>
           <w:rStyle w:val="a9"/>
@@ -5958,6 +6868,7 @@
     </w:p>
     <w:p>
       <w:pPr>
+        <w:spacing w:line="240" w:lineRule="auto"/>
         <w:jc w:val="center"/>
         <w:rPr>
           <w:lang w:eastAsia="en-US" w:bidi="ar-SA"/>
@@ -5979,230 +6890,263 @@
     </w:p>
     <w:p>
       <w:pPr>
-        <w:rPr>
-          <w:lang w:eastAsia="en-US" w:bidi="ar-SA"/>
-        </w:rPr>
-      </w:pPr>
-    </w:p>
-    <w:p>
-      <w:pPr>
-        <w:rPr>
-          <w:lang w:eastAsia="en-US" w:bidi="ar-SA"/>
-        </w:rPr>
-      </w:pPr>
-    </w:p>
-    <w:p>
-      <w:pPr>
-        <w:rPr>
-          <w:lang w:eastAsia="en-US" w:bidi="ar-SA"/>
-        </w:rPr>
-      </w:pPr>
-    </w:p>
-    <w:p>
-      <w:pPr>
-        <w:rPr>
-          <w:lang w:eastAsia="en-US" w:bidi="ar-SA"/>
-        </w:rPr>
-      </w:pPr>
-    </w:p>
-    <w:p>
-      <w:pPr>
-        <w:rPr>
-          <w:lang w:eastAsia="en-US" w:bidi="ar-SA"/>
-        </w:rPr>
-      </w:pPr>
-    </w:p>
-    <w:p>
-      <w:pPr>
-        <w:rPr>
-          <w:lang w:eastAsia="en-US" w:bidi="ar-SA"/>
-        </w:rPr>
-      </w:pPr>
-    </w:p>
-    <w:p>
-      <w:pPr>
-        <w:rPr>
-          <w:lang w:eastAsia="en-US" w:bidi="ar-SA"/>
-        </w:rPr>
-      </w:pPr>
-    </w:p>
-    <w:p>
-      <w:pPr>
-        <w:rPr>
-          <w:lang w:eastAsia="en-US" w:bidi="ar-SA"/>
-        </w:rPr>
-      </w:pPr>
-    </w:p>
-    <w:p>
-      <w:pPr>
-        <w:rPr>
-          <w:lang w:eastAsia="en-US" w:bidi="ar-SA"/>
-        </w:rPr>
-      </w:pPr>
-    </w:p>
-    <w:p>
-      <w:pPr>
-        <w:rPr>
-          <w:lang w:eastAsia="en-US" w:bidi="ar-SA"/>
-        </w:rPr>
-      </w:pPr>
-    </w:p>
-    <w:p>
-      <w:pPr>
-        <w:rPr>
-          <w:lang w:eastAsia="en-US" w:bidi="ar-SA"/>
-        </w:rPr>
-      </w:pPr>
-    </w:p>
-    <w:p>
-      <w:pPr>
-        <w:rPr>
-          <w:lang w:eastAsia="en-US" w:bidi="ar-SA"/>
-        </w:rPr>
-      </w:pPr>
-    </w:p>
-    <w:p>
-      <w:pPr>
-        <w:rPr>
-          <w:lang w:eastAsia="en-US" w:bidi="ar-SA"/>
-        </w:rPr>
-      </w:pPr>
-    </w:p>
-    <w:p>
-      <w:pPr>
-        <w:rPr>
-          <w:lang w:eastAsia="en-US" w:bidi="ar-SA"/>
-        </w:rPr>
-      </w:pPr>
-    </w:p>
-    <w:p>
-      <w:pPr>
-        <w:rPr>
-          <w:lang w:eastAsia="en-US" w:bidi="ar-SA"/>
-        </w:rPr>
-      </w:pPr>
-    </w:p>
-    <w:p>
-      <w:pPr>
-        <w:rPr>
-          <w:lang w:eastAsia="en-US" w:bidi="ar-SA"/>
-        </w:rPr>
-      </w:pPr>
-    </w:p>
-    <w:p>
-      <w:pPr>
-        <w:rPr>
-          <w:lang w:eastAsia="en-US" w:bidi="ar-SA"/>
-        </w:rPr>
-      </w:pPr>
-    </w:p>
-    <w:p>
-      <w:pPr>
-        <w:rPr>
-          <w:lang w:eastAsia="en-US" w:bidi="ar-SA"/>
-        </w:rPr>
-      </w:pPr>
-    </w:p>
-    <w:p>
-      <w:pPr>
-        <w:rPr>
-          <w:lang w:eastAsia="en-US" w:bidi="ar-SA"/>
-        </w:rPr>
-      </w:pPr>
-    </w:p>
-    <w:p>
-      <w:pPr>
-        <w:rPr>
-          <w:lang w:eastAsia="en-US" w:bidi="ar-SA"/>
-        </w:rPr>
-      </w:pPr>
-    </w:p>
-    <w:p>
-      <w:pPr>
-        <w:rPr>
-          <w:lang w:eastAsia="en-US" w:bidi="ar-SA"/>
-        </w:rPr>
-      </w:pPr>
-    </w:p>
-    <w:p>
-      <w:pPr>
-        <w:rPr>
-          <w:lang w:eastAsia="en-US" w:bidi="ar-SA"/>
-        </w:rPr>
-      </w:pPr>
-    </w:p>
-    <w:p>
-      <w:pPr>
-        <w:rPr>
-          <w:lang w:eastAsia="en-US" w:bidi="ar-SA"/>
-        </w:rPr>
-      </w:pPr>
-    </w:p>
-    <w:p>
-      <w:pPr>
-        <w:rPr>
-          <w:lang w:eastAsia="en-US" w:bidi="ar-SA"/>
-        </w:rPr>
-      </w:pPr>
-    </w:p>
-    <w:p>
-      <w:pPr>
-        <w:rPr>
-          <w:lang w:eastAsia="en-US" w:bidi="ar-SA"/>
-        </w:rPr>
-      </w:pPr>
-    </w:p>
-    <w:p>
-      <w:pPr>
-        <w:rPr>
-          <w:lang w:eastAsia="en-US" w:bidi="ar-SA"/>
-        </w:rPr>
-      </w:pPr>
-    </w:p>
-    <w:p>
-      <w:pPr>
-        <w:rPr>
-          <w:lang w:eastAsia="en-US" w:bidi="ar-SA"/>
-        </w:rPr>
-      </w:pPr>
-    </w:p>
-    <w:p>
-      <w:pPr>
-        <w:rPr>
-          <w:lang w:eastAsia="en-US" w:bidi="ar-SA"/>
-        </w:rPr>
-      </w:pPr>
-    </w:p>
-    <w:p>
-      <w:pPr>
-        <w:rPr>
-          <w:lang w:eastAsia="en-US" w:bidi="ar-SA"/>
-        </w:rPr>
-      </w:pPr>
-    </w:p>
-    <w:p>
-      <w:pPr>
-        <w:rPr>
-          <w:lang w:eastAsia="en-US" w:bidi="ar-SA"/>
-        </w:rPr>
-      </w:pPr>
-    </w:p>
-    <w:p>
-      <w:pPr>
-        <w:rPr>
-          <w:lang w:eastAsia="en-US" w:bidi="ar-SA"/>
-        </w:rPr>
-      </w:pPr>
-    </w:p>
-    <w:p>
-      <w:pPr>
-        <w:rPr>
-          <w:lang w:eastAsia="en-US" w:bidi="ar-SA"/>
-        </w:rPr>
-      </w:pPr>
-    </w:p>
-    <w:p>
-      <w:pPr>
+        <w:spacing w:line="240" w:lineRule="auto"/>
+        <w:rPr>
+          <w:lang w:eastAsia="en-US" w:bidi="ar-SA"/>
+        </w:rPr>
+      </w:pPr>
+    </w:p>
+    <w:p>
+      <w:pPr>
+        <w:spacing w:line="240" w:lineRule="auto"/>
+        <w:rPr>
+          <w:lang w:eastAsia="en-US" w:bidi="ar-SA"/>
+        </w:rPr>
+      </w:pPr>
+    </w:p>
+    <w:p>
+      <w:pPr>
+        <w:spacing w:line="240" w:lineRule="auto"/>
+        <w:rPr>
+          <w:lang w:eastAsia="en-US" w:bidi="ar-SA"/>
+        </w:rPr>
+      </w:pPr>
+    </w:p>
+    <w:p>
+      <w:pPr>
+        <w:spacing w:line="240" w:lineRule="auto"/>
+        <w:rPr>
+          <w:lang w:eastAsia="en-US" w:bidi="ar-SA"/>
+        </w:rPr>
+      </w:pPr>
+    </w:p>
+    <w:p>
+      <w:pPr>
+        <w:spacing w:line="240" w:lineRule="auto"/>
+        <w:rPr>
+          <w:lang w:eastAsia="en-US" w:bidi="ar-SA"/>
+        </w:rPr>
+      </w:pPr>
+    </w:p>
+    <w:p>
+      <w:pPr>
+        <w:spacing w:line="240" w:lineRule="auto"/>
+        <w:rPr>
+          <w:lang w:eastAsia="en-US" w:bidi="ar-SA"/>
+        </w:rPr>
+      </w:pPr>
+    </w:p>
+    <w:p>
+      <w:pPr>
+        <w:spacing w:line="240" w:lineRule="auto"/>
+        <w:rPr>
+          <w:lang w:eastAsia="en-US" w:bidi="ar-SA"/>
+        </w:rPr>
+      </w:pPr>
+    </w:p>
+    <w:p>
+      <w:pPr>
+        <w:spacing w:line="240" w:lineRule="auto"/>
+        <w:rPr>
+          <w:lang w:eastAsia="en-US" w:bidi="ar-SA"/>
+        </w:rPr>
+      </w:pPr>
+    </w:p>
+    <w:p>
+      <w:pPr>
+        <w:spacing w:line="240" w:lineRule="auto"/>
+        <w:rPr>
+          <w:lang w:eastAsia="en-US" w:bidi="ar-SA"/>
+        </w:rPr>
+      </w:pPr>
+    </w:p>
+    <w:p>
+      <w:pPr>
+        <w:spacing w:line="240" w:lineRule="auto"/>
+        <w:rPr>
+          <w:lang w:eastAsia="en-US" w:bidi="ar-SA"/>
+        </w:rPr>
+      </w:pPr>
+    </w:p>
+    <w:p>
+      <w:pPr>
+        <w:spacing w:line="240" w:lineRule="auto"/>
+        <w:rPr>
+          <w:lang w:eastAsia="en-US" w:bidi="ar-SA"/>
+        </w:rPr>
+      </w:pPr>
+    </w:p>
+    <w:p>
+      <w:pPr>
+        <w:spacing w:line="240" w:lineRule="auto"/>
+        <w:rPr>
+          <w:lang w:eastAsia="en-US" w:bidi="ar-SA"/>
+        </w:rPr>
+      </w:pPr>
+    </w:p>
+    <w:p>
+      <w:pPr>
+        <w:spacing w:line="240" w:lineRule="auto"/>
+        <w:rPr>
+          <w:lang w:eastAsia="en-US" w:bidi="ar-SA"/>
+        </w:rPr>
+      </w:pPr>
+    </w:p>
+    <w:p>
+      <w:pPr>
+        <w:spacing w:line="240" w:lineRule="auto"/>
+        <w:rPr>
+          <w:lang w:eastAsia="en-US" w:bidi="ar-SA"/>
+        </w:rPr>
+      </w:pPr>
+    </w:p>
+    <w:p>
+      <w:pPr>
+        <w:spacing w:line="240" w:lineRule="auto"/>
+        <w:rPr>
+          <w:lang w:eastAsia="en-US" w:bidi="ar-SA"/>
+        </w:rPr>
+      </w:pPr>
+    </w:p>
+    <w:p>
+      <w:pPr>
+        <w:spacing w:line="240" w:lineRule="auto"/>
+        <w:rPr>
+          <w:lang w:eastAsia="en-US" w:bidi="ar-SA"/>
+        </w:rPr>
+      </w:pPr>
+    </w:p>
+    <w:p>
+      <w:pPr>
+        <w:spacing w:line="240" w:lineRule="auto"/>
+        <w:rPr>
+          <w:lang w:eastAsia="en-US" w:bidi="ar-SA"/>
+        </w:rPr>
+      </w:pPr>
+    </w:p>
+    <w:p>
+      <w:pPr>
+        <w:spacing w:line="240" w:lineRule="auto"/>
+        <w:rPr>
+          <w:lang w:eastAsia="en-US" w:bidi="ar-SA"/>
+        </w:rPr>
+      </w:pPr>
+    </w:p>
+    <w:p>
+      <w:pPr>
+        <w:spacing w:line="240" w:lineRule="auto"/>
+        <w:rPr>
+          <w:lang w:eastAsia="en-US" w:bidi="ar-SA"/>
+        </w:rPr>
+      </w:pPr>
+    </w:p>
+    <w:p>
+      <w:pPr>
+        <w:spacing w:line="240" w:lineRule="auto"/>
+        <w:rPr>
+          <w:lang w:eastAsia="en-US" w:bidi="ar-SA"/>
+        </w:rPr>
+      </w:pPr>
+    </w:p>
+    <w:p>
+      <w:pPr>
+        <w:spacing w:line="240" w:lineRule="auto"/>
+        <w:rPr>
+          <w:lang w:eastAsia="en-US" w:bidi="ar-SA"/>
+        </w:rPr>
+      </w:pPr>
+    </w:p>
+    <w:p>
+      <w:pPr>
+        <w:spacing w:line="240" w:lineRule="auto"/>
+        <w:rPr>
+          <w:lang w:eastAsia="en-US" w:bidi="ar-SA"/>
+        </w:rPr>
+      </w:pPr>
+    </w:p>
+    <w:p>
+      <w:pPr>
+        <w:spacing w:line="240" w:lineRule="auto"/>
+        <w:rPr>
+          <w:lang w:eastAsia="en-US" w:bidi="ar-SA"/>
+        </w:rPr>
+      </w:pPr>
+    </w:p>
+    <w:p>
+      <w:pPr>
+        <w:spacing w:line="240" w:lineRule="auto"/>
+        <w:rPr>
+          <w:lang w:eastAsia="en-US" w:bidi="ar-SA"/>
+        </w:rPr>
+      </w:pPr>
+    </w:p>
+    <w:p>
+      <w:pPr>
+        <w:spacing w:line="240" w:lineRule="auto"/>
+        <w:rPr>
+          <w:lang w:eastAsia="en-US" w:bidi="ar-SA"/>
+        </w:rPr>
+      </w:pPr>
+    </w:p>
+    <w:p>
+      <w:pPr>
+        <w:spacing w:line="240" w:lineRule="auto"/>
+        <w:rPr>
+          <w:lang w:eastAsia="en-US" w:bidi="ar-SA"/>
+        </w:rPr>
+      </w:pPr>
+    </w:p>
+    <w:p>
+      <w:pPr>
+        <w:spacing w:line="240" w:lineRule="auto"/>
+        <w:rPr>
+          <w:lang w:eastAsia="en-US" w:bidi="ar-SA"/>
+        </w:rPr>
+      </w:pPr>
+    </w:p>
+    <w:p>
+      <w:pPr>
+        <w:spacing w:line="240" w:lineRule="auto"/>
+        <w:rPr>
+          <w:lang w:eastAsia="en-US" w:bidi="ar-SA"/>
+        </w:rPr>
+      </w:pPr>
+    </w:p>
+    <w:p>
+      <w:pPr>
+        <w:spacing w:line="240" w:lineRule="auto"/>
+        <w:rPr>
+          <w:lang w:eastAsia="en-US" w:bidi="ar-SA"/>
+        </w:rPr>
+      </w:pPr>
+    </w:p>
+    <w:p>
+      <w:pPr>
+        <w:spacing w:line="240" w:lineRule="auto"/>
+        <w:rPr>
+          <w:lang w:eastAsia="en-US" w:bidi="ar-SA"/>
+        </w:rPr>
+      </w:pPr>
+    </w:p>
+    <w:p>
+      <w:pPr>
+        <w:spacing w:line="240" w:lineRule="auto"/>
+        <w:rPr>
+          <w:lang w:eastAsia="en-US" w:bidi="ar-SA"/>
+        </w:rPr>
+      </w:pPr>
+    </w:p>
+    <w:p>
+      <w:pPr>
+        <w:spacing w:line="240" w:lineRule="auto"/>
+        <w:rPr>
+          <w:lang w:eastAsia="en-US" w:bidi="ar-SA"/>
+        </w:rPr>
+      </w:pPr>
+    </w:p>
+    <w:p>
+      <w:pPr>
+        <w:spacing w:line="240" w:lineRule="auto"/>
         <w:rPr>
           <w:lang w:eastAsia="en-US" w:bidi="ar-SA"/>
         </w:rPr>
@@ -6212,7 +7156,7 @@
       <w:pPr>
         <w:widowControl/>
         <w:suppressAutoHyphens w:val="0"/>
-        <w:spacing w:after="160" w:line="259" w:lineRule="auto"/>
+        <w:spacing w:after="160" w:line="240" w:lineRule="auto"/>
         <w:jc w:val="left"/>
         <w:rPr>
           <w:rStyle w:val="a9"/>
@@ -11922,6 +12866,7 @@
   <w:style w:type="character" w:default="1" w:styleId="a0">
     <w:name w:val="Default Paragraph Font"/>
     <w:uiPriority w:val="1"/>
+    <w:semiHidden/>
     <w:unhideWhenUsed/>
   </w:style>
   <w:style w:type="table" w:default="1" w:styleId="a1">

--- a/Operating environments and system programming/Course Work/ПОЯСНИТЕЛЬНАЯ ЗАПИСКА.docx
+++ b/Operating environments and system programming/Course Work/ПОЯСНИТЕЛЬНАЯ ЗАПИСКА.docx
@@ -4,7 +4,7 @@
   <w:body>
     <w:p>
       <w:pPr>
-        <w:spacing w:line="240" w:lineRule="auto"/>
+        <w:spacing w:line="360" w:lineRule="auto"/>
         <w:ind w:firstLine="709"/>
         <w:jc w:val="center"/>
         <w:rPr>
@@ -22,7 +22,7 @@
     </w:p>
     <w:p>
       <w:pPr>
-        <w:spacing w:line="240" w:lineRule="auto"/>
+        <w:spacing w:line="480" w:lineRule="auto"/>
         <w:jc w:val="center"/>
         <w:rPr>
           <w:rFonts w:eastAsia="Times New Roman" w:cs="Times New Roman"/>
@@ -66,7 +66,7 @@
     </w:p>
     <w:p>
       <w:pPr>
-        <w:spacing w:line="240" w:lineRule="auto"/>
+        <w:spacing w:line="360" w:lineRule="auto"/>
         <w:jc w:val="left"/>
         <w:rPr>
           <w:rFonts w:eastAsia="Times New Roman" w:cs="Times New Roman"/>
@@ -81,7 +81,7 @@
     </w:p>
     <w:p>
       <w:pPr>
-        <w:spacing w:line="240" w:lineRule="auto"/>
+        <w:spacing w:line="360" w:lineRule="auto"/>
         <w:jc w:val="left"/>
         <w:rPr>
           <w:rFonts w:eastAsia="Times New Roman" w:cs="Times New Roman"/>
@@ -96,7 +96,7 @@
     </w:p>
     <w:p>
       <w:pPr>
-        <w:spacing w:line="240" w:lineRule="auto"/>
+        <w:spacing w:line="360" w:lineRule="auto"/>
         <w:jc w:val="left"/>
         <w:rPr>
           <w:rFonts w:eastAsia="Times New Roman" w:cs="Times New Roman"/>
@@ -106,13 +106,7 @@
         <w:rPr>
           <w:rFonts w:eastAsia="Times New Roman" w:cs="Times New Roman"/>
         </w:rPr>
-        <w:t xml:space="preserve">Дисциплина </w:t>
-      </w:r>
-      <w:r>
-        <w:rPr>
-          <w:rFonts w:eastAsia="Times New Roman" w:cs="Times New Roman"/>
-        </w:rPr>
-        <w:t>Операционные среды и системное программирование</w:t>
+        <w:t>Дисциплина Операционные среды и системное программирование</w:t>
       </w:r>
     </w:p>
     <w:p>
@@ -181,7 +175,6 @@
     </w:p>
     <w:p>
       <w:pPr>
-        <w:spacing w:line="240" w:lineRule="auto"/>
         <w:jc w:val="center"/>
         <w:rPr>
           <w:rFonts w:eastAsia="Times New Roman" w:cs="Times New Roman"/>
@@ -200,7 +193,6 @@
     </w:p>
     <w:p>
       <w:pPr>
-        <w:spacing w:line="240" w:lineRule="auto"/>
         <w:jc w:val="center"/>
         <w:rPr>
           <w:rFonts w:eastAsia="Times New Roman" w:cs="Times New Roman"/>
@@ -212,7 +204,7 @@
     </w:p>
     <w:p>
       <w:pPr>
-        <w:spacing w:line="240" w:lineRule="auto"/>
+        <w:spacing w:line="360" w:lineRule="auto"/>
         <w:jc w:val="center"/>
         <w:rPr>
           <w:rFonts w:eastAsia="Times New Roman" w:cs="Times New Roman"/>
@@ -230,41 +222,43 @@
           <w:rFonts w:eastAsia="Times New Roman" w:cs="Times New Roman"/>
           <w:color w:val="auto"/>
         </w:rPr>
-        <w:t>01</w:t>
-      </w:r>
-      <w:r>
+        <w:t>018 ПЗ</w:t>
+      </w:r>
+    </w:p>
+    <w:p>
+      <w:pPr>
+        <w:jc w:val="center"/>
         <w:rPr>
           <w:rFonts w:eastAsia="Times New Roman" w:cs="Times New Roman"/>
-          <w:color w:val="auto"/>
-        </w:rPr>
-        <w:t>8</w:t>
-      </w:r>
+        </w:rPr>
+      </w:pPr>
       <w:r>
         <w:rPr>
           <w:rFonts w:eastAsia="Times New Roman" w:cs="Times New Roman"/>
-          <w:color w:val="auto"/>
-        </w:rPr>
-        <w:t> ПЗ</w:t>
-      </w:r>
-    </w:p>
-    <w:p>
-      <w:pPr>
-        <w:spacing w:line="240" w:lineRule="auto"/>
+        </w:rPr>
+        <w:t> </w:t>
+      </w:r>
+    </w:p>
+    <w:p>
+      <w:pPr>
         <w:jc w:val="center"/>
         <w:rPr>
           <w:rFonts w:eastAsia="Times New Roman" w:cs="Times New Roman"/>
-        </w:rPr>
-      </w:pPr>
-      <w:r>
+          <w:highlight w:val="yellow"/>
+        </w:rPr>
+      </w:pPr>
+    </w:p>
+    <w:p>
+      <w:pPr>
+        <w:jc w:val="center"/>
         <w:rPr>
           <w:rFonts w:eastAsia="Times New Roman" w:cs="Times New Roman"/>
-        </w:rPr>
-        <w:t> </w:t>
-      </w:r>
-    </w:p>
-    <w:p>
-      <w:pPr>
-        <w:spacing w:line="240" w:lineRule="auto"/>
+          <w:highlight w:val="yellow"/>
+        </w:rPr>
+      </w:pPr>
+    </w:p>
+    <w:p>
+      <w:pPr>
         <w:jc w:val="center"/>
         <w:rPr>
           <w:rFonts w:eastAsia="Times New Roman" w:cs="Times New Roman"/>
@@ -274,7 +268,6 @@
     </w:p>
     <w:p>
       <w:pPr>
-        <w:spacing w:line="240" w:lineRule="auto"/>
         <w:jc w:val="center"/>
         <w:rPr>
           <w:rFonts w:eastAsia="Times New Roman" w:cs="Times New Roman"/>
@@ -284,41 +277,245 @@
     </w:p>
     <w:p>
       <w:pPr>
-        <w:spacing w:line="240" w:lineRule="auto"/>
+        <w:spacing w:line="480" w:lineRule="auto"/>
+        <w:ind w:firstLine="709"/>
+        <w:rPr>
+          <w:rFonts w:eastAsia="Times New Roman" w:cs="Times New Roman"/>
+        </w:rPr>
+      </w:pPr>
+      <w:r>
+        <w:rPr>
+          <w:rFonts w:eastAsia="Times New Roman" w:cs="Times New Roman"/>
+        </w:rPr>
+        <w:t>Студент</w:t>
+      </w:r>
+      <w:r>
+        <w:rPr>
+          <w:rFonts w:eastAsia="Times New Roman" w:cs="Times New Roman"/>
+        </w:rPr>
+        <w:tab/>
+      </w:r>
+      <w:r>
+        <w:rPr>
+          <w:rFonts w:eastAsia="Times New Roman" w:cs="Times New Roman"/>
+        </w:rPr>
+        <w:tab/>
+      </w:r>
+      <w:r>
+        <w:rPr>
+          <w:rFonts w:eastAsia="Times New Roman" w:cs="Times New Roman"/>
+        </w:rPr>
+        <w:tab/>
+      </w:r>
+      <w:r>
+        <w:rPr>
+          <w:rFonts w:eastAsia="Times New Roman" w:cs="Times New Roman"/>
+        </w:rPr>
+        <w:tab/>
+      </w:r>
+      <w:r>
+        <w:rPr>
+          <w:rFonts w:eastAsia="Times New Roman" w:cs="Times New Roman"/>
+        </w:rPr>
+        <w:tab/>
+      </w:r>
+      <w:r>
+        <w:rPr>
+          <w:rFonts w:eastAsia="Times New Roman" w:cs="Times New Roman"/>
+        </w:rPr>
+        <w:tab/>
+      </w:r>
+      <w:r>
+        <w:rPr>
+          <w:rFonts w:eastAsia="Times New Roman" w:cs="Times New Roman"/>
+        </w:rPr>
+        <w:tab/>
+      </w:r>
+      <w:r>
+        <w:rPr>
+          <w:rFonts w:eastAsia="Times New Roman" w:cs="Times New Roman"/>
+        </w:rPr>
+        <w:tab/>
+        <w:t>Д. А. Левшуков</w:t>
+      </w:r>
+    </w:p>
+    <w:p>
+      <w:pPr>
+        <w:spacing w:line="480" w:lineRule="auto"/>
+        <w:ind w:firstLine="709"/>
+        <w:rPr>
+          <w:rFonts w:eastAsia="Times New Roman" w:cs="Times New Roman"/>
+        </w:rPr>
+      </w:pPr>
+      <w:r>
+        <w:rPr>
+          <w:rFonts w:eastAsia="Times New Roman" w:cs="Times New Roman"/>
+        </w:rPr>
+        <w:t>Руководитель</w:t>
+      </w:r>
+      <w:r>
+        <w:rPr>
+          <w:rFonts w:eastAsia="Times New Roman" w:cs="Times New Roman"/>
+        </w:rPr>
+        <w:tab/>
+      </w:r>
+      <w:r>
+        <w:rPr>
+          <w:rFonts w:eastAsia="Times New Roman" w:cs="Times New Roman"/>
+        </w:rPr>
+        <w:tab/>
+      </w:r>
+      <w:r>
+        <w:rPr>
+          <w:rFonts w:eastAsia="Times New Roman" w:cs="Times New Roman"/>
+        </w:rPr>
+        <w:tab/>
+      </w:r>
+      <w:r>
+        <w:rPr>
+          <w:rFonts w:eastAsia="Times New Roman" w:cs="Times New Roman"/>
+        </w:rPr>
+        <w:tab/>
+      </w:r>
+      <w:r>
+        <w:rPr>
+          <w:rFonts w:eastAsia="Times New Roman" w:cs="Times New Roman"/>
+        </w:rPr>
+        <w:tab/>
+      </w:r>
+      <w:r>
+        <w:rPr>
+          <w:rFonts w:eastAsia="Times New Roman" w:cs="Times New Roman"/>
+        </w:rPr>
+        <w:tab/>
+      </w:r>
+      <w:r>
+        <w:rPr>
+          <w:rFonts w:eastAsia="Times New Roman" w:cs="Times New Roman"/>
+        </w:rPr>
+        <w:tab/>
+        <w:t xml:space="preserve">Н. Ю. Гриценко </w:t>
+      </w:r>
+    </w:p>
+    <w:p>
+      <w:pPr>
+        <w:spacing w:line="480" w:lineRule="auto"/>
+        <w:ind w:firstLine="709"/>
+        <w:rPr>
+          <w:rFonts w:eastAsia="Times New Roman" w:cs="Times New Roman"/>
+        </w:rPr>
+      </w:pPr>
+      <w:r>
+        <w:rPr>
+          <w:rFonts w:eastAsia="Times New Roman" w:cs="Times New Roman"/>
+        </w:rPr>
+        <w:t>Нормоконтролёр</w:t>
+      </w:r>
+      <w:r>
+        <w:rPr>
+          <w:rFonts w:eastAsia="Times New Roman" w:cs="Times New Roman"/>
+        </w:rPr>
+        <w:tab/>
+      </w:r>
+      <w:r>
+        <w:rPr>
+          <w:rFonts w:eastAsia="Times New Roman" w:cs="Times New Roman"/>
+        </w:rPr>
+        <w:tab/>
+      </w:r>
+      <w:r>
+        <w:rPr>
+          <w:rFonts w:eastAsia="Times New Roman" w:cs="Times New Roman"/>
+        </w:rPr>
+        <w:tab/>
+      </w:r>
+      <w:r>
+        <w:rPr>
+          <w:rFonts w:eastAsia="Times New Roman" w:cs="Times New Roman"/>
+        </w:rPr>
+        <w:tab/>
+      </w:r>
+      <w:r>
+        <w:rPr>
+          <w:rFonts w:eastAsia="Times New Roman" w:cs="Times New Roman"/>
+        </w:rPr>
+        <w:tab/>
+      </w:r>
+      <w:r>
+        <w:rPr>
+          <w:rFonts w:eastAsia="Times New Roman" w:cs="Times New Roman"/>
+        </w:rPr>
+        <w:tab/>
+      </w:r>
+      <w:r>
+        <w:rPr>
+          <w:rFonts w:eastAsia="Times New Roman" w:cs="Times New Roman"/>
+        </w:rPr>
+        <w:tab/>
+        <w:t xml:space="preserve">Н. Ю. Гриценко </w:t>
+      </w:r>
+    </w:p>
+    <w:p>
+      <w:pPr>
         <w:jc w:val="center"/>
         <w:rPr>
           <w:rFonts w:eastAsia="Times New Roman" w:cs="Times New Roman"/>
-          <w:highlight w:val="yellow"/>
-        </w:rPr>
-      </w:pPr>
-    </w:p>
-    <w:p>
-      <w:pPr>
-        <w:spacing w:line="240" w:lineRule="auto"/>
+        </w:rPr>
+      </w:pPr>
+      <w:r>
+        <w:rPr>
+          <w:rFonts w:eastAsia="Times New Roman" w:cs="Times New Roman"/>
+        </w:rPr>
+        <w:tab/>
+      </w:r>
+      <w:r>
+        <w:rPr>
+          <w:rFonts w:eastAsia="Times New Roman" w:cs="Times New Roman"/>
+        </w:rPr>
+        <w:tab/>
+      </w:r>
+      <w:r>
+        <w:rPr>
+          <w:rFonts w:eastAsia="Times New Roman" w:cs="Times New Roman"/>
+        </w:rPr>
+        <w:tab/>
+      </w:r>
+    </w:p>
+    <w:p>
+      <w:pPr>
         <w:jc w:val="center"/>
         <w:rPr>
           <w:rFonts w:eastAsia="Times New Roman" w:cs="Times New Roman"/>
-          <w:highlight w:val="yellow"/>
-        </w:rPr>
-      </w:pPr>
-    </w:p>
-    <w:p>
-      <w:pPr>
-        <w:spacing w:line="240" w:lineRule="auto"/>
-        <w:ind w:firstLine="709"/>
+        </w:rPr>
+      </w:pPr>
+    </w:p>
+    <w:p>
+      <w:pPr>
+        <w:jc w:val="center"/>
         <w:rPr>
           <w:rFonts w:eastAsia="Times New Roman" w:cs="Times New Roman"/>
         </w:rPr>
       </w:pPr>
-      <w:r>
+    </w:p>
+    <w:p>
+      <w:pPr>
+        <w:jc w:val="center"/>
         <w:rPr>
           <w:rFonts w:eastAsia="Times New Roman" w:cs="Times New Roman"/>
         </w:rPr>
-        <w:t>Студент</w:t>
-      </w:r>
-      <w:r>
+      </w:pPr>
+    </w:p>
+    <w:p>
+      <w:pPr>
+        <w:jc w:val="center"/>
         <w:rPr>
           <w:rFonts w:eastAsia="Times New Roman" w:cs="Times New Roman"/>
+          <w:lang w:val="en-US"/>
+        </w:rPr>
+      </w:pPr>
+      <w:r>
+        <w:rPr>
+          <w:rFonts w:eastAsia="Times New Roman" w:cs="Times New Roman"/>
         </w:rPr>
         <w:tab/>
       </w:r>
@@ -328,356 +525,21 @@
         </w:rPr>
         <w:tab/>
       </w:r>
-      <w:r>
+    </w:p>
+    <w:p>
+      <w:pPr>
+        <w:spacing w:line="240" w:lineRule="auto"/>
+        <w:jc w:val="center"/>
         <w:rPr>
           <w:rFonts w:eastAsia="Times New Roman" w:cs="Times New Roman"/>
-        </w:rPr>
-        <w:tab/>
-      </w:r>
+          <w:highlight w:val="yellow"/>
+        </w:rPr>
+      </w:pPr>
       <w:r>
         <w:rPr>
           <w:rFonts w:eastAsia="Times New Roman" w:cs="Times New Roman"/>
         </w:rPr>
-        <w:tab/>
-      </w:r>
-      <w:r>
-        <w:rPr>
-          <w:rFonts w:eastAsia="Times New Roman" w:cs="Times New Roman"/>
-        </w:rPr>
-        <w:tab/>
-      </w:r>
-      <w:r>
-        <w:rPr>
-          <w:rFonts w:eastAsia="Times New Roman" w:cs="Times New Roman"/>
-        </w:rPr>
-        <w:tab/>
-      </w:r>
-      <w:r>
-        <w:rPr>
-          <w:rFonts w:eastAsia="Times New Roman" w:cs="Times New Roman"/>
-        </w:rPr>
-        <w:tab/>
-      </w:r>
-      <w:r>
-        <w:rPr>
-          <w:rFonts w:eastAsia="Times New Roman" w:cs="Times New Roman"/>
-        </w:rPr>
-        <w:tab/>
-      </w:r>
-      <w:r>
-        <w:rPr>
-          <w:rFonts w:eastAsia="Times New Roman" w:cs="Times New Roman"/>
-        </w:rPr>
-        <w:t>Д</w:t>
-      </w:r>
-      <w:r>
-        <w:rPr>
-          <w:rFonts w:eastAsia="Times New Roman" w:cs="Times New Roman"/>
-        </w:rPr>
-        <w:t xml:space="preserve">. </w:t>
-      </w:r>
-      <w:r>
-        <w:rPr>
-          <w:rFonts w:eastAsia="Times New Roman" w:cs="Times New Roman"/>
-        </w:rPr>
-        <w:t>А</w:t>
-      </w:r>
-      <w:r>
-        <w:rPr>
-          <w:rFonts w:eastAsia="Times New Roman" w:cs="Times New Roman"/>
-        </w:rPr>
-        <w:t>. Ле</w:t>
-      </w:r>
-      <w:r>
-        <w:rPr>
-          <w:rFonts w:eastAsia="Times New Roman" w:cs="Times New Roman"/>
-        </w:rPr>
-        <w:t>вшуков</w:t>
-      </w:r>
-    </w:p>
-    <w:p>
-      <w:pPr>
-        <w:spacing w:line="240" w:lineRule="auto"/>
-        <w:ind w:firstLine="709"/>
-        <w:rPr>
-          <w:rFonts w:eastAsia="Times New Roman" w:cs="Times New Roman"/>
-        </w:rPr>
-      </w:pPr>
-      <w:r>
-        <w:rPr>
-          <w:rFonts w:eastAsia="Times New Roman" w:cs="Times New Roman"/>
-        </w:rPr>
-        <w:t>Руководитель</w:t>
-      </w:r>
-      <w:r>
-        <w:rPr>
-          <w:rFonts w:eastAsia="Times New Roman" w:cs="Times New Roman"/>
-        </w:rPr>
-        <w:tab/>
-      </w:r>
-      <w:r>
-        <w:rPr>
-          <w:rFonts w:eastAsia="Times New Roman" w:cs="Times New Roman"/>
-        </w:rPr>
-        <w:tab/>
-      </w:r>
-      <w:r>
-        <w:rPr>
-          <w:rFonts w:eastAsia="Times New Roman" w:cs="Times New Roman"/>
-        </w:rPr>
-        <w:tab/>
-      </w:r>
-      <w:r>
-        <w:rPr>
-          <w:rFonts w:eastAsia="Times New Roman" w:cs="Times New Roman"/>
-        </w:rPr>
-        <w:tab/>
-      </w:r>
-      <w:r>
-        <w:rPr>
-          <w:rFonts w:eastAsia="Times New Roman" w:cs="Times New Roman"/>
-        </w:rPr>
-        <w:tab/>
-      </w:r>
-      <w:r>
-        <w:rPr>
-          <w:rFonts w:eastAsia="Times New Roman" w:cs="Times New Roman"/>
-        </w:rPr>
-        <w:tab/>
-      </w:r>
-      <w:r>
-        <w:rPr>
-          <w:rFonts w:eastAsia="Times New Roman" w:cs="Times New Roman"/>
-        </w:rPr>
-        <w:tab/>
-      </w:r>
-      <w:r>
-        <w:rPr>
-          <w:rFonts w:eastAsia="Times New Roman" w:cs="Times New Roman"/>
-        </w:rPr>
-        <w:t>Н</w:t>
-      </w:r>
-      <w:r>
-        <w:rPr>
-          <w:rFonts w:eastAsia="Times New Roman" w:cs="Times New Roman"/>
-        </w:rPr>
-        <w:t xml:space="preserve">. </w:t>
-      </w:r>
-      <w:r>
-        <w:rPr>
-          <w:rFonts w:eastAsia="Times New Roman" w:cs="Times New Roman"/>
-        </w:rPr>
-        <w:t>Ю</w:t>
-      </w:r>
-      <w:r>
-        <w:rPr>
-          <w:rFonts w:eastAsia="Times New Roman" w:cs="Times New Roman"/>
-        </w:rPr>
-        <w:t xml:space="preserve">. </w:t>
-      </w:r>
-      <w:r>
-        <w:rPr>
-          <w:rFonts w:eastAsia="Times New Roman" w:cs="Times New Roman"/>
-        </w:rPr>
-        <w:t>Гриценко</w:t>
-      </w:r>
-      <w:r>
-        <w:rPr>
-          <w:rFonts w:eastAsia="Times New Roman" w:cs="Times New Roman"/>
-        </w:rPr>
-        <w:t xml:space="preserve"> </w:t>
-      </w:r>
-    </w:p>
-    <w:p>
-      <w:pPr>
-        <w:spacing w:line="240" w:lineRule="auto"/>
-        <w:ind w:firstLine="709"/>
-        <w:rPr>
-          <w:rFonts w:eastAsia="Times New Roman" w:cs="Times New Roman"/>
-        </w:rPr>
-      </w:pPr>
-      <w:proofErr w:type="spellStart"/>
-      <w:r>
-        <w:rPr>
-          <w:rFonts w:eastAsia="Times New Roman" w:cs="Times New Roman"/>
-        </w:rPr>
-        <w:t>Нормоконтролёр</w:t>
-      </w:r>
-      <w:proofErr w:type="spellEnd"/>
-      <w:r>
-        <w:rPr>
-          <w:rFonts w:eastAsia="Times New Roman" w:cs="Times New Roman"/>
-        </w:rPr>
-        <w:tab/>
-      </w:r>
-      <w:r>
-        <w:rPr>
-          <w:rFonts w:eastAsia="Times New Roman" w:cs="Times New Roman"/>
-        </w:rPr>
-        <w:tab/>
-      </w:r>
-      <w:r>
-        <w:rPr>
-          <w:rFonts w:eastAsia="Times New Roman" w:cs="Times New Roman"/>
-        </w:rPr>
-        <w:tab/>
-      </w:r>
-      <w:r>
-        <w:rPr>
-          <w:rFonts w:eastAsia="Times New Roman" w:cs="Times New Roman"/>
-        </w:rPr>
-        <w:tab/>
-      </w:r>
-      <w:r>
-        <w:rPr>
-          <w:rFonts w:eastAsia="Times New Roman" w:cs="Times New Roman"/>
-        </w:rPr>
-        <w:tab/>
-      </w:r>
-      <w:r>
-        <w:rPr>
-          <w:rFonts w:eastAsia="Times New Roman" w:cs="Times New Roman"/>
-        </w:rPr>
-        <w:tab/>
-      </w:r>
-      <w:r>
-        <w:rPr>
-          <w:rFonts w:eastAsia="Times New Roman" w:cs="Times New Roman"/>
-        </w:rPr>
-        <w:tab/>
-      </w:r>
-      <w:r>
-        <w:rPr>
-          <w:rFonts w:eastAsia="Times New Roman" w:cs="Times New Roman"/>
-        </w:rPr>
-        <w:t>Н.</w:t>
-      </w:r>
-      <w:r>
-        <w:rPr>
-          <w:rFonts w:eastAsia="Times New Roman" w:cs="Times New Roman"/>
-        </w:rPr>
-        <w:t xml:space="preserve"> </w:t>
-      </w:r>
-      <w:r>
-        <w:rPr>
-          <w:rFonts w:eastAsia="Times New Roman" w:cs="Times New Roman"/>
-        </w:rPr>
-        <w:t>Ю</w:t>
-      </w:r>
-      <w:r>
-        <w:rPr>
-          <w:rFonts w:eastAsia="Times New Roman" w:cs="Times New Roman"/>
-        </w:rPr>
-        <w:t>.</w:t>
-      </w:r>
-      <w:r>
-        <w:rPr>
-          <w:rFonts w:eastAsia="Times New Roman" w:cs="Times New Roman"/>
-        </w:rPr>
-        <w:t xml:space="preserve"> Гриценко</w:t>
-      </w:r>
-      <w:r>
-        <w:rPr>
-          <w:rFonts w:eastAsia="Times New Roman" w:cs="Times New Roman"/>
-        </w:rPr>
-        <w:t xml:space="preserve"> </w:t>
-      </w:r>
-    </w:p>
-    <w:p>
-      <w:pPr>
-        <w:spacing w:line="240" w:lineRule="auto"/>
-        <w:jc w:val="center"/>
-        <w:rPr>
-          <w:rFonts w:eastAsia="Times New Roman" w:cs="Times New Roman"/>
-        </w:rPr>
-      </w:pPr>
-      <w:r>
-        <w:rPr>
-          <w:rFonts w:eastAsia="Times New Roman" w:cs="Times New Roman"/>
-        </w:rPr>
-        <w:tab/>
-      </w:r>
-      <w:r>
-        <w:rPr>
-          <w:rFonts w:eastAsia="Times New Roman" w:cs="Times New Roman"/>
-        </w:rPr>
-        <w:tab/>
-      </w:r>
-      <w:r>
-        <w:rPr>
-          <w:rFonts w:eastAsia="Times New Roman" w:cs="Times New Roman"/>
-        </w:rPr>
-        <w:tab/>
-      </w:r>
-    </w:p>
-    <w:p>
-      <w:pPr>
-        <w:spacing w:line="240" w:lineRule="auto"/>
-        <w:jc w:val="center"/>
-        <w:rPr>
-          <w:rFonts w:eastAsia="Times New Roman" w:cs="Times New Roman"/>
-        </w:rPr>
-      </w:pPr>
-    </w:p>
-    <w:p>
-      <w:pPr>
-        <w:spacing w:line="240" w:lineRule="auto"/>
-        <w:jc w:val="center"/>
-        <w:rPr>
-          <w:rFonts w:eastAsia="Times New Roman" w:cs="Times New Roman"/>
-        </w:rPr>
-      </w:pPr>
-    </w:p>
-    <w:p>
-      <w:pPr>
-        <w:spacing w:line="240" w:lineRule="auto"/>
-        <w:jc w:val="center"/>
-        <w:rPr>
-          <w:rFonts w:eastAsia="Times New Roman" w:cs="Times New Roman"/>
-        </w:rPr>
-      </w:pPr>
-    </w:p>
-    <w:p>
-      <w:pPr>
-        <w:spacing w:line="240" w:lineRule="auto"/>
-        <w:jc w:val="center"/>
-        <w:rPr>
-          <w:rFonts w:eastAsia="Times New Roman" w:cs="Times New Roman"/>
-        </w:rPr>
-      </w:pPr>
-      <w:r>
-        <w:rPr>
-          <w:rFonts w:eastAsia="Times New Roman" w:cs="Times New Roman"/>
-        </w:rPr>
-        <w:tab/>
-      </w:r>
-      <w:r>
-        <w:rPr>
-          <w:rFonts w:eastAsia="Times New Roman" w:cs="Times New Roman"/>
-        </w:rPr>
-        <w:tab/>
-      </w:r>
-    </w:p>
-    <w:p>
-      <w:pPr>
-        <w:spacing w:line="240" w:lineRule="auto"/>
-        <w:jc w:val="center"/>
-        <w:rPr>
-          <w:rFonts w:eastAsia="Times New Roman" w:cs="Times New Roman"/>
-          <w:highlight w:val="yellow"/>
-        </w:rPr>
-      </w:pPr>
-      <w:r>
-        <w:rPr>
-          <w:rFonts w:eastAsia="Times New Roman" w:cs="Times New Roman"/>
-        </w:rPr>
-        <w:t>Минск 202</w:t>
-      </w:r>
-      <w:r>
-        <w:rPr>
-          <w:rFonts w:eastAsia="Times New Roman" w:cs="Times New Roman"/>
-        </w:rPr>
-        <w:t>6</w:t>
+        <w:t>Минск 2026</w:t>
       </w:r>
       <w:r>
         <w:rPr>
@@ -2116,7 +1978,6 @@
             <w:spacing w:after="0"/>
             <w:rPr>
               <w:noProof/>
-              <w:lang w:val="en-US"/>
             </w:rPr>
           </w:pPr>
           <w:r>
@@ -2294,49 +2155,7 @@
         <w:rPr>
           <w:lang w:eastAsia="en-US"/>
         </w:rPr>
-        <w:t xml:space="preserve">Удачная концепция Norton Commander породила множество клонов и альтернативных реализаций, таких как </w:t>
-      </w:r>
-      <w:proofErr w:type="spellStart"/>
-      <w:r>
-        <w:rPr>
-          <w:lang w:eastAsia="en-US"/>
-        </w:rPr>
-        <w:t>Volcov</w:t>
-      </w:r>
-      <w:proofErr w:type="spellEnd"/>
-      <w:r>
-        <w:rPr>
-          <w:lang w:eastAsia="en-US"/>
-        </w:rPr>
-        <w:t xml:space="preserve"> Commander, FAR Manager, </w:t>
-      </w:r>
-      <w:proofErr w:type="spellStart"/>
-      <w:r>
-        <w:rPr>
-          <w:lang w:eastAsia="en-US"/>
-        </w:rPr>
-        <w:t>Midnight</w:t>
-      </w:r>
-      <w:proofErr w:type="spellEnd"/>
-      <w:r>
-        <w:rPr>
-          <w:lang w:eastAsia="en-US"/>
-        </w:rPr>
-        <w:t xml:space="preserve"> Commander для Unix-подобных систем, а также DOS Navigator молдавской компании </w:t>
-      </w:r>
-      <w:proofErr w:type="spellStart"/>
-      <w:r>
-        <w:rPr>
-          <w:lang w:eastAsia="en-US"/>
-        </w:rPr>
-        <w:t>RITLabs</w:t>
-      </w:r>
-      <w:proofErr w:type="spellEnd"/>
-      <w:r>
-        <w:rPr>
-          <w:lang w:eastAsia="en-US"/>
-        </w:rPr>
-        <w:t xml:space="preserve">, который расширил функциональность предшественника, добавив поддержку работы с </w:t>
+        <w:t xml:space="preserve">Удачная концепция Norton Commander породила множество клонов и альтернативных реализаций, таких как Volcov Commander, FAR Manager, Midnight Commander для Unix-подобных систем, а также DOS Navigator молдавской компании RITLabs, который расширил функциональность предшественника, добавив поддержку работы с </w:t>
       </w:r>
       <w:r>
         <w:rPr>
@@ -2458,21 +2277,7 @@
         <w:rPr>
           <w:lang w:eastAsia="en-US"/>
         </w:rPr>
-        <w:t xml:space="preserve">Ключевым требованием к разрабатываемому программному обеспечению является тщательная обработка нештатных ситуаций: программа должна явно сообщать пользователю об ошибках, связанных с недостаточными правами доступа, невозможностью доступа к занятому файлу или отсутствием запрашиваемого пути, что соответствует современным стандартам модели безопасности, управляемой дескрипторами и списками контроля доступа. Реализация проекта на языке C++ с использованием инструментов автоматизации сборки </w:t>
-      </w:r>
-      <w:proofErr w:type="spellStart"/>
-      <w:r>
-        <w:rPr>
-          <w:lang w:eastAsia="en-US"/>
-        </w:rPr>
-        <w:t>CMake</w:t>
-      </w:r>
-      <w:proofErr w:type="spellEnd"/>
-      <w:r>
-        <w:rPr>
-          <w:lang w:eastAsia="en-US"/>
-        </w:rPr>
-        <w:t xml:space="preserve"> позволит создать эффективное решение.</w:t>
+        <w:t>Ключевым требованием к разрабатываемому программному обеспечению является тщательная обработка нештатных ситуаций: программа должна явно сообщать пользователю об ошибках, связанных с недостаточными правами доступа, невозможностью доступа к занятому файлу или отсутствием запрашиваемого пути, что соответствует современным стандартам модели безопасности, управляемой дескрипторами и списками контроля доступа. Реализация проекта на языке C++ с использованием инструментов автоматизации сборки CMake позволит создать эффективное решение.</w:t>
       </w:r>
     </w:p>
     <w:p>
@@ -2703,39 +2508,43 @@
         <w:rPr>
           <w:lang w:val="ru-BY" w:eastAsia="en-US" w:bidi="ar-SA"/>
         </w:rPr>
-        <w:t xml:space="preserve">Архитектура логики приложения в современных фреймворках следует паттерну Model-View-Update, заимствованному из </w:t>
-      </w:r>
-      <w:proofErr w:type="spellStart"/>
+        <w:t>Архитектура логики приложения в современных фреймворках следует паттерну Model-View-Update, заимствованному из Elm</w:t>
+      </w:r>
+      <w:r>
+        <w:rPr>
+          <w:lang w:eastAsia="en-US" w:bidi="ar-SA"/>
+        </w:rPr>
+        <w:t xml:space="preserve"> [3]</w:t>
+      </w:r>
       <w:r>
         <w:rPr>
           <w:lang w:val="ru-BY" w:eastAsia="en-US" w:bidi="ar-SA"/>
         </w:rPr>
-        <w:t>Elm</w:t>
-      </w:r>
-      <w:proofErr w:type="spellEnd"/>
-      <w:r>
-        <w:rPr>
-          <w:lang w:eastAsia="en-US" w:bidi="ar-SA"/>
-        </w:rPr>
-        <w:t xml:space="preserve"> [3]</w:t>
+        <w:t xml:space="preserve">. Модель (Model) представляет структуру данных, полностью описывающую состояние приложения в текущий момент. Функция обновления (Update) получает сообщение и текущую модель, возвращая новую модель и, опционально, команду для выполнения побочных эффектов. Команды инкапсулируют асинхронные операции </w:t>
       </w:r>
       <w:r>
         <w:rPr>
           <w:lang w:val="ru-BY" w:eastAsia="en-US" w:bidi="ar-SA"/>
         </w:rPr>
-        <w:t xml:space="preserve">. Модель (Model) представляет структуру данных, полностью описывающую состояние приложения в текущий момент. Функция обновления (Update) получает сообщение и текущую модель, возвращая новую модель и, опционально, команду для выполнения побочных эффектов. Команды инкапсулируют асинхронные операции </w:t>
+        <w:t>–</w:t>
       </w:r>
       <w:r>
         <w:rPr>
           <w:lang w:val="ru-BY" w:eastAsia="en-US" w:bidi="ar-SA"/>
         </w:rPr>
+        <w:t xml:space="preserve"> чтение файловой системы, выполнение внешних процессов, таймеры </w:t>
+      </w:r>
+      <w:r>
+        <w:rPr>
+          <w:lang w:val="ru-BY" w:eastAsia="en-US" w:bidi="ar-SA"/>
+        </w:rPr>
         <w:t>–</w:t>
       </w:r>
       <w:r>
         <w:rPr>
           <w:lang w:val="ru-BY" w:eastAsia="en-US" w:bidi="ar-SA"/>
         </w:rPr>
-        <w:t xml:space="preserve"> чтение файловой системы, выполнение внешних процессов, таймеры </w:t>
+        <w:t xml:space="preserve"> и по завершении генерируют новое сообщение, возвращая управление в Update. Представление (View) </w:t>
       </w:r>
       <w:r>
         <w:rPr>
@@ -2747,60 +2556,34 @@
         <w:rPr>
           <w:lang w:val="ru-BY" w:eastAsia="en-US" w:bidi="ar-SA"/>
         </w:rPr>
-        <w:t xml:space="preserve"> и по завершении генерируют новое сообщение, возвращая управление в Update. Представление (View) </w:t>
-      </w:r>
-      <w:r>
+        <w:t xml:space="preserve"> чистая функция, преобразующая текущую модель в строковое представление интерфейса с ANSI-последовательностями для цвета и форматирования.</w:t>
+      </w:r>
+    </w:p>
+    <w:p>
+      <w:pPr>
+        <w:spacing w:line="240" w:lineRule="auto"/>
+        <w:ind w:firstLine="709"/>
         <w:rPr>
           <w:lang w:val="ru-BY" w:eastAsia="en-US" w:bidi="ar-SA"/>
         </w:rPr>
+      </w:pPr>
+      <w:r>
+        <w:rPr>
+          <w:lang w:val="ru-BY" w:eastAsia="en-US" w:bidi="ar-SA"/>
+        </w:rPr>
+        <w:t xml:space="preserve">Рендеринг в TUI требует оптимизации из-за ограничений терминалов. Современные реализации применяют дифференциальный рендеринг с тремя стратегиями обновления экрана. Хирургическое обновление изменяет только строки, содержимое которых действительно изменилось. Частичное обновление применяется при изменении количества строк или структурных сдвигах в видимой области </w:t>
+      </w:r>
+      <w:r>
+        <w:rPr>
+          <w:lang w:val="ru-BY" w:eastAsia="en-US" w:bidi="ar-SA"/>
+        </w:rPr>
         <w:t>–</w:t>
       </w:r>
       <w:r>
         <w:rPr>
           <w:lang w:val="ru-BY" w:eastAsia="en-US" w:bidi="ar-SA"/>
         </w:rPr>
-        <w:t xml:space="preserve"> чистая функция, преобразующая текущую модель в строковое представление интерфейса с ANSI-последовательностями для цвета и форматирования.</w:t>
-      </w:r>
-    </w:p>
-    <w:p>
-      <w:pPr>
-        <w:spacing w:line="240" w:lineRule="auto"/>
-        <w:ind w:firstLine="709"/>
-        <w:rPr>
-          <w:lang w:val="ru-BY" w:eastAsia="en-US" w:bidi="ar-SA"/>
-        </w:rPr>
-      </w:pPr>
-      <w:r>
-        <w:rPr>
-          <w:lang w:val="ru-BY" w:eastAsia="en-US" w:bidi="ar-SA"/>
-        </w:rPr>
-        <w:t xml:space="preserve">Рендеринг в TUI требует оптимизации из-за ограничений терминалов. Современные реализации применяют дифференциальный рендеринг с тремя стратегиями обновления экрана. Хирургическое обновление изменяет только строки, содержимое которых действительно изменилось. Частичное обновление применяется при изменении количества строк или структурных сдвигах в видимой области </w:t>
-      </w:r>
-      <w:r>
-        <w:rPr>
-          <w:lang w:val="ru-BY" w:eastAsia="en-US" w:bidi="ar-SA"/>
-        </w:rPr>
-        <w:t>–</w:t>
-      </w:r>
-      <w:r>
-        <w:rPr>
-          <w:lang w:val="ru-BY" w:eastAsia="en-US" w:bidi="ar-SA"/>
-        </w:rPr>
-        <w:t xml:space="preserve"> очищается область от первого изменения до конца экрана и выполняется перерисовка. Полное обновление происходит только при изменениях выше видимой области, в </w:t>
-      </w:r>
-      <w:proofErr w:type="spellStart"/>
-      <w:r>
-        <w:rPr>
-          <w:lang w:val="ru-BY" w:eastAsia="en-US" w:bidi="ar-SA"/>
-        </w:rPr>
-        <w:t>скролл</w:t>
-      </w:r>
-      <w:proofErr w:type="spellEnd"/>
-      <w:r>
-        <w:rPr>
-          <w:lang w:val="ru-BY" w:eastAsia="en-US" w:bidi="ar-SA"/>
-        </w:rPr>
-        <w:t>-буфере терминала. Для измерения эффективности используются метрики: количество перерисованных строк и среднее значение на кадр.</w:t>
+        <w:t xml:space="preserve"> очищается область от первого изменения до конца экрана и выполняется перерисовка. Полное обновление происходит только при изменениях выше видимой области, в скролл-буфере терминала. Для измерения эффективности используются метрики: количество перерисованных строк и среднее значение на кадр.</w:t>
       </w:r>
       <w:r>
         <w:rPr>
@@ -2839,7 +2622,7 @@
         <w:spacing w:line="240" w:lineRule="auto"/>
         <w:ind w:firstLine="709"/>
         <w:rPr>
-          <w:lang w:val="en-US" w:eastAsia="en-US" w:bidi="ar-SA"/>
+          <w:lang w:eastAsia="en-US" w:bidi="ar-SA"/>
         </w:rPr>
       </w:pPr>
       <w:r>
@@ -2858,21 +2641,7 @@
         <w:rPr>
           <w:lang w:val="ru-BY" w:eastAsia="en-US" w:bidi="ar-SA"/>
         </w:rPr>
-        <w:t xml:space="preserve">Обработка </w:t>
-      </w:r>
-      <w:proofErr w:type="spellStart"/>
-      <w:r>
-        <w:rPr>
-          <w:lang w:val="ru-BY" w:eastAsia="en-US" w:bidi="ar-SA"/>
-        </w:rPr>
-        <w:t>Unicode</w:t>
-      </w:r>
-      <w:proofErr w:type="spellEnd"/>
-      <w:r>
-        <w:rPr>
-          <w:lang w:val="ru-BY" w:eastAsia="en-US" w:bidi="ar-SA"/>
-        </w:rPr>
-        <w:t xml:space="preserve"> и измерение ширины символов требуют особого внимания, поскольку символы восточноазиатских языков и эмодзи занимают две позиции курсора. Современные библиотеки используют специализированные функции для корректного вычисления физической ширины строки без учёта управляющих последовательностей.</w:t>
+        <w:t>Обработка Unicode и измерение ширины символов требуют особого внимания, поскольку символы восточноазиатских языков и эмодзи занимают две позиции курсора. Современные библиотеки используют специализированные функции для корректного вычисления физической ширины строки без учёта управляющих последовательностей.</w:t>
       </w:r>
     </w:p>
     <w:p>
@@ -2938,63 +2707,7 @@
         <w:rPr>
           <w:lang w:val="ru-BY"/>
         </w:rPr>
-        <w:t xml:space="preserve">Модель представления файловой системы в памяти в UNIX-подобных операционных системах строится вокруг концепции виртуальной файловой системы (VFS), которая представляет собой уровень абстракции ядра, обеспечивающий единый интерфейс для работы с различными файловыми системами. VFS скрывает от пользовательских процессов детали реализации конкретных файловых систем, предоставляя унифицированный набор системных вызовов – </w:t>
-      </w:r>
-      <w:proofErr w:type="spellStart"/>
-      <w:r>
-        <w:rPr>
-          <w:lang w:val="ru-BY"/>
-        </w:rPr>
-        <w:t>open</w:t>
-      </w:r>
-      <w:proofErr w:type="spellEnd"/>
-      <w:r>
-        <w:rPr>
-          <w:lang w:val="ru-BY"/>
-        </w:rPr>
-        <w:t xml:space="preserve">, </w:t>
-      </w:r>
-      <w:proofErr w:type="spellStart"/>
-      <w:r>
-        <w:rPr>
-          <w:lang w:val="ru-BY"/>
-        </w:rPr>
-        <w:t>read</w:t>
-      </w:r>
-      <w:proofErr w:type="spellEnd"/>
-      <w:r>
-        <w:rPr>
-          <w:lang w:val="ru-BY"/>
-        </w:rPr>
-        <w:t xml:space="preserve">, </w:t>
-      </w:r>
-      <w:proofErr w:type="spellStart"/>
-      <w:r>
-        <w:rPr>
-          <w:lang w:val="ru-BY"/>
-        </w:rPr>
-        <w:t>write</w:t>
-      </w:r>
-      <w:proofErr w:type="spellEnd"/>
-      <w:r>
-        <w:rPr>
-          <w:lang w:val="ru-BY"/>
-        </w:rPr>
-        <w:t xml:space="preserve">, </w:t>
-      </w:r>
-      <w:proofErr w:type="spellStart"/>
-      <w:r>
-        <w:rPr>
-          <w:lang w:val="ru-BY"/>
-        </w:rPr>
-        <w:t>stat</w:t>
-      </w:r>
-      <w:proofErr w:type="spellEnd"/>
-      <w:r>
-        <w:rPr>
-          <w:lang w:val="ru-BY"/>
-        </w:rPr>
-        <w:t>. Архитектура VFS реализует объектно-ориентированный подход на языке C: каждая файловая система предоставляет структуры с указателями на функции, которые реализуют операции над файловыми объектами, что позволяет ядру работать с любыми файловыми системами через единый интерфейс</w:t>
+        <w:t>Модель представления файловой системы в памяти в UNIX-подобных операционных системах строится вокруг концепции виртуальной файловой системы (VFS), которая представляет собой уровень абстракции ядра, обеспечивающий единый интерфейс для работы с различными файловыми системами. VFS скрывает от пользовательских процессов детали реализации конкретных файловых систем, предоставляя унифицированный набор системных вызовов – open, read, write, stat. Архитектура VFS реализует объектно-ориентированный подход на языке C: каждая файловая система предоставляет структуры с указателями на функции, которые реализуют операции над файловыми объектами, что позволяет ядру работать с любыми файловыми системами через единый интерфейс</w:t>
       </w:r>
       <w:r>
         <w:rPr>
@@ -3018,189 +2731,7 @@
         <w:rPr>
           <w:lang w:val="ru-BY"/>
         </w:rPr>
-        <w:t>Центральной структурой, описывающей конкретный файл или каталог, является индексный дескриптор (</w:t>
-      </w:r>
-      <w:proofErr w:type="spellStart"/>
-      <w:r>
-        <w:rPr>
-          <w:lang w:val="ru-BY"/>
-        </w:rPr>
-        <w:t>inode</w:t>
-      </w:r>
-      <w:proofErr w:type="spellEnd"/>
-      <w:r>
-        <w:rPr>
-          <w:lang w:val="ru-BY"/>
-        </w:rPr>
-        <w:t xml:space="preserve">). Каждый </w:t>
-      </w:r>
-      <w:proofErr w:type="spellStart"/>
-      <w:r>
-        <w:rPr>
-          <w:lang w:val="ru-BY"/>
-        </w:rPr>
-        <w:t>inode</w:t>
-      </w:r>
-      <w:proofErr w:type="spellEnd"/>
-      <w:r>
-        <w:rPr>
-          <w:lang w:val="ru-BY"/>
-        </w:rPr>
-        <w:t xml:space="preserve"> хранит полные метаданные объекта: его тип (регулярный файл, каталог, символическая ссылка, устройство), права доступа (владелец, группа, биты разрешений </w:t>
-      </w:r>
-      <w:proofErr w:type="spellStart"/>
-      <w:r>
-        <w:rPr>
-          <w:lang w:val="ru-BY"/>
-        </w:rPr>
-        <w:t>rwx</w:t>
-      </w:r>
-      <w:proofErr w:type="spellEnd"/>
-      <w:r>
-        <w:rPr>
-          <w:lang w:val="ru-BY"/>
-        </w:rPr>
-        <w:t xml:space="preserve">), временные метки (последний доступ, модификация данных, изменение метаданных), счётчик жёстких ссылок и информацию о расположении блоков данных на диске. В Linux поля </w:t>
-      </w:r>
-      <w:proofErr w:type="spellStart"/>
-      <w:r>
-        <w:rPr>
-          <w:lang w:val="ru-BY"/>
-        </w:rPr>
-        <w:t>inode</w:t>
-      </w:r>
-      <w:proofErr w:type="spellEnd"/>
-      <w:r>
-        <w:rPr>
-          <w:lang w:val="ru-BY"/>
-        </w:rPr>
-        <w:t xml:space="preserve"> включают </w:t>
-      </w:r>
-      <w:proofErr w:type="spellStart"/>
-      <w:r>
-        <w:rPr>
-          <w:lang w:val="ru-BY"/>
-        </w:rPr>
-        <w:t>i_mode</w:t>
-      </w:r>
-      <w:proofErr w:type="spellEnd"/>
-      <w:r>
-        <w:rPr>
-          <w:lang w:val="ru-BY"/>
-        </w:rPr>
-        <w:t xml:space="preserve">, </w:t>
-      </w:r>
-      <w:proofErr w:type="spellStart"/>
-      <w:r>
-        <w:rPr>
-          <w:lang w:val="ru-BY"/>
-        </w:rPr>
-        <w:t>i_uid</w:t>
-      </w:r>
-      <w:proofErr w:type="spellEnd"/>
-      <w:r>
-        <w:rPr>
-          <w:lang w:val="ru-BY"/>
-        </w:rPr>
-        <w:t>/</w:t>
-      </w:r>
-      <w:proofErr w:type="spellStart"/>
-      <w:r>
-        <w:rPr>
-          <w:lang w:val="ru-BY"/>
-        </w:rPr>
-        <w:t>i_gid</w:t>
-      </w:r>
-      <w:proofErr w:type="spellEnd"/>
-      <w:r>
-        <w:rPr>
-          <w:lang w:val="ru-BY"/>
-        </w:rPr>
-        <w:t xml:space="preserve">, </w:t>
-      </w:r>
-      <w:proofErr w:type="spellStart"/>
-      <w:r>
-        <w:rPr>
-          <w:lang w:val="ru-BY"/>
-        </w:rPr>
-        <w:t>i_size</w:t>
-      </w:r>
-      <w:proofErr w:type="spellEnd"/>
-      <w:r>
-        <w:rPr>
-          <w:lang w:val="ru-BY"/>
-        </w:rPr>
-        <w:t xml:space="preserve">, </w:t>
-      </w:r>
-      <w:proofErr w:type="spellStart"/>
-      <w:r>
-        <w:rPr>
-          <w:lang w:val="ru-BY"/>
-        </w:rPr>
-        <w:t>i_atime</w:t>
-      </w:r>
-      <w:proofErr w:type="spellEnd"/>
-      <w:r>
-        <w:rPr>
-          <w:lang w:val="ru-BY"/>
-        </w:rPr>
-        <w:t>/</w:t>
-      </w:r>
-      <w:proofErr w:type="spellStart"/>
-      <w:r>
-        <w:rPr>
-          <w:lang w:val="ru-BY"/>
-        </w:rPr>
-        <w:t>i_ctime</w:t>
-      </w:r>
-      <w:proofErr w:type="spellEnd"/>
-      <w:r>
-        <w:rPr>
-          <w:lang w:val="ru-BY"/>
-        </w:rPr>
-        <w:t>/</w:t>
-      </w:r>
-      <w:proofErr w:type="spellStart"/>
-      <w:r>
-        <w:rPr>
-          <w:lang w:val="ru-BY"/>
-        </w:rPr>
-        <w:t>i_mtime</w:t>
-      </w:r>
-      <w:proofErr w:type="spellEnd"/>
-      <w:r>
-        <w:rPr>
-          <w:lang w:val="ru-BY"/>
-        </w:rPr>
-        <w:t xml:space="preserve">, </w:t>
-      </w:r>
-      <w:proofErr w:type="spellStart"/>
-      <w:r>
-        <w:rPr>
-          <w:lang w:val="ru-BY"/>
-        </w:rPr>
-        <w:t>i_blocks</w:t>
-      </w:r>
-      <w:proofErr w:type="spellEnd"/>
-      <w:r>
-        <w:rPr>
-          <w:lang w:val="ru-BY"/>
-        </w:rPr>
-        <w:t xml:space="preserve">. </w:t>
-      </w:r>
-      <w:proofErr w:type="spellStart"/>
-      <w:r>
-        <w:rPr>
-          <w:lang w:val="ru-BY"/>
-        </w:rPr>
-        <w:t>Inode</w:t>
-      </w:r>
-      <w:proofErr w:type="spellEnd"/>
-      <w:r>
-        <w:rPr>
-          <w:lang w:val="ru-BY"/>
-        </w:rPr>
-        <w:t xml:space="preserve"> существуют как на диске, так и в памяти, куда они загружаются при обращении к файлу</w:t>
+        <w:t>Центральной структурой, описывающей конкретный файл или каталог, является индексный дескриптор (inode). Каждый inode хранит полные метаданные объекта: его тип (регулярный файл, каталог, символическая ссылка, устройство), права доступа (владелец, группа, биты разрешений rwx), временные метки (последний доступ, модификация данных, изменение метаданных), счётчик жёстких ссылок и информацию о расположении блоков данных на диске. В Linux поля inode включают i_mode, i_uid/i_gid, i_size, i_atime/i_ctime/i_mtime, i_blocks. Inode существуют как на диске, так и в памяти, куда они загружаются при обращении к файлу</w:t>
       </w:r>
       <w:r>
         <w:rPr>
@@ -3227,35 +2758,7 @@
         <w:rPr>
           <w:lang w:val="ru-BY"/>
         </w:rPr>
-        <w:t xml:space="preserve">Для ускорения преобразования имён файлов в </w:t>
-      </w:r>
-      <w:proofErr w:type="spellStart"/>
-      <w:r>
-        <w:rPr>
-          <w:lang w:val="ru-BY"/>
-        </w:rPr>
-        <w:t>inode</w:t>
-      </w:r>
-      <w:proofErr w:type="spellEnd"/>
-      <w:r>
-        <w:rPr>
-          <w:lang w:val="ru-BY"/>
-        </w:rPr>
-        <w:t xml:space="preserve"> VFS использует кэш каталогов. Объект </w:t>
-      </w:r>
-      <w:proofErr w:type="spellStart"/>
-      <w:r>
-        <w:rPr>
-          <w:lang w:val="ru-BY"/>
-        </w:rPr>
-        <w:t>dentry</w:t>
-      </w:r>
-      <w:proofErr w:type="spellEnd"/>
-      <w:r>
-        <w:rPr>
-          <w:lang w:val="ru-BY"/>
-        </w:rPr>
-        <w:t xml:space="preserve"> представляет компоненту пути </w:t>
+        <w:t xml:space="preserve">Для ускорения преобразования имён файлов в inode VFS использует кэш каталогов. Объект dentry представляет компоненту пути </w:t>
       </w:r>
       <w:r>
         <w:rPr>
@@ -3279,63 +2782,7 @@
         <w:rPr>
           <w:lang w:val="ru-BY"/>
         </w:rPr>
-        <w:t xml:space="preserve"> и содержит указатель на соответствующий </w:t>
-      </w:r>
-      <w:proofErr w:type="spellStart"/>
-      <w:r>
-        <w:rPr>
-          <w:lang w:val="ru-BY"/>
-        </w:rPr>
-        <w:t>inode</w:t>
-      </w:r>
-      <w:proofErr w:type="spellEnd"/>
-      <w:r>
-        <w:rPr>
-          <w:lang w:val="ru-BY"/>
-        </w:rPr>
-        <w:t xml:space="preserve">. Кэш </w:t>
-      </w:r>
-      <w:proofErr w:type="spellStart"/>
-      <w:r>
-        <w:rPr>
-          <w:lang w:val="ru-BY"/>
-        </w:rPr>
-        <w:t>dentries</w:t>
-      </w:r>
-      <w:proofErr w:type="spellEnd"/>
-      <w:r>
-        <w:rPr>
-          <w:lang w:val="ru-BY"/>
-        </w:rPr>
-        <w:t xml:space="preserve"> хранит уже разрешённые имена, что позволяет при повторном обращении по тому же пути избежать повторного чтения каталогов с диска. </w:t>
-      </w:r>
-      <w:proofErr w:type="spellStart"/>
-      <w:r>
-        <w:rPr>
-          <w:lang w:val="ru-BY"/>
-        </w:rPr>
-        <w:t>Dentries</w:t>
-      </w:r>
-      <w:proofErr w:type="spellEnd"/>
-      <w:r>
-        <w:rPr>
-          <w:lang w:val="ru-BY"/>
-        </w:rPr>
-        <w:t xml:space="preserve"> организованы в хеш-таблицы для быстрого поиска и связаны в иерархическую структуру, отражающую дерево каталогов. Поскольку </w:t>
-      </w:r>
-      <w:proofErr w:type="spellStart"/>
-      <w:r>
-        <w:rPr>
-          <w:lang w:val="ru-BY"/>
-        </w:rPr>
-        <w:t>dentries</w:t>
-      </w:r>
-      <w:proofErr w:type="spellEnd"/>
-      <w:r>
-        <w:rPr>
-          <w:lang w:val="ru-BY"/>
-        </w:rPr>
-        <w:t xml:space="preserve"> существуют только в памяти и никогда не сохраняются на диск, они обеспечивают значительный прирост производительности при </w:t>
+        <w:t xml:space="preserve"> и содержит указатель на соответствующий inode. Кэш dentries хранит уже разрешённые имена, что позволяет при повторном обращении по тому же пути избежать повторного чтения каталогов с диска. Dentries организованы в хеш-таблицы для быстрого поиска и связаны в иерархическую структуру, отражающую дерево каталогов. Поскольку dentries существуют только в памяти и никогда не сохраняются на диск, они обеспечивают значительный прирост производительности при </w:t>
       </w:r>
       <w:r>
         <w:rPr>
@@ -3357,49 +2804,7 @@
         <w:rPr>
           <w:lang w:val="ru-BY"/>
         </w:rPr>
-        <w:t xml:space="preserve">Процесс разрешения пути реализуется через последовательный обход компонент имени с использованием </w:t>
-      </w:r>
-      <w:proofErr w:type="spellStart"/>
-      <w:r>
-        <w:rPr>
-          <w:lang w:val="ru-BY"/>
-        </w:rPr>
-        <w:t>dcache</w:t>
-      </w:r>
-      <w:proofErr w:type="spellEnd"/>
-      <w:r>
-        <w:rPr>
-          <w:lang w:val="ru-BY"/>
-        </w:rPr>
-        <w:t xml:space="preserve"> и </w:t>
-      </w:r>
-      <w:proofErr w:type="spellStart"/>
-      <w:r>
-        <w:rPr>
-          <w:lang w:val="ru-BY"/>
-        </w:rPr>
-        <w:t>inode</w:t>
-      </w:r>
-      <w:proofErr w:type="spellEnd"/>
-      <w:r>
-        <w:rPr>
-          <w:lang w:val="ru-BY"/>
-        </w:rPr>
-        <w:t xml:space="preserve">-объектов. Разрешение начинается либо с корневого каталога процесса (для абсолютных путей), либо с текущего рабочего каталога (для относительных). Для каждой компоненты пути система проверяет права доступа на поиск в текущем каталоге, затем выполняет поиск соответствующей записи в </w:t>
-      </w:r>
-      <w:proofErr w:type="spellStart"/>
-      <w:r>
-        <w:rPr>
-          <w:lang w:val="ru-BY"/>
-        </w:rPr>
-        <w:t>dcache</w:t>
-      </w:r>
-      <w:proofErr w:type="spellEnd"/>
-      <w:r>
-        <w:rPr>
-          <w:lang w:val="ru-BY"/>
-        </w:rPr>
-        <w:t xml:space="preserve">. При обнаружении символической ссылки ядро рекурсивно разрешает её содержимое. Завершающая компонента пути обрабатывается в соответствии с семантикой вызываемого системного вызова </w:t>
+        <w:t xml:space="preserve">Процесс разрешения пути реализуется через последовательный обход компонент имени с использованием dcache и inode-объектов. Разрешение начинается либо с корневого каталога процесса (для абсолютных путей), либо с текущего рабочего каталога (для относительных). Для каждой компоненты пути система проверяет права доступа на поиск в текущем каталоге, затем выполняет поиск соответствующей записи в dcache. При обнаружении символической ссылки ядро рекурсивно разрешает её содержимое. Завершающая компонента пути обрабатывается в соответствии с семантикой вызываемого системного вызова </w:t>
       </w:r>
       <w:r>
         <w:rPr>
@@ -3411,21 +2816,7 @@
         <w:rPr>
           <w:lang w:val="ru-BY"/>
         </w:rPr>
-        <w:t xml:space="preserve">может требоваться создание нового файла или просто получение </w:t>
-      </w:r>
-      <w:proofErr w:type="spellStart"/>
-      <w:r>
-        <w:rPr>
-          <w:lang w:val="ru-BY"/>
-        </w:rPr>
-        <w:t>inode</w:t>
-      </w:r>
-      <w:proofErr w:type="spellEnd"/>
-      <w:r>
-        <w:rPr>
-          <w:lang w:val="ru-BY"/>
-        </w:rPr>
-        <w:t xml:space="preserve"> существующего.</w:t>
+        <w:t>может требоваться создание нового файла или просто получение inode существующего.</w:t>
       </w:r>
     </w:p>
     <w:p>
@@ -3440,35 +2831,7 @@
         <w:rPr>
           <w:lang w:val="ru-BY"/>
         </w:rPr>
-        <w:t xml:space="preserve">Трёхуровневая модель представления открытых файлов связывает процесс с конкретными файловыми объектами. На первом уровне находится процесс-специфичная таблица файловых дескрипторов, где каждому открытому файлу сопоставлен целочисленный дескриптор. Элемент этой таблицы указывает на глобальную таблицу файлов, содержащую для каждого открытого экземпляра файла текущую позицию чтения/записи, флаги открытия и указатель на </w:t>
-      </w:r>
-      <w:proofErr w:type="spellStart"/>
-      <w:r>
-        <w:rPr>
-          <w:lang w:val="ru-BY"/>
-        </w:rPr>
-        <w:t>inode</w:t>
-      </w:r>
-      <w:proofErr w:type="spellEnd"/>
-      <w:r>
-        <w:rPr>
-          <w:lang w:val="ru-BY"/>
-        </w:rPr>
-        <w:t xml:space="preserve">. Несколько файловых дескрипторов (в том числе в разных процессах) могут ссылаться на одну запись в таблице файлов, или разные записи в таблице файлов могут ссылаться на один </w:t>
-      </w:r>
-      <w:proofErr w:type="spellStart"/>
-      <w:r>
-        <w:rPr>
-          <w:lang w:val="ru-BY"/>
-        </w:rPr>
-        <w:t>inode</w:t>
-      </w:r>
-      <w:proofErr w:type="spellEnd"/>
-      <w:r>
-        <w:rPr>
-          <w:lang w:val="ru-BY"/>
-        </w:rPr>
-        <w:t xml:space="preserve"> (при жёстких ссылках). Такая трёхуровневая организация обеспечивает разделение доступа и независимые позиции при одновременной работе с одним файлом из нескольких процессов.</w:t>
+        <w:t>Трёхуровневая модель представления открытых файлов связывает процесс с конкретными файловыми объектами. На первом уровне находится процесс-специфичная таблица файловых дескрипторов, где каждому открытому файлу сопоставлен целочисленный дескриптор. Элемент этой таблицы указывает на глобальную таблицу файлов, содержащую для каждого открытого экземпляра файла текущую позицию чтения/записи, флаги открытия и указатель на inode. Несколько файловых дескрипторов (в том числе в разных процессах) могут ссылаться на одну запись в таблице файлов, или разные записи в таблице файлов могут ссылаться на один inode (при жёстких ссылках). Такая трёхуровневая организация обеспечивает разделение доступа и независимые позиции при одновременной работе с одним файлом из нескольких процессов.</w:t>
       </w:r>
     </w:p>
     <w:p>
@@ -3483,21 +2846,7 @@
         <w:rPr>
           <w:lang w:val="ru-BY"/>
         </w:rPr>
-        <w:t xml:space="preserve">Кэширование и синхронизация данных реализуются через механизмы грязных страниц и отложенной записи. </w:t>
-      </w:r>
-      <w:proofErr w:type="spellStart"/>
-      <w:r>
-        <w:rPr>
-          <w:lang w:val="ru-BY"/>
-        </w:rPr>
-        <w:t>Inode</w:t>
-      </w:r>
-      <w:proofErr w:type="spellEnd"/>
-      <w:r>
-        <w:rPr>
-          <w:lang w:val="ru-BY"/>
-        </w:rPr>
-        <w:t xml:space="preserve">, содержимое которых было изменено в памяти, помечаются как </w:t>
+        <w:t xml:space="preserve">Кэширование и синхронизация данных реализуются через механизмы грязных страниц и отложенной записи. Inode, содержимое которых было изменено в памяти, помечаются как </w:t>
       </w:r>
       <w:r>
         <w:rPr>
@@ -3521,91 +2870,7 @@
         <w:rPr>
           <w:lang w:val="ru-BY"/>
         </w:rPr>
-        <w:t xml:space="preserve"> и помещаются в список </w:t>
-      </w:r>
-      <w:proofErr w:type="spellStart"/>
-      <w:r>
-        <w:rPr>
-          <w:lang w:val="ru-BY"/>
-        </w:rPr>
-        <w:t>суперблока</w:t>
-      </w:r>
-      <w:proofErr w:type="spellEnd"/>
-      <w:r>
-        <w:rPr>
-          <w:lang w:val="ru-BY"/>
-        </w:rPr>
-        <w:t xml:space="preserve">. Периодически или при нехватке памяти ядро инициирует синхронизацию, записывая изменённые блоки на диск. Это позволяет объединять множество мелких операций записи в более крупные и эффективные транзакции. В Linux кэш </w:t>
-      </w:r>
-      <w:proofErr w:type="spellStart"/>
-      <w:r>
-        <w:rPr>
-          <w:lang w:val="ru-BY"/>
-        </w:rPr>
-        <w:t>inode</w:t>
-      </w:r>
-      <w:proofErr w:type="spellEnd"/>
-      <w:r>
-        <w:rPr>
-          <w:lang w:val="ru-BY"/>
-        </w:rPr>
-        <w:t xml:space="preserve"> организован как SLAB-кэш (</w:t>
-      </w:r>
-      <w:proofErr w:type="spellStart"/>
-      <w:r>
-        <w:rPr>
-          <w:lang w:val="ru-BY"/>
-        </w:rPr>
-        <w:t>inode_cachep</w:t>
-      </w:r>
-      <w:proofErr w:type="spellEnd"/>
-      <w:r>
-        <w:rPr>
-          <w:lang w:val="ru-BY"/>
-        </w:rPr>
-        <w:t xml:space="preserve">), управляющий выделением и освобождением памяти под структуры </w:t>
-      </w:r>
-      <w:proofErr w:type="spellStart"/>
-      <w:r>
-        <w:rPr>
-          <w:lang w:val="ru-BY"/>
-        </w:rPr>
-        <w:t>inode</w:t>
-      </w:r>
-      <w:proofErr w:type="spellEnd"/>
-      <w:r>
-        <w:rPr>
-          <w:lang w:val="ru-BY"/>
-        </w:rPr>
-        <w:t xml:space="preserve">, а глобальные списки </w:t>
-      </w:r>
-      <w:proofErr w:type="spellStart"/>
-      <w:r>
-        <w:rPr>
-          <w:lang w:val="ru-BY"/>
-        </w:rPr>
-        <w:t>inode_in_use</w:t>
-      </w:r>
-      <w:proofErr w:type="spellEnd"/>
-      <w:r>
-        <w:rPr>
-          <w:lang w:val="ru-BY"/>
-        </w:rPr>
-        <w:t xml:space="preserve"> и </w:t>
-      </w:r>
-      <w:proofErr w:type="spellStart"/>
-      <w:r>
-        <w:rPr>
-          <w:lang w:val="ru-BY"/>
-        </w:rPr>
-        <w:t>inode_unused</w:t>
-      </w:r>
-      <w:proofErr w:type="spellEnd"/>
-      <w:r>
-        <w:rPr>
-          <w:lang w:val="ru-BY"/>
-        </w:rPr>
-        <w:t xml:space="preserve"> поддерживают актуальное состояние всех загруженных индексных дескрипторов.</w:t>
+        <w:t xml:space="preserve"> и помещаются в список суперблока. Периодически или при нехватке памяти ядро инициирует синхронизацию, записывая изменённые блоки на диск. Это позволяет объединять множество мелких операций записи в более крупные и эффективные транзакции. В Linux кэш inode организован как SLAB-кэш (inode_cachep), управляющий выделением и освобождением памяти под структуры inode, а глобальные списки inode_in_use и inode_unused поддерживают актуальное состояние всех загруженных индексных дескрипторов.</w:t>
       </w:r>
     </w:p>
     <w:p>
@@ -3621,119 +2886,7 @@
         <w:rPr>
           <w:lang w:val="ru-BY"/>
         </w:rPr>
-        <w:t xml:space="preserve">Связь между </w:t>
-      </w:r>
-      <w:proofErr w:type="spellStart"/>
-      <w:r>
-        <w:rPr>
-          <w:lang w:val="ru-BY"/>
-        </w:rPr>
-        <w:t>inode</w:t>
-      </w:r>
-      <w:proofErr w:type="spellEnd"/>
-      <w:r>
-        <w:rPr>
-          <w:lang w:val="ru-BY"/>
-        </w:rPr>
-        <w:t xml:space="preserve"> в памяти и дисковым представлением осуществляется через </w:t>
-      </w:r>
-      <w:proofErr w:type="spellStart"/>
-      <w:r>
-        <w:rPr>
-          <w:lang w:val="ru-BY"/>
-        </w:rPr>
-        <w:t>суперблок</w:t>
-      </w:r>
-      <w:proofErr w:type="spellEnd"/>
-      <w:r>
-        <w:rPr>
-          <w:lang w:val="ru-BY"/>
-        </w:rPr>
-        <w:t xml:space="preserve"> файловой системы, который содержит методы </w:t>
-      </w:r>
-      <w:proofErr w:type="spellStart"/>
-      <w:r>
-        <w:rPr>
-          <w:lang w:val="ru-BY"/>
-        </w:rPr>
-        <w:t>alloc_inode</w:t>
-      </w:r>
-      <w:proofErr w:type="spellEnd"/>
-      <w:r>
-        <w:rPr>
-          <w:lang w:val="ru-BY"/>
-        </w:rPr>
-        <w:t xml:space="preserve">, </w:t>
-      </w:r>
-      <w:proofErr w:type="spellStart"/>
-      <w:r>
-        <w:rPr>
-          <w:lang w:val="ru-BY"/>
-        </w:rPr>
-        <w:t>destroy_inode</w:t>
-      </w:r>
-      <w:proofErr w:type="spellEnd"/>
-      <w:r>
-        <w:rPr>
-          <w:lang w:val="ru-BY"/>
-        </w:rPr>
-        <w:t xml:space="preserve">, </w:t>
-      </w:r>
-      <w:proofErr w:type="spellStart"/>
-      <w:r>
-        <w:rPr>
-          <w:lang w:val="ru-BY"/>
-        </w:rPr>
-        <w:t>write_inode</w:t>
-      </w:r>
-      <w:proofErr w:type="spellEnd"/>
-      <w:r>
-        <w:rPr>
-          <w:lang w:val="ru-BY"/>
-        </w:rPr>
-        <w:t xml:space="preserve">, </w:t>
-      </w:r>
-      <w:proofErr w:type="spellStart"/>
-      <w:r>
-        <w:rPr>
-          <w:lang w:val="ru-BY"/>
-        </w:rPr>
-        <w:t>dirty_inode</w:t>
-      </w:r>
-      <w:proofErr w:type="spellEnd"/>
-      <w:r>
-        <w:rPr>
-          <w:lang w:val="ru-BY"/>
-        </w:rPr>
-        <w:t xml:space="preserve"> и другие. Конкретная файловая система реализует эти методы, выполняя преобразование полей универсального </w:t>
-      </w:r>
-      <w:proofErr w:type="spellStart"/>
-      <w:r>
-        <w:rPr>
-          <w:lang w:val="ru-BY"/>
-        </w:rPr>
-        <w:t>inode</w:t>
-      </w:r>
-      <w:proofErr w:type="spellEnd"/>
-      <w:r>
-        <w:rPr>
-          <w:lang w:val="ru-BY"/>
-        </w:rPr>
-        <w:t xml:space="preserve"> VFS в специфичную для ФС структуру на диске. Для хранения частной информации в </w:t>
-      </w:r>
-      <w:proofErr w:type="spellStart"/>
-      <w:r>
-        <w:rPr>
-          <w:lang w:val="ru-BY"/>
-        </w:rPr>
-        <w:t>inode</w:t>
-      </w:r>
-      <w:proofErr w:type="spellEnd"/>
-      <w:r>
-        <w:rPr>
-          <w:lang w:val="ru-BY"/>
-        </w:rPr>
-        <w:t xml:space="preserve"> предусмотрено специальное поле-объединени</w:t>
+        <w:t>Связь между inode в памяти и дисковым представлением осуществляется через суперблок файловой системы, который содержит методы alloc_inode, destroy_inode, write_inode, dirty_inode и другие. Конкретная файловая система реализует эти методы, выполняя преобразование полей универсального inode VFS в специфичную для ФС структуру на диске. Для хранения частной информации в inode предусмотрено специальное поле-объединени</w:t>
       </w:r>
       <w:r>
         <w:rPr>
@@ -3745,35 +2898,7 @@
         <w:rPr>
           <w:lang w:val="ru-BY"/>
         </w:rPr>
-        <w:t>, позволяющее каждой файловой системе прикреплять свои данные к общему VFS-</w:t>
-      </w:r>
-      <w:proofErr w:type="spellStart"/>
-      <w:r>
-        <w:rPr>
-          <w:lang w:val="ru-BY"/>
-        </w:rPr>
-        <w:t>inode</w:t>
-      </w:r>
-      <w:proofErr w:type="spellEnd"/>
-      <w:r>
-        <w:rPr>
-          <w:lang w:val="ru-BY"/>
-        </w:rPr>
-        <w:t xml:space="preserve">. В случае файловых систем, не поддерживающих нативную концепцию </w:t>
-      </w:r>
-      <w:proofErr w:type="spellStart"/>
-      <w:r>
-        <w:rPr>
-          <w:lang w:val="ru-BY"/>
-        </w:rPr>
-        <w:t>inode</w:t>
-      </w:r>
-      <w:proofErr w:type="spellEnd"/>
-      <w:r>
-        <w:rPr>
-          <w:lang w:val="ru-BY"/>
-        </w:rPr>
-        <w:t>, VFS-структуры строятся динамически на основе информации, извлечённой из каталогов, что полностью прозрачно для пользовательских приложений.</w:t>
+        <w:t>, позволяющее каждой файловой системе прикреплять свои данные к общему VFS-inode. В случае файловых систем, не поддерживающих нативную концепцию inode, VFS-структуры строятся динамически на основе информации, извлечённой из каталогов, что полностью прозрачно для пользовательских приложений.</w:t>
       </w:r>
       <w:r>
         <w:rPr>
@@ -3789,7 +2914,6 @@
         <w:spacing w:line="240" w:lineRule="auto"/>
         <w:rPr>
           <w:sz w:val="32"/>
-          <w:highlight w:val="yellow"/>
         </w:rPr>
       </w:pPr>
       <w:bookmarkStart w:id="6" w:name="_Toc121715382"/>
@@ -3797,7 +2921,6 @@
       <w:r>
         <w:rPr>
           <w:sz w:val="32"/>
-          <w:highlight w:val="yellow"/>
         </w:rPr>
         <w:lastRenderedPageBreak/>
         <w:t>2</w:t>
@@ -3805,7 +2928,6 @@
       <w:r>
         <w:rPr>
           <w:sz w:val="32"/>
-          <w:highlight w:val="yellow"/>
         </w:rPr>
         <w:t xml:space="preserve"> </w:t>
       </w:r>
@@ -3813,7 +2935,6 @@
       <w:r>
         <w:rPr>
           <w:sz w:val="32"/>
-          <w:highlight w:val="yellow"/>
         </w:rPr>
         <w:t>ПЛАТФОРМА ПРОГРАММНОГО ОБЕСПЕЧЕНИЯ</w:t>
       </w:r>
@@ -3823,7 +2944,6 @@
         <w:spacing w:line="240" w:lineRule="auto"/>
         <w:ind w:firstLine="709"/>
         <w:rPr>
-          <w:highlight w:val="yellow"/>
           <w:lang w:eastAsia="en-US" w:bidi="ar-SA"/>
         </w:rPr>
       </w:pPr>
@@ -3833,14 +2953,12 @@
         <w:pStyle w:val="2"/>
         <w:spacing w:line="240" w:lineRule="auto"/>
         <w:rPr>
-          <w:highlight w:val="yellow"/>
           <w:lang w:eastAsia="en-US" w:bidi="ar-SA"/>
         </w:rPr>
       </w:pPr>
       <w:bookmarkStart w:id="8" w:name="_Toc121715383"/>
       <w:r>
         <w:rPr>
-          <w:highlight w:val="yellow"/>
           <w:lang w:eastAsia="en-US" w:bidi="ar-SA"/>
         </w:rPr>
         <w:t xml:space="preserve">2.1 </w:t>
@@ -3858,7 +2976,6 @@
         <w:spacing w:line="240" w:lineRule="auto"/>
         <w:ind w:firstLine="709"/>
         <w:rPr>
-          <w:highlight w:val="yellow"/>
           <w:lang w:eastAsia="en-US" w:bidi="ar-SA"/>
         </w:rPr>
       </w:pPr>
@@ -3868,16 +2985,14 @@
         <w:spacing w:line="240" w:lineRule="auto"/>
         <w:ind w:firstLine="709"/>
         <w:rPr>
-          <w:highlight w:val="yellow"/>
           <w:lang w:eastAsia="en-US"/>
         </w:rPr>
       </w:pPr>
       <w:r>
         <w:rPr>
-          <w:highlight w:val="yellow"/>
           <w:lang w:eastAsia="en-US"/>
         </w:rPr>
-        <w:t xml:space="preserve">Программное </w:t>
+        <w:t>Управление терминалом в UNIX-подобных системах реализуется через многоуровневую систему библиотек, где termios обеспечивает низкоуровневый интерфейс к драйверу терминала, а ncurses предоставляет высокоуровневую абстракцию для построения интерактивных приложений.</w:t>
       </w:r>
     </w:p>
     <w:p>
@@ -3885,7 +3000,1016 @@
         <w:spacing w:line="240" w:lineRule="auto"/>
         <w:ind w:firstLine="709"/>
         <w:rPr>
-          <w:highlight w:val="yellow"/>
+          <w:lang w:eastAsia="en-US"/>
+        </w:rPr>
+      </w:pPr>
+      <w:r>
+        <w:rPr>
+          <w:lang w:eastAsia="en-US"/>
+        </w:rPr>
+        <w:t>Библиотека termios, определенная стандартом POSIX, предоставляет единый интерфейс для управления асинхронным коммуникационным портом, независимо от конкретного аппаратного обеспечения. В основе termios лежит структура, которая содержит пять категорий флагов: флаги режима ввода (c_iflag), режима вывода (c_oflag), режима управления (c_cflag), локального режима (c_lflag) и массив управляющих символов</w:t>
+      </w:r>
+      <w:r>
+        <w:rPr>
+          <w:lang w:eastAsia="en-US"/>
+        </w:rPr>
+        <w:t xml:space="preserve"> </w:t>
+      </w:r>
+      <w:r>
+        <w:rPr>
+          <w:lang w:eastAsia="en-US"/>
+        </w:rPr>
+        <w:t xml:space="preserve">c_cc. Флаги режима ввода управляют обработкой принимаемых символов </w:t>
+      </w:r>
+      <w:r>
+        <w:rPr>
+          <w:lang w:eastAsia="en-US"/>
+        </w:rPr>
+        <w:t>–</w:t>
+      </w:r>
+      <w:r>
+        <w:rPr>
+          <w:lang w:eastAsia="en-US"/>
+        </w:rPr>
+        <w:t xml:space="preserve"> например, IGNBRK игнорирует состояние BREAK, ICRNL преобразует возврат каретки в перевод строки. Флаги режима вывода контролируют передачу данных: OPOST включает пост-обработку вывода, ONLCR отображает символ новой строки в последовательность CR-NL. Флаги управления (c_cflag) задают аппаратные параметры линии: скорость передачи (CBAUD), размер символа (CS5,</w:t>
+      </w:r>
+      <w:r>
+        <w:rPr>
+          <w:lang w:eastAsia="en-US"/>
+        </w:rPr>
+        <w:t xml:space="preserve"> </w:t>
+      </w:r>
+      <w:r>
+        <w:rPr>
+          <w:lang w:eastAsia="en-US"/>
+        </w:rPr>
+        <w:t>CS6,</w:t>
+      </w:r>
+      <w:r>
+        <w:rPr>
+          <w:lang w:eastAsia="en-US"/>
+        </w:rPr>
+        <w:t xml:space="preserve"> </w:t>
+      </w:r>
+      <w:r>
+        <w:rPr>
+          <w:lang w:eastAsia="en-US"/>
+        </w:rPr>
+        <w:t>CS7,</w:t>
+      </w:r>
+      <w:r>
+        <w:rPr>
+          <w:lang w:eastAsia="en-US"/>
+        </w:rPr>
+        <w:t xml:space="preserve"> </w:t>
+      </w:r>
+      <w:r>
+        <w:rPr>
+          <w:lang w:eastAsia="en-US"/>
+        </w:rPr>
+        <w:t xml:space="preserve">CS8), количество стоп-битов (CSTOPB), контроль четности (PARENB) и аппаратное управление потоком (CRTSCTS). Локальные флаги (c_lflag) определяют режим обработки данных на уровне терминальной дисциплины </w:t>
+      </w:r>
+      <w:r>
+        <w:rPr>
+          <w:lang w:eastAsia="en-US"/>
+        </w:rPr>
+        <w:t>–</w:t>
+      </w:r>
+      <w:r>
+        <w:rPr>
+          <w:lang w:eastAsia="en-US"/>
+        </w:rPr>
+        <w:t xml:space="preserve"> например,</w:t>
+      </w:r>
+      <w:r>
+        <w:rPr>
+          <w:lang w:eastAsia="en-US"/>
+        </w:rPr>
+        <w:t xml:space="preserve"> </w:t>
+      </w:r>
+      <w:r>
+        <w:rPr>
+          <w:lang w:eastAsia="en-US"/>
+        </w:rPr>
+        <w:t>ICANON</w:t>
+      </w:r>
+      <w:r>
+        <w:rPr>
+          <w:lang w:eastAsia="en-US"/>
+        </w:rPr>
+        <w:t xml:space="preserve"> </w:t>
+      </w:r>
+      <w:r>
+        <w:rPr>
+          <w:lang w:eastAsia="en-US"/>
+        </w:rPr>
+        <w:t>включает канонический режим,</w:t>
+      </w:r>
+      <w:r>
+        <w:rPr>
+          <w:lang w:eastAsia="en-US"/>
+        </w:rPr>
+        <w:t xml:space="preserve"> </w:t>
+      </w:r>
+      <w:r>
+        <w:rPr>
+          <w:lang w:eastAsia="en-US"/>
+        </w:rPr>
+        <w:t>ECHO</w:t>
+      </w:r>
+      <w:r>
+        <w:rPr>
+          <w:lang w:eastAsia="en-US"/>
+        </w:rPr>
+        <w:t xml:space="preserve"> </w:t>
+      </w:r>
+      <w:r>
+        <w:rPr>
+          <w:lang w:eastAsia="en-US"/>
+        </w:rPr>
+        <w:t>управляет отображением вводимых символов,</w:t>
+      </w:r>
+      <w:r>
+        <w:rPr>
+          <w:lang w:eastAsia="en-US"/>
+        </w:rPr>
+        <w:t xml:space="preserve"> </w:t>
+      </w:r>
+      <w:r>
+        <w:rPr>
+          <w:lang w:eastAsia="en-US"/>
+        </w:rPr>
+        <w:t>ISIG</w:t>
+      </w:r>
+      <w:r>
+        <w:rPr>
+          <w:lang w:eastAsia="en-US"/>
+        </w:rPr>
+        <w:t xml:space="preserve"> </w:t>
+      </w:r>
+      <w:r>
+        <w:rPr>
+          <w:lang w:eastAsia="en-US"/>
+        </w:rPr>
+        <w:t>разрешает генерацию сигналов при вводе специальных символов. Доступ к этим параметрам осуществляется через функции</w:t>
+      </w:r>
+      <w:r>
+        <w:rPr>
+          <w:lang w:eastAsia="en-US"/>
+        </w:rPr>
+        <w:t xml:space="preserve"> </w:t>
+      </w:r>
+      <w:r>
+        <w:rPr>
+          <w:lang w:eastAsia="en-US"/>
+        </w:rPr>
+        <w:t>tcgetattr()</w:t>
+      </w:r>
+      <w:r>
+        <w:rPr>
+          <w:lang w:eastAsia="en-US"/>
+        </w:rPr>
+        <w:t xml:space="preserve"> </w:t>
+      </w:r>
+      <w:r>
+        <w:rPr>
+          <w:lang w:eastAsia="en-US"/>
+        </w:rPr>
+        <w:t>для получения текущих атрибутов и</w:t>
+      </w:r>
+      <w:r>
+        <w:rPr>
+          <w:lang w:eastAsia="en-US"/>
+        </w:rPr>
+        <w:t xml:space="preserve"> </w:t>
+      </w:r>
+      <w:r>
+        <w:rPr>
+          <w:lang w:eastAsia="en-US"/>
+        </w:rPr>
+        <w:t>tcsetattr()</w:t>
+      </w:r>
+      <w:r>
+        <w:rPr>
+          <w:lang w:eastAsia="en-US"/>
+        </w:rPr>
+        <w:t xml:space="preserve"> </w:t>
+      </w:r>
+      <w:r>
+        <w:rPr>
+          <w:lang w:eastAsia="en-US"/>
+        </w:rPr>
+        <w:t>для их установки</w:t>
+      </w:r>
+      <w:r>
+        <w:rPr>
+          <w:lang w:eastAsia="en-US"/>
+        </w:rPr>
+        <w:t>. П</w:t>
+      </w:r>
+      <w:r>
+        <w:rPr>
+          <w:lang w:eastAsia="en-US"/>
+        </w:rPr>
+        <w:t xml:space="preserve">оследняя позволяет выбрать момент применения изменений </w:t>
+      </w:r>
+      <w:r>
+        <w:rPr>
+          <w:lang w:eastAsia="en-US"/>
+        </w:rPr>
+        <w:t>–</w:t>
+      </w:r>
+      <w:r>
+        <w:rPr>
+          <w:lang w:eastAsia="en-US"/>
+        </w:rPr>
+        <w:t xml:space="preserve"> немедленно, после передачи всего вывода или после сброса буферов</w:t>
+      </w:r>
+      <w:r>
+        <w:rPr>
+          <w:lang w:eastAsia="en-US"/>
+        </w:rPr>
+        <w:t xml:space="preserve"> </w:t>
+      </w:r>
+      <w:r>
+        <w:rPr>
+          <w:lang w:eastAsia="en-US"/>
+        </w:rPr>
+        <w:t>[6]</w:t>
+      </w:r>
+      <w:r>
+        <w:rPr>
+          <w:lang w:eastAsia="en-US"/>
+        </w:rPr>
+        <w:t>.</w:t>
+      </w:r>
+    </w:p>
+    <w:p>
+      <w:pPr>
+        <w:spacing w:line="240" w:lineRule="auto"/>
+        <w:ind w:firstLine="709"/>
+        <w:rPr>
+          <w:lang w:val="ru-BY" w:eastAsia="en-US"/>
+        </w:rPr>
+      </w:pPr>
+      <w:r>
+        <w:rPr>
+          <w:lang w:val="ru-BY" w:eastAsia="en-US"/>
+        </w:rPr>
+        <w:t xml:space="preserve">Ключевой концепцией termios является понятие терминальной дисциплины </w:t>
+      </w:r>
+      <w:r>
+        <w:rPr>
+          <w:lang w:val="ru-BY" w:eastAsia="en-US"/>
+        </w:rPr>
+        <w:t>–</w:t>
+      </w:r>
+      <w:r>
+        <w:rPr>
+          <w:lang w:val="ru-BY" w:eastAsia="en-US"/>
+        </w:rPr>
+        <w:t xml:space="preserve"> модуля ядра, обрабатывающего поток данных между аппаратным драйвером и пользовательским процессом. Стандартная ldterm реализует обработку в соответствии с флагами termios и обеспечивает два фундаментальных режима работы. В каноническом режиме, который активируется флагом</w:t>
+      </w:r>
+      <w:r>
+        <w:rPr>
+          <w:lang w:val="ru-BY" w:eastAsia="en-US"/>
+        </w:rPr>
+        <w:t xml:space="preserve"> </w:t>
+      </w:r>
+      <w:r>
+        <w:rPr>
+          <w:lang w:val="ru-BY" w:eastAsia="en-US"/>
+        </w:rPr>
+        <w:t xml:space="preserve">ICANON, драйвер терминала буферизует ввод построчно, обеспечивает базовое редактирование строки и передает данные приложению только после нажатия Enter. Дисциплина линии также обрабатывает специальные символы: INTR генерирует SIGINT, QUIT </w:t>
+      </w:r>
+      <w:r>
+        <w:rPr>
+          <w:lang w:val="ru-BY" w:eastAsia="en-US"/>
+        </w:rPr>
+        <w:t>–</w:t>
+      </w:r>
+      <w:r>
+        <w:rPr>
+          <w:lang w:val="ru-BY" w:eastAsia="en-US"/>
+        </w:rPr>
+        <w:t xml:space="preserve"> SIGQUIT, SUSP </w:t>
+      </w:r>
+      <w:r>
+        <w:rPr>
+          <w:lang w:val="ru-BY" w:eastAsia="en-US"/>
+        </w:rPr>
+        <w:t>–</w:t>
+      </w:r>
+      <w:r>
+        <w:rPr>
+          <w:lang w:val="ru-BY" w:eastAsia="en-US"/>
+        </w:rPr>
+        <w:t xml:space="preserve"> SIGTSTP. Для интерактивных приложений, таких как консольный навигатор, необходим неканонический режим</w:t>
+      </w:r>
+      <w:r>
+        <w:rPr>
+          <w:lang w:val="ru-BY" w:eastAsia="en-US"/>
+        </w:rPr>
+        <w:t xml:space="preserve"> </w:t>
+      </w:r>
+      <w:r>
+        <w:rPr>
+          <w:lang w:val="ru-BY" w:eastAsia="en-US"/>
+        </w:rPr>
+        <w:t>(raw mode)</w:t>
+      </w:r>
+      <w:r>
+        <w:rPr>
+          <w:lang w:val="ru-BY" w:eastAsia="en-US"/>
+        </w:rPr>
+        <w:t xml:space="preserve">, при котором символы передаются приложению немедленно по мере ввода, без ожидания символа перевода строки и без какой-либо предварительной обработки. Режим cbreak отключает каноническую обработку, но сохраняет обработку сигналов терминала, тогда как raw mode дополнительно отключает </w:t>
+      </w:r>
+      <w:r>
+        <w:rPr>
+          <w:lang w:val="ru-BY" w:eastAsia="en-US"/>
+        </w:rPr>
+        <w:lastRenderedPageBreak/>
+        <w:t>генерацию всех сигналов по специальным символам. Переключение в неканонический режим требует сброса флага</w:t>
+      </w:r>
+      <w:r>
+        <w:rPr>
+          <w:lang w:val="ru-BY" w:eastAsia="en-US"/>
+        </w:rPr>
+        <w:t xml:space="preserve"> </w:t>
+      </w:r>
+      <w:r>
+        <w:rPr>
+          <w:lang w:val="ru-BY" w:eastAsia="en-US"/>
+        </w:rPr>
+        <w:t>ICANON, отключения эхо-вывода через сброс флага</w:t>
+      </w:r>
+      <w:r>
+        <w:rPr>
+          <w:lang w:val="ru-BY" w:eastAsia="en-US"/>
+        </w:rPr>
+        <w:t xml:space="preserve"> </w:t>
+      </w:r>
+      <w:r>
+        <w:rPr>
+          <w:lang w:val="ru-BY" w:eastAsia="en-US"/>
+        </w:rPr>
+        <w:t>ECHO</w:t>
+      </w:r>
+      <w:r>
+        <w:rPr>
+          <w:lang w:val="ru-BY" w:eastAsia="en-US"/>
+        </w:rPr>
+        <w:t xml:space="preserve"> </w:t>
+      </w:r>
+      <w:r>
+        <w:rPr>
+          <w:lang w:val="ru-BY" w:eastAsia="en-US"/>
+        </w:rPr>
+        <w:t>и настройки параметров</w:t>
+      </w:r>
+      <w:r>
+        <w:rPr>
+          <w:lang w:val="ru-BY" w:eastAsia="en-US"/>
+        </w:rPr>
+        <w:t xml:space="preserve"> </w:t>
+      </w:r>
+      <w:r>
+        <w:rPr>
+          <w:lang w:val="ru-BY" w:eastAsia="en-US"/>
+        </w:rPr>
+        <w:t>VMIN</w:t>
+      </w:r>
+      <w:r>
+        <w:rPr>
+          <w:lang w:val="ru-BY" w:eastAsia="en-US"/>
+        </w:rPr>
+        <w:t xml:space="preserve"> </w:t>
+      </w:r>
+      <w:r>
+        <w:rPr>
+          <w:lang w:val="ru-BY" w:eastAsia="en-US"/>
+        </w:rPr>
+        <w:t>и</w:t>
+      </w:r>
+      <w:r>
+        <w:rPr>
+          <w:lang w:val="ru-BY" w:eastAsia="en-US"/>
+        </w:rPr>
+        <w:t xml:space="preserve"> </w:t>
+      </w:r>
+      <w:r>
+        <w:rPr>
+          <w:lang w:val="ru-BY" w:eastAsia="en-US"/>
+        </w:rPr>
+        <w:t>VTIME</w:t>
+      </w:r>
+      <w:r>
+        <w:rPr>
+          <w:lang w:val="ru-BY" w:eastAsia="en-US"/>
+        </w:rPr>
+        <w:t xml:space="preserve"> </w:t>
+      </w:r>
+      <w:r>
+        <w:rPr>
+          <w:lang w:val="ru-BY" w:eastAsia="en-US"/>
+        </w:rPr>
+        <w:t>в массиве</w:t>
+      </w:r>
+      <w:r>
+        <w:rPr>
+          <w:lang w:val="ru-BY" w:eastAsia="en-US"/>
+        </w:rPr>
+        <w:t xml:space="preserve"> </w:t>
+      </w:r>
+      <w:r>
+        <w:rPr>
+          <w:lang w:val="ru-BY" w:eastAsia="en-US"/>
+        </w:rPr>
+        <w:t>c_cc, которые определяют минимальное количество символов для возврата из read() и таймаут ожидания .</w:t>
+      </w:r>
+    </w:p>
+    <w:p>
+      <w:pPr>
+        <w:spacing w:line="240" w:lineRule="auto"/>
+        <w:ind w:firstLine="709"/>
+        <w:rPr>
+          <w:lang w:val="ru-BY" w:eastAsia="en-US"/>
+        </w:rPr>
+      </w:pPr>
+      <w:r>
+        <w:rPr>
+          <w:lang w:val="ru-BY" w:eastAsia="en-US"/>
+        </w:rPr>
+        <w:t>Библиотека ncurses построена поверх termios и предоставляет терминально-независимый интерфейс для чтения ввода и оптимизированного вывода на экран. При инициализации ncurses считывает значение переменной окружения</w:t>
+      </w:r>
+      <w:r>
+        <w:rPr>
+          <w:lang w:val="ru-BY" w:eastAsia="en-US"/>
+        </w:rPr>
+        <w:t xml:space="preserve"> </w:t>
+      </w:r>
+      <w:r>
+        <w:rPr>
+          <w:lang w:val="ru-BY" w:eastAsia="en-US"/>
+        </w:rPr>
+        <w:t>TERM, определяет тип терминала и загружает соответствующее описание из базы terminfo.</w:t>
+      </w:r>
+    </w:p>
+    <w:p>
+      <w:pPr>
+        <w:spacing w:line="240" w:lineRule="auto"/>
+        <w:ind w:firstLine="709"/>
+        <w:rPr>
+          <w:lang w:val="ru-BY" w:eastAsia="en-US"/>
+        </w:rPr>
+      </w:pPr>
+      <w:r>
+        <w:rPr>
+          <w:lang w:val="ru-BY" w:eastAsia="en-US"/>
+        </w:rPr>
+        <w:t xml:space="preserve">Terminfo </w:t>
+      </w:r>
+      <w:r>
+        <w:rPr>
+          <w:lang w:val="ru-BY" w:eastAsia="en-US"/>
+        </w:rPr>
+        <w:t>–</w:t>
+      </w:r>
+      <w:r>
+        <w:rPr>
+          <w:lang w:val="ru-BY" w:eastAsia="en-US"/>
+        </w:rPr>
+        <w:t xml:space="preserve"> это база данных, описывающая возможности конкретных терминалов: какие управляющие последовательности следует использовать для перемещения курсора, изменения цветов, очистки экрана, и какие функциональные клавиши поддерживаются. База содержит булевы</w:t>
+      </w:r>
+      <w:r>
+        <w:rPr>
+          <w:lang w:val="ru-BY" w:eastAsia="en-US"/>
+        </w:rPr>
+        <w:t>е</w:t>
+      </w:r>
+      <w:r>
+        <w:rPr>
+          <w:lang w:val="ru-BY" w:eastAsia="en-US"/>
+        </w:rPr>
+        <w:t xml:space="preserve"> характеристики, числовые и строковые </w:t>
+      </w:r>
+      <w:r>
+        <w:rPr>
+          <w:lang w:val="ru-BY" w:eastAsia="en-US"/>
+        </w:rPr>
+        <w:t>–</w:t>
+      </w:r>
+      <w:r>
+        <w:rPr>
+          <w:lang w:val="ru-BY" w:eastAsia="en-US"/>
+        </w:rPr>
+        <w:t xml:space="preserve"> непосредственно управляющие последовательности с параметризацией. Благодаря этой абстракции одна и та же программа, написанная с использованием ncurses, корректно работает на терминалах разных типов</w:t>
+      </w:r>
+      <w:r>
+        <w:rPr>
+          <w:lang w:val="ru-BY" w:eastAsia="en-US"/>
+        </w:rPr>
+        <w:t xml:space="preserve"> </w:t>
+      </w:r>
+      <w:r>
+        <w:rPr>
+          <w:lang w:val="ru-BY" w:eastAsia="en-US"/>
+        </w:rPr>
+        <w:t>[7]</w:t>
+      </w:r>
+      <w:r>
+        <w:rPr>
+          <w:lang w:val="ru-BY" w:eastAsia="en-US"/>
+        </w:rPr>
+        <w:t>.</w:t>
+      </w:r>
+    </w:p>
+    <w:p>
+      <w:pPr>
+        <w:spacing w:line="240" w:lineRule="auto"/>
+        <w:ind w:firstLine="709"/>
+        <w:rPr>
+          <w:lang w:val="ru-BY" w:eastAsia="en-US"/>
+        </w:rPr>
+      </w:pPr>
+      <w:r>
+        <w:rPr>
+          <w:lang w:val="ru-BY" w:eastAsia="en-US"/>
+        </w:rPr>
+        <w:t xml:space="preserve">Центральной структурой данных ncurses является окно, представляющее собой прямоугольную сетку символьных ячеек с координатами (y, x), где начало отсчета </w:t>
+      </w:r>
+      <w:r>
+        <w:rPr>
+          <w:lang w:val="ru-BY" w:eastAsia="en-US"/>
+        </w:rPr>
+        <w:t>–</w:t>
+      </w:r>
+      <w:r>
+        <w:rPr>
+          <w:lang w:val="ru-BY" w:eastAsia="en-US"/>
+        </w:rPr>
+        <w:t xml:space="preserve"> левый верхний угол. Главное окно</w:t>
+      </w:r>
+      <w:r>
+        <w:rPr>
+          <w:lang w:val="ru-BY" w:eastAsia="en-US"/>
+        </w:rPr>
+        <w:t xml:space="preserve"> </w:t>
+      </w:r>
+      <w:r>
+        <w:rPr>
+          <w:lang w:val="ru-BY" w:eastAsia="en-US"/>
+        </w:rPr>
+        <w:t>stdscr</w:t>
+      </w:r>
+      <w:r>
+        <w:rPr>
+          <w:lang w:val="ru-BY" w:eastAsia="en-US"/>
+        </w:rPr>
+        <w:t xml:space="preserve"> </w:t>
+      </w:r>
+      <w:r>
+        <w:rPr>
+          <w:lang w:val="ru-BY" w:eastAsia="en-US"/>
+        </w:rPr>
+        <w:t>создается автоматически при инициализации и имеет размер текущего терминала; дополнительные окна создаются через</w:t>
+      </w:r>
+      <w:r>
+        <w:rPr>
+          <w:lang w:val="ru-BY" w:eastAsia="en-US"/>
+        </w:rPr>
+        <w:t xml:space="preserve"> </w:t>
+      </w:r>
+      <w:r>
+        <w:rPr>
+          <w:lang w:val="ru-BY" w:eastAsia="en-US"/>
+        </w:rPr>
+        <w:t xml:space="preserve">newwin(). Важнейшим архитектурным решением ncurses является использование двойной буферизации: библиотека поддерживает две структуры данных, представляющие экран терминала </w:t>
+      </w:r>
+      <w:r>
+        <w:rPr>
+          <w:lang w:val="ru-BY" w:eastAsia="en-US"/>
+        </w:rPr>
+        <w:t>–</w:t>
+      </w:r>
+      <w:r>
+        <w:rPr>
+          <w:lang w:val="ru-BY" w:eastAsia="en-US"/>
+        </w:rPr>
+        <w:t xml:space="preserve"> физический экран, описывающий реальное содержимое терминала, и виртуальный экран, отражающий желаемое состояние. Приложения выполняют последовательность операций записи в окна, которые модифицируют виртуальный экран, но не вызывают немедленного вывода на терминал. Когда приложение вызывает</w:t>
+      </w:r>
+      <w:r>
+        <w:rPr>
+          <w:lang w:val="ru-BY" w:eastAsia="en-US"/>
+        </w:rPr>
+        <w:t xml:space="preserve"> </w:t>
+      </w:r>
+      <w:r>
+        <w:rPr>
+          <w:lang w:val="ru-BY" w:eastAsia="en-US"/>
+        </w:rPr>
+        <w:t>refresh()</w:t>
+      </w:r>
+      <w:r>
+        <w:rPr>
+          <w:lang w:val="ru-BY" w:eastAsia="en-US"/>
+        </w:rPr>
+        <w:t xml:space="preserve"> </w:t>
+      </w:r>
+      <w:r>
+        <w:rPr>
+          <w:lang w:val="ru-BY" w:eastAsia="en-US"/>
+        </w:rPr>
+        <w:t>или</w:t>
+      </w:r>
+      <w:r>
+        <w:rPr>
+          <w:lang w:val="ru-BY" w:eastAsia="en-US"/>
+        </w:rPr>
+        <w:t xml:space="preserve"> </w:t>
+      </w:r>
+      <w:r>
+        <w:rPr>
+          <w:lang w:val="ru-BY" w:eastAsia="en-US"/>
+        </w:rPr>
+        <w:t>wrefresh(), ncurses сначала выполняет</w:t>
+      </w:r>
+      <w:r>
+        <w:rPr>
+          <w:lang w:val="ru-BY" w:eastAsia="en-US"/>
+        </w:rPr>
+        <w:t xml:space="preserve"> </w:t>
+      </w:r>
+      <w:r>
+        <w:rPr>
+          <w:lang w:val="ru-BY" w:eastAsia="en-US"/>
+        </w:rPr>
+        <w:t>wnoutrefresh(), копируя изменения из указанного окна в виртуальный экран, а затем</w:t>
+      </w:r>
+      <w:r>
+        <w:rPr>
+          <w:lang w:val="ru-BY" w:eastAsia="en-US"/>
+        </w:rPr>
+        <w:t xml:space="preserve"> </w:t>
+      </w:r>
+      <w:r>
+        <w:rPr>
+          <w:lang w:val="ru-BY" w:eastAsia="en-US"/>
+        </w:rPr>
+        <w:t xml:space="preserve">doupdate(), который сравнивает виртуальный экран с физическим и вычисляет минимальный набор операций, необходимый для приведения реального экрана в желаемое состояние. Такой рендеринг минимизирует объем передаваемых данных и предотвращает мерцание </w:t>
+      </w:r>
+      <w:r>
+        <w:rPr>
+          <w:lang w:val="ru-BY" w:eastAsia="en-US"/>
+        </w:rPr>
+        <w:t>–</w:t>
+      </w:r>
+      <w:r>
+        <w:rPr>
+          <w:lang w:val="ru-BY" w:eastAsia="en-US"/>
+        </w:rPr>
+        <w:t xml:space="preserve"> на терминал отправляются </w:t>
+      </w:r>
+      <w:r>
+        <w:rPr>
+          <w:lang w:val="ru-BY" w:eastAsia="en-US"/>
+        </w:rPr>
+        <w:t xml:space="preserve">только </w:t>
+      </w:r>
+      <w:r>
+        <w:rPr>
+          <w:lang w:val="ru-BY" w:eastAsia="en-US"/>
+        </w:rPr>
+        <w:t>измененные символы</w:t>
+      </w:r>
+      <w:r>
+        <w:rPr>
+          <w:lang w:val="ru-BY" w:eastAsia="en-US"/>
+        </w:rPr>
+        <w:t xml:space="preserve"> [8]</w:t>
+      </w:r>
+      <w:r>
+        <w:rPr>
+          <w:lang w:val="ru-BY" w:eastAsia="en-US"/>
+        </w:rPr>
+        <w:t>.</w:t>
+      </w:r>
+    </w:p>
+    <w:p>
+      <w:pPr>
+        <w:spacing w:line="240" w:lineRule="auto"/>
+        <w:ind w:firstLine="709"/>
+        <w:rPr>
+          <w:lang w:val="ru-BY" w:eastAsia="en-US"/>
+        </w:rPr>
+      </w:pPr>
+      <w:r>
+        <w:rPr>
+          <w:lang w:val="ru-BY" w:eastAsia="en-US"/>
+        </w:rPr>
+        <w:t>Для обработки ввода ncurses предоставляет механизм трансляции управляющих последовательностей в уникальные коды. При включенном режиме</w:t>
+      </w:r>
+      <w:r>
+        <w:rPr>
+          <w:lang w:val="ru-BY" w:eastAsia="en-US"/>
+        </w:rPr>
+        <w:t xml:space="preserve"> </w:t>
+      </w:r>
+      <w:r>
+        <w:rPr>
+          <w:lang w:val="ru-BY" w:eastAsia="en-US"/>
+        </w:rPr>
+        <w:t>keypad()</w:t>
+      </w:r>
+      <w:r>
+        <w:rPr>
+          <w:lang w:val="ru-BY" w:eastAsia="en-US"/>
+        </w:rPr>
+        <w:t xml:space="preserve"> </w:t>
+      </w:r>
+      <w:r>
+        <w:rPr>
+          <w:lang w:val="ru-BY" w:eastAsia="en-US"/>
+        </w:rPr>
+        <w:t>библиотека интерпретирует многосимвольные последовательности, генерируемые функциональными клавишами, клавишами со стрелками и клавиатурой, и возвращает через</w:t>
+      </w:r>
+      <w:r>
+        <w:rPr>
+          <w:lang w:val="ru-BY" w:eastAsia="en-US"/>
+        </w:rPr>
+        <w:t xml:space="preserve"> </w:t>
+      </w:r>
+      <w:r>
+        <w:rPr>
+          <w:lang w:val="ru-BY" w:eastAsia="en-US"/>
+        </w:rPr>
+        <w:t>getch()</w:t>
+      </w:r>
+      <w:r>
+        <w:rPr>
+          <w:lang w:val="ru-BY" w:eastAsia="en-US"/>
+        </w:rPr>
+        <w:t xml:space="preserve"> </w:t>
+      </w:r>
+      <w:r>
+        <w:rPr>
+          <w:lang w:val="ru-BY" w:eastAsia="en-US"/>
+        </w:rPr>
+        <w:t xml:space="preserve">константы. Это освобождает </w:t>
+      </w:r>
+      <w:r>
+        <w:rPr>
+          <w:lang w:val="ru-BY" w:eastAsia="en-US"/>
+        </w:rPr>
+        <w:t>разработчика</w:t>
+      </w:r>
+      <w:r>
+        <w:rPr>
+          <w:lang w:val="ru-BY" w:eastAsia="en-US"/>
+        </w:rPr>
+        <w:t xml:space="preserve"> от необходимости вручную разбирать escape-последовательности, которые могут различаться на разных терминалах. Для обработки событий мыши ncurses предоставляет механизм активации через</w:t>
+      </w:r>
+      <w:r>
+        <w:rPr>
+          <w:lang w:val="ru-BY" w:eastAsia="en-US"/>
+        </w:rPr>
+        <w:t xml:space="preserve"> </w:t>
+      </w:r>
+      <w:r>
+        <w:rPr>
+          <w:lang w:val="ru-BY" w:eastAsia="en-US"/>
+        </w:rPr>
+        <w:t xml:space="preserve">mousemask(), позволяющий получать информацию о координатах клика, </w:t>
+      </w:r>
+      <w:r>
+        <w:rPr>
+          <w:lang w:val="ru-BY" w:eastAsia="en-US"/>
+        </w:rPr>
+        <w:lastRenderedPageBreak/>
+        <w:t xml:space="preserve">нажатых кнопках и модификаторах. </w:t>
+      </w:r>
+      <w:r>
+        <w:rPr>
+          <w:lang w:val="ru-BY" w:eastAsia="en-US"/>
+        </w:rPr>
+        <w:t>Также реализована</w:t>
+      </w:r>
+      <w:r>
+        <w:rPr>
+          <w:lang w:val="ru-BY" w:eastAsia="en-US"/>
+        </w:rPr>
+        <w:t xml:space="preserve"> поддержка цветов через пары «цвет переднего плана </w:t>
+      </w:r>
+      <w:r>
+        <w:rPr>
+          <w:lang w:val="ru-BY" w:eastAsia="en-US"/>
+        </w:rPr>
+        <w:t>–</w:t>
+      </w:r>
+      <w:r>
+        <w:rPr>
+          <w:lang w:val="ru-BY" w:eastAsia="en-US"/>
+        </w:rPr>
+        <w:t xml:space="preserve"> цвет фона»: каждая пара идентифицируется номером, ассоциируется с конкретными значениями RGB</w:t>
+      </w:r>
+      <w:r>
+        <w:rPr>
+          <w:lang w:val="ru-BY" w:eastAsia="en-US"/>
+        </w:rPr>
+        <w:t>, е</w:t>
+      </w:r>
+      <w:r>
+        <w:rPr>
+          <w:lang w:val="ru-BY" w:eastAsia="en-US"/>
+        </w:rPr>
+        <w:t>сли терминал поддерживает</w:t>
+      </w:r>
+      <w:r>
+        <w:rPr>
+          <w:lang w:val="ru-BY" w:eastAsia="en-US"/>
+        </w:rPr>
+        <w:t>,</w:t>
+      </w:r>
+      <w:r>
+        <w:rPr>
+          <w:lang w:val="ru-BY" w:eastAsia="en-US"/>
+        </w:rPr>
+        <w:t xml:space="preserve"> и активируется через</w:t>
+      </w:r>
+      <w:r>
+        <w:rPr>
+          <w:lang w:val="ru-BY" w:eastAsia="en-US"/>
+        </w:rPr>
+        <w:t xml:space="preserve"> </w:t>
+      </w:r>
+      <w:r>
+        <w:rPr>
+          <w:lang w:val="ru-BY" w:eastAsia="en-US"/>
+        </w:rPr>
+        <w:t>COLOR_PAIR(n).</w:t>
+      </w:r>
+    </w:p>
+    <w:p>
+      <w:pPr>
+        <w:spacing w:line="240" w:lineRule="auto"/>
+        <w:ind w:firstLine="709"/>
+        <w:rPr>
+          <w:lang w:val="ru-BY" w:eastAsia="en-US"/>
+        </w:rPr>
+      </w:pPr>
+      <w:r>
+        <w:rPr>
+          <w:lang w:val="ru-BY" w:eastAsia="en-US"/>
+        </w:rPr>
+        <w:t xml:space="preserve">Для работы с большими объемами данных, превышающими размер экрана, ncurses предоставляет механизм pads </w:t>
+      </w:r>
+      <w:r>
+        <w:rPr>
+          <w:lang w:val="ru-BY" w:eastAsia="en-US"/>
+        </w:rPr>
+        <w:t>–</w:t>
+      </w:r>
+      <w:r>
+        <w:rPr>
+          <w:lang w:val="ru-BY" w:eastAsia="en-US"/>
+        </w:rPr>
+        <w:t xml:space="preserve"> специальных окон, не ограниченных размером экрана. Pad создается функцией</w:t>
+      </w:r>
+      <w:r>
+        <w:rPr>
+          <w:lang w:val="ru-BY" w:eastAsia="en-US"/>
+        </w:rPr>
+        <w:t xml:space="preserve"> </w:t>
+      </w:r>
+      <w:r>
+        <w:rPr>
+          <w:lang w:val="ru-BY" w:eastAsia="en-US"/>
+        </w:rPr>
+        <w:t>newpad(nlines, ncols)</w:t>
+      </w:r>
+      <w:r>
+        <w:rPr>
+          <w:lang w:val="ru-BY" w:eastAsia="en-US"/>
+        </w:rPr>
+        <w:t xml:space="preserve"> </w:t>
+      </w:r>
+      <w:r>
+        <w:rPr>
+          <w:lang w:val="ru-BY" w:eastAsia="en-US"/>
+        </w:rPr>
+        <w:t>и может быть значительно больше физического экрана. Для отображения части pad на экране используется функция</w:t>
+      </w:r>
+      <w:r>
+        <w:rPr>
+          <w:lang w:val="ru-BY" w:eastAsia="en-US"/>
+        </w:rPr>
+        <w:t xml:space="preserve"> </w:t>
+      </w:r>
+      <w:r>
+        <w:rPr>
+          <w:lang w:val="ru-BY" w:eastAsia="en-US"/>
+        </w:rPr>
+        <w:t xml:space="preserve">prefresh(), которая принимает параметры, определяющие прямоугольную область pad (pminrow, pmincol) и область экрана (sminrow, smincol, smaxrow, smaxcol), куда эта область будет выведена. Это идеально подходит для реализации прокрутки в больших каталогах, где видимая область </w:t>
+      </w:r>
+      <w:r>
+        <w:rPr>
+          <w:lang w:val="ru-BY" w:eastAsia="en-US"/>
+        </w:rPr>
+        <w:t>–</w:t>
+      </w:r>
+      <w:r>
+        <w:rPr>
+          <w:lang w:val="ru-BY" w:eastAsia="en-US"/>
+        </w:rPr>
+        <w:t xml:space="preserve"> лишь окно в большое дерево файловой системы. В отличие от обычных окон, pads не поддерживают автоматическую прокрутку и не обновляются при операциях ввода-вывода, что требует явного вызова</w:t>
+      </w:r>
+      <w:r>
+        <w:rPr>
+          <w:lang w:val="ru-BY" w:eastAsia="en-US"/>
+        </w:rPr>
+        <w:t xml:space="preserve"> </w:t>
+      </w:r>
+      <w:r>
+        <w:rPr>
+          <w:lang w:val="ru-BY" w:eastAsia="en-US"/>
+        </w:rPr>
+        <w:t>prefresh()</w:t>
+      </w:r>
+      <w:r>
+        <w:rPr>
+          <w:lang w:val="ru-BY" w:eastAsia="en-US"/>
+        </w:rPr>
+        <w:t xml:space="preserve"> </w:t>
+      </w:r>
+      <w:r>
+        <w:rPr>
+          <w:lang w:val="ru-BY" w:eastAsia="en-US"/>
+        </w:rPr>
+        <w:t>после изменений.</w:t>
+      </w:r>
+    </w:p>
+    <w:p>
+      <w:pPr>
+        <w:spacing w:line="240" w:lineRule="auto"/>
+        <w:ind w:firstLine="709"/>
+        <w:rPr>
+          <w:lang w:val="ru-BY" w:eastAsia="en-US"/>
+        </w:rPr>
+      </w:pPr>
+      <w:r>
+        <w:rPr>
+          <w:lang w:val="ru-BY" w:eastAsia="en-US"/>
+        </w:rPr>
+        <w:t>Современные расширения ncurses включают поддержку широких символов через библиотеку ncursesw, которая оперирует типом</w:t>
+      </w:r>
+      <w:r>
+        <w:rPr>
+          <w:lang w:val="ru-BY" w:eastAsia="en-US"/>
+        </w:rPr>
+        <w:t xml:space="preserve"> </w:t>
+      </w:r>
+      <w:r>
+        <w:rPr>
+          <w:lang w:val="ru-BY" w:eastAsia="en-US"/>
+        </w:rPr>
+        <w:t>cchar_t, позволяя работать с многобайтовыми кодировками и комбинирующими символами. Это критически важно для корректного отображения Unicode</w:t>
+      </w:r>
+      <w:r>
+        <w:rPr>
+          <w:lang w:val="ru-BY" w:eastAsia="en-US"/>
+        </w:rPr>
+        <w:t xml:space="preserve"> символов,</w:t>
+      </w:r>
+      <w:r>
+        <w:rPr>
+          <w:lang w:val="ru-BY" w:eastAsia="en-US"/>
+        </w:rPr>
+        <w:t xml:space="preserve"> которые могут занимать две позиции курсора. ncursesw учитывает ширину символов через анализ категорий Unicode и корректно обрабатывает операции вставки</w:t>
+      </w:r>
+      <w:r>
+        <w:rPr>
+          <w:lang w:val="ru-BY" w:eastAsia="en-US"/>
+        </w:rPr>
+        <w:t xml:space="preserve"> и </w:t>
+      </w:r>
+      <w:r>
+        <w:rPr>
+          <w:lang w:val="ru-BY" w:eastAsia="en-US"/>
+        </w:rPr>
+        <w:t>удаления с такими символами. Библиотека также поддерживает работу с альтернативным экраном, что позволяет приложению временно переключаться на собственный буфер, сохраняя содержимое основного терминала для восстановления после завершения. Дополнительные библиотеки panel, form и menu, поставляемые с ncurses, реализуют управление перекрывающимися окнами и высокоуровневые элементы интерфейса</w:t>
+      </w:r>
+      <w:r>
+        <w:rPr>
+          <w:lang w:val="ru-BY" w:eastAsia="en-US"/>
+        </w:rPr>
+        <w:t>.</w:t>
+      </w:r>
+    </w:p>
+    <w:p>
+      <w:pPr>
+        <w:spacing w:line="240" w:lineRule="auto"/>
+        <w:ind w:firstLine="709"/>
+        <w:rPr>
           <w:lang w:eastAsia="en-US" w:bidi="ar-SA"/>
         </w:rPr>
       </w:pPr>
@@ -3895,14 +4019,12 @@
         <w:pStyle w:val="2"/>
         <w:spacing w:line="240" w:lineRule="auto"/>
         <w:rPr>
-          <w:highlight w:val="yellow"/>
           <w:lang w:eastAsia="en-US" w:bidi="ar-SA"/>
         </w:rPr>
       </w:pPr>
       <w:bookmarkStart w:id="9" w:name="_Toc121715384"/>
       <w:r>
         <w:rPr>
-          <w:highlight w:val="yellow"/>
           <w:lang w:eastAsia="en-US" w:bidi="ar-SA"/>
         </w:rPr>
         <w:t xml:space="preserve">2.2 </w:t>
@@ -3932,29 +4054,2093 @@
         <w:spacing w:line="240" w:lineRule="auto"/>
         <w:ind w:firstLine="709"/>
         <w:rPr>
-          <w:highlight w:val="yellow"/>
-        </w:rPr>
-      </w:pPr>
-      <w:r>
-        <w:rPr>
-          <w:highlight w:val="yellow"/>
-        </w:rPr>
-        <w:t xml:space="preserve">История </w:t>
-      </w:r>
+          <w:lang w:val="ru-BY"/>
+        </w:rPr>
+      </w:pPr>
       <w:bookmarkStart w:id="10" w:name="_Toc121715390"/>
       <w:bookmarkStart w:id="11" w:name="_Hlk164900091"/>
       <w:bookmarkStart w:id="12" w:name="_Hlk164900281"/>
+      <w:r>
+        <w:rPr>
+          <w:lang w:val="ru-BY"/>
+        </w:rPr>
+        <w:t>Доступ к файловой системе в UNIX-подобных операционных системах реализован через набор системных вызовов, определенных стандартом POSIX. Эти вызовы предоставляют приложениям интерфейс для работы с файлами и каталогами, абстрагируясь от конкретной реализации файловой системы благодаря механизму VFS. Каждый системный вызов, такой как open(), read(), write() или stat(), транслируется через VFS в вызов соответствующей функции конкретной файловой системы, что обеспечивает единообразное поведение независимо от нижележащего носителя.</w:t>
+      </w:r>
     </w:p>
     <w:p>
       <w:pPr>
         <w:widowControl/>
         <w:suppressAutoHyphens w:val="0"/>
-        <w:spacing w:after="160" w:line="240" w:lineRule="auto"/>
-        <w:jc w:val="left"/>
-        <w:rPr>
-          <w:highlight w:val="yellow"/>
-        </w:rPr>
-      </w:pPr>
+        <w:spacing w:line="240" w:lineRule="auto"/>
+        <w:ind w:firstLine="709"/>
+        <w:rPr>
+          <w:lang w:val="ru-BY"/>
+        </w:rPr>
+      </w:pPr>
+      <w:r>
+        <w:rPr>
+          <w:lang w:val="ru-BY"/>
+        </w:rPr>
+        <w:t xml:space="preserve">Фундаментальной абстракцией при работе с файлами является файловый дескриптор </w:t>
+      </w:r>
+      <w:r>
+        <w:rPr>
+          <w:lang w:val="ru-BY"/>
+        </w:rPr>
+        <w:t xml:space="preserve">– </w:t>
+      </w:r>
+      <w:r>
+        <w:rPr>
+          <w:lang w:val="ru-BY"/>
+        </w:rPr>
+        <w:t>целое неотрицательное число, которое ядро назначает каждому открытому файлу в контексте конкретного процесса. Процесс наследует три стандартных дескриптора: 0 (stdin), 1 (stdout) и 2 (stderr). Системный вызов</w:t>
+      </w:r>
+      <w:r>
+        <w:rPr>
+          <w:lang w:val="ru-BY"/>
+        </w:rPr>
+        <w:t xml:space="preserve"> </w:t>
+      </w:r>
+      <w:r>
+        <w:rPr>
+          <w:lang w:val="ru-BY"/>
+        </w:rPr>
+        <w:t>open()</w:t>
+      </w:r>
+      <w:r>
+        <w:rPr>
+          <w:lang w:val="ru-BY"/>
+        </w:rPr>
+        <w:t xml:space="preserve"> </w:t>
+      </w:r>
+      <w:r>
+        <w:rPr>
+          <w:lang w:val="ru-BY"/>
+        </w:rPr>
+        <w:t xml:space="preserve">создает или открывает существующий файл, принимая путь, флаги доступа и, при необходимости, права доступа, и </w:t>
+      </w:r>
+      <w:r>
+        <w:rPr>
+          <w:lang w:val="ru-BY"/>
+        </w:rPr>
+        <w:lastRenderedPageBreak/>
+        <w:t>возвращает новый файловый дескриптор. Флаги включают обязательные режимы доступа</w:t>
+      </w:r>
+      <w:r>
+        <w:rPr>
+          <w:lang w:val="ru-BY"/>
+        </w:rPr>
+        <w:t xml:space="preserve"> </w:t>
+      </w:r>
+      <w:r>
+        <w:rPr>
+          <w:lang w:val="ru-BY"/>
+        </w:rPr>
+        <w:t>O_RDONLY,</w:t>
+      </w:r>
+      <w:r>
+        <w:rPr>
+          <w:lang w:val="ru-BY"/>
+        </w:rPr>
+        <w:t xml:space="preserve"> </w:t>
+      </w:r>
+      <w:r>
+        <w:rPr>
+          <w:lang w:val="ru-BY"/>
+        </w:rPr>
+        <w:t>O_WRONLY,</w:t>
+      </w:r>
+      <w:r>
+        <w:rPr>
+          <w:lang w:val="ru-BY"/>
+        </w:rPr>
+        <w:t xml:space="preserve"> </w:t>
+      </w:r>
+      <w:r>
+        <w:rPr>
+          <w:lang w:val="ru-BY"/>
+        </w:rPr>
+        <w:t>O_RDWR</w:t>
+      </w:r>
+      <w:r>
+        <w:rPr>
+          <w:lang w:val="ru-BY"/>
+        </w:rPr>
+        <w:t xml:space="preserve"> </w:t>
+      </w:r>
+      <w:r>
+        <w:rPr>
+          <w:lang w:val="ru-BY"/>
+        </w:rPr>
+        <w:t>и дополнительные флаги:</w:t>
+      </w:r>
+      <w:r>
+        <w:rPr>
+          <w:lang w:val="ru-BY"/>
+        </w:rPr>
+        <w:t xml:space="preserve"> </w:t>
+      </w:r>
+      <w:r>
+        <w:rPr>
+          <w:lang w:val="ru-BY"/>
+        </w:rPr>
+        <w:t>O_CREAT</w:t>
+      </w:r>
+      <w:r>
+        <w:rPr>
+          <w:lang w:val="ru-BY"/>
+        </w:rPr>
+        <w:t xml:space="preserve"> </w:t>
+      </w:r>
+      <w:r>
+        <w:rPr>
+          <w:lang w:val="ru-BY"/>
+        </w:rPr>
+        <w:t>для создания несуществующего файла,</w:t>
+      </w:r>
+      <w:r>
+        <w:rPr>
+          <w:lang w:val="ru-BY"/>
+        </w:rPr>
+        <w:t xml:space="preserve"> </w:t>
+      </w:r>
+      <w:r>
+        <w:rPr>
+          <w:lang w:val="ru-BY"/>
+        </w:rPr>
+        <w:t>O_TRUNC</w:t>
+      </w:r>
+      <w:r>
+        <w:rPr>
+          <w:lang w:val="ru-BY"/>
+        </w:rPr>
+        <w:t xml:space="preserve"> </w:t>
+      </w:r>
+      <w:r>
+        <w:rPr>
+          <w:lang w:val="ru-BY"/>
+        </w:rPr>
+        <w:t>для усечения,</w:t>
+      </w:r>
+      <w:r>
+        <w:rPr>
+          <w:lang w:val="ru-BY"/>
+        </w:rPr>
+        <w:t xml:space="preserve"> существующего до нулевой длины,</w:t>
+      </w:r>
+      <w:r>
+        <w:rPr>
+          <w:lang w:val="ru-BY"/>
+        </w:rPr>
+        <w:t xml:space="preserve"> </w:t>
+      </w:r>
+      <w:r>
+        <w:rPr>
+          <w:lang w:val="ru-BY"/>
+        </w:rPr>
+        <w:t>O_APPEND</w:t>
+      </w:r>
+      <w:r>
+        <w:rPr>
+          <w:lang w:val="ru-BY"/>
+        </w:rPr>
+        <w:t xml:space="preserve"> </w:t>
+      </w:r>
+      <w:r>
+        <w:rPr>
+          <w:lang w:val="ru-BY"/>
+        </w:rPr>
+        <w:t>для добавления в конец и</w:t>
+      </w:r>
+      <w:r>
+        <w:rPr>
+          <w:lang w:val="ru-BY"/>
+        </w:rPr>
+        <w:t xml:space="preserve"> </w:t>
+      </w:r>
+      <w:r>
+        <w:rPr>
+          <w:lang w:val="ru-BY"/>
+        </w:rPr>
+        <w:t>O_EXCL</w:t>
+      </w:r>
+      <w:r>
+        <w:rPr>
+          <w:lang w:val="ru-BY"/>
+        </w:rPr>
+        <w:t xml:space="preserve"> </w:t>
+      </w:r>
+      <w:r>
+        <w:rPr>
+          <w:lang w:val="ru-BY"/>
+        </w:rPr>
+        <w:t>для гарантии эксклюзивного создания. При указании</w:t>
+      </w:r>
+      <w:r>
+        <w:rPr>
+          <w:lang w:val="ru-BY"/>
+        </w:rPr>
+        <w:t xml:space="preserve"> </w:t>
+      </w:r>
+      <w:r>
+        <w:rPr>
+          <w:lang w:val="ru-BY"/>
+        </w:rPr>
+        <w:t>O_CREAT</w:t>
+      </w:r>
+      <w:r>
+        <w:rPr>
+          <w:lang w:val="ru-BY"/>
+        </w:rPr>
+        <w:t xml:space="preserve"> </w:t>
+      </w:r>
+      <w:r>
+        <w:rPr>
+          <w:lang w:val="ru-BY"/>
+        </w:rPr>
+        <w:t>требуется третий аргумент</w:t>
+      </w:r>
+      <w:r>
+        <w:rPr>
+          <w:lang w:val="ru-BY"/>
+        </w:rPr>
+        <w:t xml:space="preserve"> </w:t>
+      </w:r>
+      <w:r>
+        <w:rPr>
+          <w:lang w:val="ru-BY"/>
+        </w:rPr>
+        <w:t>mode_t, задающий биты прав доступа через комбинацию констант</w:t>
+      </w:r>
+      <w:r>
+        <w:rPr>
+          <w:lang w:val="ru-BY"/>
+        </w:rPr>
+        <w:t xml:space="preserve"> </w:t>
+      </w:r>
+      <w:r>
+        <w:rPr>
+          <w:lang w:val="ru-BY"/>
+        </w:rPr>
+        <w:t>S_IRUSR,</w:t>
+      </w:r>
+      <w:r>
+        <w:rPr>
+          <w:lang w:val="ru-BY"/>
+        </w:rPr>
+        <w:t xml:space="preserve"> </w:t>
+      </w:r>
+      <w:r>
+        <w:rPr>
+          <w:lang w:val="ru-BY"/>
+        </w:rPr>
+        <w:t>S_IWUSR,</w:t>
+      </w:r>
+      <w:r>
+        <w:rPr>
+          <w:lang w:val="ru-BY"/>
+        </w:rPr>
+        <w:t xml:space="preserve"> </w:t>
+      </w:r>
+      <w:r>
+        <w:rPr>
+          <w:lang w:val="ru-BY"/>
+        </w:rPr>
+        <w:t>S_IRGRP</w:t>
+      </w:r>
+      <w:r>
+        <w:rPr>
+          <w:lang w:val="ru-BY"/>
+        </w:rPr>
+        <w:t xml:space="preserve"> </w:t>
+      </w:r>
+      <w:r>
+        <w:rPr>
+          <w:lang w:val="ru-BY"/>
+        </w:rPr>
+        <w:t>и аналогичных. Для корректной обработки ошибок приложение должно проверять возвращаемое значение: -1 сигнализирует об ошибке с кодом в переменной</w:t>
+      </w:r>
+      <w:r>
+        <w:rPr>
+          <w:lang w:val="ru-BY"/>
+        </w:rPr>
+        <w:t xml:space="preserve"> </w:t>
+      </w:r>
+      <w:r>
+        <w:rPr>
+          <w:lang w:val="ru-BY"/>
+        </w:rPr>
+        <w:t>errno</w:t>
+      </w:r>
+      <w:r>
+        <w:rPr>
+          <w:lang w:val="ru-BY"/>
+        </w:rPr>
+        <w:t xml:space="preserve"> </w:t>
+      </w:r>
+      <w:r>
+        <w:t>[9</w:t>
+      </w:r>
+      <w:r>
+        <w:t>]</w:t>
+      </w:r>
+      <w:r>
+        <w:rPr>
+          <w:lang w:val="ru-BY"/>
+        </w:rPr>
+        <w:t>.</w:t>
+      </w:r>
+      <w:r>
+        <w:rPr>
+          <w:lang w:val="ru-BY"/>
+        </w:rPr>
+        <w:t xml:space="preserve"> </w:t>
+      </w:r>
+      <w:r>
+        <w:rPr>
+          <w:lang w:val="ru-BY"/>
+        </w:rPr>
+        <w:t>Вызов</w:t>
+      </w:r>
+      <w:r>
+        <w:rPr>
+          <w:lang w:val="ru-BY"/>
+        </w:rPr>
+        <w:t xml:space="preserve"> </w:t>
+      </w:r>
+      <w:r>
+        <w:rPr>
+          <w:lang w:val="ru-BY"/>
+        </w:rPr>
+        <w:t>close(int fd)</w:t>
+      </w:r>
+      <w:r>
+        <w:rPr>
+          <w:lang w:val="ru-BY"/>
+        </w:rPr>
+        <w:t xml:space="preserve"> </w:t>
+      </w:r>
+      <w:r>
+        <w:rPr>
+          <w:lang w:val="ru-BY"/>
+        </w:rPr>
+        <w:t>освобождает файловый дескриптор. Ядро автоматически закрывает все дескрипторы при завершении процесса, однако явный вызов</w:t>
+      </w:r>
+      <w:r>
+        <w:rPr>
+          <w:lang w:val="ru-BY"/>
+        </w:rPr>
+        <w:t xml:space="preserve"> </w:t>
+      </w:r>
+      <w:r>
+        <w:rPr>
+          <w:lang w:val="ru-BY"/>
+        </w:rPr>
+        <w:t>close()</w:t>
+      </w:r>
+      <w:r>
+        <w:t xml:space="preserve"> </w:t>
+      </w:r>
+      <w:r>
+        <w:rPr>
+          <w:lang w:val="ru-BY"/>
+        </w:rPr>
+        <w:t>необходим для освобождения ресурсов в долгоживущих приложениях и корректной обработки ошибок ввода-вывода, которые могут проявиться только на момент закрытия.</w:t>
+      </w:r>
+      <w:r>
+        <w:rPr>
+          <w:lang w:val="ru-BY"/>
+        </w:rPr>
+        <w:t xml:space="preserve"> </w:t>
+      </w:r>
+    </w:p>
+    <w:p>
+      <w:pPr>
+        <w:widowControl/>
+        <w:suppressAutoHyphens w:val="0"/>
+        <w:spacing w:line="240" w:lineRule="auto"/>
+        <w:ind w:firstLine="709"/>
+        <w:rPr>
+          <w:lang w:val="ru-BY"/>
+        </w:rPr>
+      </w:pPr>
+      <w:r>
+        <w:rPr>
+          <w:lang w:val="ru-BY"/>
+        </w:rPr>
+        <w:t>Для позиционирования внутри файла используется системный вызов</w:t>
+      </w:r>
+      <w:r>
+        <w:rPr>
+          <w:lang w:val="ru-BY"/>
+        </w:rPr>
+        <w:t xml:space="preserve"> </w:t>
+      </w:r>
+      <w:r>
+        <w:rPr>
+          <w:lang w:val="ru-BY"/>
+        </w:rPr>
+        <w:t>lseek(int fd, off_t offset, int whence), который изменяет текущую позицию чтения/записи для открытого файлового дескриптора. Аргумент</w:t>
+      </w:r>
+      <w:r>
+        <w:rPr>
+          <w:lang w:val="ru-BY"/>
+        </w:rPr>
+        <w:t xml:space="preserve"> </w:t>
+      </w:r>
+      <w:r>
+        <w:rPr>
+          <w:lang w:val="ru-BY"/>
+        </w:rPr>
+        <w:t>whence</w:t>
+      </w:r>
+      <w:r>
+        <w:rPr>
+          <w:lang w:val="ru-BY"/>
+        </w:rPr>
+        <w:t xml:space="preserve"> </w:t>
+      </w:r>
+      <w:r>
+        <w:rPr>
+          <w:lang w:val="ru-BY"/>
+        </w:rPr>
+        <w:t>определяет интерпретацию смещения:</w:t>
+      </w:r>
+      <w:r>
+        <w:rPr>
+          <w:lang w:val="ru-BY"/>
+        </w:rPr>
+        <w:t xml:space="preserve"> </w:t>
+      </w:r>
+      <w:r>
+        <w:rPr>
+          <w:lang w:val="ru-BY"/>
+        </w:rPr>
+        <w:t>SEEK_SET</w:t>
+      </w:r>
+      <w:r>
+        <w:rPr>
+          <w:lang w:val="ru-BY"/>
+        </w:rPr>
+        <w:t xml:space="preserve"> </w:t>
+      </w:r>
+      <w:r>
+        <w:rPr>
+          <w:lang w:val="ru-BY"/>
+        </w:rPr>
+        <w:t>–</w:t>
+      </w:r>
+      <w:r>
+        <w:rPr>
+          <w:lang w:val="ru-BY"/>
+        </w:rPr>
+        <w:t xml:space="preserve"> от начала файла,</w:t>
+      </w:r>
+      <w:r>
+        <w:rPr>
+          <w:lang w:val="ru-BY"/>
+        </w:rPr>
+        <w:t xml:space="preserve"> </w:t>
+      </w:r>
+      <w:r>
+        <w:rPr>
+          <w:lang w:val="ru-BY"/>
+        </w:rPr>
+        <w:t>SEEK_CUR</w:t>
+      </w:r>
+      <w:r>
+        <w:rPr>
+          <w:lang w:val="ru-BY"/>
+        </w:rPr>
+        <w:t xml:space="preserve"> </w:t>
+      </w:r>
+      <w:r>
+        <w:rPr>
+          <w:lang w:val="ru-BY"/>
+        </w:rPr>
+        <w:t>–</w:t>
+      </w:r>
+      <w:r>
+        <w:rPr>
+          <w:lang w:val="ru-BY"/>
+        </w:rPr>
+        <w:t xml:space="preserve"> от текущей позиции,</w:t>
+      </w:r>
+      <w:r>
+        <w:rPr>
+          <w:lang w:val="ru-BY"/>
+        </w:rPr>
+        <w:t xml:space="preserve"> </w:t>
+      </w:r>
+      <w:r>
+        <w:rPr>
+          <w:lang w:val="ru-BY"/>
+        </w:rPr>
+        <w:t>SEEK_END</w:t>
+      </w:r>
+      <w:r>
+        <w:rPr>
+          <w:lang w:val="ru-BY"/>
+        </w:rPr>
+        <w:t xml:space="preserve"> </w:t>
+      </w:r>
+      <w:r>
+        <w:rPr>
+          <w:lang w:val="ru-BY"/>
+        </w:rPr>
+        <w:t>–</w:t>
+      </w:r>
+      <w:r>
+        <w:rPr>
+          <w:lang w:val="ru-BY"/>
+        </w:rPr>
+        <w:t xml:space="preserve"> от конца файла. Вызов возвращает новую позицию или -1 при ошибке. lseek позволяет устанавливать позицию за текущим концом файла, создавая участки, которые не занимают место на диске и читаются как нулевые байты.</w:t>
+      </w:r>
+    </w:p>
+    <w:p>
+      <w:pPr>
+        <w:widowControl/>
+        <w:suppressAutoHyphens w:val="0"/>
+        <w:spacing w:line="240" w:lineRule="auto"/>
+        <w:ind w:firstLine="709"/>
+        <w:rPr>
+          <w:lang w:val="ru-BY"/>
+        </w:rPr>
+      </w:pPr>
+      <w:r>
+        <w:rPr>
+          <w:lang w:val="ru-BY"/>
+        </w:rPr>
+        <w:t>Непосредственный ввод-вывод осуществляется вызовами</w:t>
+      </w:r>
+      <w:r>
+        <w:rPr>
+          <w:lang w:val="ru-BY"/>
+        </w:rPr>
+        <w:t xml:space="preserve"> </w:t>
+      </w:r>
+      <w:r>
+        <w:rPr>
+          <w:lang w:val="ru-BY"/>
+        </w:rPr>
+        <w:t>read()</w:t>
+      </w:r>
+      <w:r>
+        <w:rPr>
+          <w:lang w:val="ru-BY"/>
+        </w:rPr>
+        <w:t xml:space="preserve"> </w:t>
+      </w:r>
+      <w:r>
+        <w:rPr>
+          <w:lang w:val="ru-BY"/>
+        </w:rPr>
+        <w:t>и</w:t>
+      </w:r>
+      <w:r>
+        <w:rPr>
+          <w:lang w:val="ru-BY"/>
+        </w:rPr>
+        <w:t xml:space="preserve"> </w:t>
+      </w:r>
+      <w:r>
+        <w:rPr>
+          <w:lang w:val="ru-BY"/>
+        </w:rPr>
+        <w:t>write(). Сигн</w:t>
+      </w:r>
+      <w:r>
+        <w:rPr>
+          <w:lang w:val="ru-BY"/>
+        </w:rPr>
+        <w:t xml:space="preserve">атура </w:t>
+      </w:r>
+      <w:r>
+        <w:rPr>
+          <w:lang w:val="ru-BY"/>
+        </w:rPr>
+        <w:t>read(int fd, void *buf, size_t count)</w:t>
+      </w:r>
+      <w:r>
+        <w:rPr>
+          <w:lang w:val="ru-BY"/>
+        </w:rPr>
+        <w:t xml:space="preserve"> </w:t>
+      </w:r>
+      <w:r>
+        <w:rPr>
+          <w:lang w:val="ru-BY"/>
+        </w:rPr>
+        <w:t>пытается считать до</w:t>
+      </w:r>
+      <w:r>
+        <w:rPr>
+          <w:lang w:val="ru-BY"/>
+        </w:rPr>
+        <w:t xml:space="preserve"> </w:t>
+      </w:r>
+      <w:r>
+        <w:rPr>
+          <w:lang w:val="ru-BY"/>
+        </w:rPr>
+        <w:t>count</w:t>
+      </w:r>
+      <w:r>
+        <w:rPr>
+          <w:lang w:val="ru-BY"/>
+        </w:rPr>
+        <w:t xml:space="preserve"> </w:t>
+      </w:r>
+      <w:r>
+        <w:rPr>
+          <w:lang w:val="ru-BY"/>
+        </w:rPr>
+        <w:t>байт в буфер</w:t>
+      </w:r>
+      <w:r>
+        <w:rPr>
+          <w:lang w:val="ru-BY"/>
+        </w:rPr>
+        <w:t xml:space="preserve"> </w:t>
+      </w:r>
+      <w:r>
+        <w:rPr>
+          <w:lang w:val="ru-BY"/>
+        </w:rPr>
+        <w:t>и возвращает количество реально прочитанных байт, 0 при достижении конца файла или -1 при ошибке. Аналогично</w:t>
+      </w:r>
+      <w:r>
+        <w:rPr>
+          <w:lang w:val="ru-BY"/>
+        </w:rPr>
+        <w:t xml:space="preserve"> </w:t>
+      </w:r>
+      <w:r>
+        <w:rPr>
+          <w:lang w:val="ru-BY"/>
+        </w:rPr>
+        <w:t>write(int fd, const void *buf, size_t count)</w:t>
+      </w:r>
+      <w:r>
+        <w:rPr>
+          <w:lang w:val="ru-BY"/>
+        </w:rPr>
+        <w:t xml:space="preserve"> </w:t>
+      </w:r>
+      <w:r>
+        <w:rPr>
+          <w:lang w:val="ru-BY"/>
+        </w:rPr>
+        <w:t>записывает данные из буфера и возвращает количество записанных байт, которое должно совпадать с</w:t>
+      </w:r>
+      <w:r>
+        <w:rPr>
+          <w:lang w:val="ru-BY"/>
+        </w:rPr>
+        <w:t xml:space="preserve"> </w:t>
+      </w:r>
+      <w:r>
+        <w:rPr>
+          <w:lang w:val="ru-BY"/>
+        </w:rPr>
+        <w:t>count</w:t>
+      </w:r>
+      <w:r>
+        <w:rPr>
+          <w:lang w:val="ru-BY"/>
+        </w:rPr>
+        <w:t xml:space="preserve"> </w:t>
+      </w:r>
+      <w:r>
+        <w:rPr>
+          <w:lang w:val="ru-BY"/>
+        </w:rPr>
+        <w:t>при успешной записи. Оба вызова могут вернуть меньше байт, чем запрошено, например, при чтении из pipe или при прерывании сигналом.</w:t>
+      </w:r>
+    </w:p>
+    <w:p>
+      <w:pPr>
+        <w:widowControl/>
+        <w:suppressAutoHyphens w:val="0"/>
+        <w:spacing w:line="240" w:lineRule="auto"/>
+        <w:ind w:firstLine="709"/>
+        <w:rPr>
+          <w:lang w:val="ru-BY"/>
+        </w:rPr>
+      </w:pPr>
+      <w:r>
+        <w:rPr>
+          <w:lang w:val="ru-BY"/>
+        </w:rPr>
+        <w:t>Получение метаданных файла выполняется через семейство вызовов</w:t>
+      </w:r>
+      <w:r>
+        <w:rPr>
+          <w:lang w:val="ru-BY"/>
+        </w:rPr>
+        <w:t xml:space="preserve"> </w:t>
+      </w:r>
+      <w:r>
+        <w:rPr>
+          <w:lang w:val="ru-BY"/>
+        </w:rPr>
+        <w:t>stat()</w:t>
+      </w:r>
+      <w:r>
+        <w:rPr>
+          <w:lang w:val="ru-BY"/>
+        </w:rPr>
+        <w:t xml:space="preserve">, которые </w:t>
+      </w:r>
+      <w:r>
+        <w:rPr>
+          <w:lang w:val="ru-BY"/>
+        </w:rPr>
+        <w:t>заполня</w:t>
+      </w:r>
+      <w:r>
+        <w:rPr>
+          <w:lang w:val="ru-BY"/>
+        </w:rPr>
+        <w:t>ю</w:t>
+      </w:r>
+      <w:r>
+        <w:rPr>
+          <w:lang w:val="ru-BY"/>
+        </w:rPr>
+        <w:t>т структуру</w:t>
+      </w:r>
+      <w:r>
+        <w:rPr>
+          <w:lang w:val="ru-BY"/>
+        </w:rPr>
+        <w:t xml:space="preserve"> </w:t>
+      </w:r>
+      <w:r>
+        <w:rPr>
+          <w:lang w:val="ru-BY"/>
+        </w:rPr>
+        <w:t>stat</w:t>
+      </w:r>
+      <w:r>
+        <w:rPr>
+          <w:lang w:val="ru-BY"/>
+        </w:rPr>
+        <w:t xml:space="preserve"> </w:t>
+      </w:r>
+      <w:r>
+        <w:rPr>
+          <w:lang w:val="ru-BY"/>
+        </w:rPr>
+        <w:t xml:space="preserve">информацией о </w:t>
+      </w:r>
+      <w:r>
+        <w:rPr>
+          <w:lang w:val="ru-BY"/>
+        </w:rPr>
+        <w:t xml:space="preserve">заданном </w:t>
+      </w:r>
+      <w:r>
+        <w:rPr>
+          <w:lang w:val="ru-BY"/>
+        </w:rPr>
+        <w:t>файле. Для уже открытого файла используется</w:t>
+      </w:r>
+      <w:r>
+        <w:rPr>
+          <w:lang w:val="ru-BY"/>
+        </w:rPr>
+        <w:t xml:space="preserve"> </w:t>
+      </w:r>
+      <w:r>
+        <w:rPr>
+          <w:lang w:val="ru-BY"/>
+        </w:rPr>
+        <w:t>fstat(int fd, struct stat *buf), что позволяет избежать проблем с гонками при изменении пути. Структура</w:t>
+      </w:r>
+      <w:r>
+        <w:rPr>
+          <w:lang w:val="ru-BY"/>
+        </w:rPr>
+        <w:t xml:space="preserve"> </w:t>
+      </w:r>
+      <w:r>
+        <w:rPr>
+          <w:lang w:val="ru-BY"/>
+        </w:rPr>
+        <w:t>stat</w:t>
+      </w:r>
+      <w:r>
+        <w:rPr>
+          <w:lang w:val="ru-BY"/>
+        </w:rPr>
+        <w:t xml:space="preserve"> </w:t>
+      </w:r>
+      <w:r>
+        <w:rPr>
+          <w:lang w:val="ru-BY"/>
+        </w:rPr>
+        <w:t>содержит ключевые поля:</w:t>
+      </w:r>
+      <w:r>
+        <w:rPr>
+          <w:lang w:val="ru-BY"/>
+        </w:rPr>
+        <w:t xml:space="preserve"> </w:t>
+      </w:r>
+      <w:r>
+        <w:rPr>
+          <w:lang w:val="ru-BY"/>
+        </w:rPr>
+        <w:t>st_mode</w:t>
+      </w:r>
+      <w:r>
+        <w:rPr>
+          <w:lang w:val="ru-BY"/>
+        </w:rPr>
+        <w:t xml:space="preserve"> </w:t>
+      </w:r>
+      <w:r>
+        <w:rPr>
+          <w:lang w:val="ru-BY"/>
+        </w:rPr>
+        <w:t>–</w:t>
+      </w:r>
+      <w:r>
+        <w:rPr>
+          <w:lang w:val="ru-BY"/>
+        </w:rPr>
+        <w:t xml:space="preserve"> тип файла и права доступа,</w:t>
+      </w:r>
+      <w:r>
+        <w:rPr>
+          <w:lang w:val="ru-BY"/>
+        </w:rPr>
+        <w:t xml:space="preserve"> </w:t>
+      </w:r>
+      <w:r>
+        <w:rPr>
+          <w:lang w:val="ru-BY"/>
+        </w:rPr>
+        <w:t>st_ino</w:t>
+      </w:r>
+      <w:r>
+        <w:rPr>
+          <w:lang w:val="ru-BY"/>
+        </w:rPr>
+        <w:t xml:space="preserve"> </w:t>
+      </w:r>
+      <w:r>
+        <w:rPr>
+          <w:lang w:val="ru-BY"/>
+        </w:rPr>
+        <w:t>–</w:t>
+      </w:r>
+      <w:r>
+        <w:rPr>
+          <w:lang w:val="ru-BY"/>
+        </w:rPr>
+        <w:t xml:space="preserve"> номер </w:t>
+      </w:r>
+      <w:r>
+        <w:rPr>
+          <w:lang w:val="ru-BY"/>
+        </w:rPr>
+        <w:t>inode</w:t>
+      </w:r>
+      <w:r>
+        <w:rPr>
+          <w:lang w:val="ru-BY"/>
+        </w:rPr>
+        <w:t>,</w:t>
+      </w:r>
+      <w:r>
+        <w:rPr>
+          <w:lang w:val="ru-BY"/>
+        </w:rPr>
+        <w:t xml:space="preserve"> </w:t>
+      </w:r>
+      <w:r>
+        <w:rPr>
+          <w:lang w:val="ru-BY"/>
+        </w:rPr>
+        <w:t>st_dev</w:t>
+      </w:r>
+      <w:r>
+        <w:rPr>
+          <w:lang w:val="ru-BY"/>
+        </w:rPr>
+        <w:t xml:space="preserve"> </w:t>
+      </w:r>
+      <w:r>
+        <w:rPr>
+          <w:lang w:val="ru-BY"/>
+        </w:rPr>
+        <w:t>–</w:t>
+      </w:r>
+      <w:r>
+        <w:rPr>
+          <w:lang w:val="ru-BY"/>
+        </w:rPr>
+        <w:t xml:space="preserve"> идентификатор устройства,</w:t>
+      </w:r>
+      <w:r>
+        <w:rPr>
+          <w:lang w:val="ru-BY"/>
+        </w:rPr>
+        <w:t xml:space="preserve"> </w:t>
+      </w:r>
+      <w:r>
+        <w:rPr>
+          <w:lang w:val="ru-BY"/>
+        </w:rPr>
+        <w:t>st_nlink</w:t>
+      </w:r>
+      <w:r>
+        <w:rPr>
+          <w:lang w:val="ru-BY"/>
+        </w:rPr>
+        <w:t xml:space="preserve"> </w:t>
+      </w:r>
+      <w:r>
+        <w:rPr>
+          <w:lang w:val="ru-BY"/>
+        </w:rPr>
+        <w:t>–</w:t>
+      </w:r>
+      <w:r>
+        <w:rPr>
+          <w:lang w:val="ru-BY"/>
+        </w:rPr>
+        <w:t xml:space="preserve"> количество жестких ссылок,</w:t>
+      </w:r>
+      <w:r>
+        <w:rPr>
+          <w:lang w:val="ru-BY"/>
+        </w:rPr>
+        <w:t xml:space="preserve"> </w:t>
+      </w:r>
+      <w:r>
+        <w:rPr>
+          <w:lang w:val="ru-BY"/>
+        </w:rPr>
+        <w:t>st_uid</w:t>
+      </w:r>
+      <w:r>
+        <w:rPr>
+          <w:lang w:val="ru-BY"/>
+        </w:rPr>
+        <w:t xml:space="preserve"> </w:t>
+      </w:r>
+      <w:r>
+        <w:rPr>
+          <w:lang w:val="ru-BY"/>
+        </w:rPr>
+        <w:t>и</w:t>
+      </w:r>
+      <w:r>
+        <w:rPr>
+          <w:lang w:val="ru-BY"/>
+        </w:rPr>
+        <w:t xml:space="preserve"> </w:t>
+      </w:r>
+      <w:r>
+        <w:rPr>
+          <w:lang w:val="ru-BY"/>
+        </w:rPr>
+        <w:t>st_gid</w:t>
+      </w:r>
+      <w:r>
+        <w:rPr>
+          <w:lang w:val="ru-BY"/>
+        </w:rPr>
+        <w:t xml:space="preserve"> </w:t>
+      </w:r>
+      <w:r>
+        <w:rPr>
+          <w:lang w:val="ru-BY"/>
+        </w:rPr>
+        <w:t>–</w:t>
+      </w:r>
+      <w:r>
+        <w:rPr>
+          <w:lang w:val="ru-BY"/>
+        </w:rPr>
+        <w:t xml:space="preserve"> </w:t>
+      </w:r>
+      <w:r>
+        <w:rPr>
+          <w:lang w:val="ru-BY"/>
+        </w:rPr>
+        <w:t>идентификаторы владельца,</w:t>
+      </w:r>
+      <w:r>
+        <w:rPr>
+          <w:lang w:val="ru-BY"/>
+        </w:rPr>
+        <w:t xml:space="preserve"> </w:t>
+      </w:r>
+      <w:r>
+        <w:rPr>
+          <w:lang w:val="ru-BY"/>
+        </w:rPr>
+        <w:t>st_size</w:t>
+      </w:r>
+      <w:r>
+        <w:rPr>
+          <w:lang w:val="ru-BY"/>
+        </w:rPr>
+        <w:t xml:space="preserve"> </w:t>
+      </w:r>
+      <w:r>
+        <w:rPr>
+          <w:lang w:val="ru-BY"/>
+        </w:rPr>
+        <w:t>–</w:t>
+      </w:r>
+      <w:r>
+        <w:rPr>
+          <w:lang w:val="ru-BY"/>
+        </w:rPr>
+        <w:t xml:space="preserve"> размер в байтах,</w:t>
+      </w:r>
+      <w:r>
+        <w:rPr>
+          <w:lang w:val="ru-BY"/>
+        </w:rPr>
+        <w:t xml:space="preserve"> </w:t>
+      </w:r>
+      <w:r>
+        <w:rPr>
+          <w:lang w:val="ru-BY"/>
+        </w:rPr>
+        <w:t>st_atime</w:t>
+      </w:r>
+      <w:r>
+        <w:rPr>
+          <w:lang w:val="ru-BY"/>
+        </w:rPr>
+        <w:t xml:space="preserve"> </w:t>
+      </w:r>
+      <w:r>
+        <w:rPr>
+          <w:lang w:val="ru-BY"/>
+        </w:rPr>
+        <w:t>–</w:t>
+      </w:r>
+      <w:r>
+        <w:rPr>
+          <w:lang w:val="ru-BY"/>
+        </w:rPr>
+        <w:t xml:space="preserve"> время последнего доступа,</w:t>
+      </w:r>
+      <w:r>
+        <w:rPr>
+          <w:lang w:val="ru-BY"/>
+        </w:rPr>
+        <w:t xml:space="preserve"> </w:t>
+      </w:r>
+      <w:r>
+        <w:rPr>
+          <w:lang w:val="ru-BY"/>
+        </w:rPr>
+        <w:t>st_mtime</w:t>
+      </w:r>
+      <w:r>
+        <w:rPr>
+          <w:lang w:val="ru-BY"/>
+        </w:rPr>
+        <w:t xml:space="preserve"> </w:t>
+      </w:r>
+      <w:r>
+        <w:rPr>
+          <w:lang w:val="ru-BY"/>
+        </w:rPr>
+        <w:t>–</w:t>
+      </w:r>
+      <w:r>
+        <w:rPr>
+          <w:lang w:val="ru-BY"/>
+        </w:rPr>
+        <w:t xml:space="preserve"> время последней модификации,</w:t>
+      </w:r>
+      <w:r>
+        <w:rPr>
+          <w:lang w:val="ru-BY"/>
+        </w:rPr>
+        <w:t xml:space="preserve"> </w:t>
+      </w:r>
+      <w:r>
+        <w:rPr>
+          <w:lang w:val="ru-BY"/>
+        </w:rPr>
+        <w:t>st_ctime</w:t>
+      </w:r>
+      <w:r>
+        <w:rPr>
+          <w:lang w:val="ru-BY"/>
+        </w:rPr>
+        <w:t xml:space="preserve"> </w:t>
+      </w:r>
+      <w:r>
+        <w:rPr>
+          <w:lang w:val="ru-BY"/>
+        </w:rPr>
+        <w:t>–</w:t>
+      </w:r>
+      <w:r>
+        <w:rPr>
+          <w:lang w:val="ru-BY"/>
+        </w:rPr>
+        <w:t xml:space="preserve"> время последнего изменения метаданных. Для определения типа файла предназначены макросы</w:t>
+      </w:r>
+      <w:r>
+        <w:rPr>
+          <w:lang w:val="ru-BY"/>
+        </w:rPr>
+        <w:t xml:space="preserve"> </w:t>
+      </w:r>
+      <w:r>
+        <w:rPr>
+          <w:lang w:val="ru-BY"/>
+        </w:rPr>
+        <w:t>S_ISREG(mode),</w:t>
+      </w:r>
+      <w:r>
+        <w:rPr>
+          <w:lang w:val="ru-BY"/>
+        </w:rPr>
+        <w:t xml:space="preserve"> </w:t>
+      </w:r>
+      <w:r>
+        <w:rPr>
+          <w:lang w:val="ru-BY"/>
+        </w:rPr>
+        <w:t>S_ISDIR(mode),</w:t>
+      </w:r>
+      <w:r>
+        <w:rPr>
+          <w:lang w:val="ru-BY"/>
+        </w:rPr>
+        <w:t xml:space="preserve"> </w:t>
+      </w:r>
+      <w:r>
+        <w:rPr>
+          <w:lang w:val="ru-BY"/>
+        </w:rPr>
+        <w:t>S_ISLNK(mode)</w:t>
+      </w:r>
+      <w:r>
+        <w:rPr>
+          <w:lang w:val="ru-BY"/>
+        </w:rPr>
+        <w:t xml:space="preserve"> </w:t>
+      </w:r>
+      <w:r>
+        <w:rPr>
+          <w:lang w:val="ru-BY"/>
+        </w:rPr>
+        <w:t>и другие, проверяющие соответствующие биты в</w:t>
+      </w:r>
+      <w:r>
+        <w:rPr>
+          <w:lang w:val="ru-BY"/>
+        </w:rPr>
+        <w:t xml:space="preserve"> </w:t>
+      </w:r>
+      <w:r>
+        <w:rPr>
+          <w:lang w:val="ru-BY"/>
+        </w:rPr>
+        <w:t>st_mode. Права доступа проверяются маскированием</w:t>
+      </w:r>
+      <w:r>
+        <w:rPr>
+          <w:lang w:val="ru-BY"/>
+        </w:rPr>
+        <w:t xml:space="preserve"> </w:t>
+      </w:r>
+      <w:r>
+        <w:rPr>
+          <w:lang w:val="ru-BY"/>
+        </w:rPr>
+        <w:t>st_mode</w:t>
+      </w:r>
+      <w:r>
+        <w:rPr>
+          <w:lang w:val="ru-BY"/>
+        </w:rPr>
+        <w:t xml:space="preserve"> </w:t>
+      </w:r>
+      <w:r>
+        <w:rPr>
+          <w:lang w:val="ru-BY"/>
+        </w:rPr>
+        <w:t>с константами</w:t>
+      </w:r>
+      <w:r>
+        <w:rPr>
+          <w:lang w:val="ru-BY"/>
+        </w:rPr>
+        <w:t xml:space="preserve"> </w:t>
+      </w:r>
+      <w:r>
+        <w:rPr>
+          <w:lang w:val="ru-BY"/>
+        </w:rPr>
+        <w:t>S_IRUSR,</w:t>
+      </w:r>
+      <w:r>
+        <w:rPr>
+          <w:lang w:val="ru-BY"/>
+        </w:rPr>
+        <w:t xml:space="preserve"> </w:t>
+      </w:r>
+      <w:r>
+        <w:rPr>
+          <w:lang w:val="ru-BY"/>
+        </w:rPr>
+        <w:t>S_IWUSR,</w:t>
+      </w:r>
+      <w:r>
+        <w:rPr>
+          <w:lang w:val="ru-BY"/>
+        </w:rPr>
+        <w:t xml:space="preserve"> </w:t>
+      </w:r>
+      <w:r>
+        <w:rPr>
+          <w:lang w:val="ru-BY"/>
+        </w:rPr>
+        <w:t>S_IXUSR</w:t>
+      </w:r>
+      <w:r>
+        <w:rPr>
+          <w:lang w:val="ru-BY"/>
+        </w:rPr>
+        <w:t xml:space="preserve"> </w:t>
+      </w:r>
+      <w:r>
+        <w:t>и аналогичными</w:t>
+      </w:r>
+      <w:r>
+        <w:rPr>
+          <w:lang w:val="ru-BY"/>
+        </w:rPr>
+        <w:t>.</w:t>
+      </w:r>
+    </w:p>
+    <w:p>
+      <w:pPr>
+        <w:widowControl/>
+        <w:suppressAutoHyphens w:val="0"/>
+        <w:spacing w:line="240" w:lineRule="auto"/>
+        <w:ind w:firstLine="709"/>
+        <w:rPr>
+          <w:lang w:val="ru-BY"/>
+        </w:rPr>
+      </w:pPr>
+      <w:r>
+        <w:rPr>
+          <w:lang w:val="ru-BY"/>
+        </w:rPr>
+        <w:t>Для навигации по каталогам предусмотрен отдельный набор вызовов.</w:t>
+      </w:r>
+      <w:r>
+        <w:rPr>
+          <w:lang w:val="ru-BY"/>
+        </w:rPr>
+        <w:t xml:space="preserve"> Вызов </w:t>
+      </w:r>
+      <w:r>
+        <w:rPr>
+          <w:lang w:val="ru-BY"/>
+        </w:rPr>
+        <w:t>opendir(const char *name)</w:t>
+      </w:r>
+      <w:r>
+        <w:rPr>
+          <w:lang w:val="ru-BY"/>
+        </w:rPr>
+        <w:t xml:space="preserve"> </w:t>
+      </w:r>
+      <w:r>
+        <w:rPr>
+          <w:lang w:val="ru-BY"/>
+        </w:rPr>
+        <w:t xml:space="preserve">открывает поток каталога и возвращает </w:t>
+      </w:r>
+      <w:r>
+        <w:rPr>
+          <w:lang w:val="ru-BY"/>
+        </w:rPr>
+        <w:lastRenderedPageBreak/>
+        <w:t>указатель на структуру</w:t>
+      </w:r>
+      <w:r>
+        <w:rPr>
+          <w:lang w:val="ru-BY"/>
+        </w:rPr>
+        <w:t xml:space="preserve"> </w:t>
+      </w:r>
+      <w:r>
+        <w:rPr>
+          <w:lang w:val="ru-BY"/>
+        </w:rPr>
+        <w:t>DIR</w:t>
+      </w:r>
+      <w:r>
+        <w:rPr>
+          <w:lang w:val="ru-BY"/>
+        </w:rPr>
+        <w:t xml:space="preserve">, </w:t>
+      </w:r>
+      <w:r>
+        <w:rPr>
+          <w:lang w:val="ru-BY"/>
+        </w:rPr>
+        <w:t>readdir(DIR *dirp)</w:t>
+      </w:r>
+      <w:r>
+        <w:rPr>
+          <w:lang w:val="ru-BY"/>
+        </w:rPr>
+        <w:t xml:space="preserve"> </w:t>
+      </w:r>
+      <w:r>
+        <w:rPr>
+          <w:lang w:val="ru-BY"/>
+        </w:rPr>
+        <w:t>последовательно читает записи каталога, возвращая указатель на структуру</w:t>
+      </w:r>
+      <w:r>
+        <w:rPr>
+          <w:lang w:val="ru-BY"/>
+        </w:rPr>
+        <w:t xml:space="preserve"> </w:t>
+      </w:r>
+      <w:r>
+        <w:rPr>
+          <w:lang w:val="ru-BY"/>
+        </w:rPr>
+        <w:t>dirent, содержащую имя файла и, в некоторых реализациях, тип файла</w:t>
+      </w:r>
+      <w:r>
+        <w:rPr>
+          <w:lang w:val="ru-BY"/>
+        </w:rPr>
+        <w:t xml:space="preserve">, </w:t>
+      </w:r>
+      <w:r>
+        <w:rPr>
+          <w:lang w:val="ru-BY"/>
+        </w:rPr>
+        <w:t>closedir(DIR *dirp)</w:t>
+      </w:r>
+      <w:r>
+        <w:rPr>
+          <w:lang w:val="ru-BY"/>
+        </w:rPr>
+        <w:t xml:space="preserve"> </w:t>
+      </w:r>
+      <w:r>
+        <w:rPr>
+          <w:lang w:val="ru-BY"/>
+        </w:rPr>
+        <w:t>закрывает поток. Важно, что</w:t>
+      </w:r>
+      <w:r>
+        <w:rPr>
+          <w:lang w:val="ru-BY"/>
+        </w:rPr>
+        <w:t xml:space="preserve"> </w:t>
+      </w:r>
+      <w:r>
+        <w:rPr>
+          <w:lang w:val="ru-BY"/>
+        </w:rPr>
+        <w:t>readdir()</w:t>
+      </w:r>
+      <w:r>
+        <w:rPr>
+          <w:lang w:val="ru-BY"/>
+        </w:rPr>
+        <w:t xml:space="preserve"> </w:t>
+      </w:r>
+      <w:r>
+        <w:rPr>
+          <w:lang w:val="ru-BY"/>
+        </w:rPr>
+        <w:t>не гарантирует упорядоченность записей. Для перехода в другой каталог используется</w:t>
+      </w:r>
+      <w:r>
+        <w:rPr>
+          <w:lang w:val="ru-BY"/>
+        </w:rPr>
+        <w:t xml:space="preserve"> </w:t>
+      </w:r>
+      <w:r>
+        <w:rPr>
+          <w:lang w:val="ru-BY"/>
+        </w:rPr>
+        <w:t>chdir(const char *path), изменяющий текущий рабочий каталог процесса, и</w:t>
+      </w:r>
+      <w:r>
+        <w:rPr>
+          <w:lang w:val="ru-BY"/>
+        </w:rPr>
+        <w:t xml:space="preserve"> </w:t>
+      </w:r>
+      <w:r>
+        <w:rPr>
+          <w:lang w:val="ru-BY"/>
+        </w:rPr>
+        <w:t>getcwd(char *buf, size_t size)</w:t>
+      </w:r>
+      <w:r>
+        <w:rPr>
+          <w:lang w:val="ru-BY"/>
+        </w:rPr>
+        <w:t xml:space="preserve"> </w:t>
+      </w:r>
+      <w:r>
+        <w:rPr>
+          <w:lang w:val="ru-BY"/>
+        </w:rPr>
+        <w:t>для получения абсолютного пути текущего каталога.</w:t>
+      </w:r>
+    </w:p>
+    <w:p>
+      <w:pPr>
+        <w:widowControl/>
+        <w:suppressAutoHyphens w:val="0"/>
+        <w:spacing w:line="240" w:lineRule="auto"/>
+        <w:ind w:firstLine="709"/>
+        <w:rPr>
+          <w:lang w:val="ru-BY"/>
+        </w:rPr>
+      </w:pPr>
+      <w:r>
+        <w:rPr>
+          <w:lang w:val="ru-BY"/>
+        </w:rPr>
+        <w:t>Создание и удаление каталогов выполняется вызовами</w:t>
+      </w:r>
+      <w:r>
+        <w:rPr>
+          <w:lang w:val="ru-BY"/>
+        </w:rPr>
+        <w:t xml:space="preserve"> </w:t>
+      </w:r>
+      <w:r>
+        <w:rPr>
+          <w:lang w:val="ru-BY"/>
+        </w:rPr>
+        <w:t>mkdir(const char *path, mode_t mode)</w:t>
+      </w:r>
+      <w:r>
+        <w:rPr>
+          <w:lang w:val="ru-BY"/>
+        </w:rPr>
+        <w:t xml:space="preserve"> </w:t>
+      </w:r>
+      <w:r>
+        <w:rPr>
+          <w:lang w:val="ru-BY"/>
+        </w:rPr>
+        <w:t>и</w:t>
+      </w:r>
+      <w:r>
+        <w:rPr>
+          <w:lang w:val="ru-BY"/>
+        </w:rPr>
+        <w:t xml:space="preserve"> </w:t>
+      </w:r>
+      <w:r>
+        <w:rPr>
+          <w:lang w:val="ru-BY"/>
+        </w:rPr>
+        <w:t>int rmdir(const char *path). Удаление файлов производится через unlink(const char *path), который уменьшает счетчик жестких ссылок и физически удаляет файл при достижении нуля. Переименование выполняется атомарно вызовом</w:t>
+      </w:r>
+      <w:r>
+        <w:rPr>
+          <w:lang w:val="ru-BY"/>
+        </w:rPr>
+        <w:t xml:space="preserve"> </w:t>
+      </w:r>
+      <w:r>
+        <w:rPr>
+          <w:lang w:val="ru-BY"/>
+        </w:rPr>
+        <w:t>rename(const char *old, const char *new). Для создания жестких ссылок используется</w:t>
+      </w:r>
+      <w:r>
+        <w:rPr>
+          <w:lang w:val="ru-BY"/>
+        </w:rPr>
+        <w:t xml:space="preserve"> </w:t>
+      </w:r>
+      <w:r>
+        <w:rPr>
+          <w:lang w:val="ru-BY"/>
+        </w:rPr>
+        <w:t xml:space="preserve">link(const char *oldpath, const char *newpath), символических </w:t>
+      </w:r>
+      <w:r>
+        <w:rPr>
+          <w:lang w:val="ru-BY"/>
+        </w:rPr>
+        <w:t xml:space="preserve">– </w:t>
+      </w:r>
+      <w:r>
+        <w:rPr>
+          <w:lang w:val="ru-BY"/>
+        </w:rPr>
+        <w:t>symlink(const char *target, const char *linkpath). Чтение символической ссылки осуществляется readlink(const char *path, char *buf, size_t bufsiz), возвращающим содержимое ссылки без завершающего нуля.</w:t>
+      </w:r>
+    </w:p>
+    <w:p>
+      <w:pPr>
+        <w:widowControl/>
+        <w:suppressAutoHyphens w:val="0"/>
+        <w:spacing w:line="240" w:lineRule="auto"/>
+        <w:ind w:firstLine="709"/>
+        <w:rPr>
+          <w:lang w:val="ru-BY"/>
+        </w:rPr>
+      </w:pPr>
+      <w:r>
+        <w:rPr>
+          <w:lang w:val="ru-BY"/>
+        </w:rPr>
+        <w:t>Управление правами доступа реализовано через</w:t>
+      </w:r>
+      <w:r>
+        <w:rPr>
+          <w:lang w:val="ru-BY"/>
+        </w:rPr>
+        <w:t xml:space="preserve"> </w:t>
+      </w:r>
+      <w:r>
+        <w:rPr>
+          <w:lang w:val="ru-BY"/>
+        </w:rPr>
+        <w:t>chmod(const char *path, mode_t mode)</w:t>
+      </w:r>
+      <w:r>
+        <w:rPr>
+          <w:lang w:val="ru-BY"/>
+        </w:rPr>
+        <w:t xml:space="preserve"> </w:t>
+      </w:r>
+      <w:r>
+        <w:rPr>
+          <w:lang w:val="ru-BY"/>
+        </w:rPr>
+        <w:t>для изменения прав и</w:t>
+      </w:r>
+      <w:r>
+        <w:rPr>
+          <w:lang w:val="ru-BY"/>
+        </w:rPr>
+        <w:t xml:space="preserve"> </w:t>
+      </w:r>
+      <w:r>
+        <w:rPr>
+          <w:lang w:val="ru-BY"/>
+        </w:rPr>
+        <w:t>chown(const char *path, uid_t owner, gid_t group)</w:t>
+      </w:r>
+      <w:r>
+        <w:rPr>
+          <w:lang w:val="ru-BY"/>
+        </w:rPr>
+        <w:t xml:space="preserve"> </w:t>
+      </w:r>
+      <w:r>
+        <w:rPr>
+          <w:lang w:val="ru-BY"/>
+        </w:rPr>
+        <w:t>для смены владельца. Проверка прав без необходимости открытия файла выполняется</w:t>
+      </w:r>
+      <w:r>
+        <w:rPr>
+          <w:lang w:val="ru-BY"/>
+        </w:rPr>
+        <w:t xml:space="preserve"> </w:t>
+      </w:r>
+      <w:r>
+        <w:rPr>
+          <w:lang w:val="ru-BY"/>
+        </w:rPr>
+        <w:t>access(const char *path, int amode), где</w:t>
+      </w:r>
+      <w:r>
+        <w:rPr>
+          <w:lang w:val="ru-BY"/>
+        </w:rPr>
+        <w:t xml:space="preserve"> </w:t>
+      </w:r>
+      <w:r>
+        <w:rPr>
+          <w:lang w:val="ru-BY"/>
+        </w:rPr>
+        <w:t>amode</w:t>
+      </w:r>
+      <w:r>
+        <w:rPr>
+          <w:lang w:val="ru-BY"/>
+        </w:rPr>
+        <w:t xml:space="preserve"> </w:t>
+      </w:r>
+      <w:r>
+        <w:rPr>
+          <w:lang w:val="ru-BY"/>
+        </w:rPr>
+        <w:t>может быть комбинацией</w:t>
+      </w:r>
+      <w:r>
+        <w:rPr>
+          <w:lang w:val="ru-BY"/>
+        </w:rPr>
+        <w:t xml:space="preserve"> </w:t>
+      </w:r>
+      <w:r>
+        <w:rPr>
+          <w:lang w:val="ru-BY"/>
+        </w:rPr>
+        <w:t>R_OK,</w:t>
+      </w:r>
+      <w:r>
+        <w:rPr>
+          <w:lang w:val="ru-BY"/>
+        </w:rPr>
+        <w:t xml:space="preserve"> </w:t>
+      </w:r>
+      <w:r>
+        <w:rPr>
+          <w:lang w:val="ru-BY"/>
+        </w:rPr>
+        <w:t>W_OK,</w:t>
+      </w:r>
+      <w:r>
+        <w:rPr>
+          <w:lang w:val="ru-BY"/>
+        </w:rPr>
+        <w:t xml:space="preserve"> </w:t>
+      </w:r>
+      <w:r>
+        <w:rPr>
+          <w:lang w:val="ru-BY"/>
+        </w:rPr>
+        <w:t>X_OK</w:t>
+      </w:r>
+      <w:r>
+        <w:rPr>
+          <w:lang w:val="ru-BY"/>
+        </w:rPr>
+        <w:t xml:space="preserve"> </w:t>
+      </w:r>
+      <w:r>
+        <w:rPr>
+          <w:lang w:val="ru-BY"/>
+        </w:rPr>
+        <w:t>и</w:t>
+      </w:r>
+      <w:r>
+        <w:rPr>
+          <w:lang w:val="ru-BY"/>
+        </w:rPr>
+        <w:t xml:space="preserve"> </w:t>
+      </w:r>
+      <w:r>
+        <w:rPr>
+          <w:lang w:val="ru-BY"/>
+        </w:rPr>
+        <w:t>F_OK</w:t>
+      </w:r>
+      <w:r>
+        <w:rPr>
+          <w:lang w:val="ru-BY"/>
+        </w:rPr>
+        <w:t xml:space="preserve"> </w:t>
+      </w:r>
+      <w:r>
+        <w:rPr>
+          <w:lang w:val="ru-BY"/>
+        </w:rPr>
+        <w:t>для проверки существования.</w:t>
+      </w:r>
+    </w:p>
+    <w:p>
+      <w:pPr>
+        <w:widowControl/>
+        <w:suppressAutoHyphens w:val="0"/>
+        <w:spacing w:line="240" w:lineRule="auto"/>
+        <w:ind w:firstLine="709"/>
+        <w:rPr>
+          <w:lang w:val="ru-BY"/>
+        </w:rPr>
+      </w:pPr>
+      <w:r>
+        <w:rPr>
+          <w:lang w:val="ru-BY"/>
+        </w:rPr>
+        <w:t>Особого внимания заслуживает трехслойная модель ядра для управления открытыми файлами, обеспечивающая корректную работу дескрипторов при вызове</w:t>
+      </w:r>
+      <w:r>
+        <w:rPr>
+          <w:lang w:val="ru-BY"/>
+        </w:rPr>
+        <w:t xml:space="preserve"> </w:t>
+      </w:r>
+      <w:r>
+        <w:rPr>
+          <w:lang w:val="ru-BY"/>
+        </w:rPr>
+        <w:t>fork()</w:t>
+      </w:r>
+      <w:r>
+        <w:rPr>
+          <w:lang w:val="ru-BY"/>
+        </w:rPr>
+        <w:t xml:space="preserve"> </w:t>
+      </w:r>
+      <w:r>
+        <w:rPr>
+          <w:lang w:val="ru-BY"/>
+        </w:rPr>
+        <w:t xml:space="preserve">и при множественных открытиях одного файла. Каждый процесс имеет собственную таблицу файловых дескрипторов, записи которой указывают на глобальную таблицу открытых файлов в ядре. Элемент таблицы файлов содержит флаги открытия и текущую позицию чтения/записи, а также указатель на </w:t>
+      </w:r>
+      <w:r>
+        <w:rPr>
+          <w:lang w:val="ru-BY"/>
+        </w:rPr>
+        <w:t>inode</w:t>
+      </w:r>
+      <w:r>
+        <w:rPr>
+          <w:lang w:val="ru-BY"/>
+        </w:rPr>
+        <w:t>. При вызове</w:t>
+      </w:r>
+      <w:r>
+        <w:rPr>
+          <w:lang w:val="ru-BY"/>
+        </w:rPr>
+        <w:t xml:space="preserve"> </w:t>
+      </w:r>
+      <w:r>
+        <w:rPr>
+          <w:lang w:val="ru-BY"/>
+        </w:rPr>
+        <w:t>fork()</w:t>
+      </w:r>
+      <w:r>
+        <w:rPr>
+          <w:lang w:val="ru-BY"/>
+        </w:rPr>
+        <w:t xml:space="preserve"> </w:t>
+      </w:r>
+      <w:r>
+        <w:rPr>
+          <w:lang w:val="ru-BY"/>
+        </w:rPr>
+        <w:t xml:space="preserve">дочерний процесс получает копию таблицы дескрипторов, указывающую на те же элементы таблицы файлов, что и родитель </w:t>
+      </w:r>
+      <w:r>
+        <w:rPr>
+          <w:lang w:val="ru-BY"/>
+        </w:rPr>
+        <w:t>–</w:t>
+      </w:r>
+      <w:r>
+        <w:rPr>
+          <w:lang w:val="ru-BY"/>
+        </w:rPr>
+        <w:t xml:space="preserve"> таким образом, родитель и ребенок разделяют одну текущую позицию для общего файла. При независимом открытии одного и того же файла разными вызовами</w:t>
+      </w:r>
+      <w:r>
+        <w:rPr>
+          <w:lang w:val="ru-BY"/>
+        </w:rPr>
+        <w:t xml:space="preserve"> </w:t>
+      </w:r>
+      <w:r>
+        <w:rPr>
+          <w:lang w:val="ru-BY"/>
+        </w:rPr>
+        <w:t>open()</w:t>
+      </w:r>
+      <w:r>
+        <w:rPr>
+          <w:lang w:val="ru-BY"/>
+        </w:rPr>
+        <w:t xml:space="preserve"> </w:t>
+      </w:r>
+      <w:r>
+        <w:rPr>
+          <w:lang w:val="ru-BY"/>
+        </w:rPr>
+        <w:t>создаются отдельные элементы в таблице файлов с собственными позициями, хотя они указывают на один inode.</w:t>
+      </w:r>
+    </w:p>
+    <w:p>
+      <w:pPr>
+        <w:widowControl/>
+        <w:suppressAutoHyphens w:val="0"/>
+        <w:spacing w:line="240" w:lineRule="auto"/>
+        <w:ind w:firstLine="709"/>
+        <w:rPr>
+          <w:highlight w:val="yellow"/>
+        </w:rPr>
+      </w:pPr>
+      <w:r>
+        <w:rPr>
+          <w:lang w:val="ru-BY"/>
+        </w:rPr>
+        <w:t>Обработка ошибок в системных вызовах файловой системы стандартизирована: при неудаче возвращается -1, а глобальная переменная</w:t>
+      </w:r>
+      <w:r>
+        <w:rPr>
+          <w:lang w:val="ru-BY"/>
+        </w:rPr>
+        <w:t xml:space="preserve"> </w:t>
+      </w:r>
+      <w:r>
+        <w:rPr>
+          <w:lang w:val="ru-BY"/>
+        </w:rPr>
+        <w:t>errno</w:t>
+      </w:r>
+      <w:r>
+        <w:rPr>
+          <w:lang w:val="ru-BY"/>
+        </w:rPr>
+        <w:t xml:space="preserve"> </w:t>
+      </w:r>
+      <w:r>
+        <w:rPr>
+          <w:lang w:val="ru-BY"/>
+        </w:rPr>
+        <w:t>устанавливается в код ошибки. Для навигатора критически важны следующие коды:</w:t>
+      </w:r>
+      <w:r>
+        <w:rPr>
+          <w:lang w:val="ru-BY"/>
+        </w:rPr>
+        <w:t xml:space="preserve"> </w:t>
+      </w:r>
+      <w:r>
+        <w:rPr>
+          <w:lang w:val="ru-BY"/>
+        </w:rPr>
+        <w:t>EACCES</w:t>
+      </w:r>
+      <w:r>
+        <w:rPr>
+          <w:lang w:val="ru-BY"/>
+        </w:rPr>
+        <w:t xml:space="preserve"> –</w:t>
+      </w:r>
+      <w:r>
+        <w:rPr>
+          <w:lang w:val="ru-BY"/>
+        </w:rPr>
+        <w:t xml:space="preserve"> недостаточно прав для операции,</w:t>
+      </w:r>
+      <w:r>
+        <w:rPr>
+          <w:lang w:val="ru-BY"/>
+        </w:rPr>
+        <w:t xml:space="preserve"> </w:t>
+      </w:r>
+      <w:r>
+        <w:rPr>
+          <w:lang w:val="ru-BY"/>
+        </w:rPr>
+        <w:t>EBUSY</w:t>
+      </w:r>
+      <w:r>
+        <w:rPr>
+          <w:lang w:val="ru-BY"/>
+        </w:rPr>
+        <w:t xml:space="preserve"> –</w:t>
+      </w:r>
+      <w:r>
+        <w:rPr>
+          <w:lang w:val="ru-BY"/>
+        </w:rPr>
+        <w:t xml:space="preserve"> ресурс занят,</w:t>
+      </w:r>
+      <w:r>
+        <w:rPr>
+          <w:lang w:val="ru-BY"/>
+        </w:rPr>
+        <w:t xml:space="preserve"> </w:t>
+      </w:r>
+      <w:r>
+        <w:rPr>
+          <w:lang w:val="ru-BY"/>
+        </w:rPr>
+        <w:t>ENOENT</w:t>
+      </w:r>
+      <w:r>
+        <w:rPr>
+          <w:lang w:val="ru-BY"/>
+        </w:rPr>
+        <w:t xml:space="preserve"> –</w:t>
+      </w:r>
+      <w:r>
+        <w:rPr>
+          <w:lang w:val="ru-BY"/>
+        </w:rPr>
+        <w:t xml:space="preserve"> компонент пути не существует,</w:t>
+      </w:r>
+      <w:r>
+        <w:rPr>
+          <w:lang w:val="ru-BY"/>
+        </w:rPr>
+        <w:t xml:space="preserve"> </w:t>
+      </w:r>
+      <w:r>
+        <w:rPr>
+          <w:lang w:val="ru-BY"/>
+        </w:rPr>
+        <w:t>ENOTDIR</w:t>
+      </w:r>
+      <w:r>
+        <w:rPr>
+          <w:lang w:val="ru-BY"/>
+        </w:rPr>
+        <w:t xml:space="preserve"> –</w:t>
+      </w:r>
+      <w:r>
+        <w:rPr>
+          <w:lang w:val="ru-BY"/>
+        </w:rPr>
+        <w:t xml:space="preserve"> компонент пути не является каталогом,</w:t>
+      </w:r>
+      <w:r>
+        <w:rPr>
+          <w:lang w:val="ru-BY"/>
+        </w:rPr>
+        <w:t xml:space="preserve"> </w:t>
+      </w:r>
+      <w:r>
+        <w:rPr>
+          <w:lang w:val="ru-BY"/>
+        </w:rPr>
+        <w:t>EISDIR</w:t>
+      </w:r>
+      <w:r>
+        <w:rPr>
+          <w:lang w:val="ru-BY"/>
+        </w:rPr>
+        <w:t xml:space="preserve"> –</w:t>
+      </w:r>
+      <w:r>
+        <w:rPr>
+          <w:lang w:val="ru-BY"/>
+        </w:rPr>
+        <w:t xml:space="preserve"> попытка открыть каталог на запись,</w:t>
+      </w:r>
+      <w:r>
+        <w:rPr>
+          <w:lang w:val="ru-BY"/>
+        </w:rPr>
+        <w:t xml:space="preserve"> </w:t>
+      </w:r>
+      <w:r>
+        <w:rPr>
+          <w:lang w:val="ru-BY"/>
+        </w:rPr>
+        <w:t>ENOSPC</w:t>
+      </w:r>
+      <w:r>
+        <w:rPr>
+          <w:lang w:val="ru-BY"/>
+        </w:rPr>
+        <w:t xml:space="preserve"> –</w:t>
+      </w:r>
+      <w:r>
+        <w:rPr>
+          <w:lang w:val="ru-BY"/>
+        </w:rPr>
+        <w:t xml:space="preserve"> на устройстве нет свободного места,</w:t>
+      </w:r>
+      <w:r>
+        <w:rPr>
+          <w:lang w:val="ru-BY"/>
+        </w:rPr>
+        <w:t xml:space="preserve"> </w:t>
+      </w:r>
+      <w:r>
+        <w:rPr>
+          <w:lang w:val="ru-BY"/>
+        </w:rPr>
+        <w:t>EROFS</w:t>
+      </w:r>
+      <w:r>
+        <w:rPr>
+          <w:lang w:val="ru-BY"/>
+        </w:rPr>
+        <w:t xml:space="preserve"> –</w:t>
+      </w:r>
+      <w:r>
+        <w:rPr>
+          <w:lang w:val="ru-BY"/>
+        </w:rPr>
+        <w:t xml:space="preserve"> попытка записи на файловую систему, смонтированную только для чтения. Функция</w:t>
+      </w:r>
+      <w:r>
+        <w:rPr>
+          <w:lang w:val="ru-BY"/>
+        </w:rPr>
+        <w:t xml:space="preserve"> </w:t>
+      </w:r>
+      <w:r>
+        <w:rPr>
+          <w:lang w:val="ru-BY"/>
+        </w:rPr>
+        <w:t>perror()</w:t>
+      </w:r>
+      <w:r>
+        <w:rPr>
+          <w:lang w:val="ru-BY"/>
+        </w:rPr>
+        <w:t xml:space="preserve"> </w:t>
+      </w:r>
+      <w:r>
+        <w:rPr>
+          <w:lang w:val="ru-BY"/>
+        </w:rPr>
+        <w:t>или</w:t>
+      </w:r>
+      <w:r>
+        <w:rPr>
+          <w:lang w:val="ru-BY"/>
+        </w:rPr>
+        <w:t xml:space="preserve"> </w:t>
+      </w:r>
+      <w:r>
+        <w:rPr>
+          <w:lang w:val="ru-BY"/>
+        </w:rPr>
+        <w:t>strerror()</w:t>
+      </w:r>
+      <w:r>
+        <w:rPr>
+          <w:lang w:val="ru-BY"/>
+        </w:rPr>
+        <w:t xml:space="preserve"> </w:t>
+      </w:r>
+      <w:r>
+        <w:rPr>
+          <w:lang w:val="ru-BY"/>
+        </w:rPr>
+        <w:t>позволяют преобразовать код ошибки в человеко-читаемое сообщение для отображения пользователю.</w:t>
+      </w:r>
       <w:r>
         <w:rPr>
           <w:highlight w:val="yellow"/>
@@ -3968,13 +6154,11 @@
         <w:spacing w:line="240" w:lineRule="auto"/>
         <w:rPr>
           <w:sz w:val="32"/>
-          <w:highlight w:val="yellow"/>
         </w:rPr>
       </w:pPr>
       <w:r>
         <w:rPr>
           <w:sz w:val="32"/>
-          <w:highlight w:val="yellow"/>
         </w:rPr>
         <w:lastRenderedPageBreak/>
         <w:t>3</w:t>
@@ -3982,7 +6166,6 @@
       <w:r>
         <w:rPr>
           <w:sz w:val="32"/>
-          <w:highlight w:val="yellow"/>
         </w:rPr>
         <w:t xml:space="preserve"> </w:t>
       </w:r>
@@ -3990,7 +6173,6 @@
       <w:r>
         <w:rPr>
           <w:sz w:val="32"/>
-          <w:highlight w:val="yellow"/>
         </w:rPr>
         <w:t>ТЕОРЕТИЧЕСКОЕ ОБОСНОВАНИЕ РАЗРАБОТКИ ПРОГРАММНОГО ПРОДУКТА</w:t>
       </w:r>
@@ -4027,14 +6209,12 @@
       <w:bookmarkStart w:id="13" w:name="_Toc121715391"/>
       <w:r>
         <w:rPr>
-          <w:highlight w:val="yellow"/>
           <w:lang w:eastAsia="en-US" w:bidi="ar-SA"/>
         </w:rPr>
         <w:t>3.1</w:t>
       </w:r>
       <w:r>
         <w:rPr>
-          <w:highlight w:val="yellow"/>
           <w:lang w:eastAsia="en-US" w:bidi="ar-SA"/>
         </w:rPr>
         <w:t xml:space="preserve"> </w:t>
@@ -4071,7 +6251,14 @@
           <w:highlight w:val="yellow"/>
           <w:lang w:eastAsia="en-US"/>
         </w:rPr>
-        <w:t xml:space="preserve">Контактное </w:t>
+        <w:t>.</w:t>
+      </w:r>
+      <w:r>
+        <w:rPr>
+          <w:highlight w:val="yellow"/>
+          <w:lang w:eastAsia="en-US"/>
+        </w:rPr>
+        <w:t xml:space="preserve"> </w:t>
       </w:r>
     </w:p>
     <w:p>
@@ -4097,7 +6284,6 @@
       <w:bookmarkEnd w:id="12"/>
       <w:r>
         <w:rPr>
-          <w:highlight w:val="yellow"/>
           <w:lang w:eastAsia="en-US" w:bidi="ar-SA"/>
         </w:rPr>
         <w:t xml:space="preserve">3.2 </w:t>
@@ -4107,7 +6293,13 @@
         <w:rPr>
           <w:lang w:eastAsia="en-US" w:bidi="ar-SA"/>
         </w:rPr>
-        <w:t>Права доступа в Unix</w:t>
+        <w:t>П</w:t>
+      </w:r>
+      <w:r>
+        <w:rPr>
+          <w:lang w:eastAsia="en-US" w:bidi="ar-SA"/>
+        </w:rPr>
+        <w:t>рава доступа в Unix</w:t>
       </w:r>
     </w:p>
     <w:p>
@@ -4133,7 +6325,15 @@
           <w:highlight w:val="yellow"/>
           <w:lang w:val="ru-BY" w:eastAsia="en-US"/>
         </w:rPr>
-        <w:t xml:space="preserve">Программное </w:t>
+        <w:t>.</w:t>
+      </w:r>
+      <w:r>
+        <w:rPr>
+          <w:bCs/>
+          <w:highlight w:val="yellow"/>
+          <w:lang w:val="ru-BY" w:eastAsia="en-US"/>
+        </w:rPr>
+        <w:t xml:space="preserve"> </w:t>
       </w:r>
       <w:bookmarkStart w:id="15" w:name="_Toc121715394"/>
     </w:p>
@@ -4161,13 +6361,11 @@
         <w:spacing w:line="240" w:lineRule="auto"/>
         <w:rPr>
           <w:sz w:val="32"/>
-          <w:highlight w:val="yellow"/>
         </w:rPr>
       </w:pPr>
       <w:r>
         <w:rPr>
           <w:sz w:val="32"/>
-          <w:highlight w:val="yellow"/>
         </w:rPr>
         <w:lastRenderedPageBreak/>
         <w:t xml:space="preserve">4 </w:t>
@@ -4176,7 +6374,6 @@
       <w:r>
         <w:rPr>
           <w:sz w:val="32"/>
-          <w:highlight w:val="yellow"/>
         </w:rPr>
         <w:t xml:space="preserve">ПРОЕКТИРОВАНИЕ ФУНКЦИОНАЛЬНЫХ </w:t>
       </w:r>
@@ -4187,29 +6384,55 @@
         <w:spacing w:line="240" w:lineRule="auto"/>
         <w:rPr>
           <w:sz w:val="32"/>
-          <w:highlight w:val="yellow"/>
         </w:rPr>
       </w:pPr>
       <w:r>
         <w:rPr>
           <w:sz w:val="32"/>
-          <w:highlight w:val="yellow"/>
         </w:rPr>
         <w:t xml:space="preserve">   </w:t>
       </w:r>
       <w:r>
         <w:rPr>
           <w:sz w:val="32"/>
-          <w:highlight w:val="yellow"/>
         </w:rPr>
         <w:t>ВОЗМОЖНОСТЕЙ ПРОГРАММЫ</w:t>
       </w:r>
     </w:p>
     <w:p>
       <w:pPr>
-        <w:spacing w:line="240" w:lineRule="auto"/>
+        <w:rPr>
+          <w:lang w:eastAsia="en-US" w:bidi="ar-SA"/>
+        </w:rPr>
+      </w:pPr>
+    </w:p>
+    <w:p>
+      <w:pPr>
         <w:ind w:firstLine="709"/>
         <w:rPr>
+          <w:lang w:val="en-US" w:eastAsia="en-US" w:bidi="ar-SA"/>
+        </w:rPr>
+      </w:pPr>
+      <w:r>
+        <w:rPr>
+          <w:highlight w:val="yellow"/>
+          <w:lang w:eastAsia="en-US" w:bidi="ar-SA"/>
+        </w:rPr>
+        <w:t>С++ 20,</w:t>
+      </w:r>
+      <w:r>
+        <w:rPr>
+          <w:highlight w:val="yellow"/>
+          <w:lang w:val="en-US" w:eastAsia="en-US" w:bidi="ar-SA"/>
+        </w:rPr>
+        <w:t xml:space="preserve"> CMake</w:t>
+      </w:r>
+    </w:p>
+    <w:p>
+      <w:pPr>
+        <w:spacing w:line="240" w:lineRule="auto"/>
+        <w:ind w:firstLine="709"/>
+        <w:rPr>
           <w:highlight w:val="yellow"/>
         </w:rPr>
       </w:pPr>
@@ -4225,17 +6448,9 @@
       </w:pPr>
       <w:r>
         <w:rPr>
-          <w:highlight w:val="yellow"/>
-          <w:lang w:eastAsia="en-US" w:bidi="ar-SA"/>
-        </w:rPr>
-        <w:t>4</w:t>
-      </w:r>
-      <w:r>
-        <w:rPr>
-          <w:highlight w:val="yellow"/>
-          <w:lang w:eastAsia="en-US" w:bidi="ar-SA"/>
-        </w:rPr>
-        <w:t xml:space="preserve">.1 </w:t>
+          <w:lang w:eastAsia="en-US" w:bidi="ar-SA"/>
+        </w:rPr>
+        <w:t xml:space="preserve">4.1 </w:t>
       </w:r>
       <w:r>
         <w:rPr>
@@ -4263,13 +6478,6 @@
           <w:lang w:eastAsia="en-US"/>
         </w:rPr>
       </w:pPr>
-      <w:r>
-        <w:rPr>
-          <w:highlight w:val="yellow"/>
-          <w:lang w:eastAsia="en-US"/>
-        </w:rPr>
-        <w:t xml:space="preserve">Контактное </w:t>
-      </w:r>
     </w:p>
     <w:p>
       <w:pPr>
@@ -4292,17 +6500,9 @@
       </w:pPr>
       <w:r>
         <w:rPr>
-          <w:highlight w:val="yellow"/>
-          <w:lang w:eastAsia="en-US" w:bidi="ar-SA"/>
-        </w:rPr>
-        <w:t>4</w:t>
-      </w:r>
-      <w:r>
-        <w:rPr>
-          <w:highlight w:val="yellow"/>
-          <w:lang w:eastAsia="en-US" w:bidi="ar-SA"/>
-        </w:rPr>
-        <w:t xml:space="preserve">.2 </w:t>
+          <w:lang w:eastAsia="en-US" w:bidi="ar-SA"/>
+        </w:rPr>
+        <w:t xml:space="preserve">4.2 </w:t>
       </w:r>
       <w:r>
         <w:rPr>
@@ -4359,17 +6559,9 @@
       </w:pPr>
       <w:r>
         <w:rPr>
-          <w:highlight w:val="yellow"/>
-          <w:lang w:eastAsia="en-US" w:bidi="ar-SA"/>
-        </w:rPr>
-        <w:t>4</w:t>
-      </w:r>
-      <w:r>
-        <w:rPr>
-          <w:highlight w:val="yellow"/>
-          <w:lang w:eastAsia="en-US" w:bidi="ar-SA"/>
-        </w:rPr>
-        <w:t xml:space="preserve">.2 </w:t>
+          <w:lang w:eastAsia="en-US" w:bidi="ar-SA"/>
+        </w:rPr>
+        <w:t xml:space="preserve">4.2 </w:t>
       </w:r>
       <w:r>
         <w:rPr>
@@ -4444,13 +6636,11 @@
         <w:spacing w:line="240" w:lineRule="auto"/>
         <w:rPr>
           <w:sz w:val="32"/>
-          <w:highlight w:val="yellow"/>
         </w:rPr>
       </w:pPr>
       <w:r>
         <w:rPr>
           <w:sz w:val="32"/>
-          <w:highlight w:val="yellow"/>
         </w:rPr>
         <w:lastRenderedPageBreak/>
         <w:t>5</w:t>
@@ -4458,14 +6648,12 @@
       <w:r>
         <w:rPr>
           <w:sz w:val="32"/>
-          <w:highlight w:val="yellow"/>
         </w:rPr>
         <w:t xml:space="preserve"> </w:t>
       </w:r>
       <w:r>
         <w:rPr>
           <w:sz w:val="32"/>
-          <w:highlight w:val="yellow"/>
         </w:rPr>
         <w:t>АРХИТЕКТУРА РАЗРАБАТЫВАЕМОЙ ПРОГРАММЫ</w:t>
       </w:r>
@@ -4473,9 +6661,6 @@
     <w:p>
       <w:pPr>
         <w:spacing w:line="240" w:lineRule="auto"/>
-        <w:rPr>
-          <w:highlight w:val="yellow"/>
-        </w:rPr>
       </w:pPr>
     </w:p>
     <w:p>
@@ -4483,20 +6668,17 @@
         <w:pStyle w:val="2"/>
         <w:spacing w:line="240" w:lineRule="auto"/>
         <w:rPr>
-          <w:highlight w:val="yellow"/>
-          <w:lang w:eastAsia="en-US" w:bidi="ar-SA"/>
-        </w:rPr>
-      </w:pPr>
-      <w:r>
-        <w:rPr>
-          <w:highlight w:val="yellow"/>
+          <w:lang w:eastAsia="en-US" w:bidi="ar-SA"/>
+        </w:rPr>
+      </w:pPr>
+      <w:r>
+        <w:rPr>
           <w:lang w:eastAsia="en-US" w:bidi="ar-SA"/>
         </w:rPr>
         <w:t xml:space="preserve">5.1 </w:t>
       </w:r>
       <w:r>
         <w:rPr>
-          <w:highlight w:val="yellow"/>
           <w:lang w:eastAsia="en-US"/>
         </w:rPr>
         <w:t>Описание функциональной схемы навигатора</w:t>
@@ -4505,17 +6687,11 @@
     <w:p>
       <w:pPr>
         <w:spacing w:line="240" w:lineRule="auto"/>
-        <w:rPr>
-          <w:highlight w:val="yellow"/>
-        </w:rPr>
-      </w:pPr>
-    </w:p>
-    <w:p>
-      <w:pPr>
-        <w:spacing w:line="240" w:lineRule="auto"/>
-        <w:rPr>
-          <w:highlight w:val="yellow"/>
-        </w:rPr>
+      </w:pPr>
+    </w:p>
+    <w:p>
+      <w:pPr>
+        <w:spacing w:line="240" w:lineRule="auto"/>
       </w:pPr>
     </w:p>
     <w:p>
@@ -4523,27 +6699,23 @@
         <w:pStyle w:val="2"/>
         <w:spacing w:line="240" w:lineRule="auto"/>
         <w:rPr>
-          <w:highlight w:val="yellow"/>
-          <w:lang w:eastAsia="en-US" w:bidi="ar-SA"/>
-        </w:rPr>
-      </w:pPr>
-      <w:r>
-        <w:rPr>
-          <w:highlight w:val="yellow"/>
+          <w:lang w:eastAsia="en-US" w:bidi="ar-SA"/>
+        </w:rPr>
+      </w:pPr>
+      <w:r>
+        <w:rPr>
           <w:lang w:eastAsia="en-US" w:bidi="ar-SA"/>
         </w:rPr>
         <w:t xml:space="preserve">5.2 </w:t>
       </w:r>
       <w:r>
         <w:rPr>
-          <w:highlight w:val="yellow"/>
           <w:lang w:eastAsia="en-US"/>
         </w:rPr>
         <w:t>Описание блок-схемы алгоритма обработки событий ввода и</w:t>
       </w:r>
       <w:r>
         <w:rPr>
-          <w:highlight w:val="yellow"/>
           <w:lang w:eastAsia="en-US"/>
         </w:rPr>
         <w:br/>
@@ -4643,33 +6815,11 @@
         </w:rPr>
         <w:t xml:space="preserve">В ходе выполнения курсового проекта был разработан, собран и протестирован прототип бесконтактного дозатора жидкостей на базе микроконтроллера </w:t>
       </w:r>
-      <w:proofErr w:type="spellStart"/>
-      <w:r>
-        <w:rPr>
-          <w:highlight w:val="yellow"/>
-        </w:rPr>
-        <w:t>Arduino</w:t>
-      </w:r>
-      <w:proofErr w:type="spellEnd"/>
-      <w:r>
-        <w:rPr>
-          <w:highlight w:val="yellow"/>
-        </w:rPr>
-        <w:t xml:space="preserve"> </w:t>
-      </w:r>
-      <w:proofErr w:type="spellStart"/>
-      <w:r>
-        <w:rPr>
-          <w:highlight w:val="yellow"/>
-        </w:rPr>
-        <w:t>Nano</w:t>
-      </w:r>
-      <w:proofErr w:type="spellEnd"/>
-      <w:r>
-        <w:rPr>
-          <w:highlight w:val="yellow"/>
-        </w:rPr>
-        <w:t>.</w:t>
+      <w:r>
+        <w:rPr>
+          <w:highlight w:val="yellow"/>
+        </w:rPr>
+        <w:t>Arduino Nano.</w:t>
       </w:r>
     </w:p>
     <w:p>
@@ -4692,55 +6842,7 @@
           <w:highlight w:val="yellow"/>
           <w:lang w:val="ru-BY" w:eastAsia="en-US" w:bidi="ar-SA"/>
         </w:rPr>
-        <w:t xml:space="preserve"> объёма за счёт управления насосом по времени. Использование двух независимых датчиков расстояния позволило снизить вероятность ложных срабатываний и повысить устойчивость к случайным объектам в зоне установки. Неблокирующая организация программы на основе архитектуры </w:t>
-      </w:r>
-      <w:proofErr w:type="spellStart"/>
-      <w:r>
-        <w:rPr>
-          <w:highlight w:val="yellow"/>
-          <w:lang w:val="ru-BY" w:eastAsia="en-US" w:bidi="ar-SA"/>
-        </w:rPr>
-        <w:t>setup</w:t>
-      </w:r>
-      <w:proofErr w:type="spellEnd"/>
-      <w:r>
-        <w:rPr>
-          <w:highlight w:val="yellow"/>
-          <w:lang w:val="ru-BY" w:eastAsia="en-US" w:bidi="ar-SA"/>
-        </w:rPr>
-        <w:t>()/</w:t>
-      </w:r>
-      <w:proofErr w:type="spellStart"/>
-      <w:r>
-        <w:rPr>
-          <w:highlight w:val="yellow"/>
-          <w:lang w:val="ru-BY" w:eastAsia="en-US" w:bidi="ar-SA"/>
-        </w:rPr>
-        <w:t>loop</w:t>
-      </w:r>
-      <w:proofErr w:type="spellEnd"/>
-      <w:r>
-        <w:rPr>
-          <w:highlight w:val="yellow"/>
-          <w:lang w:val="ru-BY" w:eastAsia="en-US" w:bidi="ar-SA"/>
-        </w:rPr>
-        <w:t xml:space="preserve">() и счётчика </w:t>
-      </w:r>
-      <w:proofErr w:type="spellStart"/>
-      <w:r>
-        <w:rPr>
-          <w:highlight w:val="yellow"/>
-          <w:lang w:val="ru-BY" w:eastAsia="en-US" w:bidi="ar-SA"/>
-        </w:rPr>
-        <w:t>millis</w:t>
-      </w:r>
-      <w:proofErr w:type="spellEnd"/>
-      <w:r>
-        <w:rPr>
-          <w:highlight w:val="yellow"/>
-          <w:lang w:val="ru-BY" w:eastAsia="en-US" w:bidi="ar-SA"/>
-        </w:rPr>
-        <w:t>() обеспечила корректное совмещение задач опроса датчиков, управления исполнительным механизмом и обновления индикации без потери отзывчивости системы.</w:t>
+        <w:t xml:space="preserve"> объёма за счёт управления насосом по времени. Использование двух независимых датчиков расстояния позволило снизить вероятность ложных срабатываний и повысить устойчивость к случайным объектам в зоне установки. Неблокирующая организация программы на основе архитектуры setup()/loop() и счётчика millis() обеспечила корректное совмещение задач опроса датчиков, управления исполнительным механизмом и обновления индикации без потери отзывчивости системы.</w:t>
       </w:r>
     </w:p>
     <w:p>
@@ -5079,7 +7181,6 @@
         </w:rPr>
         <w:t> </w:t>
       </w:r>
-      <w:proofErr w:type="spellStart"/>
       <w:r>
         <w:rPr>
           <w:rStyle w:val="a9"/>
@@ -5089,7 +7190,6 @@
         </w:rPr>
         <w:t>Tecmint</w:t>
       </w:r>
-      <w:proofErr w:type="spellEnd"/>
       <w:r>
         <w:rPr>
           <w:rStyle w:val="a9"/>
@@ -5411,6 +7511,623 @@
           <w:color w:val="auto"/>
         </w:rPr>
         <w:t>https://jet.sao.ru/hq/sts/linux/doc/kernel/kernel24/lki-3.html#ss3.3</w:t>
+      </w:r>
+      <w:r>
+        <w:rPr>
+          <w:rStyle w:val="a9"/>
+          <w:color w:val="auto"/>
+          <w:u w:val="none"/>
+          <w:lang w:eastAsia="en-US" w:bidi="ar-SA"/>
+        </w:rPr>
+        <w:t>. – Дата доступа: 24.02.2026.</w:t>
+      </w:r>
+    </w:p>
+    <w:p>
+      <w:pPr>
+        <w:spacing w:line="240" w:lineRule="auto"/>
+        <w:ind w:firstLine="709"/>
+        <w:rPr>
+          <w:rStyle w:val="a9"/>
+          <w:color w:val="auto"/>
+          <w:u w:val="none"/>
+          <w:lang w:eastAsia="en-US" w:bidi="ar-SA"/>
+        </w:rPr>
+      </w:pPr>
+      <w:r>
+        <w:rPr>
+          <w:rStyle w:val="a9"/>
+          <w:color w:val="auto"/>
+          <w:u w:val="none"/>
+          <w:lang w:eastAsia="en-US" w:bidi="ar-SA"/>
+        </w:rPr>
+        <w:t>[</w:t>
+      </w:r>
+      <w:r>
+        <w:rPr>
+          <w:rStyle w:val="a9"/>
+          <w:color w:val="auto"/>
+          <w:u w:val="none"/>
+          <w:lang w:eastAsia="en-US" w:bidi="ar-SA"/>
+        </w:rPr>
+        <w:t>6</w:t>
+      </w:r>
+      <w:r>
+        <w:rPr>
+          <w:rStyle w:val="a9"/>
+          <w:color w:val="auto"/>
+          <w:u w:val="none"/>
+          <w:lang w:eastAsia="en-US" w:bidi="ar-SA"/>
+        </w:rPr>
+        <w:t>]</w:t>
+      </w:r>
+      <w:r>
+        <w:rPr>
+          <w:rStyle w:val="a9"/>
+          <w:color w:val="auto"/>
+          <w:u w:val="none"/>
+          <w:lang w:val="en-US" w:eastAsia="en-US" w:bidi="ar-SA"/>
+        </w:rPr>
+        <w:t> </w:t>
+      </w:r>
+      <w:r>
+        <w:rPr>
+          <w:rStyle w:val="a9"/>
+          <w:color w:val="auto"/>
+          <w:u w:val="none"/>
+          <w:lang w:val="en-US" w:eastAsia="en-US" w:bidi="ar-SA"/>
+        </w:rPr>
+        <w:t>ProgrammerSought</w:t>
+      </w:r>
+      <w:r>
+        <w:rPr>
+          <w:rStyle w:val="a9"/>
+          <w:color w:val="auto"/>
+          <w:u w:val="none"/>
+          <w:lang w:eastAsia="en-US" w:bidi="ar-SA"/>
+        </w:rPr>
+        <w:t xml:space="preserve"> [Электронный ресурс]. – Режим доступа:</w:t>
+      </w:r>
+      <w:r>
+        <w:rPr>
+          <w:rStyle w:val="10"/>
+          <w:color w:val="auto"/>
+          <w:lang w:eastAsia="en-US" w:bidi="ar-SA"/>
+        </w:rPr>
+        <w:t xml:space="preserve"> </w:t>
+      </w:r>
+      <w:r>
+        <w:rPr>
+          <w:rStyle w:val="a9"/>
+          <w:color w:val="auto"/>
+          <w:u w:val="none"/>
+          <w:lang w:eastAsia="en-US" w:bidi="ar-SA"/>
+        </w:rPr>
+        <w:t>https://www.programmersought.com/article/88486698985/</w:t>
+      </w:r>
+      <w:r>
+        <w:rPr>
+          <w:rStyle w:val="a9"/>
+          <w:color w:val="auto"/>
+          <w:u w:val="none"/>
+          <w:lang w:eastAsia="en-US" w:bidi="ar-SA"/>
+        </w:rPr>
+        <w:t>. – Дата доступа: 24.02.2026.</w:t>
+      </w:r>
+    </w:p>
+    <w:p>
+      <w:pPr>
+        <w:spacing w:line="240" w:lineRule="auto"/>
+        <w:ind w:firstLine="709"/>
+        <w:rPr>
+          <w:rStyle w:val="a9"/>
+          <w:color w:val="auto"/>
+          <w:u w:val="none"/>
+          <w:lang w:eastAsia="en-US" w:bidi="ar-SA"/>
+        </w:rPr>
+      </w:pPr>
+      <w:r>
+        <w:rPr>
+          <w:rStyle w:val="a9"/>
+          <w:color w:val="auto"/>
+          <w:u w:val="none"/>
+          <w:lang w:eastAsia="en-US" w:bidi="ar-SA"/>
+        </w:rPr>
+        <w:t>[</w:t>
+      </w:r>
+      <w:r>
+        <w:rPr>
+          <w:rStyle w:val="a9"/>
+          <w:color w:val="auto"/>
+          <w:u w:val="none"/>
+          <w:lang w:eastAsia="en-US" w:bidi="ar-SA"/>
+        </w:rPr>
+        <w:t>7</w:t>
+      </w:r>
+      <w:r>
+        <w:rPr>
+          <w:rStyle w:val="a9"/>
+          <w:color w:val="auto"/>
+          <w:u w:val="none"/>
+          <w:lang w:eastAsia="en-US" w:bidi="ar-SA"/>
+        </w:rPr>
+        <w:t>]</w:t>
+      </w:r>
+      <w:r>
+        <w:rPr>
+          <w:rStyle w:val="a9"/>
+          <w:color w:val="auto"/>
+          <w:u w:val="none"/>
+          <w:lang w:val="en-US" w:eastAsia="en-US" w:bidi="ar-SA"/>
+        </w:rPr>
+        <w:t> </w:t>
+      </w:r>
+      <w:r>
+        <w:rPr>
+          <w:rStyle w:val="a9"/>
+          <w:color w:val="auto"/>
+          <w:u w:val="none"/>
+          <w:lang w:val="en-US" w:eastAsia="en-US" w:bidi="ar-SA"/>
+        </w:rPr>
+        <w:t>ManPages</w:t>
+      </w:r>
+      <w:r>
+        <w:rPr>
+          <w:rStyle w:val="a9"/>
+          <w:color w:val="auto"/>
+          <w:u w:val="none"/>
+          <w:lang w:eastAsia="en-US" w:bidi="ar-SA"/>
+        </w:rPr>
+        <w:t xml:space="preserve"> </w:t>
+      </w:r>
+      <w:r>
+        <w:rPr>
+          <w:rStyle w:val="a9"/>
+          <w:color w:val="auto"/>
+          <w:u w:val="none"/>
+          <w:lang w:val="en-US" w:eastAsia="en-US" w:bidi="ar-SA"/>
+        </w:rPr>
+        <w:t>Debian</w:t>
+      </w:r>
+      <w:r>
+        <w:rPr>
+          <w:rStyle w:val="a9"/>
+          <w:color w:val="auto"/>
+          <w:u w:val="none"/>
+          <w:lang w:eastAsia="en-US" w:bidi="ar-SA"/>
+        </w:rPr>
+        <w:t xml:space="preserve"> [Электронный ресурс]. – Режим доступа:</w:t>
+      </w:r>
+      <w:r>
+        <w:rPr>
+          <w:rStyle w:val="10"/>
+          <w:color w:val="auto"/>
+          <w:lang w:eastAsia="en-US" w:bidi="ar-SA"/>
+        </w:rPr>
+        <w:t xml:space="preserve"> </w:t>
+      </w:r>
+      <w:r>
+        <w:rPr>
+          <w:rStyle w:val="a9"/>
+          <w:color w:val="auto"/>
+          <w:u w:val="none"/>
+          <w:lang w:eastAsia="en-US" w:bidi="ar-SA"/>
+        </w:rPr>
+        <w:t>https://manpages.debian.org/unstable/ncurses-bin/terminfo.5.en.html</w:t>
+      </w:r>
+      <w:r>
+        <w:rPr>
+          <w:rStyle w:val="a9"/>
+          <w:color w:val="auto"/>
+          <w:u w:val="none"/>
+          <w:lang w:eastAsia="en-US" w:bidi="ar-SA"/>
+        </w:rPr>
+        <w:t>. – Дата доступа: 24.02.2026.</w:t>
+      </w:r>
+    </w:p>
+    <w:p>
+      <w:pPr>
+        <w:spacing w:line="240" w:lineRule="auto"/>
+        <w:ind w:firstLine="709"/>
+        <w:rPr>
+          <w:rStyle w:val="a9"/>
+          <w:color w:val="auto"/>
+          <w:u w:val="none"/>
+          <w:lang w:eastAsia="en-US" w:bidi="ar-SA"/>
+        </w:rPr>
+      </w:pPr>
+      <w:r>
+        <w:rPr>
+          <w:rStyle w:val="a9"/>
+          <w:color w:val="auto"/>
+          <w:u w:val="none"/>
+          <w:lang w:eastAsia="en-US" w:bidi="ar-SA"/>
+        </w:rPr>
+        <w:t>[</w:t>
+      </w:r>
+      <w:r>
+        <w:rPr>
+          <w:rStyle w:val="a9"/>
+          <w:color w:val="auto"/>
+          <w:u w:val="none"/>
+          <w:lang w:eastAsia="en-US" w:bidi="ar-SA"/>
+        </w:rPr>
+        <w:t>8</w:t>
+      </w:r>
+      <w:r>
+        <w:rPr>
+          <w:rStyle w:val="a9"/>
+          <w:color w:val="auto"/>
+          <w:u w:val="none"/>
+          <w:lang w:eastAsia="en-US" w:bidi="ar-SA"/>
+        </w:rPr>
+        <w:t>]</w:t>
+      </w:r>
+      <w:r>
+        <w:rPr>
+          <w:rStyle w:val="a9"/>
+          <w:color w:val="auto"/>
+          <w:u w:val="none"/>
+          <w:lang w:val="en-US" w:eastAsia="en-US" w:bidi="ar-SA"/>
+        </w:rPr>
+        <w:t> </w:t>
+      </w:r>
+      <w:r>
+        <w:rPr>
+          <w:rStyle w:val="a9"/>
+          <w:color w:val="auto"/>
+          <w:u w:val="none"/>
+          <w:lang w:val="en-US" w:eastAsia="en-US" w:bidi="ar-SA"/>
+        </w:rPr>
+        <w:t>Manuals</w:t>
+      </w:r>
+      <w:r>
+        <w:rPr>
+          <w:rStyle w:val="a9"/>
+          <w:color w:val="auto"/>
+          <w:u w:val="none"/>
+          <w:lang w:eastAsia="en-US" w:bidi="ar-SA"/>
+        </w:rPr>
+        <w:t xml:space="preserve"> </w:t>
+      </w:r>
+      <w:r>
+        <w:rPr>
+          <w:rStyle w:val="a9"/>
+          <w:color w:val="auto"/>
+          <w:u w:val="none"/>
+          <w:lang w:val="en-US" w:eastAsia="en-US" w:bidi="ar-SA"/>
+        </w:rPr>
+        <w:t>OpenSuse</w:t>
+      </w:r>
+      <w:r>
+        <w:rPr>
+          <w:rStyle w:val="a9"/>
+          <w:color w:val="auto"/>
+          <w:u w:val="none"/>
+          <w:lang w:eastAsia="en-US" w:bidi="ar-SA"/>
+        </w:rPr>
+        <w:t xml:space="preserve"> [Электронный ресурс]. – Режим доступа:</w:t>
+      </w:r>
+      <w:r>
+        <w:rPr>
+          <w:rStyle w:val="10"/>
+          <w:color w:val="auto"/>
+          <w:lang w:eastAsia="en-US" w:bidi="ar-SA"/>
+        </w:rPr>
+        <w:t xml:space="preserve"> </w:t>
+      </w:r>
+      <w:r>
+        <w:rPr>
+          <w:rStyle w:val="a9"/>
+          <w:color w:val="auto"/>
+          <w:u w:val="none"/>
+          <w:lang w:val="en-US" w:eastAsia="en-US" w:bidi="ar-SA"/>
+        </w:rPr>
+        <w:t>https</w:t>
+      </w:r>
+      <w:r>
+        <w:rPr>
+          <w:rStyle w:val="a9"/>
+          <w:color w:val="auto"/>
+          <w:u w:val="none"/>
+          <w:lang w:eastAsia="en-US" w:bidi="ar-SA"/>
+        </w:rPr>
+        <w:t>://</w:t>
+      </w:r>
+      <w:r>
+        <w:rPr>
+          <w:rStyle w:val="a9"/>
+          <w:color w:val="auto"/>
+          <w:u w:val="none"/>
+          <w:lang w:val="en-US" w:eastAsia="en-US" w:bidi="ar-SA"/>
+        </w:rPr>
+        <w:t>manpages</w:t>
+      </w:r>
+      <w:r>
+        <w:rPr>
+          <w:rStyle w:val="a9"/>
+          <w:color w:val="auto"/>
+          <w:u w:val="none"/>
+          <w:lang w:eastAsia="en-US" w:bidi="ar-SA"/>
+        </w:rPr>
+        <w:t>.</w:t>
+      </w:r>
+      <w:r>
+        <w:rPr>
+          <w:rStyle w:val="a9"/>
+          <w:color w:val="auto"/>
+          <w:u w:val="none"/>
+          <w:lang w:val="en-US" w:eastAsia="en-US" w:bidi="ar-SA"/>
+        </w:rPr>
+        <w:t>opensuse</w:t>
+      </w:r>
+      <w:r>
+        <w:rPr>
+          <w:rStyle w:val="a9"/>
+          <w:color w:val="auto"/>
+          <w:u w:val="none"/>
+          <w:lang w:eastAsia="en-US" w:bidi="ar-SA"/>
+        </w:rPr>
+        <w:t>.</w:t>
+      </w:r>
+      <w:r>
+        <w:rPr>
+          <w:rStyle w:val="a9"/>
+          <w:color w:val="auto"/>
+          <w:u w:val="none"/>
+          <w:lang w:val="en-US" w:eastAsia="en-US" w:bidi="ar-SA"/>
+        </w:rPr>
+        <w:t>org</w:t>
+      </w:r>
+      <w:r>
+        <w:rPr>
+          <w:rStyle w:val="a9"/>
+          <w:color w:val="auto"/>
+          <w:u w:val="none"/>
+          <w:lang w:eastAsia="en-US" w:bidi="ar-SA"/>
+        </w:rPr>
+        <w:t>/</w:t>
+      </w:r>
+      <w:r>
+        <w:rPr>
+          <w:rStyle w:val="a9"/>
+          <w:color w:val="auto"/>
+          <w:u w:val="none"/>
+          <w:lang w:val="en-US" w:eastAsia="en-US" w:bidi="ar-SA"/>
+        </w:rPr>
+        <w:t>Tumbleweed</w:t>
+      </w:r>
+      <w:r>
+        <w:rPr>
+          <w:rStyle w:val="a9"/>
+          <w:color w:val="auto"/>
+          <w:u w:val="none"/>
+          <w:lang w:eastAsia="en-US" w:bidi="ar-SA"/>
+        </w:rPr>
+        <w:t>/</w:t>
+      </w:r>
+      <w:r>
+        <w:rPr>
+          <w:rStyle w:val="a9"/>
+          <w:color w:val="auto"/>
+          <w:u w:val="none"/>
+          <w:lang w:val="en-US" w:eastAsia="en-US" w:bidi="ar-SA"/>
+        </w:rPr>
+        <w:t>ncurses</w:t>
+      </w:r>
+      <w:r>
+        <w:rPr>
+          <w:rStyle w:val="a9"/>
+          <w:color w:val="auto"/>
+          <w:u w:val="none"/>
+          <w:lang w:eastAsia="en-US" w:bidi="ar-SA"/>
+        </w:rPr>
+        <w:t>-</w:t>
+      </w:r>
+      <w:r>
+        <w:rPr>
+          <w:rStyle w:val="a9"/>
+          <w:color w:val="auto"/>
+          <w:u w:val="none"/>
+          <w:lang w:val="en-US" w:eastAsia="en-US" w:bidi="ar-SA"/>
+        </w:rPr>
+        <w:t>devel</w:t>
+      </w:r>
+      <w:r>
+        <w:rPr>
+          <w:rStyle w:val="a9"/>
+          <w:color w:val="auto"/>
+          <w:u w:val="none"/>
+          <w:lang w:eastAsia="en-US" w:bidi="ar-SA"/>
+        </w:rPr>
+        <w:t>/</w:t>
+      </w:r>
+      <w:r>
+        <w:rPr>
+          <w:rStyle w:val="a9"/>
+          <w:color w:val="auto"/>
+          <w:u w:val="none"/>
+          <w:lang w:val="en-US" w:eastAsia="en-US" w:bidi="ar-SA"/>
+        </w:rPr>
+        <w:t>wredrawln</w:t>
+      </w:r>
+      <w:r>
+        <w:rPr>
+          <w:rStyle w:val="a9"/>
+          <w:color w:val="auto"/>
+          <w:u w:val="none"/>
+          <w:lang w:eastAsia="en-US" w:bidi="ar-SA"/>
+        </w:rPr>
+        <w:t>.3</w:t>
+      </w:r>
+      <w:r>
+        <w:rPr>
+          <w:rStyle w:val="a9"/>
+          <w:color w:val="auto"/>
+          <w:u w:val="none"/>
+          <w:lang w:val="en-US" w:eastAsia="en-US" w:bidi="ar-SA"/>
+        </w:rPr>
+        <w:t>ncurses</w:t>
+      </w:r>
+      <w:r>
+        <w:rPr>
+          <w:rStyle w:val="a9"/>
+          <w:color w:val="auto"/>
+          <w:u w:val="none"/>
+          <w:lang w:eastAsia="en-US" w:bidi="ar-SA"/>
+        </w:rPr>
+        <w:t>.</w:t>
+      </w:r>
+      <w:r>
+        <w:rPr>
+          <w:rStyle w:val="a9"/>
+          <w:color w:val="auto"/>
+          <w:u w:val="none"/>
+          <w:lang w:val="en-US" w:eastAsia="en-US" w:bidi="ar-SA"/>
+        </w:rPr>
+        <w:t>en</w:t>
+      </w:r>
+      <w:r>
+        <w:rPr>
+          <w:rStyle w:val="a9"/>
+          <w:color w:val="auto"/>
+          <w:u w:val="none"/>
+          <w:lang w:eastAsia="en-US" w:bidi="ar-SA"/>
+        </w:rPr>
+        <w:t>.</w:t>
+      </w:r>
+      <w:r>
+        <w:rPr>
+          <w:rStyle w:val="a9"/>
+          <w:color w:val="auto"/>
+          <w:u w:val="none"/>
+          <w:lang w:val="en-US" w:eastAsia="en-US" w:bidi="ar-SA"/>
+        </w:rPr>
+        <w:t>html</w:t>
+      </w:r>
+      <w:r>
+        <w:rPr>
+          <w:rStyle w:val="a9"/>
+          <w:color w:val="auto"/>
+          <w:u w:val="none"/>
+          <w:lang w:eastAsia="en-US" w:bidi="ar-SA"/>
+        </w:rPr>
+        <w:t>. – Дата доступа: 24.02.2026.</w:t>
+      </w:r>
+    </w:p>
+    <w:p>
+      <w:pPr>
+        <w:spacing w:line="240" w:lineRule="auto"/>
+        <w:ind w:firstLine="709"/>
+        <w:rPr>
+          <w:rStyle w:val="a9"/>
+          <w:color w:val="auto"/>
+          <w:u w:val="none"/>
+          <w:lang w:eastAsia="en-US" w:bidi="ar-SA"/>
+        </w:rPr>
+      </w:pPr>
+      <w:r>
+        <w:rPr>
+          <w:rStyle w:val="a9"/>
+          <w:color w:val="auto"/>
+          <w:u w:val="none"/>
+          <w:lang w:eastAsia="en-US" w:bidi="ar-SA"/>
+        </w:rPr>
+        <w:t>[</w:t>
+      </w:r>
+      <w:r>
+        <w:rPr>
+          <w:rStyle w:val="a9"/>
+          <w:color w:val="auto"/>
+          <w:u w:val="none"/>
+          <w:lang w:eastAsia="en-US" w:bidi="ar-SA"/>
+        </w:rPr>
+        <w:t>9</w:t>
+      </w:r>
+      <w:r>
+        <w:rPr>
+          <w:rStyle w:val="a9"/>
+          <w:color w:val="auto"/>
+          <w:u w:val="none"/>
+          <w:lang w:eastAsia="en-US" w:bidi="ar-SA"/>
+        </w:rPr>
+        <w:t>]</w:t>
+      </w:r>
+      <w:r>
+        <w:rPr>
+          <w:rStyle w:val="a9"/>
+          <w:color w:val="auto"/>
+          <w:u w:val="none"/>
+          <w:lang w:val="en-US" w:eastAsia="en-US" w:bidi="ar-SA"/>
+        </w:rPr>
+        <w:t> </w:t>
+      </w:r>
+      <w:r>
+        <w:rPr>
+          <w:color w:val="auto"/>
+          <w:lang w:eastAsia="en-US"/>
+        </w:rPr>
+        <w:t>Чешск</w:t>
+      </w:r>
+      <w:r>
+        <w:rPr>
+          <w:color w:val="auto"/>
+          <w:lang w:eastAsia="en-US"/>
+        </w:rPr>
+        <w:t>ий</w:t>
+      </w:r>
+      <w:r>
+        <w:rPr>
+          <w:color w:val="auto"/>
+          <w:lang w:eastAsia="en-US"/>
+        </w:rPr>
+        <w:t xml:space="preserve"> техническ</w:t>
+      </w:r>
+      <w:r>
+        <w:rPr>
+          <w:color w:val="auto"/>
+          <w:lang w:eastAsia="en-US"/>
+        </w:rPr>
+        <w:t>ий</w:t>
+      </w:r>
+      <w:r>
+        <w:rPr>
+          <w:color w:val="auto"/>
+          <w:lang w:eastAsia="en-US"/>
+        </w:rPr>
+        <w:t xml:space="preserve"> университет</w:t>
+      </w:r>
+      <w:r>
+        <w:rPr>
+          <w:color w:val="auto"/>
+          <w:lang w:eastAsia="en-US"/>
+        </w:rPr>
+        <w:t xml:space="preserve"> </w:t>
+      </w:r>
+      <w:r>
+        <w:rPr>
+          <w:rStyle w:val="a9"/>
+          <w:color w:val="auto"/>
+          <w:u w:val="none"/>
+          <w:lang w:eastAsia="en-US" w:bidi="ar-SA"/>
+        </w:rPr>
+        <w:t>[Электронный ресурс]. – Режим доступа:</w:t>
+      </w:r>
+      <w:r>
+        <w:rPr>
+          <w:rStyle w:val="10"/>
+          <w:color w:val="auto"/>
+          <w:lang w:eastAsia="en-US" w:bidi="ar-SA"/>
+        </w:rPr>
+        <w:t xml:space="preserve"> </w:t>
+      </w:r>
+      <w:r>
+        <w:rPr>
+          <w:rStyle w:val="a9"/>
+          <w:color w:val="auto"/>
+          <w:u w:val="none"/>
+          <w:lang w:eastAsia="en-US" w:bidi="ar-SA"/>
+        </w:rPr>
+        <w:t>https://wiki.control.fel.cvut.cz/pos/os_api/unix-4.html</w:t>
       </w:r>
       <w:r>
         <w:rPr>
@@ -6010,7 +8727,7 @@
       <w:pPr>
         <w:widowControl/>
         <w:suppressAutoHyphens w:val="0"/>
-        <w:spacing w:after="160" w:line="240" w:lineRule="auto"/>
+        <w:spacing w:after="160" w:line="259" w:lineRule="auto"/>
         <w:jc w:val="left"/>
         <w:rPr>
           <w:rStyle w:val="a9"/>
@@ -6024,6 +8741,20 @@
           <w:lang w:eastAsia="en-US" w:bidi="ar-SA"/>
         </w:rPr>
       </w:pPr>
+      <w:r>
+        <w:rPr>
+          <w:rStyle w:val="a9"/>
+          <w:rFonts w:eastAsiaTheme="majorEastAsia" w:cstheme="majorBidi"/>
+          <w:b/>
+          <w:color w:val="auto"/>
+          <w:sz w:val="36"/>
+          <w:szCs w:val="32"/>
+          <w:highlight w:val="yellow"/>
+          <w:u w:val="none"/>
+          <w:lang w:eastAsia="en-US" w:bidi="ar-SA"/>
+        </w:rPr>
+        <w:br w:type="page"/>
+      </w:r>
     </w:p>
     <w:p>
       <w:pPr>
@@ -6041,6 +8772,7 @@
           <w:color w:val="auto"/>
           <w:u w:val="none"/>
         </w:rPr>
+        <w:lastRenderedPageBreak/>
         <w:t xml:space="preserve">ПРИЛОЖЕНИЕ </w:t>
       </w:r>
       <w:r>
@@ -12866,7 +15598,6 @@
   <w:style w:type="character" w:default="1" w:styleId="a0">
     <w:name w:val="Default Paragraph Font"/>
     <w:uiPriority w:val="1"/>
-    <w:semiHidden/>
     <w:unhideWhenUsed/>
   </w:style>
   <w:style w:type="table" w:default="1" w:styleId="a1">
